--- a/Relatorio_Estagio_LeandroPinto.docx
+++ b/Relatorio_Estagio_LeandroPinto.docx
@@ -1183,35 +1183,35 @@
         <w:rPr>
           <w:rFonts w:eastAsiaTheme="minorHAnsi"/>
         </w:rPr>
-        <w:t xml:space="preserve">Durante o período de trabalho com a equipa de IT, tive a oportunidade de participar num projeto focado no desenvolvimento de um sistema de plataforma online, utilizando tecnologias como PHP, </w:t>
-      </w:r>
-      <w:proofErr w:type="spellStart"/>
-      <w:r>
+        <w:t>Durante o período de trabalho com a equipa de IT, tive a oportunidade de participar num projeto focado no desenvolvimento de um sistema de plataforma online, utilizando tecnologias como PHP, MySQL, Google Forms, HTML e CSS.</w:t>
+      </w:r>
+    </w:p>
+    <w:p>
+      <w:pPr>
+        <w:spacing w:line="276" w:lineRule="auto"/>
         <w:rPr>
           <w:rFonts w:eastAsiaTheme="minorHAnsi"/>
         </w:rPr>
-        <w:t>MySQL</w:t>
-      </w:r>
-      <w:proofErr w:type="spellEnd"/>
+      </w:pPr>
       <w:r>
         <w:rPr>
           <w:rFonts w:eastAsiaTheme="minorHAnsi"/>
         </w:rPr>
-        <w:t xml:space="preserve">, Google </w:t>
-      </w:r>
-      <w:proofErr w:type="spellStart"/>
-      <w:r>
+        <w:t>O projeto consistiu na criação de uma solução que permitisse a gestão de marcações de forma automatizada e acessível, garantindo que os dados fossem armazenados de maneira segura e estruturada na base de dados MySQL. A implementação do PHP serviu para a comunicação entre o frontend e a base de dados, permitindo a manipulação de informações como reservas, disponibilidade e confirmação de agendamentos. Além disso, foram integrados Google Forms para recolha de informações adicionais, facilitando o processo de registo e melhorando a interação com os utilizadores.</w:t>
+      </w:r>
+    </w:p>
+    <w:p>
+      <w:pPr>
+        <w:spacing w:line="276" w:lineRule="auto"/>
         <w:rPr>
           <w:rFonts w:eastAsiaTheme="minorHAnsi"/>
         </w:rPr>
-        <w:t>Forms</w:t>
-      </w:r>
-      <w:proofErr w:type="spellEnd"/>
+      </w:pPr>
       <w:r>
         <w:rPr>
           <w:rFonts w:eastAsiaTheme="minorHAnsi"/>
         </w:rPr>
-        <w:t>, HTML e CSS.</w:t>
+        <w:t>A nível de design, foram aplicadas boas práticas de HTML e CSS para criar uma interface responsiva e agradável, garantindo uma navegação intuitiva e acessível em diferentes dispositivos. O foco esteve na usabilidade, tornando o sistema eficiente tanto para os administradores, que geriam os agendamentos, como para os utilizadores, que faziam as suas marcações de forma simples e rápida.</w:t>
       </w:r>
     </w:p>
     <w:p>
@@ -1225,124 +1225,52 @@
         <w:rPr>
           <w:rFonts w:eastAsiaTheme="minorHAnsi"/>
         </w:rPr>
-        <w:t xml:space="preserve">O projeto consistiu na criação de uma solução que permitisse a gestão de marcações de forma automatizada e acessível, garantindo que os dados fossem armazenados de maneira segura e estruturada na base de dados </w:t>
-      </w:r>
-      <w:proofErr w:type="spellStart"/>
-      <w:r>
+        <w:t>Para além do desenvolvimento técnico, este período proporcionou também uma experiência enriquecedora no que diz respeito à produção e edição de conteúdos multimédia, melhorando a comunicação visual do sistema e tornando-o mais apelativo. A criação de elementos gráficos e materiais visuais contribuiu para uma identidade visual mais profissional e coerente com os objetivos do projeto.</w:t>
+      </w:r>
+    </w:p>
+    <w:p>
+      <w:pPr>
+        <w:spacing w:line="276" w:lineRule="auto"/>
         <w:rPr>
           <w:rFonts w:eastAsiaTheme="minorHAnsi"/>
         </w:rPr>
-        <w:t>MySQL</w:t>
-      </w:r>
-      <w:proofErr w:type="spellEnd"/>
+      </w:pPr>
       <w:r>
         <w:rPr>
           <w:rFonts w:eastAsiaTheme="minorHAnsi"/>
         </w:rPr>
-        <w:t xml:space="preserve">. A implementação do PHP serviu para a comunicação entre o </w:t>
-      </w:r>
-      <w:proofErr w:type="spellStart"/>
-      <w:r>
+        <w:t>Trabalhar com a equipa de IT foi uma experiência muito enriquecedora, pois permitiu a colaboração direta com profissionais experientes, promovendo a troca de conhecimentos e o desenvolvimento de novas competências. Durante este tempo, tive a oportunidade de aprender novas metodologias, aprofundar os meus conhecimentos em desenvolvimento web, gestão de base de dados e design de interfaces, e ainda melhorar as minhas capacidades de resolução de problemas e trabalho em equipa.</w:t>
+      </w:r>
+    </w:p>
+    <w:p>
+      <w:pPr>
+        <w:spacing w:line="276" w:lineRule="auto"/>
         <w:rPr>
           <w:rFonts w:eastAsiaTheme="minorHAnsi"/>
         </w:rPr>
-        <w:t>frontend</w:t>
-      </w:r>
-      <w:proofErr w:type="spellEnd"/>
+      </w:pPr>
       <w:r>
         <w:rPr>
           <w:rFonts w:eastAsiaTheme="minorHAnsi"/>
         </w:rPr>
-        <w:t xml:space="preserve"> e a base de dados, permitindo a manipulação de informações como reservas, disponibilidade e confirmação de agendamentos. Além disso, foram integrados Google </w:t>
-      </w:r>
-      <w:proofErr w:type="spellStart"/>
-      <w:r>
+        <w:t>No final, o projeto resultou numa solução eficaz e bem estruturada, contribuindo para uma melhor organização e eficiência na plataforma online. Esta experiência foi fundamental para consolidar conhecimentos e abrir portas para novos desafios na área tecnológica.</w:t>
+      </w:r>
+    </w:p>
+    <w:p>
+      <w:pPr>
+        <w:spacing w:line="276" w:lineRule="auto"/>
         <w:rPr>
           <w:rFonts w:eastAsiaTheme="minorHAnsi"/>
         </w:rPr>
-        <w:t>Forms</w:t>
-      </w:r>
-      <w:proofErr w:type="spellEnd"/>
-      <w:r>
-        <w:rPr>
-          <w:rFonts w:eastAsiaTheme="minorHAnsi"/>
-        </w:rPr>
-        <w:t xml:space="preserve"> para recolha de informações adicionais, facilitando o processo de registo e melhorando a interação com os utilizadores.</w:t>
-      </w:r>
-    </w:p>
-    <w:p>
-      <w:pPr>
-        <w:spacing w:line="276" w:lineRule="auto"/>
-        <w:rPr>
-          <w:rFonts w:eastAsiaTheme="minorHAnsi"/>
-        </w:rPr>
-      </w:pPr>
-      <w:r>
-        <w:rPr>
-          <w:rFonts w:eastAsiaTheme="minorHAnsi"/>
-        </w:rPr>
-        <w:t>A nível de design, foram aplicadas boas práticas de HTML e CSS para criar uma interface responsiva e agradável, garantindo uma navegação intuitiva e acessível em diferentes dispositivos. O foco esteve na usabilidade, tornando o sistema eficiente tanto para os administradores, que geriam os agendamentos, como para os utilizadores, que faziam as suas marcações de forma simples e rápida.</w:t>
-      </w:r>
-    </w:p>
-    <w:p>
-      <w:pPr>
-        <w:spacing w:line="276" w:lineRule="auto"/>
-        <w:rPr>
-          <w:rFonts w:eastAsiaTheme="minorHAnsi"/>
-        </w:rPr>
-      </w:pPr>
-      <w:r>
-        <w:rPr>
-          <w:rFonts w:eastAsiaTheme="minorHAnsi"/>
-        </w:rPr>
-        <w:t>Para além do desenvolvimento técnico, este período proporcionou também uma experiência enriquecedora no que diz respeito à produção e edição de conteúdos multimédia, melhorando a comunicação visual do sistema e tornando-o mais apelativo. A criação de elementos gráficos e materiais visuais contribuiu para uma identidade visual mais profissional e coerente com os objetivos do projeto.</w:t>
-      </w:r>
-    </w:p>
-    <w:p>
-      <w:pPr>
-        <w:spacing w:line="276" w:lineRule="auto"/>
-        <w:rPr>
-          <w:rFonts w:eastAsiaTheme="minorHAnsi"/>
-        </w:rPr>
-      </w:pPr>
-      <w:r>
-        <w:rPr>
-          <w:rFonts w:eastAsiaTheme="minorHAnsi"/>
-        </w:rPr>
-        <w:t>Trabalhar com a equipa de IT foi uma experiência muito enriquecedora, pois permitiu a colaboração direta com profissionais experientes, promovendo a troca de conhecimentos e o desenvolvimento de novas competências. Durante este tempo, tive a oportunidade de aprender novas metodologias, aprofundar os meus conhecimentos em desenvolvimento web, gestão de base de dados e design de interfaces, e ainda melhorar as minhas capacidades de resolução de problemas e trabalho em equipa.</w:t>
-      </w:r>
-    </w:p>
-    <w:p>
-      <w:pPr>
-        <w:spacing w:line="276" w:lineRule="auto"/>
-        <w:rPr>
-          <w:rFonts w:eastAsiaTheme="minorHAnsi"/>
-        </w:rPr>
-      </w:pPr>
-      <w:r>
-        <w:rPr>
-          <w:rFonts w:eastAsiaTheme="minorHAnsi"/>
-        </w:rPr>
-        <w:t>No final, o projeto resultou numa solução eficaz e bem estruturada, contribuindo para uma melhor organização e eficiência na plataforma online. Esta experiência foi fundamental para consolidar conhecimentos e abrir portas para novos desafios na área tecnológica.</w:t>
-      </w:r>
-    </w:p>
-    <w:p>
-      <w:pPr>
-        <w:spacing w:line="276" w:lineRule="auto"/>
-        <w:rPr>
-          <w:rFonts w:eastAsiaTheme="minorHAnsi"/>
-        </w:rPr>
       </w:pPr>
     </w:p>
     <w:p>
       <w:pPr>
         <w:pStyle w:val="Ttulos"/>
       </w:pPr>
-      <w:proofErr w:type="gramStart"/>
       <w:r>
         <w:t>Palavras chave</w:t>
       </w:r>
-      <w:proofErr w:type="gramEnd"/>
     </w:p>
     <w:p>
       <w:pPr>
@@ -1388,12 +1316,10 @@
       <w:pPr>
         <w:pStyle w:val="Ttulos"/>
       </w:pPr>
-      <w:proofErr w:type="spellStart"/>
       <w:r>
         <w:lastRenderedPageBreak/>
         <w:t>Abstract</w:t>
       </w:r>
-      <w:proofErr w:type="spellEnd"/>
     </w:p>
     <w:p>
       <w:pPr>
@@ -1408,49 +1334,7 @@
         <w:rPr>
           <w:lang w:val="en-US"/>
         </w:rPr>
-        <w:t xml:space="preserve">During my time working with the IT team, I had the opportunity to participate in a project focused on developing an online </w:t>
-      </w:r>
-      <w:proofErr w:type="spellStart"/>
-      <w:r>
-        <w:rPr>
-          <w:lang w:val="en-US"/>
-        </w:rPr>
-        <w:t>plataform</w:t>
-      </w:r>
-      <w:proofErr w:type="spellEnd"/>
-      <w:r>
-        <w:rPr>
-          <w:lang w:val="en-US"/>
-        </w:rPr>
-        <w:t xml:space="preserve"> system, using technologies such as PHP, MySQL, Google Forms, HTML, and CSS. This work required not only the technical development of the platform but also an understanding of </w:t>
-      </w:r>
-      <w:proofErr w:type="gramStart"/>
-      <w:r>
-        <w:rPr>
-          <w:lang w:val="en-US"/>
-        </w:rPr>
-        <w:t>user</w:t>
-      </w:r>
-      <w:proofErr w:type="gramEnd"/>
-      <w:r>
-        <w:rPr>
-          <w:lang w:val="en-US"/>
-        </w:rPr>
-        <w:t xml:space="preserve"> needs to ensure </w:t>
-      </w:r>
-      <w:proofErr w:type="gramStart"/>
-      <w:r>
-        <w:rPr>
-          <w:lang w:val="en-US"/>
-        </w:rPr>
-        <w:t>a smooth</w:t>
-      </w:r>
-      <w:proofErr w:type="gramEnd"/>
-      <w:r>
-        <w:rPr>
-          <w:lang w:val="en-US"/>
-        </w:rPr>
-        <w:t xml:space="preserve"> and efficient experience.</w:t>
+        <w:t>During my time working with the IT team, I had the opportunity to participate in a project focused on developing an online plataform system, using technologies such as PHP, MySQL, Google Forms, HTML, and CSS. This work required not only the technical development of the platform but also an understanding of user needs to ensure a smooth and efficient experience.</w:t>
       </w:r>
     </w:p>
     <w:p>
@@ -1482,35 +1366,7 @@
         <w:rPr>
           <w:lang w:val="en-US"/>
         </w:rPr>
-        <w:t xml:space="preserve">In terms of design, </w:t>
-      </w:r>
-      <w:proofErr w:type="gramStart"/>
-      <w:r>
-        <w:rPr>
-          <w:lang w:val="en-US"/>
-        </w:rPr>
-        <w:t>best</w:t>
-      </w:r>
-      <w:proofErr w:type="gramEnd"/>
-      <w:r>
-        <w:rPr>
-          <w:lang w:val="en-US"/>
-        </w:rPr>
-        <w:t xml:space="preserve"> practices in HTML and CSS were applied to create a responsive and visually appealing interface, ensuring intuitive and accessible navigation across different devices. The focus was on usability, making the system efficient both for administrators managing the bookings and for users </w:t>
-      </w:r>
-      <w:proofErr w:type="spellStart"/>
-      <w:r>
-        <w:rPr>
-          <w:lang w:val="en-US"/>
-        </w:rPr>
-        <w:t>plataform</w:t>
-      </w:r>
-      <w:proofErr w:type="spellEnd"/>
-      <w:r>
-        <w:rPr>
-          <w:lang w:val="en-US"/>
-        </w:rPr>
-        <w:t xml:space="preserve"> their appointments quickly and easily.</w:t>
+        <w:t>In terms of design, best practices in HTML and CSS were applied to create a responsive and visually appealing interface, ensuring intuitive and accessible navigation across different devices. The focus was on usability, making the system efficient both for administrators managing the bookings and for users plataform their appointments quickly and easily.</w:t>
       </w:r>
     </w:p>
     <w:p>
@@ -1657,11 +1513,9 @@
           <w:tab w:val="left" w:pos="851"/>
         </w:tabs>
       </w:pPr>
-      <w:proofErr w:type="spellStart"/>
       <w:r>
         <w:t>Teamwork</w:t>
       </w:r>
-      <w:proofErr w:type="spellEnd"/>
     </w:p>
     <w:p>
       <w:pPr>
@@ -1702,35 +1556,18 @@
           <w:lang w:val="en-US"/>
         </w:rPr>
       </w:pPr>
-      <w:proofErr w:type="spellStart"/>
       <w:r>
         <w:rPr>
           <w:lang w:val="en-US"/>
         </w:rPr>
         <w:lastRenderedPageBreak/>
-        <w:t>Índice</w:t>
-      </w:r>
-      <w:proofErr w:type="spellEnd"/>
-      <w:r>
-        <w:rPr>
-          <w:lang w:val="en-US"/>
-        </w:rPr>
-        <w:t xml:space="preserve"> </w:t>
-      </w:r>
-      <w:proofErr w:type="spellStart"/>
-      <w:r>
-        <w:rPr>
-          <w:lang w:val="en-US"/>
-        </w:rPr>
-        <w:t>geral</w:t>
-      </w:r>
-      <w:proofErr w:type="spellEnd"/>
+        <w:t>Índice geral</w:t>
+      </w:r>
     </w:p>
     <w:sdt>
       <w:sdtPr>
         <w:rPr>
           <w:rFonts w:eastAsia="Times New Roman" w:cs="Times New Roman"/>
-          <w:color w:val="auto"/>
           <w:sz w:val="24"/>
           <w:szCs w:val="20"/>
           <w:lang w:val="pt-PT" w:eastAsia="pt-PT"/>
@@ -1751,7 +1588,7 @@
       <w:sdtContent>
         <w:p>
           <w:pPr>
-            <w:pStyle w:val="TOCHeading"/>
+            <w:pStyle w:val="Cabealhodondice"/>
           </w:pPr>
           <w:r>
             <w:t>Contents</w:t>
@@ -1759,7 +1596,7 @@
         </w:p>
         <w:p>
           <w:pPr>
-            <w:pStyle w:val="TOC1"/>
+            <w:pStyle w:val="ndice1"/>
             <w:tabs>
               <w:tab w:val="left" w:pos="960"/>
               <w:tab w:val="right" w:leader="dot" w:pos="8777"/>
@@ -1784,7 +1621,7 @@
           <w:hyperlink w:anchor="_Toc199943655" w:history="1">
             <w:r>
               <w:rPr>
-                <w:rStyle w:val="Hyperlink"/>
+                <w:rStyle w:val="Hiperligao"/>
                 <w:noProof/>
               </w:rPr>
               <w:t>1.</w:t>
@@ -1801,7 +1638,7 @@
             </w:r>
             <w:r>
               <w:rPr>
-                <w:rStyle w:val="Hyperlink"/>
+                <w:rStyle w:val="Hiperligao"/>
                 <w:noProof/>
               </w:rPr>
               <w:t>Introdução</w:t>
@@ -1858,7 +1695,7 @@
         </w:p>
         <w:p>
           <w:pPr>
-            <w:pStyle w:val="TOC1"/>
+            <w:pStyle w:val="ndice1"/>
             <w:tabs>
               <w:tab w:val="right" w:leader="dot" w:pos="8777"/>
             </w:tabs>
@@ -1873,7 +1710,7 @@
           <w:hyperlink w:anchor="_Toc199943656" w:history="1">
             <w:r>
               <w:rPr>
-                <w:rStyle w:val="Hyperlink"/>
+                <w:rStyle w:val="Hiperligao"/>
                 <w:rFonts w:ascii="Trebuchet MS" w:hAnsi="Trebuchet MS"/>
                 <w:b/>
                 <w:bCs/>
@@ -1933,7 +1770,7 @@
         </w:p>
         <w:p>
           <w:pPr>
-            <w:pStyle w:val="TOC1"/>
+            <w:pStyle w:val="ndice1"/>
             <w:tabs>
               <w:tab w:val="right" w:leader="dot" w:pos="8777"/>
             </w:tabs>
@@ -1948,7 +1785,7 @@
           <w:hyperlink w:anchor="_Toc199943657" w:history="1">
             <w:r>
               <w:rPr>
-                <w:rStyle w:val="Hyperlink"/>
+                <w:rStyle w:val="Hiperligao"/>
                 <w:rFonts w:ascii="Trebuchet MS" w:hAnsi="Trebuchet MS"/>
                 <w:b/>
                 <w:bCs/>
@@ -2008,7 +1845,7 @@
         </w:p>
         <w:p>
           <w:pPr>
-            <w:pStyle w:val="TOC1"/>
+            <w:pStyle w:val="ndice1"/>
             <w:tabs>
               <w:tab w:val="right" w:leader="dot" w:pos="8777"/>
             </w:tabs>
@@ -2023,7 +1860,7 @@
           <w:hyperlink w:anchor="_Toc199943658" w:history="1">
             <w:r>
               <w:rPr>
-                <w:rStyle w:val="Hyperlink"/>
+                <w:rStyle w:val="Hiperligao"/>
                 <w:rFonts w:ascii="Trebuchet MS" w:hAnsi="Trebuchet MS"/>
                 <w:b/>
                 <w:bCs/>
@@ -2083,7 +1920,7 @@
         </w:p>
         <w:p>
           <w:pPr>
-            <w:pStyle w:val="TOC1"/>
+            <w:pStyle w:val="ndice1"/>
             <w:tabs>
               <w:tab w:val="right" w:leader="dot" w:pos="8777"/>
             </w:tabs>
@@ -2098,7 +1935,7 @@
           <w:hyperlink w:anchor="_Toc199943659" w:history="1">
             <w:r>
               <w:rPr>
-                <w:rStyle w:val="Hyperlink"/>
+                <w:rStyle w:val="Hiperligao"/>
                 <w:noProof/>
               </w:rPr>
               <w:t>Conclusão</w:t>
@@ -2155,7 +1992,7 @@
         </w:p>
         <w:p>
           <w:pPr>
-            <w:pStyle w:val="TOC1"/>
+            <w:pStyle w:val="ndice1"/>
             <w:tabs>
               <w:tab w:val="right" w:leader="dot" w:pos="8777"/>
             </w:tabs>
@@ -2170,7 +2007,7 @@
           <w:hyperlink w:anchor="_Toc199943660" w:history="1">
             <w:r>
               <w:rPr>
-                <w:rStyle w:val="Hyperlink"/>
+                <w:rStyle w:val="Hiperligao"/>
                 <w:noProof/>
               </w:rPr>
               <w:t>Web Grafia</w:t>
@@ -2227,7 +2064,7 @@
         </w:p>
         <w:p>
           <w:pPr>
-            <w:pStyle w:val="TOC1"/>
+            <w:pStyle w:val="ndice1"/>
             <w:tabs>
               <w:tab w:val="right" w:leader="dot" w:pos="8777"/>
             </w:tabs>
@@ -2242,7 +2079,7 @@
           <w:hyperlink w:anchor="_Toc199943661" w:history="1">
             <w:r>
               <w:rPr>
-                <w:rStyle w:val="Hyperlink"/>
+                <w:rStyle w:val="Hiperligao"/>
                 <w:noProof/>
               </w:rPr>
               <w:t>Lista semanal de atividades realizadas</w:t>
@@ -2574,7 +2411,7 @@
     </w:p>
     <w:p>
       <w:pPr>
-        <w:pStyle w:val="TableofFigures"/>
+        <w:pStyle w:val="ndicedeilustraes"/>
         <w:tabs>
           <w:tab w:val="right" w:leader="dot" w:pos="8777"/>
         </w:tabs>
@@ -2598,7 +2435,7 @@
       <w:hyperlink w:anchor="_Toc199943144" w:history="1">
         <w:r>
           <w:rPr>
-            <w:rStyle w:val="Hyperlink"/>
+            <w:rStyle w:val="Hiperligao"/>
             <w:noProof/>
           </w:rPr>
           <w:t>Figura 1 - Empresa Softinsa</w:t>
@@ -3041,111 +2878,73 @@
       <w:r>
         <w:t xml:space="preserve">Durante o estágio, tive a oportunidade de participar em duas vertentes distintas, mas complementares: numa fase inicial, integrei a equipa de IT, onde explorei ferramentas de automação como o </w:t>
       </w:r>
-      <w:proofErr w:type="spellStart"/>
       <w:r>
         <w:rPr>
           <w:b/>
           <w:bCs/>
         </w:rPr>
-        <w:t>Power</w:t>
-      </w:r>
-      <w:proofErr w:type="spellEnd"/>
+        <w:t>Power Automate</w:t>
+      </w:r>
+      <w:r>
+        <w:t xml:space="preserve"> e o </w:t>
+      </w:r>
       <w:r>
         <w:rPr>
           <w:b/>
           <w:bCs/>
         </w:rPr>
-        <w:t xml:space="preserve"> </w:t>
-      </w:r>
-      <w:proofErr w:type="spellStart"/>
+        <w:t>Power Apps</w:t>
+      </w:r>
+      <w:r>
+        <w:t xml:space="preserve">; posteriormente, desenvolvi um projeto principal, em colaboração com um colega, que consistiu na criação de uma plataforma de cursos online utilizando tecnologias como </w:t>
+      </w:r>
       <w:r>
         <w:rPr>
           <w:b/>
           <w:bCs/>
         </w:rPr>
-        <w:t>Automate</w:t>
-      </w:r>
-      <w:proofErr w:type="spellEnd"/>
-      <w:r>
-        <w:t xml:space="preserve"> e o </w:t>
-      </w:r>
-      <w:proofErr w:type="spellStart"/>
+        <w:t>PHP</w:t>
+      </w:r>
+      <w:r>
+        <w:t xml:space="preserve">, </w:t>
+      </w:r>
       <w:r>
         <w:rPr>
           <w:b/>
           <w:bCs/>
         </w:rPr>
-        <w:t>Power</w:t>
-      </w:r>
-      <w:proofErr w:type="spellEnd"/>
+        <w:t>MySQL</w:t>
+      </w:r>
+      <w:r>
+        <w:t xml:space="preserve">, </w:t>
+      </w:r>
       <w:r>
         <w:rPr>
           <w:b/>
           <w:bCs/>
         </w:rPr>
-        <w:t xml:space="preserve"> Apps</w:t>
-      </w:r>
-      <w:r>
-        <w:t xml:space="preserve">; posteriormente, desenvolvi um projeto principal, em colaboração com um colega, que consistiu na criação de uma plataforma de cursos online utilizando tecnologias como </w:t>
+        <w:t>HTML</w:t>
+      </w:r>
+      <w:r>
+        <w:t xml:space="preserve">, </w:t>
       </w:r>
       <w:r>
         <w:rPr>
           <w:b/>
           <w:bCs/>
         </w:rPr>
-        <w:t>PHP</w:t>
-      </w:r>
-      <w:r>
-        <w:t xml:space="preserve">, </w:t>
-      </w:r>
-      <w:proofErr w:type="spellStart"/>
+        <w:t>CSS</w:t>
+      </w:r>
+      <w:r>
+        <w:t xml:space="preserve"> e </w:t>
+      </w:r>
       <w:r>
         <w:rPr>
           <w:b/>
           <w:bCs/>
         </w:rPr>
-        <w:t>MySQL</w:t>
-      </w:r>
-      <w:proofErr w:type="spellEnd"/>
-      <w:r>
-        <w:t xml:space="preserve">, </w:t>
-      </w:r>
-      <w:r>
-        <w:rPr>
-          <w:b/>
-          <w:bCs/>
-        </w:rPr>
-        <w:t>HTML</w:t>
-      </w:r>
-      <w:r>
-        <w:t xml:space="preserve">, </w:t>
-      </w:r>
-      <w:r>
-        <w:rPr>
-          <w:b/>
-          <w:bCs/>
-        </w:rPr>
-        <w:t>CSS</w:t>
-      </w:r>
-      <w:r>
-        <w:t xml:space="preserve"> e </w:t>
-      </w:r>
-      <w:r>
-        <w:rPr>
-          <w:b/>
-          <w:bCs/>
-        </w:rPr>
-        <w:t xml:space="preserve">Google </w:t>
-      </w:r>
-      <w:proofErr w:type="spellStart"/>
-      <w:r>
-        <w:rPr>
-          <w:b/>
-          <w:bCs/>
-        </w:rPr>
-        <w:t>Forms</w:t>
-      </w:r>
-      <w:proofErr w:type="spellEnd"/>
+        <w:t>Google Forms</w:t>
+      </w:r>
       <w:r>
         <w:t>.</w:t>
       </w:r>
@@ -3214,7 +3013,7 @@
     </w:p>
     <w:p>
       <w:pPr>
-        <w:pStyle w:val="Caption"/>
+        <w:pStyle w:val="Legenda"/>
         <w:jc w:val="center"/>
       </w:pPr>
       <w:bookmarkStart w:id="4" w:name="_Toc199943144"/>
@@ -3260,7 +3059,7 @@
     </w:p>
     <w:p>
       <w:pPr>
-        <w:pStyle w:val="Heading1"/>
+        <w:pStyle w:val="Ttulo1"/>
         <w:tabs>
           <w:tab w:val="left" w:pos="2529"/>
         </w:tabs>
@@ -3298,7 +3097,6 @@
       <w:r>
         <w:t xml:space="preserve">A </w:t>
       </w:r>
-      <w:proofErr w:type="spellStart"/>
       <w:r>
         <w:rPr>
           <w:b/>
@@ -3306,7 +3104,6 @@
         </w:rPr>
         <w:t>Softinsa</w:t>
       </w:r>
-      <w:proofErr w:type="spellEnd"/>
       <w:r>
         <w:t xml:space="preserve"> </w:t>
       </w:r>
@@ -3315,48 +3112,16 @@
           <w:b/>
           <w:bCs/>
         </w:rPr>
-        <w:t xml:space="preserve">– IBM </w:t>
-      </w:r>
-      <w:proofErr w:type="spellStart"/>
+        <w:t>– IBM Services Center Portugal, S.A</w:t>
+      </w:r>
+      <w:r>
+        <w:t xml:space="preserve">. é uma empresa do grupo </w:t>
+      </w:r>
       <w:r>
         <w:rPr>
           <w:b/>
           <w:bCs/>
         </w:rPr>
-        <w:t>Services</w:t>
-      </w:r>
-      <w:proofErr w:type="spellEnd"/>
-      <w:r>
-        <w:rPr>
-          <w:b/>
-          <w:bCs/>
-        </w:rPr>
-        <w:t xml:space="preserve"> </w:t>
-      </w:r>
-      <w:proofErr w:type="spellStart"/>
-      <w:r>
-        <w:rPr>
-          <w:b/>
-          <w:bCs/>
-        </w:rPr>
-        <w:t>Center</w:t>
-      </w:r>
-      <w:proofErr w:type="spellEnd"/>
-      <w:r>
-        <w:rPr>
-          <w:b/>
-          <w:bCs/>
-        </w:rPr>
-        <w:t xml:space="preserve"> Portugal, S.A</w:t>
-      </w:r>
-      <w:r>
-        <w:t xml:space="preserve">. é uma empresa do grupo </w:t>
-      </w:r>
-      <w:r>
-        <w:rPr>
-          <w:b/>
-          <w:bCs/>
-        </w:rPr>
         <w:t>IBM</w:t>
       </w:r>
       <w:r>
@@ -3365,23 +3130,7 @@
     </w:p>
     <w:p>
       <w:r>
-        <w:t xml:space="preserve">A empresa destaca-se pela sua forte aposta na inovação, formação contínua e desenvolvimento de talento local, mantendo uma ligação próxima com instituições de ensino superior e centros de investigação. Os serviços prestados incluem desenvolvimento de software, manutenção de sistemas, gestão de infraestruturas, serviços </w:t>
-      </w:r>
-      <w:proofErr w:type="spellStart"/>
-      <w:r>
-        <w:t>cloud</w:t>
-      </w:r>
-      <w:proofErr w:type="spellEnd"/>
-      <w:r>
-        <w:t xml:space="preserve">, </w:t>
-      </w:r>
-      <w:proofErr w:type="spellStart"/>
-      <w:r>
-        <w:t>cibersegurança</w:t>
-      </w:r>
-      <w:proofErr w:type="spellEnd"/>
-      <w:r>
-        <w:t xml:space="preserve"> e suporte técnico.</w:t>
+        <w:t>A empresa destaca-se pela sua forte aposta na inovação, formação contínua e desenvolvimento de talento local, mantendo uma ligação próxima com instituições de ensino superior e centros de investigação. Os serviços prestados incluem desenvolvimento de software, manutenção de sistemas, gestão de infraestruturas, serviços cloud, cibersegurança e suporte técnico.</w:t>
       </w:r>
     </w:p>
     <w:p>
@@ -3391,7 +3140,7 @@
     </w:p>
     <w:p>
       <w:pPr>
-        <w:pStyle w:val="Heading1"/>
+        <w:pStyle w:val="Ttulo1"/>
         <w:tabs>
           <w:tab w:val="left" w:pos="2529"/>
         </w:tabs>
@@ -3422,7 +3171,7 @@
     </w:p>
     <w:p>
       <w:pPr>
-        <w:pStyle w:val="Heading1"/>
+        <w:pStyle w:val="Ttulo1"/>
         <w:tabs>
           <w:tab w:val="left" w:pos="2529"/>
         </w:tabs>
@@ -3544,7 +3293,7 @@
     </w:p>
     <w:p>
       <w:pPr>
-        <w:pStyle w:val="ListParagraph"/>
+        <w:pStyle w:val="PargrafodaLista"/>
         <w:numPr>
           <w:ilvl w:val="0"/>
           <w:numId w:val="21"/>
@@ -3559,34 +3308,42 @@
         </w:rPr>
         <w:t xml:space="preserve">Adquirir experiência prática em desenvolvimento e automação de sistemas, através da utilização de ferramentas e tecnologias modernas, como </w:t>
       </w:r>
-      <w:proofErr w:type="spellStart"/>
       <w:r>
         <w:rPr>
           <w:b/>
           <w:bCs/>
           <w:szCs w:val="24"/>
         </w:rPr>
-        <w:t>Power</w:t>
-      </w:r>
-      <w:proofErr w:type="spellEnd"/>
+        <w:t>Power Automate</w:t>
+      </w:r>
+      <w:r>
+        <w:rPr>
+          <w:szCs w:val="24"/>
+        </w:rPr>
+        <w:t>,</w:t>
+      </w:r>
       <w:r>
         <w:rPr>
           <w:b/>
           <w:bCs/>
           <w:szCs w:val="24"/>
         </w:rPr>
-        <w:t xml:space="preserve"> </w:t>
-      </w:r>
-      <w:proofErr w:type="spellStart"/>
+        <w:t xml:space="preserve"> Power Apps</w:t>
+      </w:r>
+      <w:r>
+        <w:rPr>
+          <w:szCs w:val="24"/>
+        </w:rPr>
+        <w:t>,</w:t>
+      </w:r>
       <w:r>
         <w:rPr>
           <w:b/>
           <w:bCs/>
           <w:szCs w:val="24"/>
         </w:rPr>
-        <w:t>Automate</w:t>
-      </w:r>
-      <w:proofErr w:type="spellEnd"/>
+        <w:t xml:space="preserve"> PHP</w:t>
+      </w:r>
       <w:r>
         <w:rPr>
           <w:szCs w:val="24"/>
@@ -3599,31 +3356,41 @@
           <w:bCs/>
           <w:szCs w:val="24"/>
         </w:rPr>
-        <w:t xml:space="preserve"> </w:t>
-      </w:r>
-      <w:proofErr w:type="spellStart"/>
+        <w:t xml:space="preserve"> MySQL</w:t>
+      </w:r>
+      <w:r>
+        <w:rPr>
+          <w:szCs w:val="24"/>
+        </w:rPr>
+        <w:t>,</w:t>
+      </w:r>
       <w:r>
         <w:rPr>
           <w:b/>
           <w:bCs/>
           <w:szCs w:val="24"/>
         </w:rPr>
-        <w:t>Power</w:t>
-      </w:r>
-      <w:proofErr w:type="spellEnd"/>
+        <w:t xml:space="preserve"> HTML</w:t>
+      </w:r>
+      <w:r>
+        <w:rPr>
+          <w:szCs w:val="24"/>
+        </w:rPr>
+        <w:t>,</w:t>
+      </w:r>
       <w:r>
         <w:rPr>
           <w:b/>
           <w:bCs/>
           <w:szCs w:val="24"/>
         </w:rPr>
-        <w:t xml:space="preserve"> Apps</w:t>
+        <w:t xml:space="preserve"> CSS </w:t>
       </w:r>
       <w:r>
         <w:rPr>
           <w:szCs w:val="24"/>
         </w:rPr>
-        <w:t>,</w:t>
+        <w:t>e</w:t>
       </w:r>
       <w:r>
         <w:rPr>
@@ -3631,94 +3398,18 @@
           <w:bCs/>
           <w:szCs w:val="24"/>
         </w:rPr>
-        <w:t xml:space="preserve"> PHP</w:t>
+        <w:t xml:space="preserve"> Google Forms</w:t>
       </w:r>
       <w:r>
         <w:rPr>
           <w:szCs w:val="24"/>
         </w:rPr>
-        <w:t>,</w:t>
-      </w:r>
-      <w:r>
-        <w:rPr>
-          <w:b/>
-          <w:bCs/>
-          <w:szCs w:val="24"/>
-        </w:rPr>
-        <w:t xml:space="preserve"> </w:t>
-      </w:r>
-      <w:proofErr w:type="spellStart"/>
-      <w:r>
-        <w:rPr>
-          <w:b/>
-          <w:bCs/>
-          <w:szCs w:val="24"/>
-        </w:rPr>
-        <w:t>MySQL</w:t>
-      </w:r>
-      <w:proofErr w:type="spellEnd"/>
-      <w:r>
-        <w:rPr>
-          <w:szCs w:val="24"/>
-        </w:rPr>
-        <w:t>,</w:t>
-      </w:r>
-      <w:r>
-        <w:rPr>
-          <w:b/>
-          <w:bCs/>
-          <w:szCs w:val="24"/>
-        </w:rPr>
-        <w:t xml:space="preserve"> HTML</w:t>
-      </w:r>
-      <w:r>
-        <w:rPr>
-          <w:szCs w:val="24"/>
-        </w:rPr>
-        <w:t>,</w:t>
-      </w:r>
-      <w:r>
-        <w:rPr>
-          <w:b/>
-          <w:bCs/>
-          <w:szCs w:val="24"/>
-        </w:rPr>
-        <w:t xml:space="preserve"> CSS </w:t>
-      </w:r>
-      <w:r>
-        <w:rPr>
-          <w:szCs w:val="24"/>
-        </w:rPr>
-        <w:t>e</w:t>
-      </w:r>
-      <w:r>
-        <w:rPr>
-          <w:b/>
-          <w:bCs/>
-          <w:szCs w:val="24"/>
-        </w:rPr>
-        <w:t xml:space="preserve"> Google </w:t>
-      </w:r>
-      <w:proofErr w:type="spellStart"/>
-      <w:r>
-        <w:rPr>
-          <w:b/>
-          <w:bCs/>
-          <w:szCs w:val="24"/>
-        </w:rPr>
-        <w:t>Forms</w:t>
-      </w:r>
-      <w:proofErr w:type="spellEnd"/>
-      <w:r>
-        <w:rPr>
-          <w:szCs w:val="24"/>
-        </w:rPr>
         <w:t>;</w:t>
       </w:r>
     </w:p>
     <w:p>
       <w:pPr>
-        <w:pStyle w:val="ListParagraph"/>
+        <w:pStyle w:val="PargrafodaLista"/>
         <w:numPr>
           <w:ilvl w:val="0"/>
           <w:numId w:val="21"/>
@@ -3736,7 +3427,7 @@
     </w:p>
     <w:p>
       <w:pPr>
-        <w:pStyle w:val="ListParagraph"/>
+        <w:pStyle w:val="PargrafodaLista"/>
         <w:numPr>
           <w:ilvl w:val="0"/>
           <w:numId w:val="21"/>
@@ -3754,7 +3445,7 @@
     </w:p>
     <w:p>
       <w:pPr>
-        <w:pStyle w:val="ListParagraph"/>
+        <w:pStyle w:val="PargrafodaLista"/>
         <w:numPr>
           <w:ilvl w:val="0"/>
           <w:numId w:val="21"/>
@@ -3775,28 +3466,18 @@
           <w:bCs/>
           <w:szCs w:val="24"/>
         </w:rPr>
-        <w:t xml:space="preserve"> </w:t>
-      </w:r>
-      <w:proofErr w:type="spellStart"/>
-      <w:r>
-        <w:rPr>
-          <w:b/>
-          <w:bCs/>
+        <w:t xml:space="preserve"> MySQL</w:t>
+      </w:r>
+      <w:r>
+        <w:rPr>
           <w:szCs w:val="24"/>
         </w:rPr>
-        <w:t>MySQL</w:t>
-      </w:r>
-      <w:proofErr w:type="spellEnd"/>
-      <w:r>
-        <w:rPr>
-          <w:szCs w:val="24"/>
-        </w:rPr>
         <w:t>, garantindo a segurança, organização e integridade dos dados;</w:t>
       </w:r>
     </w:p>
     <w:p>
       <w:pPr>
-        <w:pStyle w:val="ListParagraph"/>
+        <w:pStyle w:val="PargrafodaLista"/>
         <w:numPr>
           <w:ilvl w:val="0"/>
           <w:numId w:val="21"/>
@@ -3828,7 +3509,7 @@
     </w:p>
     <w:p>
       <w:pPr>
-        <w:pStyle w:val="ListParagraph"/>
+        <w:pStyle w:val="PargrafodaLista"/>
         <w:numPr>
           <w:ilvl w:val="0"/>
           <w:numId w:val="21"/>
@@ -3846,7 +3527,7 @@
     </w:p>
     <w:p>
       <w:pPr>
-        <w:pStyle w:val="ListParagraph"/>
+        <w:pStyle w:val="PargrafodaLista"/>
         <w:numPr>
           <w:ilvl w:val="0"/>
           <w:numId w:val="21"/>
@@ -3914,7 +3595,7 @@
     </w:p>
     <w:p>
       <w:pPr>
-        <w:pStyle w:val="ListParagraph"/>
+        <w:pStyle w:val="PargrafodaLista"/>
         <w:numPr>
           <w:ilvl w:val="0"/>
           <w:numId w:val="21"/>
@@ -3965,7 +3646,7 @@
     </w:p>
     <w:p>
       <w:pPr>
-        <w:pStyle w:val="Heading1"/>
+        <w:pStyle w:val="Ttulo1"/>
         <w:tabs>
           <w:tab w:val="left" w:pos="2529"/>
         </w:tabs>
@@ -4008,14 +3689,1259 @@
         <w:ind w:firstLine="0"/>
         <w:jc w:val="left"/>
         <w:rPr>
+          <w:noProof/>
+        </w:rPr>
+      </w:pPr>
+      <w:r>
+        <w:rPr>
+          <w:noProof/>
+        </w:rPr>
+        <w:t>O desenvolvimento do estagio estara dividio em duas fases sendo a fase do projeto do website de cursos online detalhando o desenvolvimento do mesmo,funcionalidades,metodologias utilizadas na criação do mesmo.</w:t>
+      </w:r>
+    </w:p>
+    <w:p>
+      <w:pPr>
+        <w:ind w:firstLine="0"/>
+        <w:jc w:val="left"/>
+        <w:rPr>
+          <w:noProof/>
+        </w:rPr>
+      </w:pPr>
+      <w:r>
+        <w:rPr>
+          <w:noProof/>
+        </w:rPr>
+        <w:t>A outra fase é do trabalho realizado com o colega da equipa de IT da softinsa onde realizamos automaçoes e respostas a tickets da empresa,entre outros mais detalhados no seguimento deste documento</w:t>
+      </w:r>
+    </w:p>
+    <w:p>
+      <w:pPr>
+        <w:ind w:firstLine="0"/>
+        <w:jc w:val="left"/>
+        <w:rPr>
+          <w:noProof/>
+        </w:rPr>
+      </w:pPr>
+    </w:p>
+    <w:p>
+      <w:pPr>
+        <w:pStyle w:val="Ttulo2"/>
+        <w:jc w:val="left"/>
+        <w:rPr>
+          <w:rFonts w:ascii="Trebuchet MS" w:hAnsi="Trebuchet MS"/>
           <w:b/>
           <w:bCs/>
-        </w:rPr>
-      </w:pPr>
-      <w:r>
-        <w:rPr>
+          <w:noProof/>
+        </w:rPr>
+      </w:pPr>
+      <w:r>
+        <w:rPr>
+          <w:rFonts w:ascii="Trebuchet MS" w:hAnsi="Trebuchet MS"/>
           <w:b/>
           <w:bCs/>
+          <w:noProof/>
+        </w:rPr>
+        <w:t>P</w:t>
+      </w:r>
+      <w:r>
+        <w:rPr>
+          <w:rFonts w:ascii="Trebuchet MS" w:hAnsi="Trebuchet MS"/>
+          <w:b/>
+          <w:bCs/>
+          <w:noProof/>
+        </w:rPr>
+        <w:t>rojeto</w:t>
+      </w:r>
+      <w:r>
+        <w:rPr>
+          <w:rFonts w:ascii="Trebuchet MS" w:hAnsi="Trebuchet MS"/>
+          <w:b/>
+          <w:bCs/>
+          <w:noProof/>
+        </w:rPr>
+        <w:br/>
+      </w:r>
+    </w:p>
+    <w:p>
+      <w:r>
+        <w:t>Inicialmente no desenvolvimento começamos a desenvolver, planear e projetar ideias para o projeto que nos foi proposto com os seguintes requisitos:</w:t>
+      </w:r>
+    </w:p>
+    <w:p/>
+    <w:p>
+      <w:pPr>
+        <w:pStyle w:val="PargrafodaLista"/>
+        <w:numPr>
+          <w:ilvl w:val="0"/>
+          <w:numId w:val="43"/>
+        </w:numPr>
+      </w:pPr>
+      <w:r>
+        <w:t>Programação</w:t>
+      </w:r>
+    </w:p>
+    <w:p>
+      <w:pPr>
+        <w:pStyle w:val="PargrafodaLista"/>
+        <w:ind w:left="1060" w:firstLine="0"/>
+      </w:pPr>
+    </w:p>
+    <w:p>
+      <w:pPr>
+        <w:pStyle w:val="PargrafodaLista"/>
+        <w:numPr>
+          <w:ilvl w:val="1"/>
+          <w:numId w:val="43"/>
+        </w:numPr>
+      </w:pPr>
+      <w:r>
+        <w:t>Web (HTML e CSS);</w:t>
+      </w:r>
+    </w:p>
+    <w:p>
+      <w:pPr>
+        <w:pStyle w:val="PargrafodaLista"/>
+        <w:numPr>
+          <w:ilvl w:val="1"/>
+          <w:numId w:val="43"/>
+        </w:numPr>
+      </w:pPr>
+      <w:r>
+        <w:t>PHP e Bases de dados;</w:t>
+      </w:r>
+    </w:p>
+    <w:p>
+      <w:pPr>
+        <w:pStyle w:val="PargrafodaLista"/>
+        <w:numPr>
+          <w:ilvl w:val="1"/>
+          <w:numId w:val="43"/>
+        </w:numPr>
+      </w:pPr>
+      <w:r>
+        <w:t>Google Forms</w:t>
+      </w:r>
+    </w:p>
+    <w:p>
+      <w:pPr>
+        <w:pStyle w:val="PargrafodaLista"/>
+        <w:ind w:left="1780" w:firstLine="0"/>
+      </w:pPr>
+    </w:p>
+    <w:p>
+      <w:pPr>
+        <w:pStyle w:val="PargrafodaLista"/>
+        <w:numPr>
+          <w:ilvl w:val="0"/>
+          <w:numId w:val="43"/>
+        </w:numPr>
+      </w:pPr>
+      <w:r>
+        <w:t>Multimédia</w:t>
+      </w:r>
+    </w:p>
+    <w:p/>
+    <w:p>
+      <w:pPr>
+        <w:pStyle w:val="PargrafodaLista"/>
+        <w:numPr>
+          <w:ilvl w:val="1"/>
+          <w:numId w:val="43"/>
+        </w:numPr>
+      </w:pPr>
+      <w:r>
+        <w:t>Produção de imagens para banners, folhetos, etc.</w:t>
+      </w:r>
+    </w:p>
+    <w:p>
+      <w:pPr>
+        <w:pStyle w:val="PargrafodaLista"/>
+        <w:numPr>
+          <w:ilvl w:val="1"/>
+          <w:numId w:val="43"/>
+        </w:numPr>
+      </w:pPr>
+      <w:r>
+        <w:t>Produção de vídeos (som e imagem);</w:t>
+      </w:r>
+    </w:p>
+    <w:p>
+      <w:pPr>
+        <w:pStyle w:val="PargrafodaLista"/>
+        <w:numPr>
+          <w:ilvl w:val="1"/>
+          <w:numId w:val="43"/>
+        </w:numPr>
+        <w:rPr>
+          <w:u w:val="single"/>
+        </w:rPr>
+      </w:pPr>
+      <w:r>
+        <w:t>Produção de apresentações</w:t>
+      </w:r>
+    </w:p>
+    <w:p>
+      <w:pPr>
+        <w:rPr>
+          <w:u w:val="single"/>
+        </w:rPr>
+      </w:pPr>
+    </w:p>
+    <w:p>
+      <w:pPr>
+        <w:pStyle w:val="PargrafodaLista"/>
+        <w:numPr>
+          <w:ilvl w:val="0"/>
+          <w:numId w:val="44"/>
+        </w:numPr>
+      </w:pPr>
+      <w:r>
+        <w:t>Helpdesk</w:t>
+      </w:r>
+    </w:p>
+    <w:p>
+      <w:pPr>
+        <w:pStyle w:val="PargrafodaLista"/>
+        <w:ind w:left="1060" w:firstLine="0"/>
+      </w:pPr>
+    </w:p>
+    <w:p>
+      <w:pPr>
+        <w:pStyle w:val="PargrafodaLista"/>
+        <w:numPr>
+          <w:ilvl w:val="0"/>
+          <w:numId w:val="44"/>
+        </w:numPr>
+      </w:pPr>
+      <w:r>
+        <w:t>Consultoria</w:t>
+      </w:r>
+    </w:p>
+    <w:p>
+      <w:pPr>
+        <w:pStyle w:val="PargrafodaLista"/>
+      </w:pPr>
+    </w:p>
+    <w:p>
+      <w:pPr>
+        <w:pStyle w:val="PargrafodaLista"/>
+        <w:ind w:left="1060" w:firstLine="0"/>
+      </w:pPr>
+    </w:p>
+    <w:p>
+      <w:pPr>
+        <w:pStyle w:val="PargrafodaLista"/>
+        <w:numPr>
+          <w:ilvl w:val="1"/>
+          <w:numId w:val="44"/>
+        </w:numPr>
+      </w:pPr>
+      <w:r>
+        <w:t>Apoio na planificação e desenvolvimento de plataformas de suporte ao utilizador</w:t>
+      </w:r>
+    </w:p>
+    <w:p>
+      <w:pPr>
+        <w:ind w:firstLine="0"/>
+        <w:jc w:val="left"/>
+        <w:rPr>
+          <w:noProof/>
+        </w:rPr>
+      </w:pPr>
+    </w:p>
+    <w:p>
+      <w:pPr>
+        <w:ind w:firstLine="0"/>
+        <w:jc w:val="left"/>
+        <w:rPr>
+          <w:noProof/>
+        </w:rPr>
+      </w:pPr>
+    </w:p>
+    <w:p>
+      <w:pPr>
+        <w:ind w:firstLine="0"/>
+        <w:jc w:val="left"/>
+        <w:rPr>
+          <w:noProof/>
+        </w:rPr>
+      </w:pPr>
+      <w:r>
+        <w:rPr>
+          <w:noProof/>
+        </w:rPr>
+        <w:t>Apos a escolha do tema do website tivemos de escolher as ferramentas necessarias para a realização do mesmo de forma a que consigamos ter um bom desempenho e trabalho em equipa das quais acordamos que fosse usada as seguintes ferramentas:</w:t>
+      </w:r>
+    </w:p>
+    <w:p>
+      <w:pPr>
+        <w:ind w:firstLine="0"/>
+        <w:jc w:val="left"/>
+        <w:rPr>
+          <w:noProof/>
+        </w:rPr>
+      </w:pPr>
+    </w:p>
+    <w:p>
+      <w:pPr>
+        <w:ind w:firstLine="0"/>
+        <w:jc w:val="left"/>
+        <w:rPr>
+          <w:noProof/>
+        </w:rPr>
+      </w:pPr>
+      <w:r>
+        <w:rPr>
+          <w:noProof/>
+        </w:rPr>
+        <w:t xml:space="preserve">Xamp- Utilizado </w:t>
+      </w:r>
+      <w:r>
+        <w:rPr>
+          <w:noProof/>
+        </w:rPr>
+        <w:t>como servidor de PHP e mysql, escolhido por termos trabalhado com o mesmo durante periodo letivo.</w:t>
+      </w:r>
+    </w:p>
+    <w:p>
+      <w:pPr>
+        <w:ind w:firstLine="0"/>
+        <w:jc w:val="left"/>
+        <w:rPr>
+          <w:noProof/>
+        </w:rPr>
+      </w:pPr>
+    </w:p>
+    <w:p>
+      <w:pPr>
+        <w:ind w:firstLine="0"/>
+        <w:jc w:val="left"/>
+        <w:rPr>
+          <w:noProof/>
+        </w:rPr>
+      </w:pPr>
+      <w:r>
+        <w:rPr>
+          <w:noProof/>
+        </w:rPr>
+        <w:t>VisualStudio</w:t>
+      </w:r>
+      <w:r>
+        <w:rPr>
+          <w:noProof/>
+        </w:rPr>
+        <w:t>- usado como editor de codigo onde programamos o site todo</w:t>
+      </w:r>
+    </w:p>
+    <w:p>
+      <w:pPr>
+        <w:ind w:firstLine="0"/>
+        <w:jc w:val="left"/>
+        <w:rPr>
+          <w:noProof/>
+        </w:rPr>
+      </w:pPr>
+      <w:r>
+        <w:rPr>
+          <w:noProof/>
+        </w:rPr>
+        <w:lastRenderedPageBreak/>
+        <w:br/>
+        <w:t>GitHub</w:t>
+      </w:r>
+      <w:r>
+        <w:rPr>
+          <w:noProof/>
+        </w:rPr>
+        <w:t>- Plataforma utilizada para partilha do trabalho entre colega de trabalho de modo a ser mais facil e pratico</w:t>
+      </w:r>
+      <w:r>
+        <w:rPr>
+          <w:noProof/>
+        </w:rPr>
+        <w:t>.</w:t>
+      </w:r>
+    </w:p>
+    <w:p>
+      <w:pPr>
+        <w:ind w:firstLine="0"/>
+        <w:jc w:val="left"/>
+        <w:rPr>
+          <w:noProof/>
+        </w:rPr>
+      </w:pPr>
+      <w:r>
+        <w:rPr>
+          <w:noProof/>
+        </w:rPr>
+        <w:t>Dia</w:t>
+      </w:r>
+      <w:r>
+        <w:rPr>
+          <w:noProof/>
+        </w:rPr>
+        <w:t xml:space="preserve">- utilizamos a plataforma para Dia para realizar diagramas de requesitos iniciais como casos de uso </w:t>
+      </w:r>
+    </w:p>
+    <w:p>
+      <w:pPr>
+        <w:ind w:firstLine="0"/>
+        <w:jc w:val="left"/>
+        <w:rPr>
+          <w:noProof/>
+        </w:rPr>
+      </w:pPr>
+      <w:r>
+        <w:rPr>
+          <w:noProof/>
+        </w:rPr>
+        <w:t>Figma</w:t>
+      </w:r>
+      <w:r>
+        <w:rPr>
+          <w:noProof/>
+        </w:rPr>
+        <w:t>- foi a plataforma utilizada para fazer as interfaces iniciais de modo a tentar  atender ao requesitos posteriormente desenvolvidos(prototipos de baixa fidelidade)</w:t>
+      </w:r>
+    </w:p>
+    <w:p>
+      <w:pPr>
+        <w:ind w:firstLine="0"/>
+        <w:jc w:val="left"/>
+        <w:rPr>
+          <w:noProof/>
+        </w:rPr>
+      </w:pPr>
+    </w:p>
+    <w:p>
+      <w:pPr>
+        <w:ind w:firstLine="0"/>
+        <w:jc w:val="left"/>
+        <w:rPr>
+          <w:noProof/>
+        </w:rPr>
+      </w:pPr>
+    </w:p>
+    <w:p>
+      <w:pPr>
+        <w:pStyle w:val="Ttulo3"/>
+        <w:rPr>
+          <w:b/>
+          <w:bCs/>
+          <w:noProof/>
+        </w:rPr>
+      </w:pPr>
+      <w:r>
+        <w:rPr>
+          <w:b/>
+          <w:bCs/>
+          <w:noProof/>
+        </w:rPr>
+        <w:t>Especificação de requisitos</w:t>
+      </w:r>
+    </w:p>
+    <w:p/>
+    <w:p>
+      <w:pPr>
+        <w:pStyle w:val="Ttulo4"/>
+      </w:pPr>
+      <w:r>
+        <w:t>Requisitos funcionais</w:t>
+      </w:r>
+    </w:p>
+    <w:p/>
+    <w:p>
+      <w:pPr>
+        <w:rPr>
+          <w:b/>
+          <w:bCs/>
+          <w:sz w:val="28"/>
+          <w:szCs w:val="22"/>
+        </w:rPr>
+      </w:pPr>
+      <w:r>
+        <w:rPr>
+          <w:b/>
+          <w:bCs/>
+          <w:sz w:val="28"/>
+          <w:szCs w:val="22"/>
+        </w:rPr>
+        <w:t xml:space="preserve">Visitante </w:t>
+      </w:r>
+    </w:p>
+    <w:p>
+      <w:r>
+        <w:t xml:space="preserve">• Acesso a páginas iniciais do site podendo apenas ver os cursos/formações e outras informações disponíveis no site </w:t>
+      </w:r>
+    </w:p>
+    <w:p>
+      <w:r>
+        <w:t xml:space="preserve">• Pode pesquisar por cursos através de categorias ou nomes </w:t>
+      </w:r>
+    </w:p>
+    <w:p>
+      <w:r>
+        <w:t xml:space="preserve">• Tem acesso a suporte e helpdesk caso necessário </w:t>
+      </w:r>
+    </w:p>
+    <w:p>
+      <w:r>
+        <w:t xml:space="preserve">• Registar uma nova conta Cliente autenticado </w:t>
+      </w:r>
+    </w:p>
+    <w:p>
+      <w:r>
+        <w:t xml:space="preserve">• O cliente ao criar conta tem acesso a um perfil pessoal </w:t>
+      </w:r>
+    </w:p>
+    <w:p>
+      <w:r>
+        <w:t xml:space="preserve">• Pode adicionar cursos a lista de desejos </w:t>
+      </w:r>
+    </w:p>
+    <w:p>
+      <w:r>
+        <w:t xml:space="preserve">• Pode alterar os dados pessoais e eliminar conta </w:t>
+      </w:r>
+    </w:p>
+    <w:p>
+      <w:r>
+        <w:t xml:space="preserve">• Pode comprar cursos/formações a sua conta </w:t>
+      </w:r>
+    </w:p>
+    <w:p>
+      <w:r>
+        <w:t xml:space="preserve">• Pode ver os seus cursos/formações numa página separada, podendo filtrar </w:t>
+      </w:r>
+    </w:p>
+    <w:p>
+      <w:r>
+        <w:t xml:space="preserve">• Pode adicionar e levantar saldo a sua conta para comprar cursos pagos </w:t>
+      </w:r>
+    </w:p>
+    <w:p/>
+    <w:p>
+      <w:pPr>
+        <w:rPr>
+          <w:b/>
+          <w:bCs/>
+          <w:sz w:val="28"/>
+          <w:szCs w:val="22"/>
+        </w:rPr>
+      </w:pPr>
+      <w:r>
+        <w:rPr>
+          <w:b/>
+          <w:bCs/>
+          <w:sz w:val="28"/>
+          <w:szCs w:val="22"/>
+        </w:rPr>
+        <w:t>Administrador</w:t>
+      </w:r>
+    </w:p>
+    <w:p>
+      <w:r>
+        <w:t xml:space="preserve">• Funcionário tem acesso a resultados dos questionários de satisfação dos clientes podendo filtrar por pergunta ou respostas especificas </w:t>
+      </w:r>
+    </w:p>
+    <w:p>
+      <w:r>
+        <w:t xml:space="preserve">• Tem acesso a tickets enviados por cliente como também filtrar e alterar o estado do ticket </w:t>
+      </w:r>
+    </w:p>
+    <w:p>
+      <w:r>
+        <w:t xml:space="preserve">• Acesso a todas as contas de cliente podendo ver os dados do mesmo como alterar dados da conta </w:t>
+      </w:r>
+    </w:p>
+    <w:p>
+      <w:r>
+        <w:t>• Funcionário pode ver uma lista de todos os cursos e alterar cursos existentes</w:t>
+      </w:r>
+    </w:p>
+    <w:p>
+      <w:r>
+        <w:t xml:space="preserve"> • Pode adicionar novos cursos ou alterar cogumelos existentes </w:t>
+      </w:r>
+    </w:p>
+    <w:p>
+      <w:r>
+        <w:t xml:space="preserve">• Adicionar ou alterar categorias </w:t>
+      </w:r>
+    </w:p>
+    <w:p>
+      <w:r>
+        <w:t xml:space="preserve">• Funcionário tem acesso a um menu de todas as logs </w:t>
+      </w:r>
+    </w:p>
+    <w:p>
+      <w:r>
+        <w:t>• Alterar algumas configurações gerais do site</w:t>
+      </w:r>
+    </w:p>
+    <w:p/>
+    <w:p/>
+    <w:p>
+      <w:pPr>
+        <w:pStyle w:val="Ttulo4"/>
+      </w:pPr>
+      <w:r>
+        <w:lastRenderedPageBreak/>
+        <w:t>Requisitos</w:t>
+      </w:r>
+      <w:r>
+        <w:t xml:space="preserve"> não funcionais</w:t>
+      </w:r>
+    </w:p>
+    <w:p/>
+    <w:p>
+      <w:pPr>
+        <w:pStyle w:val="PargrafodaLista"/>
+        <w:numPr>
+          <w:ilvl w:val="0"/>
+          <w:numId w:val="46"/>
+        </w:numPr>
+      </w:pPr>
+      <w:r>
+        <w:t xml:space="preserve">Segurança -&gt; Proteção de dados dos utilizadores e das transações </w:t>
+      </w:r>
+    </w:p>
+    <w:p>
+      <w:pPr>
+        <w:pStyle w:val="PargrafodaLista"/>
+        <w:ind w:left="1060" w:firstLine="0"/>
+      </w:pPr>
+    </w:p>
+    <w:p>
+      <w:pPr>
+        <w:pStyle w:val="PargrafodaLista"/>
+        <w:numPr>
+          <w:ilvl w:val="0"/>
+          <w:numId w:val="46"/>
+        </w:numPr>
+      </w:pPr>
+      <w:r>
+        <w:t xml:space="preserve">Performance -&gt; O sistema deve ser rápido e eficiente, especialmente na navegação e visualização de conteúdo multimédia </w:t>
+      </w:r>
+    </w:p>
+    <w:p>
+      <w:pPr>
+        <w:pStyle w:val="PargrafodaLista"/>
+      </w:pPr>
+    </w:p>
+    <w:p>
+      <w:pPr>
+        <w:pStyle w:val="PargrafodaLista"/>
+        <w:ind w:left="1060" w:firstLine="0"/>
+      </w:pPr>
+    </w:p>
+    <w:p>
+      <w:pPr>
+        <w:pStyle w:val="PargrafodaLista"/>
+        <w:numPr>
+          <w:ilvl w:val="0"/>
+          <w:numId w:val="46"/>
+        </w:numPr>
+      </w:pPr>
+      <w:r>
+        <w:t>Usabilidade -&gt; A interface deve ser intuitiva e fácil de usar, mesmo para utilizadores com pouca experiência</w:t>
+      </w:r>
+    </w:p>
+    <w:p>
+      <w:pPr>
+        <w:pStyle w:val="Ttulo4"/>
+      </w:pPr>
+      <w:r>
+        <w:t>Diagramas</w:t>
+      </w:r>
+    </w:p>
+    <w:p/>
+    <w:p>
+      <w:r>
+        <w:t>Casos de uso:</w:t>
+      </w:r>
+    </w:p>
+    <w:p>
+      <w:r>
+        <w:t xml:space="preserve">O seguinte diagrama de casos de uso atende de forma visual as especificações de requisitos funcionais escritos acima </w:t>
+      </w:r>
+    </w:p>
+    <w:p/>
+    <w:p>
+      <w:r>
+        <w:drawing>
+          <wp:inline distT="0" distB="0" distL="0" distR="0" wp14:anchorId="4033C48A" wp14:editId="4011AE1F">
+            <wp:extent cx="4130445" cy="5413248"/>
+            <wp:effectExtent l="0" t="0" r="3810" b="0"/>
+            <wp:docPr id="2075962908" name="Imagem 3" descr="Uma imagem com texto, esboço, desenho, diagrama&#10;&#10;Os conteúdos gerados por IA podem estar incorretos."/>
+            <wp:cNvGraphicFramePr>
+              <a:graphicFrameLocks xmlns:a="http://schemas.openxmlformats.org/drawingml/2006/main" noChangeAspect="1"/>
+            </wp:cNvGraphicFramePr>
+            <a:graphic xmlns:a="http://schemas.openxmlformats.org/drawingml/2006/main">
+              <a:graphicData uri="http://schemas.openxmlformats.org/drawingml/2006/picture">
+                <pic:pic xmlns:pic="http://schemas.openxmlformats.org/drawingml/2006/picture">
+                  <pic:nvPicPr>
+                    <pic:cNvPr id="2075962908" name="Imagem 3" descr="Uma imagem com texto, esboço, desenho, diagrama&#10;&#10;Os conteúdos gerados por IA podem estar incorretos."/>
+                    <pic:cNvPicPr>
+                      <a:picLocks noChangeAspect="1" noChangeArrowheads="1"/>
+                    </pic:cNvPicPr>
+                  </pic:nvPicPr>
+                  <pic:blipFill>
+                    <a:blip r:embed="rId15">
+                      <a:extLst>
+                        <a:ext uri="{28A0092B-C50C-407E-A947-70E740481C1C}">
+                          <a14:useLocalDpi xmlns:a14="http://schemas.microsoft.com/office/drawing/2010/main" val="0"/>
+                        </a:ext>
+                      </a:extLst>
+                    </a:blip>
+                    <a:srcRect/>
+                    <a:stretch>
+                      <a:fillRect/>
+                    </a:stretch>
+                  </pic:blipFill>
+                  <pic:spPr bwMode="auto">
+                    <a:xfrm>
+                      <a:off x="0" y="0"/>
+                      <a:ext cx="4134970" cy="5419179"/>
+                    </a:xfrm>
+                    <a:prstGeom prst="rect">
+                      <a:avLst/>
+                    </a:prstGeom>
+                    <a:noFill/>
+                    <a:ln>
+                      <a:noFill/>
+                    </a:ln>
+                  </pic:spPr>
+                </pic:pic>
+              </a:graphicData>
+            </a:graphic>
+          </wp:inline>
+        </w:drawing>
+      </w:r>
+    </w:p>
+    <w:p/>
+    <w:p>
+      <w:pPr>
+        <w:pStyle w:val="Ttulo4"/>
+      </w:pPr>
+      <w:r>
+        <w:t xml:space="preserve">Modelo </w:t>
+      </w:r>
+      <w:r>
+        <w:t>de base de dados</w:t>
+      </w:r>
+    </w:p>
+    <w:p/>
+    <w:p>
+      <w:r>
+        <w:drawing>
+          <wp:inline distT="0" distB="0" distL="0" distR="0" wp14:anchorId="6422E92B" wp14:editId="349C4B20">
+            <wp:extent cx="5579745" cy="2842895"/>
+            <wp:effectExtent l="0" t="0" r="1905" b="0"/>
+            <wp:docPr id="2081376427" name="Imagem 1"/>
+            <wp:cNvGraphicFramePr>
+              <a:graphicFrameLocks xmlns:a="http://schemas.openxmlformats.org/drawingml/2006/main" noChangeAspect="1"/>
+            </wp:cNvGraphicFramePr>
+            <a:graphic xmlns:a="http://schemas.openxmlformats.org/drawingml/2006/main">
+              <a:graphicData uri="http://schemas.openxmlformats.org/drawingml/2006/picture">
+                <pic:pic xmlns:pic="http://schemas.openxmlformats.org/drawingml/2006/picture">
+                  <pic:nvPicPr>
+                    <pic:cNvPr id="2081376427" name=""/>
+                    <pic:cNvPicPr/>
+                  </pic:nvPicPr>
+                  <pic:blipFill>
+                    <a:blip r:embed="rId16"/>
+                    <a:stretch>
+                      <a:fillRect/>
+                    </a:stretch>
+                  </pic:blipFill>
+                  <pic:spPr>
+                    <a:xfrm>
+                      <a:off x="0" y="0"/>
+                      <a:ext cx="5579745" cy="2842895"/>
+                    </a:xfrm>
+                    <a:prstGeom prst="rect">
+                      <a:avLst/>
+                    </a:prstGeom>
+                  </pic:spPr>
+                </pic:pic>
+              </a:graphicData>
+            </a:graphic>
+          </wp:inline>
+        </w:drawing>
+      </w:r>
+    </w:p>
+    <w:p/>
+    <w:p>
+      <w:pPr>
+        <w:pStyle w:val="Ttulo4"/>
+      </w:pPr>
+      <w:r>
+        <w:t>Diagrama de classes</w:t>
+      </w:r>
+    </w:p>
+    <w:p/>
+    <w:p>
+      <w:r>
+        <w:drawing>
+          <wp:inline distT="0" distB="0" distL="0" distR="0" wp14:anchorId="0EE8DB8D" wp14:editId="02BCB049">
+            <wp:extent cx="5579745" cy="2358390"/>
+            <wp:effectExtent l="0" t="0" r="1905" b="3810"/>
+            <wp:docPr id="11814582" name="Imagem 1" descr="Uma imagem com texto, diagrama, Esquema, file&#10;&#10;Os conteúdos gerados por IA podem estar incorretos."/>
+            <wp:cNvGraphicFramePr>
+              <a:graphicFrameLocks xmlns:a="http://schemas.openxmlformats.org/drawingml/2006/main" noChangeAspect="1"/>
+            </wp:cNvGraphicFramePr>
+            <a:graphic xmlns:a="http://schemas.openxmlformats.org/drawingml/2006/main">
+              <a:graphicData uri="http://schemas.openxmlformats.org/drawingml/2006/picture">
+                <pic:pic xmlns:pic="http://schemas.openxmlformats.org/drawingml/2006/picture">
+                  <pic:nvPicPr>
+                    <pic:cNvPr id="11814582" name="Imagem 1" descr="Uma imagem com texto, diagrama, Esquema, file&#10;&#10;Os conteúdos gerados por IA podem estar incorretos."/>
+                    <pic:cNvPicPr/>
+                  </pic:nvPicPr>
+                  <pic:blipFill>
+                    <a:blip r:embed="rId17"/>
+                    <a:stretch>
+                      <a:fillRect/>
+                    </a:stretch>
+                  </pic:blipFill>
+                  <pic:spPr>
+                    <a:xfrm>
+                      <a:off x="0" y="0"/>
+                      <a:ext cx="5579745" cy="2358390"/>
+                    </a:xfrm>
+                    <a:prstGeom prst="rect">
+                      <a:avLst/>
+                    </a:prstGeom>
+                  </pic:spPr>
+                </pic:pic>
+              </a:graphicData>
+            </a:graphic>
+          </wp:inline>
+        </w:drawing>
+      </w:r>
+    </w:p>
+    <w:p/>
+    <w:p/>
+    <w:p/>
+    <w:p>
+      <w:pPr>
+        <w:pStyle w:val="Ttulo4"/>
+      </w:pPr>
+      <w:r>
+        <w:t>Protótipos de baixa fidelidade</w:t>
+      </w:r>
+    </w:p>
+    <w:p>
+      <w:r>
+        <w:t xml:space="preserve">Irei mostrar apenas algumas </w:t>
+      </w:r>
+      <w:r>
+        <w:t>paginas, das</w:t>
+      </w:r>
+      <w:r>
+        <w:t xml:space="preserve"> quais paginas principais, aqui neste documento mas caso pretenda ver as restantes poderá vem em:</w:t>
+      </w:r>
+    </w:p>
+    <w:p/>
+    <w:p/>
+    <w:p>
+      <w:pPr>
+        <w:pStyle w:val="Ttulo3"/>
+      </w:pPr>
+      <w:r>
+        <w:t>Inicio de desenvolvimento</w:t>
+      </w:r>
+    </w:p>
+    <w:p/>
+    <w:p/>
+    <w:p>
+      <w:r>
+        <w:t xml:space="preserve">No </w:t>
+      </w:r>
+      <w:r>
+        <w:t>início do desenvolvimento</w:t>
+      </w:r>
+      <w:r>
+        <w:t xml:space="preserve"> começamos a fazer a criação de base de dados com as tabelas inicialmente pensadas, que no final acabaram por sofrer algumas alterações á tabela inicialmente pensada no planeamento do projeto.</w:t>
+      </w:r>
+    </w:p>
+    <w:p>
+      <w:r>
+        <w:t xml:space="preserve">Já no desenvolvimento do site em si foi começado a desenhar as </w:t>
+      </w:r>
+      <w:r>
+        <w:t>páginas</w:t>
+      </w:r>
+      <w:r>
+        <w:t xml:space="preserve"> com html e </w:t>
+      </w:r>
+      <w:r>
+        <w:t>C</w:t>
+      </w:r>
+      <w:r>
+        <w:t>ss</w:t>
+      </w:r>
+      <w:r>
+        <w:t xml:space="preserve"> de modo a atender </w:t>
+      </w:r>
+      <w:r>
+        <w:t>os protótipos de baixa fidelidade posteriormente desenvolvidos em Figma e quando o estilo da página fosse desenhado seria implementado o php com a base de dados, foi uma metodologia que achamos mais pratica para o desenvolvimento contribuindo para um bom fluxo de trabalho entre ambos.</w:t>
+      </w:r>
+    </w:p>
+    <w:p/>
+    <w:p>
+      <w:r>
+        <w:t xml:space="preserve">As primeiras </w:t>
+      </w:r>
+      <w:r>
+        <w:t>páginas</w:t>
+      </w:r>
+      <w:r>
+        <w:t xml:space="preserve"> a ser desenvolvidas foram as páginas de registo e login de utilizador de modo a termos mais foco em segurança da informação dos utilizadores como palavra-passes e não haver erros na criação de conta com endereços de email repetidos de modo a evitar erros futuros, apesar de todos os utilizadores terem um ID único o email acaba por ser usado em algumas circunstâncias.</w:t>
+      </w:r>
+    </w:p>
+    <w:p/>
+    <w:p/>
+    <w:p>
+      <w:r>
+        <w:drawing>
+          <wp:inline distT="0" distB="0" distL="0" distR="0" wp14:anchorId="733FA342" wp14:editId="27179E78">
+            <wp:extent cx="5579745" cy="3148965"/>
+            <wp:effectExtent l="0" t="0" r="1905" b="0"/>
+            <wp:docPr id="1013198423" name="Imagem 1"/>
+            <wp:cNvGraphicFramePr>
+              <a:graphicFrameLocks xmlns:a="http://schemas.openxmlformats.org/drawingml/2006/main" noChangeAspect="1"/>
+            </wp:cNvGraphicFramePr>
+            <a:graphic xmlns:a="http://schemas.openxmlformats.org/drawingml/2006/main">
+              <a:graphicData uri="http://schemas.openxmlformats.org/drawingml/2006/picture">
+                <pic:pic xmlns:pic="http://schemas.openxmlformats.org/drawingml/2006/picture">
+                  <pic:nvPicPr>
+                    <pic:cNvPr id="1013198423" name=""/>
+                    <pic:cNvPicPr/>
+                  </pic:nvPicPr>
+                  <pic:blipFill>
+                    <a:blip r:embed="rId18"/>
+                    <a:stretch>
+                      <a:fillRect/>
+                    </a:stretch>
+                  </pic:blipFill>
+                  <pic:spPr>
+                    <a:xfrm>
+                      <a:off x="0" y="0"/>
+                      <a:ext cx="5579745" cy="3148965"/>
+                    </a:xfrm>
+                    <a:prstGeom prst="rect">
+                      <a:avLst/>
+                    </a:prstGeom>
+                  </pic:spPr>
+                </pic:pic>
+              </a:graphicData>
+            </a:graphic>
+          </wp:inline>
+        </w:drawing>
+      </w:r>
+    </w:p>
+    <w:p/>
+    <w:p>
+      <w:r>
+        <w:t>Na página login é feita a verificação com o email e a password encriptada da base de dados e atribuídos os dados do utilizador a uma variável de sessão “utilizadorOn” que será utilizado para alguns aspetos de registo de logs como facilidade em coleta de Identificador do utilizador para ações realizadas no website como adicionar cursos á lista de favoritos ou ao carrinho de compras por exemplo</w:t>
+      </w:r>
+      <w:r>
+        <w:t xml:space="preserve"> como também para verificação se esta com sessão iniciada para ter acesso ao seu perfil pessoal e todas as outras funções disponíveis quando tem sessão iniciada.</w:t>
+      </w:r>
+    </w:p>
+    <w:p/>
+    <w:p/>
+    <w:p>
+      <w:r>
+        <w:t>Código da ação:</w:t>
+      </w:r>
+    </w:p>
+    <w:p>
+      <w:r>
+        <w:drawing>
+          <wp:inline distT="0" distB="0" distL="0" distR="0" wp14:anchorId="5718E5D3" wp14:editId="63077AD9">
+            <wp:extent cx="5579745" cy="3616960"/>
+            <wp:effectExtent l="0" t="0" r="1905" b="2540"/>
+            <wp:docPr id="1507179855" name="Imagem 1" descr="Uma imagem com texto, captura de ecrã&#10;&#10;Os conteúdos gerados por IA podem estar incorretos."/>
+            <wp:cNvGraphicFramePr>
+              <a:graphicFrameLocks xmlns:a="http://schemas.openxmlformats.org/drawingml/2006/main" noChangeAspect="1"/>
+            </wp:cNvGraphicFramePr>
+            <a:graphic xmlns:a="http://schemas.openxmlformats.org/drawingml/2006/main">
+              <a:graphicData uri="http://schemas.openxmlformats.org/drawingml/2006/picture">
+                <pic:pic xmlns:pic="http://schemas.openxmlformats.org/drawingml/2006/picture">
+                  <pic:nvPicPr>
+                    <pic:cNvPr id="1507179855" name="Imagem 1" descr="Uma imagem com texto, captura de ecrã&#10;&#10;Os conteúdos gerados por IA podem estar incorretos."/>
+                    <pic:cNvPicPr/>
+                  </pic:nvPicPr>
+                  <pic:blipFill>
+                    <a:blip r:embed="rId19"/>
+                    <a:stretch>
+                      <a:fillRect/>
+                    </a:stretch>
+                  </pic:blipFill>
+                  <pic:spPr>
+                    <a:xfrm>
+                      <a:off x="0" y="0"/>
+                      <a:ext cx="5579745" cy="3616960"/>
+                    </a:xfrm>
+                    <a:prstGeom prst="rect">
+                      <a:avLst/>
+                    </a:prstGeom>
+                  </pic:spPr>
+                </pic:pic>
+              </a:graphicData>
+            </a:graphic>
+          </wp:inline>
+        </w:drawing>
+      </w:r>
+    </w:p>
+    <w:p/>
+    <w:p>
+      <w:r>
+        <w:t>Página</w:t>
+      </w:r>
+      <w:r>
+        <w:t xml:space="preserve"> de </w:t>
+      </w:r>
+      <w:r>
+        <w:t>registo</w:t>
+      </w:r>
+      <w:r>
+        <w:t xml:space="preserve"> de novo utilizador</w:t>
+      </w:r>
+    </w:p>
+    <w:p/>
+    <w:p>
+      <w:r>
+        <w:t>Na página de registo de novo utilizador é verificado se o campo email é igual ao de algum já existente e a palavra-passe é encriptada com sha256, uma função do próprio PHP e armazenada na base de dados dessa mesma forma</w:t>
+      </w:r>
+      <w:r>
+        <w:t xml:space="preserve"> e caso esteja tudo OK será criado um utilizador na base de dados com Id único ,como também, </w:t>
+      </w:r>
+      <w:r>
+        <w:t xml:space="preserve">é </w:t>
+      </w:r>
+      <w:r>
+        <w:t>criada uma log de um novo registo.</w:t>
+      </w:r>
+    </w:p>
+    <w:p/>
+    <w:p>
+      <w:r>
+        <w:lastRenderedPageBreak/>
+        <w:drawing>
+          <wp:inline distT="0" distB="0" distL="0" distR="0" wp14:anchorId="0CCA8137" wp14:editId="69457E6D">
+            <wp:extent cx="5596821" cy="3138220"/>
+            <wp:effectExtent l="0" t="0" r="4445" b="5080"/>
+            <wp:docPr id="1543394140" name="Imagem 1" descr="Uma imagem com texto, captura de ecrã, software, diagrama&#10;&#10;Os conteúdos gerados por IA podem estar incorretos."/>
+            <wp:cNvGraphicFramePr>
+              <a:graphicFrameLocks xmlns:a="http://schemas.openxmlformats.org/drawingml/2006/main" noChangeAspect="1"/>
+            </wp:cNvGraphicFramePr>
+            <a:graphic xmlns:a="http://schemas.openxmlformats.org/drawingml/2006/main">
+              <a:graphicData uri="http://schemas.openxmlformats.org/drawingml/2006/picture">
+                <pic:pic xmlns:pic="http://schemas.openxmlformats.org/drawingml/2006/picture">
+                  <pic:nvPicPr>
+                    <pic:cNvPr id="1543394140" name="Imagem 1" descr="Uma imagem com texto, captura de ecrã, software, diagrama&#10;&#10;Os conteúdos gerados por IA podem estar incorretos."/>
+                    <pic:cNvPicPr/>
+                  </pic:nvPicPr>
+                  <pic:blipFill>
+                    <a:blip r:embed="rId20"/>
+                    <a:stretch>
+                      <a:fillRect/>
+                    </a:stretch>
+                  </pic:blipFill>
+                  <pic:spPr>
+                    <a:xfrm>
+                      <a:off x="0" y="0"/>
+                      <a:ext cx="5605608" cy="3143147"/>
+                    </a:xfrm>
+                    <a:prstGeom prst="rect">
+                      <a:avLst/>
+                    </a:prstGeom>
+                  </pic:spPr>
+                </pic:pic>
+              </a:graphicData>
+            </a:graphic>
+          </wp:inline>
+        </w:drawing>
+      </w:r>
+      <w:r>
+        <w:t xml:space="preserve"> </w:t>
+      </w:r>
+    </w:p>
+    <w:p/>
+    <w:p>
+      <w:r>
+        <w:t>Código Explicativo:</w:t>
+      </w:r>
+    </w:p>
+    <w:p>
+      <w:r>
+        <w:drawing>
+          <wp:inline distT="0" distB="0" distL="0" distR="0" wp14:anchorId="6FD25034" wp14:editId="556A0F3D">
+            <wp:extent cx="5579745" cy="3498850"/>
+            <wp:effectExtent l="0" t="0" r="1905" b="6350"/>
+            <wp:docPr id="1950666374" name="Imagem 1" descr="Uma imagem com texto, captura de ecrã&#10;&#10;Os conteúdos gerados por IA podem estar incorretos."/>
+            <wp:cNvGraphicFramePr>
+              <a:graphicFrameLocks xmlns:a="http://schemas.openxmlformats.org/drawingml/2006/main" noChangeAspect="1"/>
+            </wp:cNvGraphicFramePr>
+            <a:graphic xmlns:a="http://schemas.openxmlformats.org/drawingml/2006/main">
+              <a:graphicData uri="http://schemas.openxmlformats.org/drawingml/2006/picture">
+                <pic:pic xmlns:pic="http://schemas.openxmlformats.org/drawingml/2006/picture">
+                  <pic:nvPicPr>
+                    <pic:cNvPr id="1950666374" name="Imagem 1" descr="Uma imagem com texto, captura de ecrã&#10;&#10;Os conteúdos gerados por IA podem estar incorretos."/>
+                    <pic:cNvPicPr/>
+                  </pic:nvPicPr>
+                  <pic:blipFill>
+                    <a:blip r:embed="rId21"/>
+                    <a:stretch>
+                      <a:fillRect/>
+                    </a:stretch>
+                  </pic:blipFill>
+                  <pic:spPr>
+                    <a:xfrm>
+                      <a:off x="0" y="0"/>
+                      <a:ext cx="5579745" cy="3498850"/>
+                    </a:xfrm>
+                    <a:prstGeom prst="rect">
+                      <a:avLst/>
+                    </a:prstGeom>
+                  </pic:spPr>
+                </pic:pic>
+              </a:graphicData>
+            </a:graphic>
+          </wp:inline>
+        </w:drawing>
+      </w:r>
+    </w:p>
+    <w:p>
+      <w:r>
+        <w:lastRenderedPageBreak/>
+        <w:drawing>
+          <wp:inline distT="0" distB="0" distL="0" distR="0" wp14:anchorId="55BA1542" wp14:editId="7B7F7B65">
+            <wp:extent cx="5579745" cy="2047240"/>
+            <wp:effectExtent l="0" t="0" r="1905" b="0"/>
+            <wp:docPr id="869496573" name="Imagem 1" descr="Uma imagem com texto, captura de ecrã&#10;&#10;Os conteúdos gerados por IA podem estar incorretos."/>
+            <wp:cNvGraphicFramePr>
+              <a:graphicFrameLocks xmlns:a="http://schemas.openxmlformats.org/drawingml/2006/main" noChangeAspect="1"/>
+            </wp:cNvGraphicFramePr>
+            <a:graphic xmlns:a="http://schemas.openxmlformats.org/drawingml/2006/main">
+              <a:graphicData uri="http://schemas.openxmlformats.org/drawingml/2006/picture">
+                <pic:pic xmlns:pic="http://schemas.openxmlformats.org/drawingml/2006/picture">
+                  <pic:nvPicPr>
+                    <pic:cNvPr id="869496573" name="Imagem 1" descr="Uma imagem com texto, captura de ecrã&#10;&#10;Os conteúdos gerados por IA podem estar incorretos."/>
+                    <pic:cNvPicPr/>
+                  </pic:nvPicPr>
+                  <pic:blipFill>
+                    <a:blip r:embed="rId22"/>
+                    <a:stretch>
+                      <a:fillRect/>
+                    </a:stretch>
+                  </pic:blipFill>
+                  <pic:spPr>
+                    <a:xfrm>
+                      <a:off x="0" y="0"/>
+                      <a:ext cx="5579745" cy="2047240"/>
+                    </a:xfrm>
+                    <a:prstGeom prst="rect">
+                      <a:avLst/>
+                    </a:prstGeom>
+                  </pic:spPr>
+                </pic:pic>
+              </a:graphicData>
+            </a:graphic>
+          </wp:inline>
+        </w:drawing>
+      </w:r>
+    </w:p>
+    <w:p/>
+    <w:p>
+      <w:r>
+        <w:t>Na pagina de registo também foi implementado um script para reforçar a segurança das palavras-passes dos utilizadores sendo necessário um tamanho de 8 carateres, ter pelo menos um número e um caracter especial.</w:t>
+      </w:r>
+    </w:p>
+    <w:p>
+      <w:r>
+        <w:t>Código explicativo:</w:t>
+      </w:r>
+    </w:p>
+    <w:p>
+      <w:r>
+        <w:drawing>
+          <wp:inline distT="0" distB="0" distL="0" distR="0" wp14:anchorId="48A8A17A" wp14:editId="69883913">
+            <wp:extent cx="5579745" cy="3844290"/>
+            <wp:effectExtent l="0" t="0" r="1905" b="3810"/>
+            <wp:docPr id="1952433263" name="Imagem 1" descr="Uma imagem com texto, captura de ecrã, software, Software de multimédia&#10;&#10;Os conteúdos gerados por IA podem estar incorretos."/>
+            <wp:cNvGraphicFramePr>
+              <a:graphicFrameLocks xmlns:a="http://schemas.openxmlformats.org/drawingml/2006/main" noChangeAspect="1"/>
+            </wp:cNvGraphicFramePr>
+            <a:graphic xmlns:a="http://schemas.openxmlformats.org/drawingml/2006/main">
+              <a:graphicData uri="http://schemas.openxmlformats.org/drawingml/2006/picture">
+                <pic:pic xmlns:pic="http://schemas.openxmlformats.org/drawingml/2006/picture">
+                  <pic:nvPicPr>
+                    <pic:cNvPr id="1952433263" name="Imagem 1" descr="Uma imagem com texto, captura de ecrã, software, Software de multimédia&#10;&#10;Os conteúdos gerados por IA podem estar incorretos."/>
+                    <pic:cNvPicPr/>
+                  </pic:nvPicPr>
+                  <pic:blipFill>
+                    <a:blip r:embed="rId23"/>
+                    <a:stretch>
+                      <a:fillRect/>
+                    </a:stretch>
+                  </pic:blipFill>
+                  <pic:spPr>
+                    <a:xfrm>
+                      <a:off x="0" y="0"/>
+                      <a:ext cx="5579745" cy="3844290"/>
+                    </a:xfrm>
+                    <a:prstGeom prst="rect">
+                      <a:avLst/>
+                    </a:prstGeom>
+                  </pic:spPr>
+                </pic:pic>
+              </a:graphicData>
+            </a:graphic>
+          </wp:inline>
+        </w:drawing>
+      </w:r>
+    </w:p>
+    <w:p/>
+    <w:p>
+      <w:r>
+        <w:t xml:space="preserve">Apos as páginas de registo e login terem sido criadas foi implementa a pagina principal do nosso website onde mostra alguns dos cursos disponiveis </w:t>
+      </w:r>
+    </w:p>
+    <w:p>
+      <w:pPr>
+        <w:ind w:firstLine="0"/>
+        <w:jc w:val="left"/>
+        <w:rPr>
+          <w:noProof/>
+        </w:rPr>
+      </w:pPr>
+    </w:p>
+    <w:p>
+      <w:pPr>
+        <w:ind w:firstLine="0"/>
+        <w:jc w:val="left"/>
+        <w:rPr>
+          <w:noProof/>
+        </w:rPr>
+      </w:pPr>
+    </w:p>
+    <w:p>
+      <w:pPr>
+        <w:ind w:firstLine="0"/>
+        <w:jc w:val="left"/>
+        <w:rPr>
+          <w:b/>
+          <w:bCs/>
+        </w:rPr>
+      </w:pPr>
+      <w:r>
+        <w:rPr>
+          <w:b/>
+          <w:bCs/>
         </w:rPr>
         <w:t>Semana 1 – Integração inicial</w:t>
       </w:r>
@@ -4026,7 +4952,11 @@
         <w:jc w:val="left"/>
       </w:pPr>
       <w:r>
-        <w:t xml:space="preserve">Na primeira semana fui acolhido pela equipa e tomei contacto com o funcionamento da empresa, as áreas de trabalho, regras internas e principais ferramentas utilizadas. Tive também a oportunidade de rever conteúdos fundamentais de </w:t>
+        <w:t xml:space="preserve">Na primeira semana fui acolhido pela equipa e tomei contacto com o funcionamento da empresa, as áreas de trabalho, regras internas e principais ferramentas utilizadas. </w:t>
+      </w:r>
+      <w:r>
+        <w:lastRenderedPageBreak/>
+        <w:t xml:space="preserve">Tive também a oportunidade de rever conteúdos fundamentais de </w:t>
       </w:r>
       <w:r>
         <w:rPr>
@@ -4065,23 +4995,7 @@
           <w:b/>
           <w:bCs/>
         </w:rPr>
-        <w:t xml:space="preserve">Semana 2 – Início do Projeto: </w:t>
-      </w:r>
-      <w:proofErr w:type="spellStart"/>
-      <w:r>
-        <w:rPr>
-          <w:b/>
-          <w:bCs/>
-        </w:rPr>
-        <w:t>Figma</w:t>
-      </w:r>
-      <w:proofErr w:type="spellEnd"/>
-      <w:r>
-        <w:rPr>
-          <w:b/>
-          <w:bCs/>
-        </w:rPr>
-        <w:t xml:space="preserve"> e Especificação</w:t>
+        <w:t>Semana 2 – Início do Projeto: Figma e Especificação</w:t>
       </w:r>
     </w:p>
     <w:p>
@@ -4114,31 +5028,13 @@
       <w:r>
         <w:t xml:space="preserve">Criámos os primeiros </w:t>
       </w:r>
-      <w:proofErr w:type="spellStart"/>
       <w:r>
         <w:rPr>
           <w:b/>
           <w:bCs/>
         </w:rPr>
-        <w:t>mockups</w:t>
-      </w:r>
-      <w:proofErr w:type="spellEnd"/>
-      <w:r>
-        <w:rPr>
-          <w:b/>
-          <w:bCs/>
-        </w:rPr>
-        <w:t xml:space="preserve"> e protótipos no </w:t>
-      </w:r>
-      <w:proofErr w:type="spellStart"/>
-      <w:r>
-        <w:rPr>
-          <w:b/>
-          <w:bCs/>
-        </w:rPr>
-        <w:t>Figma</w:t>
-      </w:r>
-      <w:proofErr w:type="spellEnd"/>
+        <w:t>mockups e protótipos no Figma</w:t>
+      </w:r>
       <w:r>
         <w:t>, definindo o aspeto visual da plataforma.</w:t>
       </w:r>
@@ -4181,116 +5077,82 @@
           <w:b/>
           <w:bCs/>
         </w:rPr>
-        <w:t xml:space="preserve">base de dados </w:t>
-      </w:r>
-      <w:proofErr w:type="spellStart"/>
-      <w:r>
+        <w:t>base de dados MySQL</w:t>
+      </w:r>
+      <w:r>
+        <w:t>.</w:t>
+      </w:r>
+    </w:p>
+    <w:p>
+      <w:pPr>
+        <w:jc w:val="left"/>
+      </w:pPr>
+    </w:p>
+    <w:p>
+      <w:pPr>
+        <w:jc w:val="left"/>
+      </w:pPr>
+    </w:p>
+    <w:p>
+      <w:pPr>
+        <w:jc w:val="left"/>
+      </w:pPr>
+    </w:p>
+    <w:p>
+      <w:pPr>
+        <w:jc w:val="left"/>
+      </w:pPr>
+    </w:p>
+    <w:p>
+      <w:pPr>
+        <w:jc w:val="left"/>
+      </w:pPr>
+    </w:p>
+    <w:p>
+      <w:pPr>
+        <w:jc w:val="left"/>
+      </w:pPr>
+    </w:p>
+    <w:p>
+      <w:pPr>
+        <w:jc w:val="left"/>
+      </w:pPr>
+    </w:p>
+    <w:p>
+      <w:pPr>
+        <w:jc w:val="left"/>
+      </w:pPr>
+    </w:p>
+    <w:p>
+      <w:pPr>
+        <w:ind w:firstLine="0"/>
+        <w:jc w:val="left"/>
         <w:rPr>
           <w:b/>
           <w:bCs/>
         </w:rPr>
-        <w:t>MySQL</w:t>
-      </w:r>
-      <w:proofErr w:type="spellEnd"/>
-      <w:r>
-        <w:t>.</w:t>
-      </w:r>
-    </w:p>
-    <w:p>
-      <w:pPr>
-        <w:jc w:val="left"/>
-      </w:pPr>
-    </w:p>
-    <w:p>
-      <w:pPr>
-        <w:jc w:val="left"/>
-      </w:pPr>
-    </w:p>
-    <w:p>
-      <w:pPr>
-        <w:jc w:val="left"/>
-      </w:pPr>
-    </w:p>
-    <w:p>
-      <w:pPr>
-        <w:jc w:val="left"/>
-      </w:pPr>
-    </w:p>
-    <w:p>
-      <w:pPr>
-        <w:jc w:val="left"/>
-      </w:pPr>
-    </w:p>
-    <w:p>
-      <w:pPr>
-        <w:jc w:val="left"/>
-      </w:pPr>
-    </w:p>
-    <w:p>
-      <w:pPr>
-        <w:jc w:val="left"/>
-      </w:pPr>
-    </w:p>
-    <w:p>
-      <w:pPr>
-        <w:jc w:val="left"/>
-      </w:pPr>
-    </w:p>
-    <w:p>
-      <w:pPr>
-        <w:ind w:firstLine="0"/>
-        <w:jc w:val="left"/>
+      </w:pPr>
+      <w:r>
         <w:rPr>
           <w:b/>
           <w:bCs/>
         </w:rPr>
-      </w:pPr>
+        <w:t xml:space="preserve">Semanas 3 a </w:t>
+      </w:r>
       <w:r>
         <w:rPr>
           <w:b/>
           <w:bCs/>
         </w:rPr>
-        <w:t xml:space="preserve">Semanas 3 a </w:t>
+        <w:t>4</w:t>
       </w:r>
       <w:r>
         <w:rPr>
           <w:b/>
           <w:bCs/>
         </w:rPr>
-        <w:t>4</w:t>
-      </w:r>
-      <w:r>
-        <w:rPr>
-          <w:b/>
-          <w:bCs/>
-        </w:rPr>
-        <w:t xml:space="preserve"> – Integração na equipa de IT e </w:t>
-      </w:r>
-      <w:proofErr w:type="spellStart"/>
-      <w:r>
-        <w:rPr>
-          <w:b/>
-          <w:bCs/>
-        </w:rPr>
-        <w:t>Power</w:t>
-      </w:r>
-      <w:proofErr w:type="spellEnd"/>
-      <w:r>
-        <w:rPr>
-          <w:b/>
-          <w:bCs/>
-        </w:rPr>
-        <w:t xml:space="preserve"> </w:t>
-      </w:r>
-      <w:proofErr w:type="spellStart"/>
-      <w:r>
-        <w:rPr>
-          <w:b/>
-          <w:bCs/>
-        </w:rPr>
-        <w:t>Platform</w:t>
-      </w:r>
-      <w:proofErr w:type="spellEnd"/>
+        <w:t xml:space="preserve"> – Integração na equipa de IT e Power Platform</w:t>
+      </w:r>
     </w:p>
     <w:p>
       <w:pPr>
@@ -4329,31 +5191,13 @@
         </w:numPr>
         <w:jc w:val="left"/>
       </w:pPr>
-      <w:proofErr w:type="spellStart"/>
       <w:r>
         <w:rPr>
           <w:b/>
           <w:bCs/>
         </w:rPr>
-        <w:t>Power</w:t>
-      </w:r>
-      <w:proofErr w:type="spellEnd"/>
-      <w:r>
-        <w:rPr>
-          <w:b/>
-          <w:bCs/>
-        </w:rPr>
-        <w:t xml:space="preserve"> </w:t>
-      </w:r>
-      <w:proofErr w:type="spellStart"/>
-      <w:r>
-        <w:rPr>
-          <w:b/>
-          <w:bCs/>
-        </w:rPr>
-        <w:t>Automate</w:t>
-      </w:r>
-      <w:proofErr w:type="spellEnd"/>
+        <w:t>Power Automate</w:t>
+      </w:r>
       <w:r>
         <w:t>, para automatizar fluxos internos de tarefas repetitivas (ex. aprovações ou notificações).</w:t>
       </w:r>
@@ -4366,135 +5210,109 @@
         </w:numPr>
         <w:jc w:val="left"/>
       </w:pPr>
-      <w:proofErr w:type="spellStart"/>
       <w:r>
         <w:rPr>
           <w:b/>
           <w:bCs/>
         </w:rPr>
-        <w:t>Power</w:t>
-      </w:r>
-      <w:proofErr w:type="spellEnd"/>
+        <w:t>Power Apps</w:t>
+      </w:r>
+      <w:r>
+        <w:t>, para desenvolver pequenas aplicações empresariais.</w:t>
+      </w:r>
+    </w:p>
+    <w:p>
+      <w:pPr>
+        <w:ind w:firstLine="0"/>
+        <w:jc w:val="left"/>
+      </w:pPr>
+      <w:r>
+        <w:t xml:space="preserve">Nesta fase, executei exercícios e pequenas tarefas internas, ganhando experiência prática em </w:t>
+      </w:r>
       <w:r>
         <w:rPr>
           <w:b/>
           <w:bCs/>
         </w:rPr>
-        <w:t xml:space="preserve"> Apps</w:t>
-      </w:r>
-      <w:r>
-        <w:t>, para desenvolver pequenas aplicações empresariais.</w:t>
-      </w:r>
-    </w:p>
-    <w:p>
-      <w:pPr>
-        <w:ind w:firstLine="0"/>
+        <w:t>automatização de processos</w:t>
+      </w:r>
+      <w:r>
+        <w:t xml:space="preserve"> e perceção de como estas ferramentas são aplicadas na empresa.</w:t>
+      </w:r>
+    </w:p>
+    <w:p>
+      <w:pPr>
         <w:jc w:val="left"/>
       </w:pPr>
-      <w:r>
-        <w:t xml:space="preserve">Nesta fase, executei exercícios e pequenas tarefas internas, ganhando experiência prática em </w:t>
-      </w:r>
-      <w:r>
+    </w:p>
+    <w:p>
+      <w:pPr>
+        <w:jc w:val="left"/>
+      </w:pPr>
+    </w:p>
+    <w:p>
+      <w:pPr>
+        <w:jc w:val="left"/>
+      </w:pPr>
+    </w:p>
+    <w:p>
+      <w:pPr>
+        <w:jc w:val="left"/>
+      </w:pPr>
+    </w:p>
+    <w:p>
+      <w:pPr>
+        <w:jc w:val="left"/>
+      </w:pPr>
+    </w:p>
+    <w:p>
+      <w:pPr>
+        <w:jc w:val="left"/>
+      </w:pPr>
+    </w:p>
+    <w:p>
+      <w:pPr>
+        <w:ind w:firstLine="0"/>
+        <w:jc w:val="left"/>
         <w:rPr>
           <w:b/>
           <w:bCs/>
         </w:rPr>
-        <w:t>automatização de processos</w:t>
-      </w:r>
-      <w:r>
-        <w:t xml:space="preserve"> e perceção de como estas ferramentas são aplicadas na empresa.</w:t>
-      </w:r>
-    </w:p>
-    <w:p>
-      <w:pPr>
-        <w:jc w:val="left"/>
-      </w:pPr>
-    </w:p>
-    <w:p>
-      <w:pPr>
-        <w:jc w:val="left"/>
-      </w:pPr>
-    </w:p>
-    <w:p>
-      <w:pPr>
-        <w:jc w:val="left"/>
-      </w:pPr>
-    </w:p>
-    <w:p>
-      <w:pPr>
-        <w:jc w:val="left"/>
-      </w:pPr>
-    </w:p>
-    <w:p>
-      <w:pPr>
-        <w:jc w:val="left"/>
-      </w:pPr>
-    </w:p>
-    <w:p>
-      <w:pPr>
-        <w:jc w:val="left"/>
-      </w:pPr>
-    </w:p>
-    <w:p>
-      <w:pPr>
-        <w:ind w:firstLine="0"/>
-        <w:jc w:val="left"/>
+      </w:pPr>
+      <w:r>
         <w:rPr>
           <w:b/>
           <w:bCs/>
         </w:rPr>
-      </w:pPr>
+        <w:t xml:space="preserve">Semanas </w:t>
+      </w:r>
       <w:r>
         <w:rPr>
           <w:b/>
           <w:bCs/>
         </w:rPr>
-        <w:lastRenderedPageBreak/>
-        <w:t xml:space="preserve">Semanas </w:t>
+        <w:t>4</w:t>
       </w:r>
       <w:r>
         <w:rPr>
           <w:b/>
           <w:bCs/>
         </w:rPr>
-        <w:t>4</w:t>
+        <w:t xml:space="preserve"> a </w:t>
       </w:r>
       <w:r>
         <w:rPr>
           <w:b/>
           <w:bCs/>
         </w:rPr>
-        <w:t xml:space="preserve"> a </w:t>
+        <w:t>6</w:t>
       </w:r>
       <w:r>
         <w:rPr>
           <w:b/>
           <w:bCs/>
         </w:rPr>
-        <w:t>6</w:t>
-      </w:r>
-      <w:r>
-        <w:rPr>
-          <w:b/>
-          <w:bCs/>
-        </w:rPr>
-        <w:t xml:space="preserve"> – Desenvolvimento do </w:t>
-      </w:r>
-      <w:proofErr w:type="spellStart"/>
-      <w:r>
-        <w:rPr>
-          <w:b/>
-          <w:bCs/>
-        </w:rPr>
-        <w:t>Front-End</w:t>
-      </w:r>
-      <w:proofErr w:type="spellEnd"/>
-      <w:r>
-        <w:rPr>
-          <w:b/>
-          <w:bCs/>
-        </w:rPr>
-        <w:t xml:space="preserve"> da Plataforma</w:t>
+        <w:t xml:space="preserve"> – Desenvolvimento do Front-End da Plataforma</w:t>
       </w:r>
     </w:p>
     <w:p>
@@ -4533,6 +5351,7 @@
         <w:jc w:val="left"/>
       </w:pPr>
       <w:r>
+        <w:lastRenderedPageBreak/>
         <w:t xml:space="preserve">Criação da </w:t>
       </w:r>
       <w:r>
@@ -4612,23 +5431,7 @@
           <w:b/>
           <w:bCs/>
         </w:rPr>
-        <w:t xml:space="preserve">HTML5, CSS3 e </w:t>
-      </w:r>
-      <w:proofErr w:type="spellStart"/>
-      <w:r>
-        <w:rPr>
-          <w:b/>
-          <w:bCs/>
-        </w:rPr>
-        <w:t>Figma</w:t>
-      </w:r>
-      <w:proofErr w:type="spellEnd"/>
-      <w:r>
-        <w:rPr>
-          <w:b/>
-          <w:bCs/>
-        </w:rPr>
-        <w:t xml:space="preserve"> como base visual</w:t>
+        <w:t>HTML5, CSS3 e Figma como base visual</w:t>
       </w:r>
       <w:r>
         <w:t>.</w:t>
@@ -4753,97 +5556,46 @@
           <w:b/>
           <w:bCs/>
         </w:rPr>
-        <w:t xml:space="preserve"> – Integração com </w:t>
-      </w:r>
-      <w:proofErr w:type="spellStart"/>
+        <w:t xml:space="preserve"> – Integração com Back-End e Base de Dados (apoio ao colega)</w:t>
+      </w:r>
+    </w:p>
+    <w:p>
+      <w:pPr>
+        <w:ind w:firstLine="0"/>
+        <w:jc w:val="left"/>
+      </w:pPr>
+      <w:r>
+        <w:t xml:space="preserve">Nesta fase do projeto, avançámos com a </w:t>
+      </w:r>
       <w:r>
         <w:rPr>
           <w:b/>
           <w:bCs/>
         </w:rPr>
-        <w:t>Back-End</w:t>
-      </w:r>
-      <w:proofErr w:type="spellEnd"/>
+        <w:t>integração entre o front-end e o back-end</w:t>
+      </w:r>
+      <w:r>
+        <w:t xml:space="preserve">, utilizando </w:t>
+      </w:r>
       <w:r>
         <w:rPr>
           <w:b/>
           <w:bCs/>
         </w:rPr>
-        <w:t xml:space="preserve"> e Base de Dados (apoio ao colega)</w:t>
-      </w:r>
-    </w:p>
-    <w:p>
-      <w:pPr>
-        <w:ind w:firstLine="0"/>
-        <w:jc w:val="left"/>
-      </w:pPr>
-      <w:r>
-        <w:t xml:space="preserve">Nesta fase do projeto, avançámos com a </w:t>
+        <w:t>PHP</w:t>
+      </w:r>
+      <w:r>
+        <w:t xml:space="preserve"> e </w:t>
       </w:r>
       <w:r>
         <w:rPr>
           <w:b/>
           <w:bCs/>
         </w:rPr>
-        <w:t xml:space="preserve">integração entre o </w:t>
-      </w:r>
-      <w:proofErr w:type="spellStart"/>
-      <w:r>
-        <w:rPr>
-          <w:b/>
-          <w:bCs/>
-        </w:rPr>
-        <w:t>front-end</w:t>
-      </w:r>
-      <w:proofErr w:type="spellEnd"/>
-      <w:r>
-        <w:rPr>
-          <w:b/>
-          <w:bCs/>
-        </w:rPr>
-        <w:t xml:space="preserve"> e o </w:t>
-      </w:r>
-      <w:proofErr w:type="spellStart"/>
-      <w:r>
-        <w:rPr>
-          <w:b/>
-          <w:bCs/>
-        </w:rPr>
-        <w:t>back-end</w:t>
-      </w:r>
-      <w:proofErr w:type="spellEnd"/>
-      <w:r>
-        <w:t xml:space="preserve">, utilizando </w:t>
-      </w:r>
-      <w:r>
-        <w:rPr>
-          <w:b/>
-          <w:bCs/>
-        </w:rPr>
-        <w:t>PHP</w:t>
-      </w:r>
-      <w:r>
-        <w:t xml:space="preserve"> e </w:t>
-      </w:r>
-      <w:proofErr w:type="spellStart"/>
-      <w:r>
-        <w:rPr>
-          <w:b/>
-          <w:bCs/>
-        </w:rPr>
         <w:t>MySQL</w:t>
       </w:r>
-      <w:proofErr w:type="spellEnd"/>
-      <w:r>
-        <w:t xml:space="preserve">. Embora o desenvolvimento do </w:t>
-      </w:r>
-      <w:proofErr w:type="spellStart"/>
-      <w:r>
-        <w:t>back-end</w:t>
-      </w:r>
-      <w:proofErr w:type="spellEnd"/>
-      <w:r>
-        <w:t xml:space="preserve"> tenha estado maioritariamente a cargo do meu colega </w:t>
+      <w:r>
+        <w:t xml:space="preserve">. Embora o desenvolvimento do back-end tenha estado maioritariamente a cargo do meu colega </w:t>
       </w:r>
       <w:r>
         <w:rPr>
@@ -4927,15 +5679,7 @@
         <w:t>adaptação de componentes de interface</w:t>
       </w:r>
       <w:r>
-        <w:t xml:space="preserve"> para se integrarem corretamente com os dados dinâmicos provenientes do </w:t>
-      </w:r>
-      <w:proofErr w:type="spellStart"/>
-      <w:r>
-        <w:t>back-end</w:t>
-      </w:r>
-      <w:proofErr w:type="spellEnd"/>
-      <w:r>
-        <w:t>.</w:t>
+        <w:t xml:space="preserve"> para se integrarem corretamente com os dados dinâmicos provenientes do back-end.</w:t>
       </w:r>
     </w:p>
     <w:p>
@@ -4944,15 +5688,7 @@
         <w:jc w:val="left"/>
       </w:pPr>
       <w:r>
-        <w:t xml:space="preserve">O trabalho em equipa foi essencial nesta fase, e apesar de não ter desenvolvido o código de </w:t>
-      </w:r>
-      <w:proofErr w:type="spellStart"/>
-      <w:r>
-        <w:t>back-end</w:t>
-      </w:r>
-      <w:proofErr w:type="spellEnd"/>
-      <w:r>
-        <w:t xml:space="preserve"> diretamente, tive um papel complementar e de suporte, contribuindo para que o sistema funcionasse de forma coesa.</w:t>
+        <w:t>O trabalho em equipa foi essencial nesta fase, e apesar de não ter desenvolvido o código de back-end diretamente, tive um papel complementar e de suporte, contribuindo para que o sistema funcionasse de forma coesa.</w:t>
       </w:r>
     </w:p>
     <w:p>
@@ -5027,6 +5763,7 @@
         <w:jc w:val="left"/>
       </w:pPr>
       <w:r>
+        <w:lastRenderedPageBreak/>
         <w:t xml:space="preserve">Durante estas semanas, o foco esteve na finalização e otimização da </w:t>
       </w:r>
       <w:r>
@@ -5151,15 +5888,7 @@
         <w:t>Criação de pequenos elementos gráficos adicionais</w:t>
       </w:r>
       <w:r>
-        <w:t xml:space="preserve"> (ícones, </w:t>
-      </w:r>
-      <w:proofErr w:type="spellStart"/>
-      <w:r>
-        <w:t>banners</w:t>
-      </w:r>
-      <w:proofErr w:type="spellEnd"/>
-      <w:r>
-        <w:t>, separadores visuais), aumentando o apelo visual do sistema.</w:t>
+        <w:t xml:space="preserve"> (ícones, banners, separadores visuais), aumentando o apelo visual do sistema.</w:t>
       </w:r>
     </w:p>
     <w:p>
@@ -5307,12 +6036,11 @@
     </w:p>
     <w:p>
       <w:pPr>
-        <w:pStyle w:val="Heading1"/>
+        <w:pStyle w:val="Ttulo1"/>
       </w:pPr>
       <w:bookmarkStart w:id="12" w:name="_Toc13649911"/>
       <w:bookmarkStart w:id="13" w:name="_Toc199943659"/>
       <w:r>
-        <w:lastRenderedPageBreak/>
         <w:t>Conclusão</w:t>
       </w:r>
       <w:bookmarkEnd w:id="12"/>
@@ -5326,6 +6054,7 @@
     </w:p>
     <w:p>
       <w:r>
+        <w:lastRenderedPageBreak/>
         <w:tab/>
       </w:r>
     </w:p>
@@ -5341,7 +6070,7 @@
     </w:p>
     <w:p>
       <w:pPr>
-        <w:pStyle w:val="Heading1"/>
+        <w:pStyle w:val="Ttulo1"/>
       </w:pPr>
       <w:bookmarkStart w:id="14" w:name="_Toc13649912"/>
       <w:bookmarkStart w:id="15" w:name="_Toc199943660"/>
@@ -5354,50 +6083,50 @@
     </w:p>
     <w:p/>
     <w:p>
-      <w:hyperlink r:id="rId15" w:history="1">
+      <w:hyperlink r:id="rId24" w:history="1">
         <w:r>
           <w:rPr>
-            <w:rStyle w:val="Hyperlink"/>
+            <w:rStyle w:val="Hiperligao"/>
           </w:rPr>
           <w:t>https://www.softinsa.pt/pt/</w:t>
         </w:r>
       </w:hyperlink>
     </w:p>
     <w:p>
-      <w:hyperlink r:id="rId16" w:history="1">
+      <w:hyperlink r:id="rId25" w:history="1">
         <w:r>
           <w:rPr>
-            <w:rStyle w:val="Hyperlink"/>
+            <w:rStyle w:val="Hiperligao"/>
           </w:rPr>
           <w:t>https://moodle2425.ipcb.pt/</w:t>
         </w:r>
       </w:hyperlink>
     </w:p>
     <w:p>
-      <w:hyperlink r:id="rId17" w:history="1">
+      <w:hyperlink r:id="rId26" w:history="1">
         <w:r>
           <w:rPr>
-            <w:rStyle w:val="Hyperlink"/>
+            <w:rStyle w:val="Hiperligao"/>
           </w:rPr>
           <w:t>https://www.microsoft.com/pt-pt/power-platform/products/power-apps?market=pt</w:t>
         </w:r>
       </w:hyperlink>
     </w:p>
     <w:p>
-      <w:hyperlink r:id="rId18" w:history="1">
+      <w:hyperlink r:id="rId27" w:history="1">
         <w:r>
           <w:rPr>
-            <w:rStyle w:val="Hyperlink"/>
+            <w:rStyle w:val="Hiperligao"/>
           </w:rPr>
           <w:t>https://www.microsoft.com/pt-pt/power-platform/products/power-automate?market=pt</w:t>
         </w:r>
       </w:hyperlink>
     </w:p>
     <w:p>
-      <w:hyperlink r:id="rId19" w:history="1">
+      <w:hyperlink r:id="rId28" w:history="1">
         <w:r>
           <w:rPr>
-            <w:rStyle w:val="Hyperlink"/>
+            <w:rStyle w:val="Hiperligao"/>
           </w:rPr>
           <w:t>https://www.ipcb.pt/</w:t>
         </w:r>
@@ -5415,7 +6144,7 @@
     </w:p>
     <w:p>
       <w:pPr>
-        <w:pStyle w:val="Heading1"/>
+        <w:pStyle w:val="Ttulo1"/>
       </w:pPr>
       <w:bookmarkStart w:id="16" w:name="_Toc13649913"/>
       <w:bookmarkStart w:id="17" w:name="_Toc199943661"/>
@@ -5438,7 +6167,7 @@
     </w:p>
     <w:p>
       <w:pPr>
-        <w:pStyle w:val="ListParagraph"/>
+        <w:pStyle w:val="PargrafodaLista"/>
         <w:numPr>
           <w:ilvl w:val="0"/>
           <w:numId w:val="23"/>
@@ -5450,7 +6179,7 @@
     </w:p>
     <w:p>
       <w:pPr>
-        <w:pStyle w:val="ListParagraph"/>
+        <w:pStyle w:val="PargrafodaLista"/>
         <w:numPr>
           <w:ilvl w:val="0"/>
           <w:numId w:val="23"/>
@@ -5474,7 +6203,7 @@
     </w:p>
     <w:p>
       <w:pPr>
-        <w:pStyle w:val="ListParagraph"/>
+        <w:pStyle w:val="PargrafodaLista"/>
         <w:numPr>
           <w:ilvl w:val="0"/>
           <w:numId w:val="28"/>
@@ -5492,38 +6221,14 @@
     </w:p>
     <w:p>
       <w:pPr>
-        <w:pStyle w:val="ListParagraph"/>
+        <w:pStyle w:val="PargrafodaLista"/>
         <w:numPr>
           <w:ilvl w:val="0"/>
           <w:numId w:val="28"/>
         </w:numPr>
       </w:pPr>
       <w:r>
-        <w:t xml:space="preserve">Introdução às ferramentas </w:t>
-      </w:r>
-      <w:proofErr w:type="spellStart"/>
-      <w:r>
-        <w:t>Power</w:t>
-      </w:r>
-      <w:proofErr w:type="spellEnd"/>
-      <w:r>
-        <w:t xml:space="preserve"> </w:t>
-      </w:r>
-      <w:proofErr w:type="spellStart"/>
-      <w:r>
-        <w:t>Automate</w:t>
-      </w:r>
-      <w:proofErr w:type="spellEnd"/>
-      <w:r>
-        <w:t xml:space="preserve"> e </w:t>
-      </w:r>
-      <w:proofErr w:type="spellStart"/>
-      <w:r>
-        <w:t>Power</w:t>
-      </w:r>
-      <w:proofErr w:type="spellEnd"/>
-      <w:r>
-        <w:t xml:space="preserve"> Apps com a equipa de IT.</w:t>
+        <w:t>Introdução às ferramentas Power Automate e Power Apps com a equipa de IT.</w:t>
       </w:r>
     </w:p>
     <w:p/>
@@ -5537,27 +6242,19 @@
     </w:p>
     <w:p>
       <w:pPr>
-        <w:pStyle w:val="ListParagraph"/>
+        <w:pStyle w:val="PargrafodaLista"/>
         <w:numPr>
           <w:ilvl w:val="0"/>
           <w:numId w:val="28"/>
         </w:numPr>
       </w:pPr>
       <w:r>
-        <w:t xml:space="preserve">Planeamento da base de dados em </w:t>
-      </w:r>
-      <w:proofErr w:type="spellStart"/>
-      <w:r>
-        <w:t>MySQL</w:t>
-      </w:r>
-      <w:proofErr w:type="spellEnd"/>
-      <w:r>
-        <w:t xml:space="preserve"> e criação das primeiras tabelas.</w:t>
-      </w:r>
-    </w:p>
-    <w:p>
-      <w:pPr>
-        <w:pStyle w:val="ListParagraph"/>
+        <w:t>Planeamento da base de dados em MySQL e criação das primeiras tabelas.</w:t>
+      </w:r>
+    </w:p>
+    <w:p>
+      <w:pPr>
+        <w:pStyle w:val="PargrafodaLista"/>
         <w:numPr>
           <w:ilvl w:val="0"/>
           <w:numId w:val="28"/>
@@ -5569,7 +6266,7 @@
     </w:p>
     <w:p>
       <w:pPr>
-        <w:pStyle w:val="ListParagraph"/>
+        <w:pStyle w:val="PargrafodaLista"/>
         <w:numPr>
           <w:ilvl w:val="0"/>
           <w:numId w:val="28"/>
@@ -5590,7 +6287,7 @@
     </w:p>
     <w:p>
       <w:pPr>
-        <w:pStyle w:val="ListParagraph"/>
+        <w:pStyle w:val="PargrafodaLista"/>
         <w:numPr>
           <w:ilvl w:val="0"/>
           <w:numId w:val="27"/>
@@ -5602,27 +6299,19 @@
     </w:p>
     <w:p>
       <w:pPr>
-        <w:pStyle w:val="ListParagraph"/>
+        <w:pStyle w:val="PargrafodaLista"/>
         <w:numPr>
           <w:ilvl w:val="0"/>
           <w:numId w:val="27"/>
         </w:numPr>
       </w:pPr>
       <w:r>
-        <w:t xml:space="preserve">Integração de Google </w:t>
-      </w:r>
-      <w:proofErr w:type="spellStart"/>
-      <w:r>
-        <w:t>Forms</w:t>
-      </w:r>
-      <w:proofErr w:type="spellEnd"/>
-      <w:r>
-        <w:t xml:space="preserve"> para recolha de dados e feedback.</w:t>
-      </w:r>
-    </w:p>
-    <w:p>
-      <w:pPr>
-        <w:pStyle w:val="ListParagraph"/>
+        <w:t>Integração de Google Forms para recolha de dados e feedback.</w:t>
+      </w:r>
+    </w:p>
+    <w:p>
+      <w:pPr>
+        <w:pStyle w:val="PargrafodaLista"/>
         <w:numPr>
           <w:ilvl w:val="0"/>
           <w:numId w:val="27"/>
@@ -5640,7 +6329,7 @@
     </w:p>
     <w:p>
       <w:pPr>
-        <w:pStyle w:val="ListParagraph"/>
+        <w:pStyle w:val="PargrafodaLista"/>
         <w:numPr>
           <w:ilvl w:val="0"/>
           <w:numId w:val="27"/>
@@ -5669,7 +6358,7 @@
     </w:p>
     <w:p>
       <w:pPr>
-        <w:pStyle w:val="ListParagraph"/>
+        <w:pStyle w:val="PargrafodaLista"/>
         <w:numPr>
           <w:ilvl w:val="0"/>
           <w:numId w:val="42"/>
@@ -5681,7 +6370,7 @@
     </w:p>
     <w:p>
       <w:pPr>
-        <w:pStyle w:val="ListParagraph"/>
+        <w:pStyle w:val="PargrafodaLista"/>
         <w:numPr>
           <w:ilvl w:val="0"/>
           <w:numId w:val="42"/>
@@ -5693,7 +6382,7 @@
     </w:p>
     <w:p>
       <w:pPr>
-        <w:pStyle w:val="ListParagraph"/>
+        <w:pStyle w:val="PargrafodaLista"/>
         <w:numPr>
           <w:ilvl w:val="0"/>
           <w:numId w:val="42"/>
@@ -5705,7 +6394,7 @@
     </w:p>
     <w:p>
       <w:pPr>
-        <w:pStyle w:val="ListParagraph"/>
+        <w:pStyle w:val="PargrafodaLista"/>
         <w:numPr>
           <w:ilvl w:val="0"/>
           <w:numId w:val="42"/>
@@ -5717,7 +6406,7 @@
     </w:p>
     <w:p>
       <w:pPr>
-        <w:pStyle w:val="ListParagraph"/>
+        <w:pStyle w:val="PargrafodaLista"/>
         <w:numPr>
           <w:ilvl w:val="0"/>
           <w:numId w:val="42"/>
@@ -5754,7 +6443,7 @@
     </w:p>
     <w:p>
       <w:pPr>
-        <w:pStyle w:val="ListParagraph"/>
+        <w:pStyle w:val="PargrafodaLista"/>
         <w:numPr>
           <w:ilvl w:val="0"/>
           <w:numId w:val="17"/>
@@ -5771,9 +6460,9 @@
     <w:p/>
     <w:p/>
     <w:sectPr>
-      <w:headerReference w:type="even" r:id="rId20"/>
-      <w:headerReference w:type="default" r:id="rId21"/>
-      <w:footerReference w:type="default" r:id="rId22"/>
+      <w:headerReference w:type="even" r:id="rId29"/>
+      <w:headerReference w:type="default" r:id="rId30"/>
+      <w:footerReference w:type="default" r:id="rId31"/>
       <w:pgSz w:w="11906" w:h="16838" w:code="9"/>
       <w:pgMar w:top="1701" w:right="1418" w:bottom="1134" w:left="1701" w:header="709" w:footer="709" w:gutter="0"/>
       <w:pgNumType w:start="1"/>
@@ -5816,7 +6505,7 @@
     <w:sdtContent>
       <w:p>
         <w:pPr>
-          <w:pStyle w:val="Footer"/>
+          <w:pStyle w:val="Rodap"/>
           <w:jc w:val="center"/>
         </w:pPr>
         <w:r>
@@ -5951,13 +6640,13 @@
 <w:hdr xmlns:wpc="http://schemas.microsoft.com/office/word/2010/wordprocessingCanvas" xmlns:cx="http://schemas.microsoft.com/office/drawing/2014/chartex" xmlns:cx1="http://schemas.microsoft.com/office/drawing/2015/9/8/chartex" xmlns:cx2="http://schemas.microsoft.com/office/drawing/2015/10/21/chartex" xmlns:cx3="http://schemas.microsoft.com/office/drawing/2016/5/9/chartex" xmlns:cx4="http://schemas.microsoft.com/office/drawing/2016/5/10/chartex" xmlns:cx5="http://schemas.microsoft.com/office/drawing/2016/5/11/chartex" xmlns:cx6="http://schemas.microsoft.com/office/drawing/2016/5/12/chartex" xmlns:cx7="http://schemas.microsoft.com/office/drawing/2016/5/13/chartex" xmlns:cx8="http://schemas.microsoft.com/office/drawing/2016/5/14/chartex" xmlns:mc="http://schemas.openxmlformats.org/markup-compatibility/2006" xmlns:aink="http://schemas.microsoft.com/office/drawing/2016/ink" xmlns:am3d="http://schemas.microsoft.com/office/drawing/2017/model3d" xmlns:o="urn:schemas-microsoft-com:office:office" xmlns:oel="http://schemas.microsoft.com/office/2019/extlst" xmlns:r="http://schemas.openxmlformats.org/officeDocument/2006/relationships" xmlns:m="http://schemas.openxmlformats.org/officeDocument/2006/math" xmlns:v="urn:schemas-microsoft-com:vml" xmlns:wp14="http://schemas.microsoft.com/office/word/2010/wordprocessingDrawing" xmlns:wp="http://schemas.openxmlformats.org/drawingml/2006/wordprocessingDrawing" xmlns:w10="urn:schemas-microsoft-com:office:word" xmlns:w="http://schemas.openxmlformats.org/wordprocessingml/2006/main" xmlns:w14="http://schemas.microsoft.com/office/word/2010/wordml" xmlns:w15="http://schemas.microsoft.com/office/word/2012/wordml" xmlns:w16cex="http://schemas.microsoft.com/office/word/2018/wordml/cex" xmlns:w16cid="http://schemas.microsoft.com/office/word/2016/wordml/cid" xmlns:w16="http://schemas.microsoft.com/office/word/2018/wordml" xmlns:w16du="http://schemas.microsoft.com/office/word/2023/wordml/word16du" xmlns:w16sdtdh="http://schemas.microsoft.com/office/word/2020/wordml/sdtdatahash" xmlns:w16sdtfl="http://schemas.microsoft.com/office/word/2024/wordml/sdtformatlock" xmlns:w16se="http://schemas.microsoft.com/office/word/2015/wordml/symex" xmlns:wpg="http://schemas.microsoft.com/office/word/2010/wordprocessingGroup" xmlns:wpi="http://schemas.microsoft.com/office/word/2010/wordprocessingInk" xmlns:wne="http://schemas.microsoft.com/office/word/2006/wordml" xmlns:wps="http://schemas.microsoft.com/office/word/2010/wordprocessingShape" mc:Ignorable="w14 w15 w16se w16cid w16 w16cex w16sdtdh w16sdtfl w16du wp14">
   <w:p>
     <w:pPr>
-      <w:pStyle w:val="Header"/>
+      <w:pStyle w:val="Cabealho"/>
       <w:jc w:val="center"/>
     </w:pPr>
   </w:p>
   <w:p>
     <w:pPr>
-      <w:pStyle w:val="Header"/>
+      <w:pStyle w:val="Cabealho"/>
     </w:pPr>
   </w:p>
 </w:hdr>
@@ -5967,7 +6656,7 @@
 <w:hdr xmlns:wpc="http://schemas.microsoft.com/office/word/2010/wordprocessingCanvas" xmlns:cx="http://schemas.microsoft.com/office/drawing/2014/chartex" xmlns:cx1="http://schemas.microsoft.com/office/drawing/2015/9/8/chartex" xmlns:cx2="http://schemas.microsoft.com/office/drawing/2015/10/21/chartex" xmlns:cx3="http://schemas.microsoft.com/office/drawing/2016/5/9/chartex" xmlns:cx4="http://schemas.microsoft.com/office/drawing/2016/5/10/chartex" xmlns:cx5="http://schemas.microsoft.com/office/drawing/2016/5/11/chartex" xmlns:cx6="http://schemas.microsoft.com/office/drawing/2016/5/12/chartex" xmlns:cx7="http://schemas.microsoft.com/office/drawing/2016/5/13/chartex" xmlns:cx8="http://schemas.microsoft.com/office/drawing/2016/5/14/chartex" xmlns:mc="http://schemas.openxmlformats.org/markup-compatibility/2006" xmlns:aink="http://schemas.microsoft.com/office/drawing/2016/ink" xmlns:am3d="http://schemas.microsoft.com/office/drawing/2017/model3d" xmlns:o="urn:schemas-microsoft-com:office:office" xmlns:oel="http://schemas.microsoft.com/office/2019/extlst" xmlns:r="http://schemas.openxmlformats.org/officeDocument/2006/relationships" xmlns:m="http://schemas.openxmlformats.org/officeDocument/2006/math" xmlns:v="urn:schemas-microsoft-com:vml" xmlns:wp14="http://schemas.microsoft.com/office/word/2010/wordprocessingDrawing" xmlns:wp="http://schemas.openxmlformats.org/drawingml/2006/wordprocessingDrawing" xmlns:w10="urn:schemas-microsoft-com:office:word" xmlns:w="http://schemas.openxmlformats.org/wordprocessingml/2006/main" xmlns:w14="http://schemas.microsoft.com/office/word/2010/wordml" xmlns:w15="http://schemas.microsoft.com/office/word/2012/wordml" xmlns:w16cex="http://schemas.microsoft.com/office/word/2018/wordml/cex" xmlns:w16cid="http://schemas.microsoft.com/office/word/2016/wordml/cid" xmlns:w16="http://schemas.microsoft.com/office/word/2018/wordml" xmlns:w16du="http://schemas.microsoft.com/office/word/2023/wordml/word16du" xmlns:w16sdtdh="http://schemas.microsoft.com/office/word/2020/wordml/sdtdatahash" xmlns:w16sdtfl="http://schemas.microsoft.com/office/word/2024/wordml/sdtformatlock" xmlns:w16se="http://schemas.microsoft.com/office/word/2015/wordml/symex" xmlns:wpg="http://schemas.microsoft.com/office/word/2010/wordprocessingGroup" xmlns:wpi="http://schemas.microsoft.com/office/word/2010/wordprocessingInk" xmlns:wne="http://schemas.microsoft.com/office/word/2006/wordml" xmlns:wps="http://schemas.microsoft.com/office/word/2010/wordprocessingShape" mc:Ignorable="w14 w15 w16se w16cid w16 w16cex w16sdtdh w16sdtfl w16du wp14">
   <w:p>
     <w:pPr>
-      <w:pStyle w:val="Header"/>
+      <w:pStyle w:val="Cabealho"/>
     </w:pPr>
   </w:p>
 </w:hdr>
@@ -6303,6 +6992,232 @@
     </w:lvl>
   </w:abstractNum>
   <w:abstractNum w:abstractNumId="2" w15:restartNumberingAfterBreak="0">
+    <w:nsid w:val="068E2480"/>
+    <w:multiLevelType w:val="hybridMultilevel"/>
+    <w:tmpl w:val="F5186000"/>
+    <w:lvl w:ilvl="0" w:tplc="08160001">
+      <w:start w:val="1"/>
+      <w:numFmt w:val="bullet"/>
+      <w:lvlText w:val=""/>
+      <w:lvlJc w:val="left"/>
+      <w:pPr>
+        <w:ind w:left="1060" w:hanging="360"/>
+      </w:pPr>
+      <w:rPr>
+        <w:rFonts w:ascii="Symbol" w:hAnsi="Symbol" w:hint="default"/>
+      </w:rPr>
+    </w:lvl>
+    <w:lvl w:ilvl="1" w:tplc="08160003">
+      <w:start w:val="1"/>
+      <w:numFmt w:val="bullet"/>
+      <w:lvlText w:val="o"/>
+      <w:lvlJc w:val="left"/>
+      <w:pPr>
+        <w:ind w:left="1780" w:hanging="360"/>
+      </w:pPr>
+      <w:rPr>
+        <w:rFonts w:ascii="Courier New" w:hAnsi="Courier New" w:cs="Courier New" w:hint="default"/>
+      </w:rPr>
+    </w:lvl>
+    <w:lvl w:ilvl="2" w:tplc="08160005" w:tentative="1">
+      <w:start w:val="1"/>
+      <w:numFmt w:val="bullet"/>
+      <w:lvlText w:val=""/>
+      <w:lvlJc w:val="left"/>
+      <w:pPr>
+        <w:ind w:left="2500" w:hanging="360"/>
+      </w:pPr>
+      <w:rPr>
+        <w:rFonts w:ascii="Wingdings" w:hAnsi="Wingdings" w:hint="default"/>
+      </w:rPr>
+    </w:lvl>
+    <w:lvl w:ilvl="3" w:tplc="08160001" w:tentative="1">
+      <w:start w:val="1"/>
+      <w:numFmt w:val="bullet"/>
+      <w:lvlText w:val=""/>
+      <w:lvlJc w:val="left"/>
+      <w:pPr>
+        <w:ind w:left="3220" w:hanging="360"/>
+      </w:pPr>
+      <w:rPr>
+        <w:rFonts w:ascii="Symbol" w:hAnsi="Symbol" w:hint="default"/>
+      </w:rPr>
+    </w:lvl>
+    <w:lvl w:ilvl="4" w:tplc="08160003" w:tentative="1">
+      <w:start w:val="1"/>
+      <w:numFmt w:val="bullet"/>
+      <w:lvlText w:val="o"/>
+      <w:lvlJc w:val="left"/>
+      <w:pPr>
+        <w:ind w:left="3940" w:hanging="360"/>
+      </w:pPr>
+      <w:rPr>
+        <w:rFonts w:ascii="Courier New" w:hAnsi="Courier New" w:cs="Courier New" w:hint="default"/>
+      </w:rPr>
+    </w:lvl>
+    <w:lvl w:ilvl="5" w:tplc="08160005" w:tentative="1">
+      <w:start w:val="1"/>
+      <w:numFmt w:val="bullet"/>
+      <w:lvlText w:val=""/>
+      <w:lvlJc w:val="left"/>
+      <w:pPr>
+        <w:ind w:left="4660" w:hanging="360"/>
+      </w:pPr>
+      <w:rPr>
+        <w:rFonts w:ascii="Wingdings" w:hAnsi="Wingdings" w:hint="default"/>
+      </w:rPr>
+    </w:lvl>
+    <w:lvl w:ilvl="6" w:tplc="08160001" w:tentative="1">
+      <w:start w:val="1"/>
+      <w:numFmt w:val="bullet"/>
+      <w:lvlText w:val=""/>
+      <w:lvlJc w:val="left"/>
+      <w:pPr>
+        <w:ind w:left="5380" w:hanging="360"/>
+      </w:pPr>
+      <w:rPr>
+        <w:rFonts w:ascii="Symbol" w:hAnsi="Symbol" w:hint="default"/>
+      </w:rPr>
+    </w:lvl>
+    <w:lvl w:ilvl="7" w:tplc="08160003" w:tentative="1">
+      <w:start w:val="1"/>
+      <w:numFmt w:val="bullet"/>
+      <w:lvlText w:val="o"/>
+      <w:lvlJc w:val="left"/>
+      <w:pPr>
+        <w:ind w:left="6100" w:hanging="360"/>
+      </w:pPr>
+      <w:rPr>
+        <w:rFonts w:ascii="Courier New" w:hAnsi="Courier New" w:cs="Courier New" w:hint="default"/>
+      </w:rPr>
+    </w:lvl>
+    <w:lvl w:ilvl="8" w:tplc="08160005" w:tentative="1">
+      <w:start w:val="1"/>
+      <w:numFmt w:val="bullet"/>
+      <w:lvlText w:val=""/>
+      <w:lvlJc w:val="left"/>
+      <w:pPr>
+        <w:ind w:left="6820" w:hanging="360"/>
+      </w:pPr>
+      <w:rPr>
+        <w:rFonts w:ascii="Wingdings" w:hAnsi="Wingdings" w:hint="default"/>
+      </w:rPr>
+    </w:lvl>
+  </w:abstractNum>
+  <w:abstractNum w:abstractNumId="3" w15:restartNumberingAfterBreak="0">
+    <w:nsid w:val="07B56509"/>
+    <w:multiLevelType w:val="hybridMultilevel"/>
+    <w:tmpl w:val="B78618B4"/>
+    <w:lvl w:ilvl="0" w:tplc="08160001">
+      <w:start w:val="1"/>
+      <w:numFmt w:val="bullet"/>
+      <w:lvlText w:val=""/>
+      <w:lvlJc w:val="left"/>
+      <w:pPr>
+        <w:ind w:left="1060" w:hanging="360"/>
+      </w:pPr>
+      <w:rPr>
+        <w:rFonts w:ascii="Symbol" w:hAnsi="Symbol" w:hint="default"/>
+      </w:rPr>
+    </w:lvl>
+    <w:lvl w:ilvl="1" w:tplc="08160003">
+      <w:start w:val="1"/>
+      <w:numFmt w:val="bullet"/>
+      <w:lvlText w:val="o"/>
+      <w:lvlJc w:val="left"/>
+      <w:pPr>
+        <w:ind w:left="1780" w:hanging="360"/>
+      </w:pPr>
+      <w:rPr>
+        <w:rFonts w:ascii="Courier New" w:hAnsi="Courier New" w:cs="Courier New" w:hint="default"/>
+      </w:rPr>
+    </w:lvl>
+    <w:lvl w:ilvl="2" w:tplc="08160005" w:tentative="1">
+      <w:start w:val="1"/>
+      <w:numFmt w:val="bullet"/>
+      <w:lvlText w:val=""/>
+      <w:lvlJc w:val="left"/>
+      <w:pPr>
+        <w:ind w:left="2500" w:hanging="360"/>
+      </w:pPr>
+      <w:rPr>
+        <w:rFonts w:ascii="Wingdings" w:hAnsi="Wingdings" w:hint="default"/>
+      </w:rPr>
+    </w:lvl>
+    <w:lvl w:ilvl="3" w:tplc="08160001" w:tentative="1">
+      <w:start w:val="1"/>
+      <w:numFmt w:val="bullet"/>
+      <w:lvlText w:val=""/>
+      <w:lvlJc w:val="left"/>
+      <w:pPr>
+        <w:ind w:left="3220" w:hanging="360"/>
+      </w:pPr>
+      <w:rPr>
+        <w:rFonts w:ascii="Symbol" w:hAnsi="Symbol" w:hint="default"/>
+      </w:rPr>
+    </w:lvl>
+    <w:lvl w:ilvl="4" w:tplc="08160003" w:tentative="1">
+      <w:start w:val="1"/>
+      <w:numFmt w:val="bullet"/>
+      <w:lvlText w:val="o"/>
+      <w:lvlJc w:val="left"/>
+      <w:pPr>
+        <w:ind w:left="3940" w:hanging="360"/>
+      </w:pPr>
+      <w:rPr>
+        <w:rFonts w:ascii="Courier New" w:hAnsi="Courier New" w:cs="Courier New" w:hint="default"/>
+      </w:rPr>
+    </w:lvl>
+    <w:lvl w:ilvl="5" w:tplc="08160005" w:tentative="1">
+      <w:start w:val="1"/>
+      <w:numFmt w:val="bullet"/>
+      <w:lvlText w:val=""/>
+      <w:lvlJc w:val="left"/>
+      <w:pPr>
+        <w:ind w:left="4660" w:hanging="360"/>
+      </w:pPr>
+      <w:rPr>
+        <w:rFonts w:ascii="Wingdings" w:hAnsi="Wingdings" w:hint="default"/>
+      </w:rPr>
+    </w:lvl>
+    <w:lvl w:ilvl="6" w:tplc="08160001" w:tentative="1">
+      <w:start w:val="1"/>
+      <w:numFmt w:val="bullet"/>
+      <w:lvlText w:val=""/>
+      <w:lvlJc w:val="left"/>
+      <w:pPr>
+        <w:ind w:left="5380" w:hanging="360"/>
+      </w:pPr>
+      <w:rPr>
+        <w:rFonts w:ascii="Symbol" w:hAnsi="Symbol" w:hint="default"/>
+      </w:rPr>
+    </w:lvl>
+    <w:lvl w:ilvl="7" w:tplc="08160003" w:tentative="1">
+      <w:start w:val="1"/>
+      <w:numFmt w:val="bullet"/>
+      <w:lvlText w:val="o"/>
+      <w:lvlJc w:val="left"/>
+      <w:pPr>
+        <w:ind w:left="6100" w:hanging="360"/>
+      </w:pPr>
+      <w:rPr>
+        <w:rFonts w:ascii="Courier New" w:hAnsi="Courier New" w:cs="Courier New" w:hint="default"/>
+      </w:rPr>
+    </w:lvl>
+    <w:lvl w:ilvl="8" w:tplc="08160005" w:tentative="1">
+      <w:start w:val="1"/>
+      <w:numFmt w:val="bullet"/>
+      <w:lvlText w:val=""/>
+      <w:lvlJc w:val="left"/>
+      <w:pPr>
+        <w:ind w:left="6820" w:hanging="360"/>
+      </w:pPr>
+      <w:rPr>
+        <w:rFonts w:ascii="Wingdings" w:hAnsi="Wingdings" w:hint="default"/>
+      </w:rPr>
+    </w:lvl>
+  </w:abstractNum>
+  <w:abstractNum w:abstractNumId="4" w15:restartNumberingAfterBreak="0">
     <w:nsid w:val="099F4A05"/>
     <w:multiLevelType w:val="hybridMultilevel"/>
     <w:tmpl w:val="D4322528"/>
@@ -6415,7 +7330,120 @@
       </w:rPr>
     </w:lvl>
   </w:abstractNum>
-  <w:abstractNum w:abstractNumId="3" w15:restartNumberingAfterBreak="0">
+  <w:abstractNum w:abstractNumId="5" w15:restartNumberingAfterBreak="0">
+    <w:nsid w:val="09CC0F8C"/>
+    <w:multiLevelType w:val="hybridMultilevel"/>
+    <w:tmpl w:val="2F541BF0"/>
+    <w:lvl w:ilvl="0" w:tplc="08160001">
+      <w:start w:val="1"/>
+      <w:numFmt w:val="bullet"/>
+      <w:lvlText w:val=""/>
+      <w:lvlJc w:val="left"/>
+      <w:pPr>
+        <w:ind w:left="1060" w:hanging="360"/>
+      </w:pPr>
+      <w:rPr>
+        <w:rFonts w:ascii="Symbol" w:hAnsi="Symbol" w:hint="default"/>
+      </w:rPr>
+    </w:lvl>
+    <w:lvl w:ilvl="1" w:tplc="08160003" w:tentative="1">
+      <w:start w:val="1"/>
+      <w:numFmt w:val="bullet"/>
+      <w:lvlText w:val="o"/>
+      <w:lvlJc w:val="left"/>
+      <w:pPr>
+        <w:ind w:left="1780" w:hanging="360"/>
+      </w:pPr>
+      <w:rPr>
+        <w:rFonts w:ascii="Courier New" w:hAnsi="Courier New" w:cs="Courier New" w:hint="default"/>
+      </w:rPr>
+    </w:lvl>
+    <w:lvl w:ilvl="2" w:tplc="08160005" w:tentative="1">
+      <w:start w:val="1"/>
+      <w:numFmt w:val="bullet"/>
+      <w:lvlText w:val=""/>
+      <w:lvlJc w:val="left"/>
+      <w:pPr>
+        <w:ind w:left="2500" w:hanging="360"/>
+      </w:pPr>
+      <w:rPr>
+        <w:rFonts w:ascii="Wingdings" w:hAnsi="Wingdings" w:hint="default"/>
+      </w:rPr>
+    </w:lvl>
+    <w:lvl w:ilvl="3" w:tplc="08160001" w:tentative="1">
+      <w:start w:val="1"/>
+      <w:numFmt w:val="bullet"/>
+      <w:lvlText w:val=""/>
+      <w:lvlJc w:val="left"/>
+      <w:pPr>
+        <w:ind w:left="3220" w:hanging="360"/>
+      </w:pPr>
+      <w:rPr>
+        <w:rFonts w:ascii="Symbol" w:hAnsi="Symbol" w:hint="default"/>
+      </w:rPr>
+    </w:lvl>
+    <w:lvl w:ilvl="4" w:tplc="08160003" w:tentative="1">
+      <w:start w:val="1"/>
+      <w:numFmt w:val="bullet"/>
+      <w:lvlText w:val="o"/>
+      <w:lvlJc w:val="left"/>
+      <w:pPr>
+        <w:ind w:left="3940" w:hanging="360"/>
+      </w:pPr>
+      <w:rPr>
+        <w:rFonts w:ascii="Courier New" w:hAnsi="Courier New" w:cs="Courier New" w:hint="default"/>
+      </w:rPr>
+    </w:lvl>
+    <w:lvl w:ilvl="5" w:tplc="08160005" w:tentative="1">
+      <w:start w:val="1"/>
+      <w:numFmt w:val="bullet"/>
+      <w:lvlText w:val=""/>
+      <w:lvlJc w:val="left"/>
+      <w:pPr>
+        <w:ind w:left="4660" w:hanging="360"/>
+      </w:pPr>
+      <w:rPr>
+        <w:rFonts w:ascii="Wingdings" w:hAnsi="Wingdings" w:hint="default"/>
+      </w:rPr>
+    </w:lvl>
+    <w:lvl w:ilvl="6" w:tplc="08160001" w:tentative="1">
+      <w:start w:val="1"/>
+      <w:numFmt w:val="bullet"/>
+      <w:lvlText w:val=""/>
+      <w:lvlJc w:val="left"/>
+      <w:pPr>
+        <w:ind w:left="5380" w:hanging="360"/>
+      </w:pPr>
+      <w:rPr>
+        <w:rFonts w:ascii="Symbol" w:hAnsi="Symbol" w:hint="default"/>
+      </w:rPr>
+    </w:lvl>
+    <w:lvl w:ilvl="7" w:tplc="08160003" w:tentative="1">
+      <w:start w:val="1"/>
+      <w:numFmt w:val="bullet"/>
+      <w:lvlText w:val="o"/>
+      <w:lvlJc w:val="left"/>
+      <w:pPr>
+        <w:ind w:left="6100" w:hanging="360"/>
+      </w:pPr>
+      <w:rPr>
+        <w:rFonts w:ascii="Courier New" w:hAnsi="Courier New" w:cs="Courier New" w:hint="default"/>
+      </w:rPr>
+    </w:lvl>
+    <w:lvl w:ilvl="8" w:tplc="08160005" w:tentative="1">
+      <w:start w:val="1"/>
+      <w:numFmt w:val="bullet"/>
+      <w:lvlText w:val=""/>
+      <w:lvlJc w:val="left"/>
+      <w:pPr>
+        <w:ind w:left="6820" w:hanging="360"/>
+      </w:pPr>
+      <w:rPr>
+        <w:rFonts w:ascii="Wingdings" w:hAnsi="Wingdings" w:hint="default"/>
+      </w:rPr>
+    </w:lvl>
+  </w:abstractNum>
+  <w:abstractNum w:abstractNumId="6" w15:restartNumberingAfterBreak="0">
     <w:nsid w:val="0BE34148"/>
     <w:multiLevelType w:val="hybridMultilevel"/>
     <w:tmpl w:val="3B269238"/>
@@ -6501,7 +7529,7 @@
       </w:pPr>
     </w:lvl>
   </w:abstractNum>
-  <w:abstractNum w:abstractNumId="4" w15:restartNumberingAfterBreak="0">
+  <w:abstractNum w:abstractNumId="7" w15:restartNumberingAfterBreak="0">
     <w:nsid w:val="0D065D6A"/>
     <w:multiLevelType w:val="hybridMultilevel"/>
     <w:tmpl w:val="EA601F52"/>
@@ -6614,7 +7642,7 @@
       </w:rPr>
     </w:lvl>
   </w:abstractNum>
-  <w:abstractNum w:abstractNumId="5" w15:restartNumberingAfterBreak="0">
+  <w:abstractNum w:abstractNumId="8" w15:restartNumberingAfterBreak="0">
     <w:nsid w:val="0F916D3D"/>
     <w:multiLevelType w:val="hybridMultilevel"/>
     <w:tmpl w:val="FEBE82DE"/>
@@ -6727,7 +7755,7 @@
       </w:rPr>
     </w:lvl>
   </w:abstractNum>
-  <w:abstractNum w:abstractNumId="6" w15:restartNumberingAfterBreak="0">
+  <w:abstractNum w:abstractNumId="9" w15:restartNumberingAfterBreak="0">
     <w:nsid w:val="10845D19"/>
     <w:multiLevelType w:val="multilevel"/>
     <w:tmpl w:val="82BE303A"/>
@@ -6876,7 +7904,7 @@
       </w:rPr>
     </w:lvl>
   </w:abstractNum>
-  <w:abstractNum w:abstractNumId="7" w15:restartNumberingAfterBreak="0">
+  <w:abstractNum w:abstractNumId="10" w15:restartNumberingAfterBreak="0">
     <w:nsid w:val="139B5913"/>
     <w:multiLevelType w:val="hybridMultilevel"/>
     <w:tmpl w:val="FBD6E52E"/>
@@ -6989,7 +8017,7 @@
       </w:rPr>
     </w:lvl>
   </w:abstractNum>
-  <w:abstractNum w:abstractNumId="8" w15:restartNumberingAfterBreak="0">
+  <w:abstractNum w:abstractNumId="11" w15:restartNumberingAfterBreak="0">
     <w:nsid w:val="1AB55497"/>
     <w:multiLevelType w:val="hybridMultilevel"/>
     <w:tmpl w:val="BEC07980"/>
@@ -7102,7 +8130,7 @@
       </w:rPr>
     </w:lvl>
   </w:abstractNum>
-  <w:abstractNum w:abstractNumId="9" w15:restartNumberingAfterBreak="0">
+  <w:abstractNum w:abstractNumId="12" w15:restartNumberingAfterBreak="0">
     <w:nsid w:val="1B0A0924"/>
     <w:multiLevelType w:val="hybridMultilevel"/>
     <w:tmpl w:val="94D06B24"/>
@@ -7215,7 +8243,7 @@
       </w:rPr>
     </w:lvl>
   </w:abstractNum>
-  <w:abstractNum w:abstractNumId="10" w15:restartNumberingAfterBreak="0">
+  <w:abstractNum w:abstractNumId="13" w15:restartNumberingAfterBreak="0">
     <w:nsid w:val="1C4542EF"/>
     <w:multiLevelType w:val="hybridMultilevel"/>
     <w:tmpl w:val="F768DD2C"/>
@@ -7328,7 +8356,7 @@
       </w:rPr>
     </w:lvl>
   </w:abstractNum>
-  <w:abstractNum w:abstractNumId="11" w15:restartNumberingAfterBreak="0">
+  <w:abstractNum w:abstractNumId="14" w15:restartNumberingAfterBreak="0">
     <w:nsid w:val="1EEC0583"/>
     <w:multiLevelType w:val="hybridMultilevel"/>
     <w:tmpl w:val="226A9D8C"/>
@@ -7414,7 +8442,7 @@
       </w:pPr>
     </w:lvl>
   </w:abstractNum>
-  <w:abstractNum w:abstractNumId="12" w15:restartNumberingAfterBreak="0">
+  <w:abstractNum w:abstractNumId="15" w15:restartNumberingAfterBreak="0">
     <w:nsid w:val="1F2576CB"/>
     <w:multiLevelType w:val="hybridMultilevel"/>
     <w:tmpl w:val="4DC857B6"/>
@@ -7527,7 +8555,7 @@
       </w:rPr>
     </w:lvl>
   </w:abstractNum>
-  <w:abstractNum w:abstractNumId="13" w15:restartNumberingAfterBreak="0">
+  <w:abstractNum w:abstractNumId="16" w15:restartNumberingAfterBreak="0">
     <w:nsid w:val="24AE610C"/>
     <w:multiLevelType w:val="hybridMultilevel"/>
     <w:tmpl w:val="CF848868"/>
@@ -7613,7 +8641,7 @@
       </w:pPr>
     </w:lvl>
   </w:abstractNum>
-  <w:abstractNum w:abstractNumId="14" w15:restartNumberingAfterBreak="0">
+  <w:abstractNum w:abstractNumId="17" w15:restartNumberingAfterBreak="0">
     <w:nsid w:val="26624613"/>
     <w:multiLevelType w:val="hybridMultilevel"/>
     <w:tmpl w:val="00B0CF56"/>
@@ -7726,7 +8754,7 @@
       </w:rPr>
     </w:lvl>
   </w:abstractNum>
-  <w:abstractNum w:abstractNumId="15" w15:restartNumberingAfterBreak="0">
+  <w:abstractNum w:abstractNumId="18" w15:restartNumberingAfterBreak="0">
     <w:nsid w:val="28713A9D"/>
     <w:multiLevelType w:val="hybridMultilevel"/>
     <w:tmpl w:val="901AC514"/>
@@ -7839,7 +8867,7 @@
       </w:rPr>
     </w:lvl>
   </w:abstractNum>
-  <w:abstractNum w:abstractNumId="16" w15:restartNumberingAfterBreak="0">
+  <w:abstractNum w:abstractNumId="19" w15:restartNumberingAfterBreak="0">
     <w:nsid w:val="2DF0149F"/>
     <w:multiLevelType w:val="hybridMultilevel"/>
     <w:tmpl w:val="ADBCBB9C"/>
@@ -7952,7 +8980,7 @@
       </w:rPr>
     </w:lvl>
   </w:abstractNum>
-  <w:abstractNum w:abstractNumId="17" w15:restartNumberingAfterBreak="0">
+  <w:abstractNum w:abstractNumId="20" w15:restartNumberingAfterBreak="0">
     <w:nsid w:val="2EFF1E06"/>
     <w:multiLevelType w:val="multilevel"/>
     <w:tmpl w:val="0DE08F70"/>
@@ -8101,7 +9129,7 @@
       </w:rPr>
     </w:lvl>
   </w:abstractNum>
-  <w:abstractNum w:abstractNumId="18" w15:restartNumberingAfterBreak="0">
+  <w:abstractNum w:abstractNumId="21" w15:restartNumberingAfterBreak="0">
     <w:nsid w:val="31387896"/>
     <w:multiLevelType w:val="multilevel"/>
     <w:tmpl w:val="C95696FC"/>
@@ -8250,7 +9278,7 @@
       </w:rPr>
     </w:lvl>
   </w:abstractNum>
-  <w:abstractNum w:abstractNumId="19" w15:restartNumberingAfterBreak="0">
+  <w:abstractNum w:abstractNumId="22" w15:restartNumberingAfterBreak="0">
     <w:nsid w:val="31C63459"/>
     <w:multiLevelType w:val="hybridMultilevel"/>
     <w:tmpl w:val="FDBCDA64"/>
@@ -8363,7 +9391,7 @@
       </w:rPr>
     </w:lvl>
   </w:abstractNum>
-  <w:abstractNum w:abstractNumId="20" w15:restartNumberingAfterBreak="0">
+  <w:abstractNum w:abstractNumId="23" w15:restartNumberingAfterBreak="0">
     <w:nsid w:val="32255FBD"/>
     <w:multiLevelType w:val="hybridMultilevel"/>
     <w:tmpl w:val="4D2C274E"/>
@@ -8476,7 +9504,7 @@
       </w:rPr>
     </w:lvl>
   </w:abstractNum>
-  <w:abstractNum w:abstractNumId="21" w15:restartNumberingAfterBreak="0">
+  <w:abstractNum w:abstractNumId="24" w15:restartNumberingAfterBreak="0">
     <w:nsid w:val="33FF7008"/>
     <w:multiLevelType w:val="hybridMultilevel"/>
     <w:tmpl w:val="4E4E5FD4"/>
@@ -8589,7 +9617,7 @@
       </w:rPr>
     </w:lvl>
   </w:abstractNum>
-  <w:abstractNum w:abstractNumId="22" w15:restartNumberingAfterBreak="0">
+  <w:abstractNum w:abstractNumId="25" w15:restartNumberingAfterBreak="0">
     <w:nsid w:val="3C0D77E5"/>
     <w:multiLevelType w:val="hybridMultilevel"/>
     <w:tmpl w:val="BBD431D0"/>
@@ -8701,7 +9729,7 @@
       </w:rPr>
     </w:lvl>
   </w:abstractNum>
-  <w:abstractNum w:abstractNumId="23" w15:restartNumberingAfterBreak="0">
+  <w:abstractNum w:abstractNumId="26" w15:restartNumberingAfterBreak="0">
     <w:nsid w:val="427C5705"/>
     <w:multiLevelType w:val="multilevel"/>
     <w:tmpl w:val="35D47F3C"/>
@@ -8850,7 +9878,7 @@
       </w:rPr>
     </w:lvl>
   </w:abstractNum>
-  <w:abstractNum w:abstractNumId="24" w15:restartNumberingAfterBreak="0">
+  <w:abstractNum w:abstractNumId="27" w15:restartNumberingAfterBreak="0">
     <w:nsid w:val="47A25B24"/>
     <w:multiLevelType w:val="hybridMultilevel"/>
     <w:tmpl w:val="5F408D48"/>
@@ -8962,7 +9990,7 @@
       </w:rPr>
     </w:lvl>
   </w:abstractNum>
-  <w:abstractNum w:abstractNumId="25" w15:restartNumberingAfterBreak="0">
+  <w:abstractNum w:abstractNumId="28" w15:restartNumberingAfterBreak="0">
     <w:nsid w:val="517425F8"/>
     <w:multiLevelType w:val="hybridMultilevel"/>
     <w:tmpl w:val="AC282ED0"/>
@@ -9075,7 +10103,7 @@
       </w:rPr>
     </w:lvl>
   </w:abstractNum>
-  <w:abstractNum w:abstractNumId="26" w15:restartNumberingAfterBreak="0">
+  <w:abstractNum w:abstractNumId="29" w15:restartNumberingAfterBreak="0">
     <w:nsid w:val="54976612"/>
     <w:multiLevelType w:val="hybridMultilevel"/>
     <w:tmpl w:val="2528B242"/>
@@ -9188,7 +10216,7 @@
       </w:rPr>
     </w:lvl>
   </w:abstractNum>
-  <w:abstractNum w:abstractNumId="27" w15:restartNumberingAfterBreak="0">
+  <w:abstractNum w:abstractNumId="30" w15:restartNumberingAfterBreak="0">
     <w:nsid w:val="576C06AC"/>
     <w:multiLevelType w:val="hybridMultilevel"/>
     <w:tmpl w:val="49A80A7E"/>
@@ -9301,7 +10329,7 @@
       </w:rPr>
     </w:lvl>
   </w:abstractNum>
-  <w:abstractNum w:abstractNumId="28" w15:restartNumberingAfterBreak="0">
+  <w:abstractNum w:abstractNumId="31" w15:restartNumberingAfterBreak="0">
     <w:nsid w:val="5AC32FE4"/>
     <w:multiLevelType w:val="hybridMultilevel"/>
     <w:tmpl w:val="3DD8FD6E"/>
@@ -9414,7 +10442,7 @@
       </w:rPr>
     </w:lvl>
   </w:abstractNum>
-  <w:abstractNum w:abstractNumId="29" w15:restartNumberingAfterBreak="0">
+  <w:abstractNum w:abstractNumId="32" w15:restartNumberingAfterBreak="0">
     <w:nsid w:val="619B4CDD"/>
     <w:multiLevelType w:val="hybridMultilevel"/>
     <w:tmpl w:val="08CA9E12"/>
@@ -9527,7 +10555,7 @@
       </w:rPr>
     </w:lvl>
   </w:abstractNum>
-  <w:abstractNum w:abstractNumId="30" w15:restartNumberingAfterBreak="0">
+  <w:abstractNum w:abstractNumId="33" w15:restartNumberingAfterBreak="0">
     <w:nsid w:val="62C32BFF"/>
     <w:multiLevelType w:val="hybridMultilevel"/>
     <w:tmpl w:val="2B56F982"/>
@@ -9613,7 +10641,7 @@
       </w:pPr>
     </w:lvl>
   </w:abstractNum>
-  <w:abstractNum w:abstractNumId="31" w15:restartNumberingAfterBreak="0">
+  <w:abstractNum w:abstractNumId="34" w15:restartNumberingAfterBreak="0">
     <w:nsid w:val="64A56885"/>
     <w:multiLevelType w:val="multilevel"/>
     <w:tmpl w:val="0C5A2B92"/>
@@ -9762,7 +10790,7 @@
       </w:rPr>
     </w:lvl>
   </w:abstractNum>
-  <w:abstractNum w:abstractNumId="32" w15:restartNumberingAfterBreak="0">
+  <w:abstractNum w:abstractNumId="35" w15:restartNumberingAfterBreak="0">
     <w:nsid w:val="675A35FB"/>
     <w:multiLevelType w:val="hybridMultilevel"/>
     <w:tmpl w:val="1AE06D34"/>
@@ -9875,7 +10903,7 @@
       </w:rPr>
     </w:lvl>
   </w:abstractNum>
-  <w:abstractNum w:abstractNumId="33" w15:restartNumberingAfterBreak="0">
+  <w:abstractNum w:abstractNumId="36" w15:restartNumberingAfterBreak="0">
     <w:nsid w:val="69594476"/>
     <w:multiLevelType w:val="hybridMultilevel"/>
     <w:tmpl w:val="60FABCA0"/>
@@ -9988,7 +11016,7 @@
       </w:rPr>
     </w:lvl>
   </w:abstractNum>
-  <w:abstractNum w:abstractNumId="34" w15:restartNumberingAfterBreak="0">
+  <w:abstractNum w:abstractNumId="37" w15:restartNumberingAfterBreak="0">
     <w:nsid w:val="69F23803"/>
     <w:multiLevelType w:val="hybridMultilevel"/>
     <w:tmpl w:val="1CE4AAAE"/>
@@ -10101,7 +11129,7 @@
       </w:rPr>
     </w:lvl>
   </w:abstractNum>
-  <w:abstractNum w:abstractNumId="35" w15:restartNumberingAfterBreak="0">
+  <w:abstractNum w:abstractNumId="38" w15:restartNumberingAfterBreak="0">
     <w:nsid w:val="6AAA5032"/>
     <w:multiLevelType w:val="hybridMultilevel"/>
     <w:tmpl w:val="98F0A300"/>
@@ -10214,7 +11242,120 @@
       </w:rPr>
     </w:lvl>
   </w:abstractNum>
-  <w:abstractNum w:abstractNumId="36" w15:restartNumberingAfterBreak="0">
+  <w:abstractNum w:abstractNumId="39" w15:restartNumberingAfterBreak="0">
+    <w:nsid w:val="6D89008F"/>
+    <w:multiLevelType w:val="hybridMultilevel"/>
+    <w:tmpl w:val="2C9819F2"/>
+    <w:lvl w:ilvl="0" w:tplc="08160001">
+      <w:start w:val="1"/>
+      <w:numFmt w:val="bullet"/>
+      <w:lvlText w:val=""/>
+      <w:lvlJc w:val="left"/>
+      <w:pPr>
+        <w:ind w:left="1060" w:hanging="360"/>
+      </w:pPr>
+      <w:rPr>
+        <w:rFonts w:ascii="Symbol" w:hAnsi="Symbol" w:hint="default"/>
+      </w:rPr>
+    </w:lvl>
+    <w:lvl w:ilvl="1" w:tplc="08160003" w:tentative="1">
+      <w:start w:val="1"/>
+      <w:numFmt w:val="bullet"/>
+      <w:lvlText w:val="o"/>
+      <w:lvlJc w:val="left"/>
+      <w:pPr>
+        <w:ind w:left="1780" w:hanging="360"/>
+      </w:pPr>
+      <w:rPr>
+        <w:rFonts w:ascii="Courier New" w:hAnsi="Courier New" w:cs="Courier New" w:hint="default"/>
+      </w:rPr>
+    </w:lvl>
+    <w:lvl w:ilvl="2" w:tplc="08160005" w:tentative="1">
+      <w:start w:val="1"/>
+      <w:numFmt w:val="bullet"/>
+      <w:lvlText w:val=""/>
+      <w:lvlJc w:val="left"/>
+      <w:pPr>
+        <w:ind w:left="2500" w:hanging="360"/>
+      </w:pPr>
+      <w:rPr>
+        <w:rFonts w:ascii="Wingdings" w:hAnsi="Wingdings" w:hint="default"/>
+      </w:rPr>
+    </w:lvl>
+    <w:lvl w:ilvl="3" w:tplc="08160001" w:tentative="1">
+      <w:start w:val="1"/>
+      <w:numFmt w:val="bullet"/>
+      <w:lvlText w:val=""/>
+      <w:lvlJc w:val="left"/>
+      <w:pPr>
+        <w:ind w:left="3220" w:hanging="360"/>
+      </w:pPr>
+      <w:rPr>
+        <w:rFonts w:ascii="Symbol" w:hAnsi="Symbol" w:hint="default"/>
+      </w:rPr>
+    </w:lvl>
+    <w:lvl w:ilvl="4" w:tplc="08160003" w:tentative="1">
+      <w:start w:val="1"/>
+      <w:numFmt w:val="bullet"/>
+      <w:lvlText w:val="o"/>
+      <w:lvlJc w:val="left"/>
+      <w:pPr>
+        <w:ind w:left="3940" w:hanging="360"/>
+      </w:pPr>
+      <w:rPr>
+        <w:rFonts w:ascii="Courier New" w:hAnsi="Courier New" w:cs="Courier New" w:hint="default"/>
+      </w:rPr>
+    </w:lvl>
+    <w:lvl w:ilvl="5" w:tplc="08160005" w:tentative="1">
+      <w:start w:val="1"/>
+      <w:numFmt w:val="bullet"/>
+      <w:lvlText w:val=""/>
+      <w:lvlJc w:val="left"/>
+      <w:pPr>
+        <w:ind w:left="4660" w:hanging="360"/>
+      </w:pPr>
+      <w:rPr>
+        <w:rFonts w:ascii="Wingdings" w:hAnsi="Wingdings" w:hint="default"/>
+      </w:rPr>
+    </w:lvl>
+    <w:lvl w:ilvl="6" w:tplc="08160001" w:tentative="1">
+      <w:start w:val="1"/>
+      <w:numFmt w:val="bullet"/>
+      <w:lvlText w:val=""/>
+      <w:lvlJc w:val="left"/>
+      <w:pPr>
+        <w:ind w:left="5380" w:hanging="360"/>
+      </w:pPr>
+      <w:rPr>
+        <w:rFonts w:ascii="Symbol" w:hAnsi="Symbol" w:hint="default"/>
+      </w:rPr>
+    </w:lvl>
+    <w:lvl w:ilvl="7" w:tplc="08160003" w:tentative="1">
+      <w:start w:val="1"/>
+      <w:numFmt w:val="bullet"/>
+      <w:lvlText w:val="o"/>
+      <w:lvlJc w:val="left"/>
+      <w:pPr>
+        <w:ind w:left="6100" w:hanging="360"/>
+      </w:pPr>
+      <w:rPr>
+        <w:rFonts w:ascii="Courier New" w:hAnsi="Courier New" w:cs="Courier New" w:hint="default"/>
+      </w:rPr>
+    </w:lvl>
+    <w:lvl w:ilvl="8" w:tplc="08160005" w:tentative="1">
+      <w:start w:val="1"/>
+      <w:numFmt w:val="bullet"/>
+      <w:lvlText w:val=""/>
+      <w:lvlJc w:val="left"/>
+      <w:pPr>
+        <w:ind w:left="6820" w:hanging="360"/>
+      </w:pPr>
+      <w:rPr>
+        <w:rFonts w:ascii="Wingdings" w:hAnsi="Wingdings" w:hint="default"/>
+      </w:rPr>
+    </w:lvl>
+  </w:abstractNum>
+  <w:abstractNum w:abstractNumId="40" w15:restartNumberingAfterBreak="0">
     <w:nsid w:val="71065323"/>
     <w:multiLevelType w:val="hybridMultilevel"/>
     <w:tmpl w:val="022ED61E"/>
@@ -10303,7 +11444,7 @@
       </w:pPr>
     </w:lvl>
   </w:abstractNum>
-  <w:abstractNum w:abstractNumId="37" w15:restartNumberingAfterBreak="0">
+  <w:abstractNum w:abstractNumId="41" w15:restartNumberingAfterBreak="0">
     <w:nsid w:val="724878C2"/>
     <w:multiLevelType w:val="hybridMultilevel"/>
     <w:tmpl w:val="207E0912"/>
@@ -10392,7 +11533,7 @@
       </w:pPr>
     </w:lvl>
   </w:abstractNum>
-  <w:abstractNum w:abstractNumId="38" w15:restartNumberingAfterBreak="0">
+  <w:abstractNum w:abstractNumId="42" w15:restartNumberingAfterBreak="0">
     <w:nsid w:val="75324272"/>
     <w:multiLevelType w:val="hybridMultilevel"/>
     <w:tmpl w:val="AE6E2746"/>
@@ -10505,7 +11646,7 @@
       </w:rPr>
     </w:lvl>
   </w:abstractNum>
-  <w:abstractNum w:abstractNumId="39" w15:restartNumberingAfterBreak="0">
+  <w:abstractNum w:abstractNumId="43" w15:restartNumberingAfterBreak="0">
     <w:nsid w:val="759D469A"/>
     <w:multiLevelType w:val="hybridMultilevel"/>
     <w:tmpl w:val="70DAF190"/>
@@ -10591,7 +11732,7 @@
       </w:pPr>
     </w:lvl>
   </w:abstractNum>
-  <w:abstractNum w:abstractNumId="40" w15:restartNumberingAfterBreak="0">
+  <w:abstractNum w:abstractNumId="44" w15:restartNumberingAfterBreak="0">
     <w:nsid w:val="76BF4606"/>
     <w:multiLevelType w:val="multilevel"/>
     <w:tmpl w:val="17602B04"/>
@@ -10740,7 +11881,7 @@
       </w:rPr>
     </w:lvl>
   </w:abstractNum>
-  <w:abstractNum w:abstractNumId="41" w15:restartNumberingAfterBreak="0">
+  <w:abstractNum w:abstractNumId="45" w15:restartNumberingAfterBreak="0">
     <w:nsid w:val="7ADE7A3E"/>
     <w:multiLevelType w:val="hybridMultilevel"/>
     <w:tmpl w:val="E558F698"/>
@@ -10854,130 +11995,142 @@
     </w:lvl>
   </w:abstractNum>
   <w:num w:numId="1" w16cid:durableId="1743988798">
+    <w:abstractNumId w:val="41"/>
+  </w:num>
+  <w:num w:numId="2" w16cid:durableId="1835412809">
+    <w:abstractNumId w:val="4"/>
+  </w:num>
+  <w:num w:numId="3" w16cid:durableId="95298603">
+    <w:abstractNumId w:val="32"/>
+  </w:num>
+  <w:num w:numId="4" w16cid:durableId="1801612646">
+    <w:abstractNumId w:val="43"/>
+  </w:num>
+  <w:num w:numId="5" w16cid:durableId="370768862">
+    <w:abstractNumId w:val="6"/>
+  </w:num>
+  <w:num w:numId="6" w16cid:durableId="1694114441">
+    <w:abstractNumId w:val="17"/>
+  </w:num>
+  <w:num w:numId="7" w16cid:durableId="1586184635">
+    <w:abstractNumId w:val="29"/>
+  </w:num>
+  <w:num w:numId="8" w16cid:durableId="469831594">
+    <w:abstractNumId w:val="24"/>
+  </w:num>
+  <w:num w:numId="9" w16cid:durableId="2101950878">
+    <w:abstractNumId w:val="19"/>
+  </w:num>
+  <w:num w:numId="10" w16cid:durableId="1824080682">
     <w:abstractNumId w:val="37"/>
   </w:num>
-  <w:num w:numId="2" w16cid:durableId="1835412809">
-    <w:abstractNumId w:val="2"/>
+  <w:num w:numId="11" w16cid:durableId="707874911">
+    <w:abstractNumId w:val="18"/>
   </w:num>
-  <w:num w:numId="3" w16cid:durableId="95298603">
-    <w:abstractNumId w:val="29"/>
+  <w:num w:numId="12" w16cid:durableId="369379174">
+    <w:abstractNumId w:val="38"/>
   </w:num>
-  <w:num w:numId="4" w16cid:durableId="1801612646">
-    <w:abstractNumId w:val="39"/>
+  <w:num w:numId="13" w16cid:durableId="1630168556">
+    <w:abstractNumId w:val="31"/>
   </w:num>
-  <w:num w:numId="5" w16cid:durableId="370768862">
-    <w:abstractNumId w:val="3"/>
+  <w:num w:numId="14" w16cid:durableId="877664239">
+    <w:abstractNumId w:val="8"/>
   </w:num>
-  <w:num w:numId="6" w16cid:durableId="1694114441">
+  <w:num w:numId="15" w16cid:durableId="294874116">
+    <w:abstractNumId w:val="7"/>
+  </w:num>
+  <w:num w:numId="16" w16cid:durableId="94207084">
+    <w:abstractNumId w:val="23"/>
+  </w:num>
+  <w:num w:numId="17" w16cid:durableId="375006861">
+    <w:abstractNumId w:val="12"/>
+  </w:num>
+  <w:num w:numId="18" w16cid:durableId="1631323563">
     <w:abstractNumId w:val="14"/>
   </w:num>
-  <w:num w:numId="7" w16cid:durableId="1586184635">
-    <w:abstractNumId w:val="26"/>
+  <w:num w:numId="19" w16cid:durableId="1597010663">
+    <w:abstractNumId w:val="33"/>
   </w:num>
-  <w:num w:numId="8" w16cid:durableId="469831594">
-    <w:abstractNumId w:val="21"/>
+  <w:num w:numId="20" w16cid:durableId="1909657308">
+    <w:abstractNumId w:val="40"/>
   </w:num>
-  <w:num w:numId="9" w16cid:durableId="2101950878">
+  <w:num w:numId="21" w16cid:durableId="1474374991">
+    <w:abstractNumId w:val="36"/>
+  </w:num>
+  <w:num w:numId="22" w16cid:durableId="1795370024">
     <w:abstractNumId w:val="16"/>
   </w:num>
-  <w:num w:numId="10" w16cid:durableId="1824080682">
-    <w:abstractNumId w:val="34"/>
+  <w:num w:numId="23" w16cid:durableId="1878395349">
+    <w:abstractNumId w:val="30"/>
   </w:num>
-  <w:num w:numId="11" w16cid:durableId="707874911">
-    <w:abstractNumId w:val="15"/>
-  </w:num>
-  <w:num w:numId="12" w16cid:durableId="369379174">
+  <w:num w:numId="24" w16cid:durableId="30034327">
     <w:abstractNumId w:val="35"/>
   </w:num>
-  <w:num w:numId="13" w16cid:durableId="1630168556">
-    <w:abstractNumId w:val="28"/>
+  <w:num w:numId="25" w16cid:durableId="344719811">
+    <w:abstractNumId w:val="22"/>
   </w:num>
-  <w:num w:numId="14" w16cid:durableId="877664239">
-    <w:abstractNumId w:val="5"/>
-  </w:num>
-  <w:num w:numId="15" w16cid:durableId="294874116">
-    <w:abstractNumId w:val="4"/>
-  </w:num>
-  <w:num w:numId="16" w16cid:durableId="94207084">
-    <w:abstractNumId w:val="20"/>
-  </w:num>
-  <w:num w:numId="17" w16cid:durableId="375006861">
-    <w:abstractNumId w:val="9"/>
-  </w:num>
-  <w:num w:numId="18" w16cid:durableId="1631323563">
+  <w:num w:numId="26" w16cid:durableId="1924146585">
     <w:abstractNumId w:val="11"/>
   </w:num>
-  <w:num w:numId="19" w16cid:durableId="1597010663">
-    <w:abstractNumId w:val="30"/>
-  </w:num>
-  <w:num w:numId="20" w16cid:durableId="1909657308">
-    <w:abstractNumId w:val="36"/>
-  </w:num>
-  <w:num w:numId="21" w16cid:durableId="1474374991">
-    <w:abstractNumId w:val="33"/>
-  </w:num>
-  <w:num w:numId="22" w16cid:durableId="1795370024">
-    <w:abstractNumId w:val="13"/>
-  </w:num>
-  <w:num w:numId="23" w16cid:durableId="1878395349">
-    <w:abstractNumId w:val="27"/>
-  </w:num>
-  <w:num w:numId="24" w16cid:durableId="30034327">
-    <w:abstractNumId w:val="32"/>
-  </w:num>
-  <w:num w:numId="25" w16cid:durableId="344719811">
-    <w:abstractNumId w:val="19"/>
-  </w:num>
-  <w:num w:numId="26" w16cid:durableId="1924146585">
-    <w:abstractNumId w:val="8"/>
-  </w:num>
   <w:num w:numId="27" w16cid:durableId="812140167">
-    <w:abstractNumId w:val="38"/>
+    <w:abstractNumId w:val="42"/>
   </w:num>
   <w:num w:numId="28" w16cid:durableId="1192262330">
-    <w:abstractNumId w:val="41"/>
+    <w:abstractNumId w:val="45"/>
   </w:num>
   <w:num w:numId="29" w16cid:durableId="1819833645">
-    <w:abstractNumId w:val="12"/>
+    <w:abstractNumId w:val="15"/>
   </w:num>
   <w:num w:numId="30" w16cid:durableId="1810854225">
     <w:abstractNumId w:val="1"/>
   </w:num>
   <w:num w:numId="31" w16cid:durableId="1237402980">
-    <w:abstractNumId w:val="25"/>
+    <w:abstractNumId w:val="28"/>
   </w:num>
   <w:num w:numId="32" w16cid:durableId="1549105447">
+    <w:abstractNumId w:val="13"/>
+  </w:num>
+  <w:num w:numId="33" w16cid:durableId="251663194">
     <w:abstractNumId w:val="10"/>
   </w:num>
-  <w:num w:numId="33" w16cid:durableId="251663194">
-    <w:abstractNumId w:val="7"/>
-  </w:num>
   <w:num w:numId="34" w16cid:durableId="1187252508">
-    <w:abstractNumId w:val="6"/>
+    <w:abstractNumId w:val="9"/>
   </w:num>
   <w:num w:numId="35" w16cid:durableId="2081243545">
-    <w:abstractNumId w:val="31"/>
+    <w:abstractNumId w:val="34"/>
   </w:num>
   <w:num w:numId="36" w16cid:durableId="1409234041">
-    <w:abstractNumId w:val="40"/>
+    <w:abstractNumId w:val="44"/>
   </w:num>
   <w:num w:numId="37" w16cid:durableId="1220242252">
-    <w:abstractNumId w:val="23"/>
+    <w:abstractNumId w:val="26"/>
   </w:num>
   <w:num w:numId="38" w16cid:durableId="1906722445">
-    <w:abstractNumId w:val="18"/>
+    <w:abstractNumId w:val="21"/>
   </w:num>
   <w:num w:numId="39" w16cid:durableId="683441301">
-    <w:abstractNumId w:val="17"/>
+    <w:abstractNumId w:val="20"/>
   </w:num>
   <w:num w:numId="40" w16cid:durableId="1423261329">
     <w:abstractNumId w:val="0"/>
   </w:num>
   <w:num w:numId="41" w16cid:durableId="33817490">
-    <w:abstractNumId w:val="22"/>
+    <w:abstractNumId w:val="25"/>
   </w:num>
   <w:num w:numId="42" w16cid:durableId="882712893">
-    <w:abstractNumId w:val="24"/>
+    <w:abstractNumId w:val="27"/>
+  </w:num>
+  <w:num w:numId="43" w16cid:durableId="561865037">
+    <w:abstractNumId w:val="2"/>
+  </w:num>
+  <w:num w:numId="44" w16cid:durableId="91048217">
+    <w:abstractNumId w:val="3"/>
+  </w:num>
+  <w:num w:numId="45" w16cid:durableId="1990555148">
+    <w:abstractNumId w:val="39"/>
+  </w:num>
+  <w:num w:numId="46" w16cid:durableId="981276870">
+    <w:abstractNumId w:val="5"/>
   </w:num>
 </w:numbering>
 </file>
@@ -11383,14 +12536,14 @@
       <w:lang w:eastAsia="pt-PT"/>
     </w:rPr>
   </w:style>
-  <w:style w:type="paragraph" w:styleId="Heading1">
+  <w:style w:type="paragraph" w:styleId="Ttulo1">
     <w:name w:val="heading 1"/>
     <w:basedOn w:val="Normal"/>
     <w:next w:val="Normal"/>
-    <w:link w:val="Heading1Char"/>
+    <w:link w:val="Ttulo1Carter"/>
     <w:uiPriority w:val="9"/>
     <w:qFormat/>
-    <w:rsid w:val="00D32A79"/>
+    <w:rsid w:val="00CD7323"/>
     <w:pPr>
       <w:keepNext/>
       <w:keepLines/>
@@ -11399,20 +12552,19 @@
     </w:pPr>
     <w:rPr>
       <w:rFonts w:eastAsiaTheme="majorEastAsia" w:cstheme="majorBidi"/>
-      <w:color w:val="365F91" w:themeColor="accent1" w:themeShade="BF"/>
       <w:sz w:val="32"/>
       <w:szCs w:val="32"/>
     </w:rPr>
   </w:style>
-  <w:style w:type="paragraph" w:styleId="Heading2">
+  <w:style w:type="paragraph" w:styleId="Ttulo2">
     <w:name w:val="heading 2"/>
     <w:basedOn w:val="Normal"/>
     <w:next w:val="Normal"/>
-    <w:link w:val="Heading2Char"/>
+    <w:link w:val="Ttulo2Carter"/>
     <w:uiPriority w:val="9"/>
     <w:unhideWhenUsed/>
     <w:qFormat/>
-    <w:rsid w:val="00202A66"/>
+    <w:rsid w:val="00CD7323"/>
     <w:pPr>
       <w:keepNext/>
       <w:keepLines/>
@@ -11421,21 +12573,19 @@
     </w:pPr>
     <w:rPr>
       <w:rFonts w:eastAsiaTheme="majorEastAsia" w:cstheme="majorBidi"/>
-      <w:color w:val="365F91" w:themeColor="accent1" w:themeShade="BF"/>
       <w:sz w:val="26"/>
       <w:szCs w:val="26"/>
     </w:rPr>
   </w:style>
-  <w:style w:type="paragraph" w:styleId="Heading3">
+  <w:style w:type="paragraph" w:styleId="Ttulo3">
     <w:name w:val="heading 3"/>
     <w:basedOn w:val="Normal"/>
     <w:next w:val="Normal"/>
-    <w:link w:val="Heading3Char"/>
+    <w:link w:val="Ttulo3Carter"/>
     <w:uiPriority w:val="9"/>
-    <w:semiHidden/>
     <w:unhideWhenUsed/>
     <w:qFormat/>
-    <w:rsid w:val="00DA1FB6"/>
+    <w:rsid w:val="00CD7323"/>
     <w:pPr>
       <w:keepNext/>
       <w:keepLines/>
@@ -11444,16 +12594,36 @@
     </w:pPr>
     <w:rPr>
       <w:rFonts w:eastAsiaTheme="majorEastAsia" w:cstheme="majorBidi"/>
-      <w:color w:val="243F60" w:themeColor="accent1" w:themeShade="7F"/>
       <w:szCs w:val="24"/>
     </w:rPr>
   </w:style>
-  <w:style w:type="character" w:default="1" w:styleId="DefaultParagraphFont">
+  <w:style w:type="paragraph" w:styleId="Ttulo4">
+    <w:name w:val="heading 4"/>
+    <w:basedOn w:val="Normal"/>
+    <w:next w:val="Normal"/>
+    <w:link w:val="Ttulo4Carter"/>
+    <w:uiPriority w:val="9"/>
+    <w:unhideWhenUsed/>
+    <w:qFormat/>
+    <w:rsid w:val="00CD7323"/>
+    <w:pPr>
+      <w:keepNext/>
+      <w:keepLines/>
+      <w:spacing w:before="40" w:after="0"/>
+      <w:outlineLvl w:val="3"/>
+    </w:pPr>
+    <w:rPr>
+      <w:rFonts w:eastAsiaTheme="majorEastAsia" w:cstheme="majorBidi"/>
+      <w:i/>
+      <w:iCs/>
+    </w:rPr>
+  </w:style>
+  <w:style w:type="character" w:default="1" w:styleId="Tipodeletrapredefinidodopargrafo">
     <w:name w:val="Default Paragraph Font"/>
     <w:uiPriority w:val="1"/>
     <w:unhideWhenUsed/>
   </w:style>
-  <w:style w:type="table" w:default="1" w:styleId="TableNormal">
+  <w:style w:type="table" w:default="1" w:styleId="Tabelanormal">
     <w:name w:val="Normal Table"/>
     <w:uiPriority w:val="99"/>
     <w:semiHidden/>
@@ -11468,7 +12638,7 @@
       </w:tblCellMar>
     </w:tblPr>
   </w:style>
-  <w:style w:type="numbering" w:default="1" w:styleId="NoList">
+  <w:style w:type="numbering" w:default="1" w:styleId="Semlista">
     <w:name w:val="No List"/>
     <w:uiPriority w:val="99"/>
     <w:semiHidden/>
@@ -11492,7 +12662,7 @@
   </w:style>
   <w:style w:type="character" w:customStyle="1" w:styleId="TtulosChar">
     <w:name w:val="Títulos Char"/>
-    <w:basedOn w:val="DefaultParagraphFont"/>
+    <w:basedOn w:val="Tipodeletrapredefinidodopargrafo"/>
     <w:link w:val="Ttulos"/>
     <w:rsid w:val="00720B68"/>
     <w:rPr>
@@ -11504,10 +12674,10 @@
       <w:szCs w:val="20"/>
     </w:rPr>
   </w:style>
-  <w:style w:type="paragraph" w:styleId="Header">
+  <w:style w:type="paragraph" w:styleId="Cabealho">
     <w:name w:val="header"/>
     <w:basedOn w:val="Normal"/>
-    <w:link w:val="HeaderChar"/>
+    <w:link w:val="CabealhoCarter"/>
     <w:uiPriority w:val="99"/>
     <w:unhideWhenUsed/>
     <w:rsid w:val="00663C16"/>
@@ -11519,10 +12689,10 @@
       <w:spacing w:after="0"/>
     </w:pPr>
   </w:style>
-  <w:style w:type="character" w:customStyle="1" w:styleId="HeaderChar">
-    <w:name w:val="Header Char"/>
-    <w:basedOn w:val="DefaultParagraphFont"/>
-    <w:link w:val="Header"/>
+  <w:style w:type="character" w:customStyle="1" w:styleId="CabealhoCarter">
+    <w:name w:val="Cabeçalho Caráter"/>
+    <w:basedOn w:val="Tipodeletrapredefinidodopargrafo"/>
+    <w:link w:val="Cabealho"/>
     <w:uiPriority w:val="99"/>
     <w:rsid w:val="00663C16"/>
     <w:rPr>
@@ -11607,10 +12777,10 @@
       <w:lang w:eastAsia="en-US"/>
     </w:rPr>
   </w:style>
-  <w:style w:type="paragraph" w:styleId="Footer">
+  <w:style w:type="paragraph" w:styleId="Rodap">
     <w:name w:val="footer"/>
     <w:basedOn w:val="Normal"/>
-    <w:link w:val="FooterChar"/>
+    <w:link w:val="RodapCarter"/>
     <w:uiPriority w:val="99"/>
     <w:unhideWhenUsed/>
     <w:rsid w:val="00B731D4"/>
@@ -11621,10 +12791,10 @@
       </w:tabs>
     </w:pPr>
   </w:style>
-  <w:style w:type="character" w:customStyle="1" w:styleId="FooterChar">
-    <w:name w:val="Footer Char"/>
-    <w:basedOn w:val="DefaultParagraphFont"/>
-    <w:link w:val="Footer"/>
+  <w:style w:type="character" w:customStyle="1" w:styleId="RodapCarter">
+    <w:name w:val="Rodapé Caráter"/>
+    <w:basedOn w:val="Tipodeletrapredefinidodopargrafo"/>
+    <w:link w:val="Rodap"/>
     <w:uiPriority w:val="99"/>
     <w:rsid w:val="00B731D4"/>
     <w:rPr>
@@ -11650,7 +12820,7 @@
   </w:style>
   <w:style w:type="character" w:customStyle="1" w:styleId="SubsubttulosChar">
     <w:name w:val="Subsubtítulos Char"/>
-    <w:basedOn w:val="DefaultParagraphFont"/>
+    <w:basedOn w:val="Tipodeletrapredefinidodopargrafo"/>
     <w:link w:val="Subsubttulos"/>
     <w:rsid w:val="00893487"/>
     <w:rPr>
@@ -11683,7 +12853,7 @@
   </w:style>
   <w:style w:type="character" w:customStyle="1" w:styleId="NomedoTrabalhoChar">
     <w:name w:val="Nome do Trabalho Char"/>
-    <w:basedOn w:val="DefaultParagraphFont"/>
+    <w:basedOn w:val="Tipodeletrapredefinidodopargrafo"/>
     <w:link w:val="NomedoTrabalho"/>
     <w:rsid w:val="00663C16"/>
     <w:rPr>
@@ -11723,23 +12893,22 @@
       <w:szCs w:val="22"/>
     </w:rPr>
   </w:style>
-  <w:style w:type="character" w:customStyle="1" w:styleId="Heading1Char">
-    <w:name w:val="Heading 1 Char"/>
-    <w:basedOn w:val="DefaultParagraphFont"/>
-    <w:link w:val="Heading1"/>
+  <w:style w:type="character" w:customStyle="1" w:styleId="Ttulo1Carter">
+    <w:name w:val="Título 1 Caráter"/>
+    <w:basedOn w:val="Tipodeletrapredefinidodopargrafo"/>
+    <w:link w:val="Ttulo1"/>
     <w:uiPriority w:val="9"/>
-    <w:rsid w:val="00D32A79"/>
+    <w:rsid w:val="00CD7323"/>
     <w:rPr>
       <w:rFonts w:asciiTheme="majorHAnsi" w:eastAsiaTheme="majorEastAsia" w:hAnsiTheme="majorHAnsi" w:cstheme="majorBidi"/>
-      <w:color w:val="365F91" w:themeColor="accent1" w:themeShade="BF"/>
       <w:sz w:val="32"/>
       <w:szCs w:val="32"/>
       <w:lang w:eastAsia="pt-PT"/>
     </w:rPr>
   </w:style>
-  <w:style w:type="paragraph" w:styleId="TOCHeading">
+  <w:style w:type="paragraph" w:styleId="Cabealhodondice">
     <w:name w:val="TOC Heading"/>
-    <w:basedOn w:val="Heading1"/>
+    <w:basedOn w:val="Ttulo1"/>
     <w:next w:val="Normal"/>
     <w:uiPriority w:val="39"/>
     <w:unhideWhenUsed/>
@@ -11755,10 +12924,10 @@
       <w:lang w:val="en-US" w:eastAsia="en-US"/>
     </w:rPr>
   </w:style>
-  <w:style w:type="paragraph" w:styleId="HTMLPreformatted">
+  <w:style w:type="paragraph" w:styleId="HTMLpr-formatado">
     <w:name w:val="HTML Preformatted"/>
     <w:basedOn w:val="Normal"/>
-    <w:link w:val="HTMLPreformattedChar"/>
+    <w:link w:val="HTMLpr-formatadoCarter"/>
     <w:uiPriority w:val="99"/>
     <w:semiHidden/>
     <w:unhideWhenUsed/>
@@ -11792,10 +12961,10 @@
       <w:lang w:val="en-US" w:eastAsia="en-US"/>
     </w:rPr>
   </w:style>
-  <w:style w:type="character" w:customStyle="1" w:styleId="HTMLPreformattedChar">
-    <w:name w:val="HTML Preformatted Char"/>
-    <w:basedOn w:val="DefaultParagraphFont"/>
-    <w:link w:val="HTMLPreformatted"/>
+  <w:style w:type="character" w:customStyle="1" w:styleId="HTMLpr-formatadoCarter">
+    <w:name w:val="HTML pré-formatado Caráter"/>
+    <w:basedOn w:val="Tipodeletrapredefinidodopargrafo"/>
+    <w:link w:val="HTMLpr-formatado"/>
     <w:uiPriority w:val="99"/>
     <w:semiHidden/>
     <w:rsid w:val="009F7600"/>
@@ -11806,7 +12975,7 @@
       <w:lang w:val="en-US"/>
     </w:rPr>
   </w:style>
-  <w:style w:type="paragraph" w:styleId="Caption">
+  <w:style w:type="paragraph" w:styleId="Legenda">
     <w:name w:val="caption"/>
     <w:basedOn w:val="Normal"/>
     <w:next w:val="Normal"/>
@@ -11825,7 +12994,7 @@
       <w:szCs w:val="18"/>
     </w:rPr>
   </w:style>
-  <w:style w:type="paragraph" w:styleId="TOC1">
+  <w:style w:type="paragraph" w:styleId="ndice1">
     <w:name w:val="toc 1"/>
     <w:basedOn w:val="Normal"/>
     <w:next w:val="Normal"/>
@@ -11837,9 +13006,9 @@
       <w:spacing w:after="100"/>
     </w:pPr>
   </w:style>
-  <w:style w:type="character" w:styleId="Hyperlink">
+  <w:style w:type="character" w:styleId="Hiperligao">
     <w:name w:val="Hyperlink"/>
-    <w:basedOn w:val="DefaultParagraphFont"/>
+    <w:basedOn w:val="Tipodeletrapredefinidodopargrafo"/>
     <w:uiPriority w:val="99"/>
     <w:unhideWhenUsed/>
     <w:rsid w:val="008D06C3"/>
@@ -11848,7 +13017,7 @@
       <w:u w:val="single"/>
     </w:rPr>
   </w:style>
-  <w:style w:type="paragraph" w:styleId="ListParagraph">
+  <w:style w:type="paragraph" w:styleId="PargrafodaLista">
     <w:name w:val="List Paragraph"/>
     <w:basedOn w:val="Normal"/>
     <w:uiPriority w:val="34"/>
@@ -11859,7 +13028,7 @@
       <w:contextualSpacing/>
     </w:pPr>
   </w:style>
-  <w:style w:type="paragraph" w:styleId="TableofFigures">
+  <w:style w:type="paragraph" w:styleId="ndicedeilustraes">
     <w:name w:val="table of figures"/>
     <w:basedOn w:val="Normal"/>
     <w:next w:val="Normal"/>
@@ -11870,21 +13039,20 @@
       <w:spacing w:after="0"/>
     </w:pPr>
   </w:style>
-  <w:style w:type="character" w:customStyle="1" w:styleId="Heading2Char">
-    <w:name w:val="Heading 2 Char"/>
-    <w:basedOn w:val="DefaultParagraphFont"/>
-    <w:link w:val="Heading2"/>
+  <w:style w:type="character" w:customStyle="1" w:styleId="Ttulo2Carter">
+    <w:name w:val="Título 2 Caráter"/>
+    <w:basedOn w:val="Tipodeletrapredefinidodopargrafo"/>
+    <w:link w:val="Ttulo2"/>
     <w:uiPriority w:val="9"/>
-    <w:rsid w:val="00202A66"/>
+    <w:rsid w:val="00CD7323"/>
     <w:rPr>
       <w:rFonts w:asciiTheme="majorHAnsi" w:eastAsiaTheme="majorEastAsia" w:hAnsiTheme="majorHAnsi" w:cstheme="majorBidi"/>
-      <w:color w:val="365F91" w:themeColor="accent1" w:themeShade="BF"/>
       <w:sz w:val="26"/>
       <w:szCs w:val="26"/>
       <w:lang w:eastAsia="pt-PT"/>
     </w:rPr>
   </w:style>
-  <w:style w:type="paragraph" w:styleId="TOC2">
+  <w:style w:type="paragraph" w:styleId="ndice2">
     <w:name w:val="toc 2"/>
     <w:basedOn w:val="Normal"/>
     <w:next w:val="Normal"/>
@@ -11897,9 +13065,9 @@
       <w:ind w:left="240"/>
     </w:pPr>
   </w:style>
-  <w:style w:type="character" w:styleId="UnresolvedMention">
+  <w:style w:type="character" w:styleId="MenoNoResolvida">
     <w:name w:val="Unresolved Mention"/>
-    <w:basedOn w:val="DefaultParagraphFont"/>
+    <w:basedOn w:val="Tipodeletrapredefinidodopargrafo"/>
     <w:uiPriority w:val="99"/>
     <w:semiHidden/>
     <w:unhideWhenUsed/>
@@ -11909,18 +13077,31 @@
       <w:shd w:val="clear" w:color="auto" w:fill="E1DFDD"/>
     </w:rPr>
   </w:style>
-  <w:style w:type="character" w:customStyle="1" w:styleId="Heading3Char">
-    <w:name w:val="Heading 3 Char"/>
-    <w:basedOn w:val="DefaultParagraphFont"/>
-    <w:link w:val="Heading3"/>
+  <w:style w:type="character" w:customStyle="1" w:styleId="Ttulo3Carter">
+    <w:name w:val="Título 3 Caráter"/>
+    <w:basedOn w:val="Tipodeletrapredefinidodopargrafo"/>
+    <w:link w:val="Ttulo3"/>
     <w:uiPriority w:val="9"/>
-    <w:semiHidden/>
-    <w:rsid w:val="00DA1FB6"/>
+    <w:rsid w:val="00CD7323"/>
     <w:rPr>
       <w:rFonts w:asciiTheme="majorHAnsi" w:eastAsiaTheme="majorEastAsia" w:hAnsiTheme="majorHAnsi" w:cstheme="majorBidi"/>
-      <w:color w:val="243F60" w:themeColor="accent1" w:themeShade="7F"/>
       <w:sz w:val="24"/>
       <w:szCs w:val="24"/>
+      <w:lang w:eastAsia="pt-PT"/>
+    </w:rPr>
+  </w:style>
+  <w:style w:type="character" w:customStyle="1" w:styleId="Ttulo4Carter">
+    <w:name w:val="Título 4 Caráter"/>
+    <w:basedOn w:val="Tipodeletrapredefinidodopargrafo"/>
+    <w:link w:val="Ttulo4"/>
+    <w:uiPriority w:val="9"/>
+    <w:rsid w:val="00CD7323"/>
+    <w:rPr>
+      <w:rFonts w:asciiTheme="majorHAnsi" w:eastAsiaTheme="majorEastAsia" w:hAnsiTheme="majorHAnsi" w:cstheme="majorBidi"/>
+      <w:i/>
+      <w:iCs/>
+      <w:sz w:val="24"/>
+      <w:szCs w:val="20"/>
       <w:lang w:eastAsia="pt-PT"/>
     </w:rPr>
   </w:style>

--- a/Relatorio_Estagio_LeandroPinto.docx
+++ b/Relatorio_Estagio_LeandroPinto.docx
@@ -1183,7 +1183,35 @@
         <w:rPr>
           <w:rFonts w:eastAsiaTheme="minorHAnsi"/>
         </w:rPr>
-        <w:t>Durante o período de trabalho com a equipa de IT, tive a oportunidade de participar num projeto focado no desenvolvimento de um sistema de plataforma online, utilizando tecnologias como PHP, MySQL, Google Forms, HTML e CSS.</w:t>
+        <w:t xml:space="preserve">Durante o período de trabalho com a equipa de IT, tive a oportunidade de participar num projeto focado no desenvolvimento de um sistema de plataforma online, utilizando tecnologias como PHP, </w:t>
+      </w:r>
+      <w:proofErr w:type="spellStart"/>
+      <w:r>
+        <w:rPr>
+          <w:rFonts w:eastAsiaTheme="minorHAnsi"/>
+        </w:rPr>
+        <w:t>MySQL</w:t>
+      </w:r>
+      <w:proofErr w:type="spellEnd"/>
+      <w:r>
+        <w:rPr>
+          <w:rFonts w:eastAsiaTheme="minorHAnsi"/>
+        </w:rPr>
+        <w:t xml:space="preserve">, Google </w:t>
+      </w:r>
+      <w:proofErr w:type="spellStart"/>
+      <w:r>
+        <w:rPr>
+          <w:rFonts w:eastAsiaTheme="minorHAnsi"/>
+        </w:rPr>
+        <w:t>Forms</w:t>
+      </w:r>
+      <w:proofErr w:type="spellEnd"/>
+      <w:r>
+        <w:rPr>
+          <w:rFonts w:eastAsiaTheme="minorHAnsi"/>
+        </w:rPr>
+        <w:t>, HTML e CSS.</w:t>
       </w:r>
     </w:p>
     <w:p>
@@ -1197,7 +1225,49 @@
         <w:rPr>
           <w:rFonts w:eastAsiaTheme="minorHAnsi"/>
         </w:rPr>
-        <w:t>O projeto consistiu na criação de uma solução que permitisse a gestão de marcações de forma automatizada e acessível, garantindo que os dados fossem armazenados de maneira segura e estruturada na base de dados MySQL. A implementação do PHP serviu para a comunicação entre o frontend e a base de dados, permitindo a manipulação de informações como reservas, disponibilidade e confirmação de agendamentos. Além disso, foram integrados Google Forms para recolha de informações adicionais, facilitando o processo de registo e melhorando a interação com os utilizadores.</w:t>
+        <w:t xml:space="preserve">O projeto consistiu na criação de uma solução que permitisse a gestão de marcações de forma automatizada e acessível, garantindo que os dados fossem armazenados de maneira segura e estruturada na base de dados </w:t>
+      </w:r>
+      <w:proofErr w:type="spellStart"/>
+      <w:r>
+        <w:rPr>
+          <w:rFonts w:eastAsiaTheme="minorHAnsi"/>
+        </w:rPr>
+        <w:t>MySQL</w:t>
+      </w:r>
+      <w:proofErr w:type="spellEnd"/>
+      <w:r>
+        <w:rPr>
+          <w:rFonts w:eastAsiaTheme="minorHAnsi"/>
+        </w:rPr>
+        <w:t xml:space="preserve">. A implementação do PHP serviu para a comunicação entre o </w:t>
+      </w:r>
+      <w:proofErr w:type="spellStart"/>
+      <w:r>
+        <w:rPr>
+          <w:rFonts w:eastAsiaTheme="minorHAnsi"/>
+        </w:rPr>
+        <w:t>frontend</w:t>
+      </w:r>
+      <w:proofErr w:type="spellEnd"/>
+      <w:r>
+        <w:rPr>
+          <w:rFonts w:eastAsiaTheme="minorHAnsi"/>
+        </w:rPr>
+        <w:t xml:space="preserve"> e a base de dados, permitindo a manipulação de informações como reservas, disponibilidade e confirmação de agendamentos. Além disso, foram integrados Google </w:t>
+      </w:r>
+      <w:proofErr w:type="spellStart"/>
+      <w:r>
+        <w:rPr>
+          <w:rFonts w:eastAsiaTheme="minorHAnsi"/>
+        </w:rPr>
+        <w:t>Forms</w:t>
+      </w:r>
+      <w:proofErr w:type="spellEnd"/>
+      <w:r>
+        <w:rPr>
+          <w:rFonts w:eastAsiaTheme="minorHAnsi"/>
+        </w:rPr>
+        <w:t xml:space="preserve"> para recolha de informações adicionais, facilitando o processo de registo e melhorando a interação com os utilizadores.</w:t>
       </w:r>
     </w:p>
     <w:p>
@@ -1316,10 +1386,12 @@
       <w:pPr>
         <w:pStyle w:val="Ttulos"/>
       </w:pPr>
+      <w:proofErr w:type="spellStart"/>
       <w:r>
         <w:lastRenderedPageBreak/>
         <w:t>Abstract</w:t>
       </w:r>
+      <w:proofErr w:type="spellEnd"/>
     </w:p>
     <w:p>
       <w:pPr>
@@ -1334,7 +1406,21 @@
         <w:rPr>
           <w:lang w:val="en-US"/>
         </w:rPr>
-        <w:t>During my time working with the IT team, I had the opportunity to participate in a project focused on developing an online plataform system, using technologies such as PHP, MySQL, Google Forms, HTML, and CSS. This work required not only the technical development of the platform but also an understanding of user needs to ensure a smooth and efficient experience.</w:t>
+        <w:t xml:space="preserve">During my time working with the IT team, I had the opportunity to participate in a project focused on developing an online </w:t>
+      </w:r>
+      <w:proofErr w:type="spellStart"/>
+      <w:r>
+        <w:rPr>
+          <w:lang w:val="en-US"/>
+        </w:rPr>
+        <w:t>plataform</w:t>
+      </w:r>
+      <w:proofErr w:type="spellEnd"/>
+      <w:r>
+        <w:rPr>
+          <w:lang w:val="en-US"/>
+        </w:rPr>
+        <w:t xml:space="preserve"> system, using technologies such as PHP, MySQL, Google Forms, HTML, and CSS. This work required not only the technical development of the platform but also an understanding of user needs to ensure a smooth and efficient experience.</w:t>
       </w:r>
     </w:p>
     <w:p>
@@ -1366,7 +1452,21 @@
         <w:rPr>
           <w:lang w:val="en-US"/>
         </w:rPr>
-        <w:t>In terms of design, best practices in HTML and CSS were applied to create a responsive and visually appealing interface, ensuring intuitive and accessible navigation across different devices. The focus was on usability, making the system efficient both for administrators managing the bookings and for users plataform their appointments quickly and easily.</w:t>
+        <w:t xml:space="preserve">In terms of design, best practices in HTML and CSS were applied to create a responsive and visually appealing interface, ensuring intuitive and accessible navigation across different devices. The focus was on usability, making the system efficient both for administrators managing the bookings and for users </w:t>
+      </w:r>
+      <w:proofErr w:type="spellStart"/>
+      <w:r>
+        <w:rPr>
+          <w:lang w:val="en-US"/>
+        </w:rPr>
+        <w:t>plataform</w:t>
+      </w:r>
+      <w:proofErr w:type="spellEnd"/>
+      <w:r>
+        <w:rPr>
+          <w:lang w:val="en-US"/>
+        </w:rPr>
+        <w:t xml:space="preserve"> their appointments quickly and easily.</w:t>
       </w:r>
     </w:p>
     <w:p>
@@ -1513,9 +1613,11 @@
           <w:tab w:val="left" w:pos="851"/>
         </w:tabs>
       </w:pPr>
+      <w:proofErr w:type="spellStart"/>
       <w:r>
         <w:t>Teamwork</w:t>
       </w:r>
+      <w:proofErr w:type="spellEnd"/>
     </w:p>
     <w:p>
       <w:pPr>
@@ -1556,13 +1658,29 @@
           <w:lang w:val="en-US"/>
         </w:rPr>
       </w:pPr>
+      <w:proofErr w:type="spellStart"/>
       <w:r>
         <w:rPr>
           <w:lang w:val="en-US"/>
         </w:rPr>
         <w:lastRenderedPageBreak/>
-        <w:t>Índice geral</w:t>
-      </w:r>
+        <w:t>Índice</w:t>
+      </w:r>
+      <w:proofErr w:type="spellEnd"/>
+      <w:r>
+        <w:rPr>
+          <w:lang w:val="en-US"/>
+        </w:rPr>
+        <w:t xml:space="preserve"> </w:t>
+      </w:r>
+      <w:proofErr w:type="spellStart"/>
+      <w:r>
+        <w:rPr>
+          <w:lang w:val="en-US"/>
+        </w:rPr>
+        <w:t>geral</w:t>
+      </w:r>
+      <w:proofErr w:type="spellEnd"/>
     </w:p>
     <w:sdt>
       <w:sdtPr>
@@ -2878,22 +2996,49 @@
       <w:r>
         <w:t xml:space="preserve">Durante o estágio, tive a oportunidade de participar em duas vertentes distintas, mas complementares: numa fase inicial, integrei a equipa de IT, onde explorei ferramentas de automação como o </w:t>
       </w:r>
-      <w:r>
-        <w:rPr>
-          <w:b/>
-          <w:bCs/>
-        </w:rPr>
-        <w:t>Power Automate</w:t>
-      </w:r>
+      <w:proofErr w:type="spellStart"/>
+      <w:r>
+        <w:rPr>
+          <w:b/>
+          <w:bCs/>
+        </w:rPr>
+        <w:t>Power</w:t>
+      </w:r>
+      <w:proofErr w:type="spellEnd"/>
+      <w:r>
+        <w:rPr>
+          <w:b/>
+          <w:bCs/>
+        </w:rPr>
+        <w:t xml:space="preserve"> </w:t>
+      </w:r>
+      <w:proofErr w:type="spellStart"/>
+      <w:r>
+        <w:rPr>
+          <w:b/>
+          <w:bCs/>
+        </w:rPr>
+        <w:t>Automate</w:t>
+      </w:r>
+      <w:proofErr w:type="spellEnd"/>
       <w:r>
         <w:t xml:space="preserve"> e o </w:t>
       </w:r>
-      <w:r>
-        <w:rPr>
-          <w:b/>
-          <w:bCs/>
-        </w:rPr>
-        <w:t>Power Apps</w:t>
+      <w:proofErr w:type="spellStart"/>
+      <w:r>
+        <w:rPr>
+          <w:b/>
+          <w:bCs/>
+        </w:rPr>
+        <w:t>Power</w:t>
+      </w:r>
+      <w:proofErr w:type="spellEnd"/>
+      <w:r>
+        <w:rPr>
+          <w:b/>
+          <w:bCs/>
+        </w:rPr>
+        <w:t xml:space="preserve"> Apps</w:t>
       </w:r>
       <w:r>
         <w:t xml:space="preserve">; posteriormente, desenvolvi um projeto principal, em colaboração com um colega, que consistiu na criação de uma plataforma de cursos online utilizando tecnologias como </w:t>
@@ -2908,6 +3053,7 @@
       <w:r>
         <w:t xml:space="preserve">, </w:t>
       </w:r>
+      <w:proofErr w:type="spellStart"/>
       <w:r>
         <w:rPr>
           <w:b/>
@@ -2915,6 +3061,7 @@
         </w:rPr>
         <w:t>MySQL</w:t>
       </w:r>
+      <w:proofErr w:type="spellEnd"/>
       <w:r>
         <w:t xml:space="preserve">, </w:t>
       </w:r>
@@ -2943,8 +3090,17 @@
           <w:b/>
           <w:bCs/>
         </w:rPr>
-        <w:t>Google Forms</w:t>
-      </w:r>
+        <w:t xml:space="preserve">Google </w:t>
+      </w:r>
+      <w:proofErr w:type="spellStart"/>
+      <w:r>
+        <w:rPr>
+          <w:b/>
+          <w:bCs/>
+        </w:rPr>
+        <w:t>Forms</w:t>
+      </w:r>
+      <w:proofErr w:type="spellEnd"/>
       <w:r>
         <w:t>.</w:t>
       </w:r>
@@ -3097,6 +3253,7 @@
       <w:r>
         <w:t xml:space="preserve">A </w:t>
       </w:r>
+      <w:proofErr w:type="spellStart"/>
       <w:r>
         <w:rPr>
           <w:b/>
@@ -3104,6 +3261,7 @@
         </w:rPr>
         <w:t>Softinsa</w:t>
       </w:r>
+      <w:proofErr w:type="spellEnd"/>
       <w:r>
         <w:t xml:space="preserve"> </w:t>
       </w:r>
@@ -3112,7 +3270,39 @@
           <w:b/>
           <w:bCs/>
         </w:rPr>
-        <w:t>– IBM Services Center Portugal, S.A</w:t>
+        <w:t xml:space="preserve">– IBM </w:t>
+      </w:r>
+      <w:proofErr w:type="spellStart"/>
+      <w:r>
+        <w:rPr>
+          <w:b/>
+          <w:bCs/>
+        </w:rPr>
+        <w:t>Services</w:t>
+      </w:r>
+      <w:proofErr w:type="spellEnd"/>
+      <w:r>
+        <w:rPr>
+          <w:b/>
+          <w:bCs/>
+        </w:rPr>
+        <w:t xml:space="preserve"> </w:t>
+      </w:r>
+      <w:proofErr w:type="spellStart"/>
+      <w:r>
+        <w:rPr>
+          <w:b/>
+          <w:bCs/>
+        </w:rPr>
+        <w:t>Center</w:t>
+      </w:r>
+      <w:proofErr w:type="spellEnd"/>
+      <w:r>
+        <w:rPr>
+          <w:b/>
+          <w:bCs/>
+        </w:rPr>
+        <w:t xml:space="preserve"> Portugal, S.A</w:t>
       </w:r>
       <w:r>
         <w:t xml:space="preserve">. é uma empresa do grupo </w:t>
@@ -3130,7 +3320,23 @@
     </w:p>
     <w:p>
       <w:r>
-        <w:t>A empresa destaca-se pela sua forte aposta na inovação, formação contínua e desenvolvimento de talento local, mantendo uma ligação próxima com instituições de ensino superior e centros de investigação. Os serviços prestados incluem desenvolvimento de software, manutenção de sistemas, gestão de infraestruturas, serviços cloud, cibersegurança e suporte técnico.</w:t>
+        <w:t xml:space="preserve">A empresa destaca-se pela sua forte aposta na inovação, formação contínua e desenvolvimento de talento local, mantendo uma ligação próxima com instituições de ensino superior e centros de investigação. Os serviços prestados incluem desenvolvimento de software, manutenção de sistemas, gestão de infraestruturas, serviços </w:t>
+      </w:r>
+      <w:proofErr w:type="spellStart"/>
+      <w:r>
+        <w:t>cloud</w:t>
+      </w:r>
+      <w:proofErr w:type="spellEnd"/>
+      <w:r>
+        <w:t xml:space="preserve">, </w:t>
+      </w:r>
+      <w:proofErr w:type="spellStart"/>
+      <w:r>
+        <w:t>cibersegurança</w:t>
+      </w:r>
+      <w:proofErr w:type="spellEnd"/>
+      <w:r>
+        <w:t xml:space="preserve"> e suporte técnico.</w:t>
       </w:r>
     </w:p>
     <w:p>
@@ -3308,18 +3514,38 @@
         </w:rPr>
         <w:t xml:space="preserve">Adquirir experiência prática em desenvolvimento e automação de sistemas, através da utilização de ferramentas e tecnologias modernas, como </w:t>
       </w:r>
+      <w:proofErr w:type="spellStart"/>
       <w:r>
         <w:rPr>
           <w:b/>
           <w:bCs/>
           <w:szCs w:val="24"/>
         </w:rPr>
-        <w:t>Power Automate</w:t>
-      </w:r>
-      <w:r>
-        <w:rPr>
+        <w:t>Power</w:t>
+      </w:r>
+      <w:proofErr w:type="spellEnd"/>
+      <w:r>
+        <w:rPr>
+          <w:b/>
+          <w:bCs/>
           <w:szCs w:val="24"/>
         </w:rPr>
+        <w:t xml:space="preserve"> </w:t>
+      </w:r>
+      <w:proofErr w:type="spellStart"/>
+      <w:r>
+        <w:rPr>
+          <w:b/>
+          <w:bCs/>
+          <w:szCs w:val="24"/>
+        </w:rPr>
+        <w:t>Automate</w:t>
+      </w:r>
+      <w:proofErr w:type="spellEnd"/>
+      <w:r>
+        <w:rPr>
+          <w:szCs w:val="24"/>
+        </w:rPr>
         <w:t>,</w:t>
       </w:r>
       <w:r>
@@ -3328,12 +3554,30 @@
           <w:bCs/>
           <w:szCs w:val="24"/>
         </w:rPr>
-        <w:t xml:space="preserve"> Power Apps</w:t>
-      </w:r>
-      <w:r>
-        <w:rPr>
+        <w:t xml:space="preserve"> </w:t>
+      </w:r>
+      <w:proofErr w:type="spellStart"/>
+      <w:r>
+        <w:rPr>
+          <w:b/>
+          <w:bCs/>
           <w:szCs w:val="24"/>
         </w:rPr>
+        <w:t>Power</w:t>
+      </w:r>
+      <w:proofErr w:type="spellEnd"/>
+      <w:r>
+        <w:rPr>
+          <w:b/>
+          <w:bCs/>
+          <w:szCs w:val="24"/>
+        </w:rPr>
+        <w:t xml:space="preserve"> Apps</w:t>
+      </w:r>
+      <w:r>
+        <w:rPr>
+          <w:szCs w:val="24"/>
+        </w:rPr>
         <w:t>,</w:t>
       </w:r>
       <w:r>
@@ -3356,12 +3600,22 @@
           <w:bCs/>
           <w:szCs w:val="24"/>
         </w:rPr>
-        <w:t xml:space="preserve"> MySQL</w:t>
-      </w:r>
-      <w:r>
-        <w:rPr>
+        <w:t xml:space="preserve"> </w:t>
+      </w:r>
+      <w:proofErr w:type="spellStart"/>
+      <w:r>
+        <w:rPr>
+          <w:b/>
+          <w:bCs/>
           <w:szCs w:val="24"/>
         </w:rPr>
+        <w:t>MySQL</w:t>
+      </w:r>
+      <w:proofErr w:type="spellEnd"/>
+      <w:r>
+        <w:rPr>
+          <w:szCs w:val="24"/>
+        </w:rPr>
         <w:t>,</w:t>
       </w:r>
       <w:r>
@@ -3398,8 +3652,18 @@
           <w:bCs/>
           <w:szCs w:val="24"/>
         </w:rPr>
-        <w:t xml:space="preserve"> Google Forms</w:t>
-      </w:r>
+        <w:t xml:space="preserve"> Google </w:t>
+      </w:r>
+      <w:proofErr w:type="spellStart"/>
+      <w:r>
+        <w:rPr>
+          <w:b/>
+          <w:bCs/>
+          <w:szCs w:val="24"/>
+        </w:rPr>
+        <w:t>Forms</w:t>
+      </w:r>
+      <w:proofErr w:type="spellEnd"/>
       <w:r>
         <w:rPr>
           <w:szCs w:val="24"/>
@@ -3466,8 +3730,18 @@
           <w:bCs/>
           <w:szCs w:val="24"/>
         </w:rPr>
-        <w:t xml:space="preserve"> MySQL</w:t>
-      </w:r>
+        <w:t xml:space="preserve"> </w:t>
+      </w:r>
+      <w:proofErr w:type="spellStart"/>
+      <w:r>
+        <w:rPr>
+          <w:b/>
+          <w:bCs/>
+          <w:szCs w:val="24"/>
+        </w:rPr>
+        <w:t>MySQL</w:t>
+      </w:r>
+      <w:proofErr w:type="spellEnd"/>
       <w:r>
         <w:rPr>
           <w:szCs w:val="24"/>
@@ -3819,8 +4093,13 @@
         </w:numPr>
       </w:pPr>
       <w:r>
-        <w:t>Google Forms</w:t>
-      </w:r>
+        <w:t xml:space="preserve">Google </w:t>
+      </w:r>
+      <w:proofErr w:type="spellStart"/>
+      <w:r>
+        <w:t>Forms</w:t>
+      </w:r>
+      <w:proofErr w:type="spellEnd"/>
     </w:p>
     <w:p>
       <w:pPr>
@@ -4181,7 +4460,15 @@
     </w:p>
     <w:p>
       <w:r>
-        <w:t xml:space="preserve">• Tem acesso a suporte e helpdesk caso necessário </w:t>
+        <w:t xml:space="preserve">• Tem acesso a suporte e </w:t>
+      </w:r>
+      <w:proofErr w:type="spellStart"/>
+      <w:r>
+        <w:t>helpdesk</w:t>
+      </w:r>
+      <w:proofErr w:type="spellEnd"/>
+      <w:r>
+        <w:t xml:space="preserve"> caso necessário </w:t>
       </w:r>
     </w:p>
     <w:p>
@@ -4585,7 +4872,23 @@
         <w:t xml:space="preserve"> de modo a atender </w:t>
       </w:r>
       <w:r>
-        <w:t>os protótipos de baixa fidelidade posteriormente desenvolvidos em Figma e quando o estilo da página fosse desenhado seria implementado o php com a base de dados, foi uma metodologia que achamos mais pratica para o desenvolvimento contribuindo para um bom fluxo de trabalho entre ambos.</w:t>
+        <w:t xml:space="preserve">os protótipos de baixa fidelidade posteriormente desenvolvidos em </w:t>
+      </w:r>
+      <w:proofErr w:type="spellStart"/>
+      <w:r>
+        <w:t>Figma</w:t>
+      </w:r>
+      <w:proofErr w:type="spellEnd"/>
+      <w:r>
+        <w:t xml:space="preserve"> e quando o estilo da página fosse desenhado seria implementado o </w:t>
+      </w:r>
+      <w:proofErr w:type="spellStart"/>
+      <w:r>
+        <w:t>php</w:t>
+      </w:r>
+      <w:proofErr w:type="spellEnd"/>
+      <w:r>
+        <w:t xml:space="preserve"> com a base de dados, foi uma metodologia que achamos mais pratica para o desenvolvimento contribuindo para um bom fluxo de trabalho entre ambos.</w:t>
       </w:r>
     </w:p>
     <w:p/>
@@ -4908,7 +5211,13 @@
     <w:p/>
     <w:p>
       <w:r>
-        <w:t xml:space="preserve">Apos as páginas de registo e login terem sido criadas foi implementa a pagina principal do nosso website onde mostra alguns dos cursos disponiveis </w:t>
+        <w:t xml:space="preserve">Apos as páginas de registo e login terem sido criadas foi implementa a pagina principal do nosso website onde mostra alguns dos cursos </w:t>
+      </w:r>
+      <w:r>
+        <w:t>disponíveis</w:t>
+      </w:r>
+      <w:r>
+        <w:t xml:space="preserve"> </w:t>
       </w:r>
     </w:p>
     <w:p>
@@ -4995,7 +5304,23 @@
           <w:b/>
           <w:bCs/>
         </w:rPr>
-        <w:t>Semana 2 – Início do Projeto: Figma e Especificação</w:t>
+        <w:t xml:space="preserve">Semana 2 – Início do Projeto: </w:t>
+      </w:r>
+      <w:proofErr w:type="spellStart"/>
+      <w:r>
+        <w:rPr>
+          <w:b/>
+          <w:bCs/>
+        </w:rPr>
+        <w:t>Figma</w:t>
+      </w:r>
+      <w:proofErr w:type="spellEnd"/>
+      <w:r>
+        <w:rPr>
+          <w:b/>
+          <w:bCs/>
+        </w:rPr>
+        <w:t xml:space="preserve"> e Especificação</w:t>
       </w:r>
     </w:p>
     <w:p>
@@ -5028,13 +5353,31 @@
       <w:r>
         <w:t xml:space="preserve">Criámos os primeiros </w:t>
       </w:r>
-      <w:r>
-        <w:rPr>
-          <w:b/>
-          <w:bCs/>
-        </w:rPr>
-        <w:t>mockups e protótipos no Figma</w:t>
-      </w:r>
+      <w:proofErr w:type="spellStart"/>
+      <w:r>
+        <w:rPr>
+          <w:b/>
+          <w:bCs/>
+        </w:rPr>
+        <w:t>mockups</w:t>
+      </w:r>
+      <w:proofErr w:type="spellEnd"/>
+      <w:r>
+        <w:rPr>
+          <w:b/>
+          <w:bCs/>
+        </w:rPr>
+        <w:t xml:space="preserve"> e protótipos no </w:t>
+      </w:r>
+      <w:proofErr w:type="spellStart"/>
+      <w:r>
+        <w:rPr>
+          <w:b/>
+          <w:bCs/>
+        </w:rPr>
+        <w:t>Figma</w:t>
+      </w:r>
+      <w:proofErr w:type="spellEnd"/>
       <w:r>
         <w:t>, definindo o aspeto visual da plataforma.</w:t>
       </w:r>
@@ -5077,8 +5420,17 @@
           <w:b/>
           <w:bCs/>
         </w:rPr>
-        <w:t>base de dados MySQL</w:t>
-      </w:r>
+        <w:t xml:space="preserve">base de dados </w:t>
+      </w:r>
+      <w:proofErr w:type="spellStart"/>
+      <w:r>
+        <w:rPr>
+          <w:b/>
+          <w:bCs/>
+        </w:rPr>
+        <w:t>MySQL</w:t>
+      </w:r>
+      <w:proofErr w:type="spellEnd"/>
       <w:r>
         <w:t>.</w:t>
       </w:r>
@@ -5151,8 +5503,33 @@
           <w:b/>
           <w:bCs/>
         </w:rPr>
-        <w:t xml:space="preserve"> – Integração na equipa de IT e Power Platform</w:t>
-      </w:r>
+        <w:t xml:space="preserve"> – Integração na equipa de IT e </w:t>
+      </w:r>
+      <w:proofErr w:type="spellStart"/>
+      <w:r>
+        <w:rPr>
+          <w:b/>
+          <w:bCs/>
+        </w:rPr>
+        <w:t>Power</w:t>
+      </w:r>
+      <w:proofErr w:type="spellEnd"/>
+      <w:r>
+        <w:rPr>
+          <w:b/>
+          <w:bCs/>
+        </w:rPr>
+        <w:t xml:space="preserve"> </w:t>
+      </w:r>
+      <w:proofErr w:type="spellStart"/>
+      <w:r>
+        <w:rPr>
+          <w:b/>
+          <w:bCs/>
+        </w:rPr>
+        <w:t>Platform</w:t>
+      </w:r>
+      <w:proofErr w:type="spellEnd"/>
     </w:p>
     <w:p>
       <w:pPr>
@@ -5191,13 +5568,31 @@
         </w:numPr>
         <w:jc w:val="left"/>
       </w:pPr>
-      <w:r>
-        <w:rPr>
-          <w:b/>
-          <w:bCs/>
-        </w:rPr>
-        <w:t>Power Automate</w:t>
-      </w:r>
+      <w:proofErr w:type="spellStart"/>
+      <w:r>
+        <w:rPr>
+          <w:b/>
+          <w:bCs/>
+        </w:rPr>
+        <w:t>Power</w:t>
+      </w:r>
+      <w:proofErr w:type="spellEnd"/>
+      <w:r>
+        <w:rPr>
+          <w:b/>
+          <w:bCs/>
+        </w:rPr>
+        <w:t xml:space="preserve"> </w:t>
+      </w:r>
+      <w:proofErr w:type="spellStart"/>
+      <w:r>
+        <w:rPr>
+          <w:b/>
+          <w:bCs/>
+        </w:rPr>
+        <w:t>Automate</w:t>
+      </w:r>
+      <w:proofErr w:type="spellEnd"/>
       <w:r>
         <w:t>, para automatizar fluxos internos de tarefas repetitivas (ex. aprovações ou notificações).</w:t>
       </w:r>
@@ -5210,12 +5605,21 @@
         </w:numPr>
         <w:jc w:val="left"/>
       </w:pPr>
-      <w:r>
-        <w:rPr>
-          <w:b/>
-          <w:bCs/>
-        </w:rPr>
-        <w:t>Power Apps</w:t>
+      <w:proofErr w:type="spellStart"/>
+      <w:r>
+        <w:rPr>
+          <w:b/>
+          <w:bCs/>
+        </w:rPr>
+        <w:t>Power</w:t>
+      </w:r>
+      <w:proofErr w:type="spellEnd"/>
+      <w:r>
+        <w:rPr>
+          <w:b/>
+          <w:bCs/>
+        </w:rPr>
+        <w:t xml:space="preserve"> Apps</w:t>
       </w:r>
       <w:r>
         <w:t>, para desenvolver pequenas aplicações empresariais.</w:t>
@@ -5312,7 +5716,23 @@
           <w:b/>
           <w:bCs/>
         </w:rPr>
-        <w:t xml:space="preserve"> – Desenvolvimento do Front-End da Plataforma</w:t>
+        <w:t xml:space="preserve"> – Desenvolvimento do </w:t>
+      </w:r>
+      <w:proofErr w:type="spellStart"/>
+      <w:r>
+        <w:rPr>
+          <w:b/>
+          <w:bCs/>
+        </w:rPr>
+        <w:t>Front-End</w:t>
+      </w:r>
+      <w:proofErr w:type="spellEnd"/>
+      <w:r>
+        <w:rPr>
+          <w:b/>
+          <w:bCs/>
+        </w:rPr>
+        <w:t xml:space="preserve"> da Plataforma</w:t>
       </w:r>
     </w:p>
     <w:p>
@@ -5431,7 +5851,23 @@
           <w:b/>
           <w:bCs/>
         </w:rPr>
-        <w:t>HTML5, CSS3 e Figma como base visual</w:t>
+        <w:t xml:space="preserve">HTML5, CSS3 e </w:t>
+      </w:r>
+      <w:proofErr w:type="spellStart"/>
+      <w:r>
+        <w:rPr>
+          <w:b/>
+          <w:bCs/>
+        </w:rPr>
+        <w:t>Figma</w:t>
+      </w:r>
+      <w:proofErr w:type="spellEnd"/>
+      <w:r>
+        <w:rPr>
+          <w:b/>
+          <w:bCs/>
+        </w:rPr>
+        <w:t xml:space="preserve"> como base visual</w:t>
       </w:r>
       <w:r>
         <w:t>.</w:t>
@@ -5556,7 +5992,23 @@
           <w:b/>
           <w:bCs/>
         </w:rPr>
-        <w:t xml:space="preserve"> – Integração com Back-End e Base de Dados (apoio ao colega)</w:t>
+        <w:t xml:space="preserve"> – Integração com </w:t>
+      </w:r>
+      <w:proofErr w:type="spellStart"/>
+      <w:r>
+        <w:rPr>
+          <w:b/>
+          <w:bCs/>
+        </w:rPr>
+        <w:t>Back-End</w:t>
+      </w:r>
+      <w:proofErr w:type="spellEnd"/>
+      <w:r>
+        <w:rPr>
+          <w:b/>
+          <w:bCs/>
+        </w:rPr>
+        <w:t xml:space="preserve"> e Base de Dados (apoio ao colega)</w:t>
       </w:r>
     </w:p>
     <w:p>
@@ -5572,8 +6024,33 @@
           <w:b/>
           <w:bCs/>
         </w:rPr>
-        <w:t>integração entre o front-end e o back-end</w:t>
-      </w:r>
+        <w:t xml:space="preserve">integração entre o </w:t>
+      </w:r>
+      <w:proofErr w:type="spellStart"/>
+      <w:r>
+        <w:rPr>
+          <w:b/>
+          <w:bCs/>
+        </w:rPr>
+        <w:t>front-end</w:t>
+      </w:r>
+      <w:proofErr w:type="spellEnd"/>
+      <w:r>
+        <w:rPr>
+          <w:b/>
+          <w:bCs/>
+        </w:rPr>
+        <w:t xml:space="preserve"> e o </w:t>
+      </w:r>
+      <w:proofErr w:type="spellStart"/>
+      <w:r>
+        <w:rPr>
+          <w:b/>
+          <w:bCs/>
+        </w:rPr>
+        <w:t>back-end</w:t>
+      </w:r>
+      <w:proofErr w:type="spellEnd"/>
       <w:r>
         <w:t xml:space="preserve">, utilizando </w:t>
       </w:r>
@@ -5587,6 +6064,7 @@
       <w:r>
         <w:t xml:space="preserve"> e </w:t>
       </w:r>
+      <w:proofErr w:type="spellStart"/>
       <w:r>
         <w:rPr>
           <w:b/>
@@ -5594,8 +6072,17 @@
         </w:rPr>
         <w:t>MySQL</w:t>
       </w:r>
-      <w:r>
-        <w:t xml:space="preserve">. Embora o desenvolvimento do back-end tenha estado maioritariamente a cargo do meu colega </w:t>
+      <w:proofErr w:type="spellEnd"/>
+      <w:r>
+        <w:t xml:space="preserve">. Embora o desenvolvimento do </w:t>
+      </w:r>
+      <w:proofErr w:type="spellStart"/>
+      <w:r>
+        <w:t>back-end</w:t>
+      </w:r>
+      <w:proofErr w:type="spellEnd"/>
+      <w:r>
+        <w:t xml:space="preserve"> tenha estado maioritariamente a cargo do meu colega </w:t>
       </w:r>
       <w:r>
         <w:rPr>
@@ -5679,7 +6166,15 @@
         <w:t>adaptação de componentes de interface</w:t>
       </w:r>
       <w:r>
-        <w:t xml:space="preserve"> para se integrarem corretamente com os dados dinâmicos provenientes do back-end.</w:t>
+        <w:t xml:space="preserve"> para se integrarem corretamente com os dados dinâmicos provenientes do </w:t>
+      </w:r>
+      <w:proofErr w:type="spellStart"/>
+      <w:r>
+        <w:t>back-end</w:t>
+      </w:r>
+      <w:proofErr w:type="spellEnd"/>
+      <w:r>
+        <w:t>.</w:t>
       </w:r>
     </w:p>
     <w:p>
@@ -5688,7 +6183,15 @@
         <w:jc w:val="left"/>
       </w:pPr>
       <w:r>
-        <w:t>O trabalho em equipa foi essencial nesta fase, e apesar de não ter desenvolvido o código de back-end diretamente, tive um papel complementar e de suporte, contribuindo para que o sistema funcionasse de forma coesa.</w:t>
+        <w:t xml:space="preserve">O trabalho em equipa foi essencial nesta fase, e apesar de não ter desenvolvido o código de </w:t>
+      </w:r>
+      <w:proofErr w:type="spellStart"/>
+      <w:r>
+        <w:t>back-end</w:t>
+      </w:r>
+      <w:proofErr w:type="spellEnd"/>
+      <w:r>
+        <w:t xml:space="preserve"> diretamente, tive um papel complementar e de suporte, contribuindo para que o sistema funcionasse de forma coesa.</w:t>
       </w:r>
     </w:p>
     <w:p>
@@ -6228,7 +6731,31 @@
         </w:numPr>
       </w:pPr>
       <w:r>
-        <w:t>Introdução às ferramentas Power Automate e Power Apps com a equipa de IT.</w:t>
+        <w:t xml:space="preserve">Introdução às ferramentas </w:t>
+      </w:r>
+      <w:proofErr w:type="spellStart"/>
+      <w:r>
+        <w:t>Power</w:t>
+      </w:r>
+      <w:proofErr w:type="spellEnd"/>
+      <w:r>
+        <w:t xml:space="preserve"> </w:t>
+      </w:r>
+      <w:proofErr w:type="spellStart"/>
+      <w:r>
+        <w:t>Automate</w:t>
+      </w:r>
+      <w:proofErr w:type="spellEnd"/>
+      <w:r>
+        <w:t xml:space="preserve"> e </w:t>
+      </w:r>
+      <w:proofErr w:type="spellStart"/>
+      <w:r>
+        <w:t>Power</w:t>
+      </w:r>
+      <w:proofErr w:type="spellEnd"/>
+      <w:r>
+        <w:t xml:space="preserve"> Apps com a equipa de IT.</w:t>
       </w:r>
     </w:p>
     <w:p/>
@@ -6249,7 +6776,15 @@
         </w:numPr>
       </w:pPr>
       <w:r>
-        <w:t>Planeamento da base de dados em MySQL e criação das primeiras tabelas.</w:t>
+        <w:t xml:space="preserve">Planeamento da base de dados em </w:t>
+      </w:r>
+      <w:proofErr w:type="spellStart"/>
+      <w:r>
+        <w:t>MySQL</w:t>
+      </w:r>
+      <w:proofErr w:type="spellEnd"/>
+      <w:r>
+        <w:t xml:space="preserve"> e criação das primeiras tabelas.</w:t>
       </w:r>
     </w:p>
     <w:p>
@@ -6306,7 +6841,15 @@
         </w:numPr>
       </w:pPr>
       <w:r>
-        <w:t>Integração de Google Forms para recolha de dados e feedback.</w:t>
+        <w:t xml:space="preserve">Integração de Google </w:t>
+      </w:r>
+      <w:proofErr w:type="spellStart"/>
+      <w:r>
+        <w:t>Forms</w:t>
+      </w:r>
+      <w:proofErr w:type="spellEnd"/>
+      <w:r>
+        <w:t xml:space="preserve"> para recolha de dados e feedback.</w:t>
       </w:r>
     </w:p>
     <w:p>

--- a/Relatorio_Estagio_LeandroPinto.docx
+++ b/Relatorio_Estagio_LeandroPinto.docx
@@ -1183,35 +1183,35 @@
         <w:rPr>
           <w:rFonts w:eastAsiaTheme="minorHAnsi"/>
         </w:rPr>
-        <w:t xml:space="preserve">Durante o período de trabalho com a equipa de IT, tive a oportunidade de participar num projeto focado no desenvolvimento de um sistema de plataforma online, utilizando tecnologias como PHP, </w:t>
-      </w:r>
-      <w:proofErr w:type="spellStart"/>
-      <w:r>
+        <w:t>Durante o período de trabalho com a equipa de IT, tive a oportunidade de participar num projeto focado no desenvolvimento de um sistema de plataforma online, utilizando tecnologias como PHP, MySQL, Google Forms, HTML e CSS.</w:t>
+      </w:r>
+    </w:p>
+    <w:p>
+      <w:pPr>
+        <w:spacing w:line="276" w:lineRule="auto"/>
         <w:rPr>
           <w:rFonts w:eastAsiaTheme="minorHAnsi"/>
         </w:rPr>
-        <w:t>MySQL</w:t>
-      </w:r>
-      <w:proofErr w:type="spellEnd"/>
+      </w:pPr>
       <w:r>
         <w:rPr>
           <w:rFonts w:eastAsiaTheme="minorHAnsi"/>
         </w:rPr>
-        <w:t xml:space="preserve">, Google </w:t>
-      </w:r>
-      <w:proofErr w:type="spellStart"/>
-      <w:r>
+        <w:t>O projeto consistiu na criação de uma solução que permitisse a gestão de marcações de forma automatizada e acessível, garantindo que os dados fossem armazenados de maneira segura e estruturada na base de dados MySQL. A implementação do PHP serviu para a comunicação entre o frontend e a base de dados, permitindo a manipulação de informações como reservas, disponibilidade e confirmação de agendamentos. Além disso, foram integrados Google Forms para recolha de informações adicionais, facilitando o processo de registo e melhorando a interação com os utilizadores.</w:t>
+      </w:r>
+    </w:p>
+    <w:p>
+      <w:pPr>
+        <w:spacing w:line="276" w:lineRule="auto"/>
         <w:rPr>
           <w:rFonts w:eastAsiaTheme="minorHAnsi"/>
         </w:rPr>
-        <w:t>Forms</w:t>
-      </w:r>
-      <w:proofErr w:type="spellEnd"/>
+      </w:pPr>
       <w:r>
         <w:rPr>
           <w:rFonts w:eastAsiaTheme="minorHAnsi"/>
         </w:rPr>
-        <w:t>, HTML e CSS.</w:t>
+        <w:t>A nível de design, foram aplicadas boas práticas de HTML e CSS para criar uma interface responsiva e agradável, garantindo uma navegação intuitiva e acessível em diferentes dispositivos. O foco esteve na usabilidade, tornando o sistema eficiente tanto para os administradores, que geriam os agendamentos, como para os utilizadores, que faziam as suas marcações de forma simples e rápida.</w:t>
       </w:r>
     </w:p>
     <w:p>
@@ -1225,113 +1225,43 @@
         <w:rPr>
           <w:rFonts w:eastAsiaTheme="minorHAnsi"/>
         </w:rPr>
-        <w:t xml:space="preserve">O projeto consistiu na criação de uma solução que permitisse a gestão de marcações de forma automatizada e acessível, garantindo que os dados fossem armazenados de maneira segura e estruturada na base de dados </w:t>
-      </w:r>
-      <w:proofErr w:type="spellStart"/>
-      <w:r>
+        <w:t>Para além do desenvolvimento técnico, este período proporcionou também uma experiência enriquecedora no que diz respeito à produção e edição de conteúdos multimédia, melhorando a comunicação visual do sistema e tornando-o mais apelativo. A criação de elementos gráficos e materiais visuais contribuiu para uma identidade visual mais profissional e coerente com os objetivos do projeto.</w:t>
+      </w:r>
+    </w:p>
+    <w:p>
+      <w:pPr>
+        <w:spacing w:line="276" w:lineRule="auto"/>
         <w:rPr>
           <w:rFonts w:eastAsiaTheme="minorHAnsi"/>
         </w:rPr>
-        <w:t>MySQL</w:t>
-      </w:r>
-      <w:proofErr w:type="spellEnd"/>
+      </w:pPr>
       <w:r>
         <w:rPr>
           <w:rFonts w:eastAsiaTheme="minorHAnsi"/>
         </w:rPr>
-        <w:t xml:space="preserve">. A implementação do PHP serviu para a comunicação entre o </w:t>
-      </w:r>
-      <w:proofErr w:type="spellStart"/>
-      <w:r>
+        <w:t>Trabalhar com a equipa de IT foi uma experiência muito enriquecedora, pois permitiu a colaboração direta com profissionais experientes, promovendo a troca de conhecimentos e o desenvolvimento de novas competências. Durante este tempo, tive a oportunidade de aprender novas metodologias, aprofundar os meus conhecimentos em desenvolvimento web, gestão de base de dados e design de interfaces, e ainda melhorar as minhas capacidades de resolução de problemas e trabalho em equipa.</w:t>
+      </w:r>
+    </w:p>
+    <w:p>
+      <w:pPr>
+        <w:spacing w:line="276" w:lineRule="auto"/>
         <w:rPr>
           <w:rFonts w:eastAsiaTheme="minorHAnsi"/>
         </w:rPr>
-        <w:t>frontend</w:t>
-      </w:r>
-      <w:proofErr w:type="spellEnd"/>
+      </w:pPr>
       <w:r>
         <w:rPr>
           <w:rFonts w:eastAsiaTheme="minorHAnsi"/>
         </w:rPr>
-        <w:t xml:space="preserve"> e a base de dados, permitindo a manipulação de informações como reservas, disponibilidade e confirmação de agendamentos. Além disso, foram integrados Google </w:t>
-      </w:r>
-      <w:proofErr w:type="spellStart"/>
-      <w:r>
+        <w:t>No final, o projeto resultou numa solução eficaz e bem estruturada, contribuindo para uma melhor organização e eficiência na plataforma online. Esta experiência foi fundamental para consolidar conhecimentos e abrir portas para novos desafios na área tecnológica.</w:t>
+      </w:r>
+    </w:p>
+    <w:p>
+      <w:pPr>
+        <w:spacing w:line="276" w:lineRule="auto"/>
         <w:rPr>
           <w:rFonts w:eastAsiaTheme="minorHAnsi"/>
         </w:rPr>
-        <w:t>Forms</w:t>
-      </w:r>
-      <w:proofErr w:type="spellEnd"/>
-      <w:r>
-        <w:rPr>
-          <w:rFonts w:eastAsiaTheme="minorHAnsi"/>
-        </w:rPr>
-        <w:t xml:space="preserve"> para recolha de informações adicionais, facilitando o processo de registo e melhorando a interação com os utilizadores.</w:t>
-      </w:r>
-    </w:p>
-    <w:p>
-      <w:pPr>
-        <w:spacing w:line="276" w:lineRule="auto"/>
-        <w:rPr>
-          <w:rFonts w:eastAsiaTheme="minorHAnsi"/>
-        </w:rPr>
-      </w:pPr>
-      <w:r>
-        <w:rPr>
-          <w:rFonts w:eastAsiaTheme="minorHAnsi"/>
-        </w:rPr>
-        <w:t>A nível de design, foram aplicadas boas práticas de HTML e CSS para criar uma interface responsiva e agradável, garantindo uma navegação intuitiva e acessível em diferentes dispositivos. O foco esteve na usabilidade, tornando o sistema eficiente tanto para os administradores, que geriam os agendamentos, como para os utilizadores, que faziam as suas marcações de forma simples e rápida.</w:t>
-      </w:r>
-    </w:p>
-    <w:p>
-      <w:pPr>
-        <w:spacing w:line="276" w:lineRule="auto"/>
-        <w:rPr>
-          <w:rFonts w:eastAsiaTheme="minorHAnsi"/>
-        </w:rPr>
-      </w:pPr>
-      <w:r>
-        <w:rPr>
-          <w:rFonts w:eastAsiaTheme="minorHAnsi"/>
-        </w:rPr>
-        <w:t>Para além do desenvolvimento técnico, este período proporcionou também uma experiência enriquecedora no que diz respeito à produção e edição de conteúdos multimédia, melhorando a comunicação visual do sistema e tornando-o mais apelativo. A criação de elementos gráficos e materiais visuais contribuiu para uma identidade visual mais profissional e coerente com os objetivos do projeto.</w:t>
-      </w:r>
-    </w:p>
-    <w:p>
-      <w:pPr>
-        <w:spacing w:line="276" w:lineRule="auto"/>
-        <w:rPr>
-          <w:rFonts w:eastAsiaTheme="minorHAnsi"/>
-        </w:rPr>
-      </w:pPr>
-      <w:r>
-        <w:rPr>
-          <w:rFonts w:eastAsiaTheme="minorHAnsi"/>
-        </w:rPr>
-        <w:t>Trabalhar com a equipa de IT foi uma experiência muito enriquecedora, pois permitiu a colaboração direta com profissionais experientes, promovendo a troca de conhecimentos e o desenvolvimento de novas competências. Durante este tempo, tive a oportunidade de aprender novas metodologias, aprofundar os meus conhecimentos em desenvolvimento web, gestão de base de dados e design de interfaces, e ainda melhorar as minhas capacidades de resolução de problemas e trabalho em equipa.</w:t>
-      </w:r>
-    </w:p>
-    <w:p>
-      <w:pPr>
-        <w:spacing w:line="276" w:lineRule="auto"/>
-        <w:rPr>
-          <w:rFonts w:eastAsiaTheme="minorHAnsi"/>
-        </w:rPr>
-      </w:pPr>
-      <w:r>
-        <w:rPr>
-          <w:rFonts w:eastAsiaTheme="minorHAnsi"/>
-        </w:rPr>
-        <w:t>No final, o projeto resultou numa solução eficaz e bem estruturada, contribuindo para uma melhor organização e eficiência na plataforma online. Esta experiência foi fundamental para consolidar conhecimentos e abrir portas para novos desafios na área tecnológica.</w:t>
-      </w:r>
-    </w:p>
-    <w:p>
-      <w:pPr>
-        <w:spacing w:line="276" w:lineRule="auto"/>
-        <w:rPr>
-          <w:rFonts w:eastAsiaTheme="minorHAnsi"/>
-        </w:rPr>
       </w:pPr>
     </w:p>
     <w:p>
@@ -1385,13 +1315,17 @@
     <w:p>
       <w:pPr>
         <w:pStyle w:val="Ttulos"/>
-      </w:pPr>
-      <w:proofErr w:type="spellStart"/>
-      <w:r>
+        <w:rPr>
+          <w:lang w:val="en-US"/>
+        </w:rPr>
+      </w:pPr>
+      <w:r>
+        <w:rPr>
+          <w:lang w:val="en-US"/>
+        </w:rPr>
         <w:lastRenderedPageBreak/>
         <w:t>Abstract</w:t>
       </w:r>
-      <w:proofErr w:type="spellEnd"/>
     </w:p>
     <w:p>
       <w:pPr>
@@ -1406,21 +1340,7 @@
         <w:rPr>
           <w:lang w:val="en-US"/>
         </w:rPr>
-        <w:t xml:space="preserve">During my time working with the IT team, I had the opportunity to participate in a project focused on developing an online </w:t>
-      </w:r>
-      <w:proofErr w:type="spellStart"/>
-      <w:r>
-        <w:rPr>
-          <w:lang w:val="en-US"/>
-        </w:rPr>
-        <w:t>plataform</w:t>
-      </w:r>
-      <w:proofErr w:type="spellEnd"/>
-      <w:r>
-        <w:rPr>
-          <w:lang w:val="en-US"/>
-        </w:rPr>
-        <w:t xml:space="preserve"> system, using technologies such as PHP, MySQL, Google Forms, HTML, and CSS. This work required not only the technical development of the platform but also an understanding of user needs to ensure a smooth and efficient experience.</w:t>
+        <w:t>During my time working with the IT team, I had the opportunity to participate in a project focused on developing an online plataform system, using technologies such as PHP, MySQL, Google Forms, HTML, and CSS. This work required not only the technical development of the platform but also an understanding of user needs to ensure a smooth and efficient experience.</w:t>
       </w:r>
     </w:p>
     <w:p>
@@ -1452,21 +1372,7 @@
         <w:rPr>
           <w:lang w:val="en-US"/>
         </w:rPr>
-        <w:t xml:space="preserve">In terms of design, best practices in HTML and CSS were applied to create a responsive and visually appealing interface, ensuring intuitive and accessible navigation across different devices. The focus was on usability, making the system efficient both for administrators managing the bookings and for users </w:t>
-      </w:r>
-      <w:proofErr w:type="spellStart"/>
-      <w:r>
-        <w:rPr>
-          <w:lang w:val="en-US"/>
-        </w:rPr>
-        <w:t>plataform</w:t>
-      </w:r>
-      <w:proofErr w:type="spellEnd"/>
-      <w:r>
-        <w:rPr>
-          <w:lang w:val="en-US"/>
-        </w:rPr>
-        <w:t xml:space="preserve"> their appointments quickly and easily.</w:t>
+        <w:t>In terms of design, best practices in HTML and CSS were applied to create a responsive and visually appealing interface, ensuring intuitive and accessible navigation across different devices. The focus was on usability, making the system efficient both for administrators managing the bookings and for users plataform their appointments quickly and easily.</w:t>
       </w:r>
     </w:p>
     <w:p>
@@ -1613,11 +1519,9 @@
           <w:tab w:val="left" w:pos="851"/>
         </w:tabs>
       </w:pPr>
-      <w:proofErr w:type="spellStart"/>
       <w:r>
         <w:t>Teamwork</w:t>
       </w:r>
-      <w:proofErr w:type="spellEnd"/>
     </w:p>
     <w:p>
       <w:pPr>
@@ -1658,29 +1562,13 @@
           <w:lang w:val="en-US"/>
         </w:rPr>
       </w:pPr>
-      <w:proofErr w:type="spellStart"/>
       <w:r>
         <w:rPr>
           <w:lang w:val="en-US"/>
         </w:rPr>
         <w:lastRenderedPageBreak/>
-        <w:t>Índice</w:t>
-      </w:r>
-      <w:proofErr w:type="spellEnd"/>
-      <w:r>
-        <w:rPr>
-          <w:lang w:val="en-US"/>
-        </w:rPr>
-        <w:t xml:space="preserve"> </w:t>
-      </w:r>
-      <w:proofErr w:type="spellStart"/>
-      <w:r>
-        <w:rPr>
-          <w:lang w:val="en-US"/>
-        </w:rPr>
-        <w:t>geral</w:t>
-      </w:r>
-      <w:proofErr w:type="spellEnd"/>
+        <w:t>Índice geral</w:t>
+      </w:r>
     </w:p>
     <w:sdt>
       <w:sdtPr>
@@ -2996,111 +2884,73 @@
       <w:r>
         <w:t xml:space="preserve">Durante o estágio, tive a oportunidade de participar em duas vertentes distintas, mas complementares: numa fase inicial, integrei a equipa de IT, onde explorei ferramentas de automação como o </w:t>
       </w:r>
-      <w:proofErr w:type="spellStart"/>
       <w:r>
         <w:rPr>
           <w:b/>
           <w:bCs/>
         </w:rPr>
-        <w:t>Power</w:t>
-      </w:r>
-      <w:proofErr w:type="spellEnd"/>
+        <w:t>Power Automate</w:t>
+      </w:r>
+      <w:r>
+        <w:t xml:space="preserve"> e o </w:t>
+      </w:r>
       <w:r>
         <w:rPr>
           <w:b/>
           <w:bCs/>
         </w:rPr>
-        <w:t xml:space="preserve"> </w:t>
-      </w:r>
-      <w:proofErr w:type="spellStart"/>
+        <w:t>Power Apps</w:t>
+      </w:r>
+      <w:r>
+        <w:t xml:space="preserve">; posteriormente, desenvolvi um projeto principal, em colaboração com um colega, que consistiu na criação de uma plataforma de cursos online utilizando tecnologias como </w:t>
+      </w:r>
       <w:r>
         <w:rPr>
           <w:b/>
           <w:bCs/>
         </w:rPr>
-        <w:t>Automate</w:t>
-      </w:r>
-      <w:proofErr w:type="spellEnd"/>
-      <w:r>
-        <w:t xml:space="preserve"> e o </w:t>
-      </w:r>
-      <w:proofErr w:type="spellStart"/>
+        <w:t>PHP</w:t>
+      </w:r>
+      <w:r>
+        <w:t xml:space="preserve">, </w:t>
+      </w:r>
       <w:r>
         <w:rPr>
           <w:b/>
           <w:bCs/>
         </w:rPr>
-        <w:t>Power</w:t>
-      </w:r>
-      <w:proofErr w:type="spellEnd"/>
+        <w:t>MySQL</w:t>
+      </w:r>
+      <w:r>
+        <w:t xml:space="preserve">, </w:t>
+      </w:r>
       <w:r>
         <w:rPr>
           <w:b/>
           <w:bCs/>
         </w:rPr>
-        <w:t xml:space="preserve"> Apps</w:t>
-      </w:r>
-      <w:r>
-        <w:t xml:space="preserve">; posteriormente, desenvolvi um projeto principal, em colaboração com um colega, que consistiu na criação de uma plataforma de cursos online utilizando tecnologias como </w:t>
+        <w:t>HTML</w:t>
+      </w:r>
+      <w:r>
+        <w:t xml:space="preserve">, </w:t>
       </w:r>
       <w:r>
         <w:rPr>
           <w:b/>
           <w:bCs/>
         </w:rPr>
-        <w:t>PHP</w:t>
-      </w:r>
-      <w:r>
-        <w:t xml:space="preserve">, </w:t>
-      </w:r>
-      <w:proofErr w:type="spellStart"/>
+        <w:t>CSS</w:t>
+      </w:r>
+      <w:r>
+        <w:t xml:space="preserve"> e </w:t>
+      </w:r>
       <w:r>
         <w:rPr>
           <w:b/>
           <w:bCs/>
         </w:rPr>
-        <w:t>MySQL</w:t>
-      </w:r>
-      <w:proofErr w:type="spellEnd"/>
-      <w:r>
-        <w:t xml:space="preserve">, </w:t>
-      </w:r>
-      <w:r>
-        <w:rPr>
-          <w:b/>
-          <w:bCs/>
-        </w:rPr>
-        <w:t>HTML</w:t>
-      </w:r>
-      <w:r>
-        <w:t xml:space="preserve">, </w:t>
-      </w:r>
-      <w:r>
-        <w:rPr>
-          <w:b/>
-          <w:bCs/>
-        </w:rPr>
-        <w:t>CSS</w:t>
-      </w:r>
-      <w:r>
-        <w:t xml:space="preserve"> e </w:t>
-      </w:r>
-      <w:r>
-        <w:rPr>
-          <w:b/>
-          <w:bCs/>
-        </w:rPr>
-        <w:t xml:space="preserve">Google </w:t>
-      </w:r>
-      <w:proofErr w:type="spellStart"/>
-      <w:r>
-        <w:rPr>
-          <w:b/>
-          <w:bCs/>
-        </w:rPr>
-        <w:t>Forms</w:t>
-      </w:r>
-      <w:proofErr w:type="spellEnd"/>
+        <w:t>Google Forms</w:t>
+      </w:r>
       <w:r>
         <w:t>.</w:t>
       </w:r>
@@ -3176,24 +3026,14 @@
       <w:r>
         <w:t xml:space="preserve">Figura </w:t>
       </w:r>
-      <w:r>
-        <w:fldChar w:fldCharType="begin"/>
-      </w:r>
-      <w:r>
-        <w:instrText xml:space="preserve"> SEQ Figura \* ARABIC </w:instrText>
-      </w:r>
-      <w:r>
-        <w:fldChar w:fldCharType="separate"/>
-      </w:r>
-      <w:r>
-        <w:rPr>
-          <w:noProof/>
-        </w:rPr>
-        <w:t>1</w:t>
-      </w:r>
-      <w:r>
-        <w:fldChar w:fldCharType="end"/>
-      </w:r>
+      <w:fldSimple w:instr=" SEQ Figura \* ARABIC ">
+        <w:r>
+          <w:rPr>
+            <w:noProof/>
+          </w:rPr>
+          <w:t>1</w:t>
+        </w:r>
+      </w:fldSimple>
       <w:r>
         <w:t xml:space="preserve"> - Empresa Softinsa</w:t>
       </w:r>
@@ -3253,7 +3093,6 @@
       <w:r>
         <w:t xml:space="preserve">A </w:t>
       </w:r>
-      <w:proofErr w:type="spellStart"/>
       <w:r>
         <w:rPr>
           <w:b/>
@@ -3261,7 +3100,6 @@
         </w:rPr>
         <w:t>Softinsa</w:t>
       </w:r>
-      <w:proofErr w:type="spellEnd"/>
       <w:r>
         <w:t xml:space="preserve"> </w:t>
       </w:r>
@@ -3270,48 +3108,16 @@
           <w:b/>
           <w:bCs/>
         </w:rPr>
-        <w:t xml:space="preserve">– IBM </w:t>
-      </w:r>
-      <w:proofErr w:type="spellStart"/>
+        <w:t>– IBM Services Center Portugal, S.A</w:t>
+      </w:r>
+      <w:r>
+        <w:t xml:space="preserve">. é uma empresa do grupo </w:t>
+      </w:r>
       <w:r>
         <w:rPr>
           <w:b/>
           <w:bCs/>
         </w:rPr>
-        <w:t>Services</w:t>
-      </w:r>
-      <w:proofErr w:type="spellEnd"/>
-      <w:r>
-        <w:rPr>
-          <w:b/>
-          <w:bCs/>
-        </w:rPr>
-        <w:t xml:space="preserve"> </w:t>
-      </w:r>
-      <w:proofErr w:type="spellStart"/>
-      <w:r>
-        <w:rPr>
-          <w:b/>
-          <w:bCs/>
-        </w:rPr>
-        <w:t>Center</w:t>
-      </w:r>
-      <w:proofErr w:type="spellEnd"/>
-      <w:r>
-        <w:rPr>
-          <w:b/>
-          <w:bCs/>
-        </w:rPr>
-        <w:t xml:space="preserve"> Portugal, S.A</w:t>
-      </w:r>
-      <w:r>
-        <w:t xml:space="preserve">. é uma empresa do grupo </w:t>
-      </w:r>
-      <w:r>
-        <w:rPr>
-          <w:b/>
-          <w:bCs/>
-        </w:rPr>
         <w:t>IBM</w:t>
       </w:r>
       <w:r>
@@ -3320,23 +3126,7 @@
     </w:p>
     <w:p>
       <w:r>
-        <w:t xml:space="preserve">A empresa destaca-se pela sua forte aposta na inovação, formação contínua e desenvolvimento de talento local, mantendo uma ligação próxima com instituições de ensino superior e centros de investigação. Os serviços prestados incluem desenvolvimento de software, manutenção de sistemas, gestão de infraestruturas, serviços </w:t>
-      </w:r>
-      <w:proofErr w:type="spellStart"/>
-      <w:r>
-        <w:t>cloud</w:t>
-      </w:r>
-      <w:proofErr w:type="spellEnd"/>
-      <w:r>
-        <w:t xml:space="preserve">, </w:t>
-      </w:r>
-      <w:proofErr w:type="spellStart"/>
-      <w:r>
-        <w:t>cibersegurança</w:t>
-      </w:r>
-      <w:proofErr w:type="spellEnd"/>
-      <w:r>
-        <w:t xml:space="preserve"> e suporte técnico.</w:t>
+        <w:t>A empresa destaca-se pela sua forte aposta na inovação, formação contínua e desenvolvimento de talento local, mantendo uma ligação próxima com instituições de ensino superior e centros de investigação. Os serviços prestados incluem desenvolvimento de software, manutenção de sistemas, gestão de infraestruturas, serviços cloud, cibersegurança e suporte técnico.</w:t>
       </w:r>
     </w:p>
     <w:p>
@@ -3514,34 +3304,42 @@
         </w:rPr>
         <w:t xml:space="preserve">Adquirir experiência prática em desenvolvimento e automação de sistemas, através da utilização de ferramentas e tecnologias modernas, como </w:t>
       </w:r>
-      <w:proofErr w:type="spellStart"/>
       <w:r>
         <w:rPr>
           <w:b/>
           <w:bCs/>
           <w:szCs w:val="24"/>
         </w:rPr>
-        <w:t>Power</w:t>
-      </w:r>
-      <w:proofErr w:type="spellEnd"/>
+        <w:t>Power Automate</w:t>
+      </w:r>
+      <w:r>
+        <w:rPr>
+          <w:szCs w:val="24"/>
+        </w:rPr>
+        <w:t>,</w:t>
+      </w:r>
       <w:r>
         <w:rPr>
           <w:b/>
           <w:bCs/>
           <w:szCs w:val="24"/>
         </w:rPr>
-        <w:t xml:space="preserve"> </w:t>
-      </w:r>
-      <w:proofErr w:type="spellStart"/>
+        <w:t xml:space="preserve"> Power Apps</w:t>
+      </w:r>
+      <w:r>
+        <w:rPr>
+          <w:szCs w:val="24"/>
+        </w:rPr>
+        <w:t>,</w:t>
+      </w:r>
       <w:r>
         <w:rPr>
           <w:b/>
           <w:bCs/>
           <w:szCs w:val="24"/>
         </w:rPr>
-        <w:t>Automate</w:t>
-      </w:r>
-      <w:proofErr w:type="spellEnd"/>
+        <w:t xml:space="preserve"> PHP</w:t>
+      </w:r>
       <w:r>
         <w:rPr>
           <w:szCs w:val="24"/>
@@ -3554,31 +3352,41 @@
           <w:bCs/>
           <w:szCs w:val="24"/>
         </w:rPr>
-        <w:t xml:space="preserve"> </w:t>
-      </w:r>
-      <w:proofErr w:type="spellStart"/>
+        <w:t xml:space="preserve"> MySQL</w:t>
+      </w:r>
+      <w:r>
+        <w:rPr>
+          <w:szCs w:val="24"/>
+        </w:rPr>
+        <w:t>,</w:t>
+      </w:r>
       <w:r>
         <w:rPr>
           <w:b/>
           <w:bCs/>
           <w:szCs w:val="24"/>
         </w:rPr>
-        <w:t>Power</w:t>
-      </w:r>
-      <w:proofErr w:type="spellEnd"/>
+        <w:t xml:space="preserve"> HTML</w:t>
+      </w:r>
+      <w:r>
+        <w:rPr>
+          <w:szCs w:val="24"/>
+        </w:rPr>
+        <w:t>,</w:t>
+      </w:r>
       <w:r>
         <w:rPr>
           <w:b/>
           <w:bCs/>
           <w:szCs w:val="24"/>
         </w:rPr>
-        <w:t xml:space="preserve"> Apps</w:t>
+        <w:t xml:space="preserve"> CSS </w:t>
       </w:r>
       <w:r>
         <w:rPr>
           <w:szCs w:val="24"/>
         </w:rPr>
-        <w:t>,</w:t>
+        <w:t>e</w:t>
       </w:r>
       <w:r>
         <w:rPr>
@@ -3586,84 +3394,8 @@
           <w:bCs/>
           <w:szCs w:val="24"/>
         </w:rPr>
-        <w:t xml:space="preserve"> PHP</w:t>
-      </w:r>
-      <w:r>
-        <w:rPr>
-          <w:szCs w:val="24"/>
-        </w:rPr>
-        <w:t>,</w:t>
-      </w:r>
-      <w:r>
-        <w:rPr>
-          <w:b/>
-          <w:bCs/>
-          <w:szCs w:val="24"/>
-        </w:rPr>
-        <w:t xml:space="preserve"> </w:t>
-      </w:r>
-      <w:proofErr w:type="spellStart"/>
-      <w:r>
-        <w:rPr>
-          <w:b/>
-          <w:bCs/>
-          <w:szCs w:val="24"/>
-        </w:rPr>
-        <w:t>MySQL</w:t>
-      </w:r>
-      <w:proofErr w:type="spellEnd"/>
-      <w:r>
-        <w:rPr>
-          <w:szCs w:val="24"/>
-        </w:rPr>
-        <w:t>,</w:t>
-      </w:r>
-      <w:r>
-        <w:rPr>
-          <w:b/>
-          <w:bCs/>
-          <w:szCs w:val="24"/>
-        </w:rPr>
-        <w:t xml:space="preserve"> HTML</w:t>
-      </w:r>
-      <w:r>
-        <w:rPr>
-          <w:szCs w:val="24"/>
-        </w:rPr>
-        <w:t>,</w:t>
-      </w:r>
-      <w:r>
-        <w:rPr>
-          <w:b/>
-          <w:bCs/>
-          <w:szCs w:val="24"/>
-        </w:rPr>
-        <w:t xml:space="preserve"> CSS </w:t>
-      </w:r>
-      <w:r>
-        <w:rPr>
-          <w:szCs w:val="24"/>
-        </w:rPr>
-        <w:t>e</w:t>
-      </w:r>
-      <w:r>
-        <w:rPr>
-          <w:b/>
-          <w:bCs/>
-          <w:szCs w:val="24"/>
-        </w:rPr>
-        <w:t xml:space="preserve"> Google </w:t>
-      </w:r>
-      <w:proofErr w:type="spellStart"/>
-      <w:r>
-        <w:rPr>
-          <w:b/>
-          <w:bCs/>
-          <w:szCs w:val="24"/>
-        </w:rPr>
-        <w:t>Forms</w:t>
-      </w:r>
-      <w:proofErr w:type="spellEnd"/>
+        <w:t xml:space="preserve"> Google Forms</w:t>
+      </w:r>
       <w:r>
         <w:rPr>
           <w:szCs w:val="24"/>
@@ -3730,18 +3462,8 @@
           <w:bCs/>
           <w:szCs w:val="24"/>
         </w:rPr>
-        <w:t xml:space="preserve"> </w:t>
-      </w:r>
-      <w:proofErr w:type="spellStart"/>
-      <w:r>
-        <w:rPr>
-          <w:b/>
-          <w:bCs/>
-          <w:szCs w:val="24"/>
-        </w:rPr>
-        <w:t>MySQL</w:t>
-      </w:r>
-      <w:proofErr w:type="spellEnd"/>
+        <w:t xml:space="preserve"> MySQL</w:t>
+      </w:r>
       <w:r>
         <w:rPr>
           <w:szCs w:val="24"/>
@@ -4093,13 +3815,8 @@
         </w:numPr>
       </w:pPr>
       <w:r>
-        <w:t xml:space="preserve">Google </w:t>
-      </w:r>
-      <w:proofErr w:type="spellStart"/>
-      <w:r>
-        <w:t>Forms</w:t>
-      </w:r>
-      <w:proofErr w:type="spellEnd"/>
+        <w:t>Google Forms</w:t>
+      </w:r>
     </w:p>
     <w:p>
       <w:pPr>
@@ -4460,15 +4177,7 @@
     </w:p>
     <w:p>
       <w:r>
-        <w:t xml:space="preserve">• Tem acesso a suporte e </w:t>
-      </w:r>
-      <w:proofErr w:type="spellStart"/>
-      <w:r>
-        <w:t>helpdesk</w:t>
-      </w:r>
-      <w:proofErr w:type="spellEnd"/>
-      <w:r>
-        <w:t xml:space="preserve"> caso necessário </w:t>
+        <w:t xml:space="preserve">• Tem acesso a suporte e helpdesk caso necessário </w:t>
       </w:r>
     </w:p>
     <w:p>
@@ -4656,6 +4365,9 @@
     <w:p/>
     <w:p>
       <w:r>
+        <w:rPr>
+          <w:noProof/>
+        </w:rPr>
         <w:drawing>
           <wp:inline distT="0" distB="0" distL="0" distR="0" wp14:anchorId="4033C48A" wp14:editId="4011AE1F">
             <wp:extent cx="4130445" cy="5413248"/>
@@ -4721,6 +4433,9 @@
     <w:p/>
     <w:p>
       <w:r>
+        <w:rPr>
+          <w:noProof/>
+        </w:rPr>
         <w:drawing>
           <wp:inline distT="0" distB="0" distL="0" distR="0" wp14:anchorId="6422E92B" wp14:editId="349C4B20">
             <wp:extent cx="5579745" cy="2842895"/>
@@ -4770,6 +4485,9 @@
     <w:p/>
     <w:p>
       <w:r>
+        <w:rPr>
+          <w:noProof/>
+        </w:rPr>
         <w:drawing>
           <wp:inline distT="0" distB="0" distL="0" distR="0" wp14:anchorId="0EE8DB8D" wp14:editId="02BCB049">
             <wp:extent cx="5579745" cy="2358390"/>
@@ -4872,23 +4590,7 @@
         <w:t xml:space="preserve"> de modo a atender </w:t>
       </w:r>
       <w:r>
-        <w:t xml:space="preserve">os protótipos de baixa fidelidade posteriormente desenvolvidos em </w:t>
-      </w:r>
-      <w:proofErr w:type="spellStart"/>
-      <w:r>
-        <w:t>Figma</w:t>
-      </w:r>
-      <w:proofErr w:type="spellEnd"/>
-      <w:r>
-        <w:t xml:space="preserve"> e quando o estilo da página fosse desenhado seria implementado o </w:t>
-      </w:r>
-      <w:proofErr w:type="spellStart"/>
-      <w:r>
-        <w:t>php</w:t>
-      </w:r>
-      <w:proofErr w:type="spellEnd"/>
-      <w:r>
-        <w:t xml:space="preserve"> com a base de dados, foi uma metodologia que achamos mais pratica para o desenvolvimento contribuindo para um bom fluxo de trabalho entre ambos.</w:t>
+        <w:t>os protótipos de baixa fidelidade posteriormente desenvolvidos em Figma e quando o estilo da página fosse desenhado seria implementado o php com a base de dados, foi uma metodologia que achamos mais pratica para o desenvolvimento contribuindo para um bom fluxo de trabalho entre ambos.</w:t>
       </w:r>
     </w:p>
     <w:p/>
@@ -4907,6 +4609,9 @@
     <w:p/>
     <w:p>
       <w:r>
+        <w:rPr>
+          <w:noProof/>
+        </w:rPr>
         <w:drawing>
           <wp:inline distT="0" distB="0" distL="0" distR="0" wp14:anchorId="733FA342" wp14:editId="27179E78">
             <wp:extent cx="5579745" cy="3148965"/>
@@ -4962,6 +4667,9 @@
     </w:p>
     <w:p>
       <w:r>
+        <w:rPr>
+          <w:noProof/>
+        </w:rPr>
         <w:drawing>
           <wp:inline distT="0" distB="0" distL="0" distR="0" wp14:anchorId="5718E5D3" wp14:editId="63077AD9">
             <wp:extent cx="5579745" cy="3616960"/>
@@ -5032,6 +4740,9 @@
     <w:p/>
     <w:p>
       <w:r>
+        <w:rPr>
+          <w:noProof/>
+        </w:rPr>
         <w:lastRenderedPageBreak/>
         <w:drawing>
           <wp:inline distT="0" distB="0" distL="0" distR="0" wp14:anchorId="0CCA8137" wp14:editId="69457E6D">
@@ -5081,6 +4792,9 @@
     </w:p>
     <w:p>
       <w:r>
+        <w:rPr>
+          <w:noProof/>
+        </w:rPr>
         <w:drawing>
           <wp:inline distT="0" distB="0" distL="0" distR="0" wp14:anchorId="6FD25034" wp14:editId="556A0F3D">
             <wp:extent cx="5579745" cy="3498850"/>
@@ -5120,6 +4834,9 @@
     </w:p>
     <w:p>
       <w:r>
+        <w:rPr>
+          <w:noProof/>
+        </w:rPr>
         <w:lastRenderedPageBreak/>
         <w:drawing>
           <wp:inline distT="0" distB="0" distL="0" distR="0" wp14:anchorId="55BA1542" wp14:editId="7B7F7B65">
@@ -5171,6 +4888,9 @@
     </w:p>
     <w:p>
       <w:r>
+        <w:rPr>
+          <w:noProof/>
+        </w:rPr>
         <w:drawing>
           <wp:inline distT="0" distB="0" distL="0" distR="0" wp14:anchorId="48A8A17A" wp14:editId="69883913">
             <wp:extent cx="5579745" cy="3844290"/>
@@ -5211,7 +4931,13 @@
     <w:p/>
     <w:p>
       <w:r>
-        <w:t xml:space="preserve">Apos as páginas de registo e login terem sido criadas foi implementa a pagina principal do nosso website onde mostra alguns dos cursos </w:t>
+        <w:t xml:space="preserve">Apos as páginas de registo e login terem sido criadas foi implementa a </w:t>
+      </w:r>
+      <w:r>
+        <w:t>página</w:t>
+      </w:r>
+      <w:r>
+        <w:t xml:space="preserve"> principal do nosso website onde mostra alguns dos cursos </w:t>
       </w:r>
       <w:r>
         <w:t>disponíveis</w:t>
@@ -5219,15 +4945,1136 @@
       <w:r>
         <w:t xml:space="preserve"> </w:t>
       </w:r>
-    </w:p>
-    <w:p>
-      <w:pPr>
-        <w:ind w:firstLine="0"/>
+      <w:r>
+        <w:t xml:space="preserve"> </w:t>
+      </w:r>
+    </w:p>
+    <w:p/>
+    <w:p>
+      <w:r>
+        <w:lastRenderedPageBreak/>
+        <w:drawing>
+          <wp:inline distT="0" distB="0" distL="0" distR="0" wp14:anchorId="2D4217A4" wp14:editId="67A6EB2E">
+            <wp:extent cx="5579745" cy="2659380"/>
+            <wp:effectExtent l="0" t="0" r="1905" b="7620"/>
+            <wp:docPr id="1736144358" name="Imagem 1" descr="Uma imagem com texto, captura de ecrã, diagrama, file&#10;&#10;Os conteúdos gerados por IA podem estar incorretos."/>
+            <wp:cNvGraphicFramePr>
+              <a:graphicFrameLocks xmlns:a="http://schemas.openxmlformats.org/drawingml/2006/main" noChangeAspect="1"/>
+            </wp:cNvGraphicFramePr>
+            <a:graphic xmlns:a="http://schemas.openxmlformats.org/drawingml/2006/main">
+              <a:graphicData uri="http://schemas.openxmlformats.org/drawingml/2006/picture">
+                <pic:pic xmlns:pic="http://schemas.openxmlformats.org/drawingml/2006/picture">
+                  <pic:nvPicPr>
+                    <pic:cNvPr id="1736144358" name="Imagem 1" descr="Uma imagem com texto, captura de ecrã, diagrama, file&#10;&#10;Os conteúdos gerados por IA podem estar incorretos."/>
+                    <pic:cNvPicPr/>
+                  </pic:nvPicPr>
+                  <pic:blipFill>
+                    <a:blip r:embed="rId24"/>
+                    <a:stretch>
+                      <a:fillRect/>
+                    </a:stretch>
+                  </pic:blipFill>
+                  <pic:spPr>
+                    <a:xfrm>
+                      <a:off x="0" y="0"/>
+                      <a:ext cx="5579745" cy="2659380"/>
+                    </a:xfrm>
+                    <a:prstGeom prst="rect">
+                      <a:avLst/>
+                    </a:prstGeom>
+                  </pic:spPr>
+                </pic:pic>
+              </a:graphicData>
+            </a:graphic>
+          </wp:inline>
+        </w:drawing>
+      </w:r>
+    </w:p>
+    <w:p>
+      <w:r>
+        <w:drawing>
+          <wp:inline distT="0" distB="0" distL="0" distR="0" wp14:anchorId="07F87BB4" wp14:editId="1BE63DBB">
+            <wp:extent cx="5579745" cy="2684780"/>
+            <wp:effectExtent l="0" t="0" r="1905" b="1270"/>
+            <wp:docPr id="366133550" name="Imagem 1" descr="Uma imagem com texto, captura de ecrã, design&#10;&#10;Os conteúdos gerados por IA podem estar incorretos."/>
+            <wp:cNvGraphicFramePr>
+              <a:graphicFrameLocks xmlns:a="http://schemas.openxmlformats.org/drawingml/2006/main" noChangeAspect="1"/>
+            </wp:cNvGraphicFramePr>
+            <a:graphic xmlns:a="http://schemas.openxmlformats.org/drawingml/2006/main">
+              <a:graphicData uri="http://schemas.openxmlformats.org/drawingml/2006/picture">
+                <pic:pic xmlns:pic="http://schemas.openxmlformats.org/drawingml/2006/picture">
+                  <pic:nvPicPr>
+                    <pic:cNvPr id="366133550" name="Imagem 1" descr="Uma imagem com texto, captura de ecrã, design&#10;&#10;Os conteúdos gerados por IA podem estar incorretos."/>
+                    <pic:cNvPicPr/>
+                  </pic:nvPicPr>
+                  <pic:blipFill>
+                    <a:blip r:embed="rId25"/>
+                    <a:stretch>
+                      <a:fillRect/>
+                    </a:stretch>
+                  </pic:blipFill>
+                  <pic:spPr>
+                    <a:xfrm>
+                      <a:off x="0" y="0"/>
+                      <a:ext cx="5579745" cy="2684780"/>
+                    </a:xfrm>
+                    <a:prstGeom prst="rect">
+                      <a:avLst/>
+                    </a:prstGeom>
+                  </pic:spPr>
+                </pic:pic>
+              </a:graphicData>
+            </a:graphic>
+          </wp:inline>
+        </w:drawing>
+      </w:r>
+    </w:p>
+    <w:p/>
+    <w:p>
+      <w:r>
+        <w:t xml:space="preserve">Acaba por ser uma </w:t>
+      </w:r>
+      <w:r>
+        <w:t>página</w:t>
+      </w:r>
+      <w:r>
+        <w:t xml:space="preserve"> simples onde apenas vai buscar os cursos que se encontram disponíveis ao utilizador e onde os utilizadores podem ver algumas categorias</w:t>
+      </w:r>
+    </w:p>
+    <w:p/>
+    <w:p>
+      <w:pPr>
         <w:jc w:val="left"/>
+      </w:pPr>
+      <w:r>
+        <w:br w:type="page"/>
+      </w:r>
+    </w:p>
+    <w:p/>
+    <w:p>
+      <w:pPr>
+        <w:pStyle w:val="Ttulo4"/>
+      </w:pPr>
+      <w:r>
+        <w:t>Páginas de perfil do utilizador</w:t>
+      </w:r>
+    </w:p>
+    <w:p>
+      <w:r>
+        <w:t>Um tu utilizador com sessão iniciada tem acesso a páginas e ações exclusivas que utilizadores não registados não tem, como por exemplo adicionar cursos á lista de compras e também acesso a páginas de perfil de utilizador dividas entre</w:t>
+      </w:r>
+      <w:r>
+        <w:t xml:space="preserve"> algumas áreas</w:t>
+      </w:r>
+      <w:r>
+        <w:t>:</w:t>
+      </w:r>
+    </w:p>
+    <w:p/>
+    <w:p>
+      <w:r>
+        <w:t xml:space="preserve">Antes de falar sobre as páginas de perfil de utilizador devo referir que todas as páginas de perfil </w:t>
+      </w:r>
+      <w:r>
+        <w:t xml:space="preserve">que tem métodos de pesquisa de curso </w:t>
+      </w:r>
+      <w:r>
+        <w:t xml:space="preserve">utilizam uma função de pesquisa de modo a caso seja necessária alguma alteração estar tudo junto e não haver tanta repetição de código em todas as páginas devido as barras de pesquisa, oque acabamos por ter em todas as páginas de perfil algo semelhante a isto </w:t>
+      </w:r>
+    </w:p>
+    <w:p/>
+    <w:p>
+      <w:r>
+        <w:drawing>
+          <wp:inline distT="0" distB="0" distL="0" distR="0" wp14:anchorId="4DE5AD8D" wp14:editId="3B6B49C8">
+            <wp:extent cx="5579745" cy="3356610"/>
+            <wp:effectExtent l="0" t="0" r="1905" b="0"/>
+            <wp:docPr id="383308818" name="Imagem 1" descr="Uma imagem com texto, captura de ecrã&#10;&#10;Os conteúdos gerados por IA podem estar incorretos."/>
+            <wp:cNvGraphicFramePr>
+              <a:graphicFrameLocks xmlns:a="http://schemas.openxmlformats.org/drawingml/2006/main" noChangeAspect="1"/>
+            </wp:cNvGraphicFramePr>
+            <a:graphic xmlns:a="http://schemas.openxmlformats.org/drawingml/2006/main">
+              <a:graphicData uri="http://schemas.openxmlformats.org/drawingml/2006/picture">
+                <pic:pic xmlns:pic="http://schemas.openxmlformats.org/drawingml/2006/picture">
+                  <pic:nvPicPr>
+                    <pic:cNvPr id="383308818" name="Imagem 1" descr="Uma imagem com texto, captura de ecrã&#10;&#10;Os conteúdos gerados por IA podem estar incorretos."/>
+                    <pic:cNvPicPr/>
+                  </pic:nvPicPr>
+                  <pic:blipFill>
+                    <a:blip r:embed="rId26"/>
+                    <a:stretch>
+                      <a:fillRect/>
+                    </a:stretch>
+                  </pic:blipFill>
+                  <pic:spPr>
+                    <a:xfrm>
+                      <a:off x="0" y="0"/>
+                      <a:ext cx="5579745" cy="3356610"/>
+                    </a:xfrm>
+                    <a:prstGeom prst="rect">
+                      <a:avLst/>
+                    </a:prstGeom>
+                  </pic:spPr>
+                </pic:pic>
+              </a:graphicData>
+            </a:graphic>
+          </wp:inline>
+        </w:drawing>
+      </w:r>
+    </w:p>
+    <w:p/>
+    <w:p>
+      <w:r>
+        <w:t xml:space="preserve">Que identifica se existe alguma categoria especifica selecionada pelo utilizador ou se existe texto no input de pesquisa </w:t>
+      </w:r>
+      <w:r>
+        <w:t xml:space="preserve">e faz a pesquisa na base de dados para exibir os cursos </w:t>
+      </w:r>
+      <w:r>
+        <w:t>corretos, caso exista valores de pesquisa seja pesquisa ou seja pesquisa por categoria envia para a função e faz o select adaptado ao que o utilizador pretende</w:t>
+      </w:r>
+    </w:p>
+    <w:p>
+      <w:r>
+        <w:lastRenderedPageBreak/>
+        <w:drawing>
+          <wp:inline distT="0" distB="0" distL="0" distR="0" wp14:anchorId="670A2030" wp14:editId="784013D8">
+            <wp:extent cx="5410200" cy="5178695"/>
+            <wp:effectExtent l="0" t="0" r="0" b="3175"/>
+            <wp:docPr id="275955509" name="Imagem 1" descr="Uma imagem com texto, captura de ecrã, software&#10;&#10;Os conteúdos gerados por IA podem estar incorretos."/>
+            <wp:cNvGraphicFramePr>
+              <a:graphicFrameLocks xmlns:a="http://schemas.openxmlformats.org/drawingml/2006/main" noChangeAspect="1"/>
+            </wp:cNvGraphicFramePr>
+            <a:graphic xmlns:a="http://schemas.openxmlformats.org/drawingml/2006/main">
+              <a:graphicData uri="http://schemas.openxmlformats.org/drawingml/2006/picture">
+                <pic:pic xmlns:pic="http://schemas.openxmlformats.org/drawingml/2006/picture">
+                  <pic:nvPicPr>
+                    <pic:cNvPr id="275955509" name="Imagem 1" descr="Uma imagem com texto, captura de ecrã, software&#10;&#10;Os conteúdos gerados por IA podem estar incorretos."/>
+                    <pic:cNvPicPr/>
+                  </pic:nvPicPr>
+                  <pic:blipFill>
+                    <a:blip r:embed="rId27"/>
+                    <a:stretch>
+                      <a:fillRect/>
+                    </a:stretch>
+                  </pic:blipFill>
+                  <pic:spPr>
+                    <a:xfrm>
+                      <a:off x="0" y="0"/>
+                      <a:ext cx="5431947" cy="5199512"/>
+                    </a:xfrm>
+                    <a:prstGeom prst="rect">
+                      <a:avLst/>
+                    </a:prstGeom>
+                  </pic:spPr>
+                </pic:pic>
+              </a:graphicData>
+            </a:graphic>
+          </wp:inline>
+        </w:drawing>
+      </w:r>
+    </w:p>
+    <w:p/>
+    <w:p>
+      <w:pPr>
+        <w:pStyle w:val="PargrafodaLista"/>
+        <w:numPr>
+          <w:ilvl w:val="0"/>
+          <w:numId w:val="47"/>
+        </w:numPr>
+      </w:pPr>
+      <w:r>
+        <w:t>“Meus cursos”: onde o utilizador tem acesso aos seus cursos adquiridos podendo rever o curso sempre que quiser</w:t>
+      </w:r>
+    </w:p>
+    <w:p/>
+    <w:p>
+      <w:r>
+        <w:lastRenderedPageBreak/>
+        <w:drawing>
+          <wp:inline distT="0" distB="0" distL="0" distR="0" wp14:anchorId="53D17884" wp14:editId="732B695B">
+            <wp:extent cx="5579745" cy="3134360"/>
+            <wp:effectExtent l="0" t="0" r="1905" b="8890"/>
+            <wp:docPr id="661203812" name="Imagem 1" descr="Uma imagem com texto, captura de ecrã, software, Página web&#10;&#10;Os conteúdos gerados por IA podem estar incorretos."/>
+            <wp:cNvGraphicFramePr>
+              <a:graphicFrameLocks xmlns:a="http://schemas.openxmlformats.org/drawingml/2006/main" noChangeAspect="1"/>
+            </wp:cNvGraphicFramePr>
+            <a:graphic xmlns:a="http://schemas.openxmlformats.org/drawingml/2006/main">
+              <a:graphicData uri="http://schemas.openxmlformats.org/drawingml/2006/picture">
+                <pic:pic xmlns:pic="http://schemas.openxmlformats.org/drawingml/2006/picture">
+                  <pic:nvPicPr>
+                    <pic:cNvPr id="661203812" name="Imagem 1" descr="Uma imagem com texto, captura de ecrã, software, Página web&#10;&#10;Os conteúdos gerados por IA podem estar incorretos."/>
+                    <pic:cNvPicPr/>
+                  </pic:nvPicPr>
+                  <pic:blipFill>
+                    <a:blip r:embed="rId28"/>
+                    <a:stretch>
+                      <a:fillRect/>
+                    </a:stretch>
+                  </pic:blipFill>
+                  <pic:spPr>
+                    <a:xfrm>
+                      <a:off x="0" y="0"/>
+                      <a:ext cx="5579745" cy="3134360"/>
+                    </a:xfrm>
+                    <a:prstGeom prst="rect">
+                      <a:avLst/>
+                    </a:prstGeom>
+                  </pic:spPr>
+                </pic:pic>
+              </a:graphicData>
+            </a:graphic>
+          </wp:inline>
+        </w:drawing>
+      </w:r>
+    </w:p>
+    <w:p>
+      <w:r>
+        <w:t>Com uma logica simples onde faz a pesquisa e o utilizador pode ver a sua progressão do curso</w:t>
+      </w:r>
+      <w:r>
+        <w:t xml:space="preserve"> e ver o conteúdo do mesmo sempre que pretenda</w:t>
+      </w:r>
+    </w:p>
+    <w:p/>
+    <w:p/>
+    <w:p>
+      <w:pPr>
+        <w:pStyle w:val="PargrafodaLista"/>
+        <w:numPr>
+          <w:ilvl w:val="0"/>
+          <w:numId w:val="47"/>
+        </w:numPr>
+      </w:pPr>
+      <w:r>
+        <w:t>“Minha lista de desejos”</w:t>
+      </w:r>
+    </w:p>
+    <w:p/>
+    <w:p>
+      <w:r>
+        <w:drawing>
+          <wp:inline distT="0" distB="0" distL="0" distR="0" wp14:anchorId="52C1F06B" wp14:editId="6CCFEDB3">
+            <wp:extent cx="5579745" cy="2513330"/>
+            <wp:effectExtent l="0" t="0" r="1905" b="1270"/>
+            <wp:docPr id="241283331" name="Imagem 1" descr="Uma imagem com texto, captura de ecrã, software, diagrama&#10;&#10;Os conteúdos gerados por IA podem estar incorretos."/>
+            <wp:cNvGraphicFramePr>
+              <a:graphicFrameLocks xmlns:a="http://schemas.openxmlformats.org/drawingml/2006/main" noChangeAspect="1"/>
+            </wp:cNvGraphicFramePr>
+            <a:graphic xmlns:a="http://schemas.openxmlformats.org/drawingml/2006/main">
+              <a:graphicData uri="http://schemas.openxmlformats.org/drawingml/2006/picture">
+                <pic:pic xmlns:pic="http://schemas.openxmlformats.org/drawingml/2006/picture">
+                  <pic:nvPicPr>
+                    <pic:cNvPr id="241283331" name="Imagem 1" descr="Uma imagem com texto, captura de ecrã, software, diagrama&#10;&#10;Os conteúdos gerados por IA podem estar incorretos."/>
+                    <pic:cNvPicPr/>
+                  </pic:nvPicPr>
+                  <pic:blipFill>
+                    <a:blip r:embed="rId29"/>
+                    <a:stretch>
+                      <a:fillRect/>
+                    </a:stretch>
+                  </pic:blipFill>
+                  <pic:spPr>
+                    <a:xfrm>
+                      <a:off x="0" y="0"/>
+                      <a:ext cx="5579745" cy="2513330"/>
+                    </a:xfrm>
+                    <a:prstGeom prst="rect">
+                      <a:avLst/>
+                    </a:prstGeom>
+                  </pic:spPr>
+                </pic:pic>
+              </a:graphicData>
+            </a:graphic>
+          </wp:inline>
+        </w:drawing>
+      </w:r>
+    </w:p>
+    <w:p/>
+    <w:p>
+      <w:r>
+        <w:t>Na lista de desejos segue o mesmo exemplo da página “meus cursos “com uma única mudança de ter um botão para remover o curso que armazena o valor do Id do curso e quando clicado vai para uma página onde faz a remoção do curso da lista de favoritos</w:t>
+      </w:r>
+    </w:p>
+    <w:p>
+      <w:r>
+        <w:t>Código exemplo:</w:t>
+      </w:r>
+    </w:p>
+    <w:p>
+      <w:r>
+        <w:lastRenderedPageBreak/>
+        <w:drawing>
+          <wp:inline distT="0" distB="0" distL="0" distR="0" wp14:anchorId="1B072CC6" wp14:editId="0D5CA3E1">
+            <wp:extent cx="5579745" cy="4019550"/>
+            <wp:effectExtent l="0" t="0" r="1905" b="0"/>
+            <wp:docPr id="800517480" name="Imagem 1" descr="Uma imagem com texto, captura de ecrã, software&#10;&#10;Os conteúdos gerados por IA podem estar incorretos."/>
+            <wp:cNvGraphicFramePr>
+              <a:graphicFrameLocks xmlns:a="http://schemas.openxmlformats.org/drawingml/2006/main" noChangeAspect="1"/>
+            </wp:cNvGraphicFramePr>
+            <a:graphic xmlns:a="http://schemas.openxmlformats.org/drawingml/2006/main">
+              <a:graphicData uri="http://schemas.openxmlformats.org/drawingml/2006/picture">
+                <pic:pic xmlns:pic="http://schemas.openxmlformats.org/drawingml/2006/picture">
+                  <pic:nvPicPr>
+                    <pic:cNvPr id="800517480" name="Imagem 1" descr="Uma imagem com texto, captura de ecrã, software&#10;&#10;Os conteúdos gerados por IA podem estar incorretos."/>
+                    <pic:cNvPicPr/>
+                  </pic:nvPicPr>
+                  <pic:blipFill>
+                    <a:blip r:embed="rId30"/>
+                    <a:stretch>
+                      <a:fillRect/>
+                    </a:stretch>
+                  </pic:blipFill>
+                  <pic:spPr>
+                    <a:xfrm>
+                      <a:off x="0" y="0"/>
+                      <a:ext cx="5579745" cy="4019550"/>
+                    </a:xfrm>
+                    <a:prstGeom prst="rect">
+                      <a:avLst/>
+                    </a:prstGeom>
+                  </pic:spPr>
+                </pic:pic>
+              </a:graphicData>
+            </a:graphic>
+          </wp:inline>
+        </w:drawing>
+      </w:r>
+    </w:p>
+    <w:p/>
+    <w:p/>
+    <w:p>
+      <w:pPr>
+        <w:pStyle w:val="PargrafodaLista"/>
+        <w:numPr>
+          <w:ilvl w:val="0"/>
+          <w:numId w:val="47"/>
+        </w:numPr>
+      </w:pPr>
+      <w:r>
+        <w:t>“Histórico de compras”</w:t>
+      </w:r>
+    </w:p>
+    <w:p>
+      <w:r>
+        <w:t xml:space="preserve">No histórico compras o utilizador consegues ver as suas compras recentes e antigas podendo reembolsar as </w:t>
+      </w:r>
+      <w:r>
+        <w:t>mesmas,</w:t>
+      </w:r>
+      <w:r>
+        <w:t xml:space="preserve"> mas com umas condições que caso a percentagem de progresso do curso seja maior que 10% ou o estado do curso seja = concluído,100% realizado não poderá fazer o reembolso do mesmo</w:t>
+      </w:r>
+    </w:p>
+    <w:p>
+      <w:r>
+        <w:drawing>
+          <wp:inline distT="0" distB="0" distL="0" distR="0" wp14:anchorId="1BD7AE27" wp14:editId="3FB65D48">
+            <wp:extent cx="5579745" cy="2519045"/>
+            <wp:effectExtent l="0" t="0" r="1905" b="0"/>
+            <wp:docPr id="1286922087" name="Imagem 1" descr="Uma imagem com texto, software, Página web, Tipo de letra&#10;&#10;Os conteúdos gerados por IA podem estar incorretos."/>
+            <wp:cNvGraphicFramePr>
+              <a:graphicFrameLocks xmlns:a="http://schemas.openxmlformats.org/drawingml/2006/main" noChangeAspect="1"/>
+            </wp:cNvGraphicFramePr>
+            <a:graphic xmlns:a="http://schemas.openxmlformats.org/drawingml/2006/main">
+              <a:graphicData uri="http://schemas.openxmlformats.org/drawingml/2006/picture">
+                <pic:pic xmlns:pic="http://schemas.openxmlformats.org/drawingml/2006/picture">
+                  <pic:nvPicPr>
+                    <pic:cNvPr id="1286922087" name="Imagem 1" descr="Uma imagem com texto, software, Página web, Tipo de letra&#10;&#10;Os conteúdos gerados por IA podem estar incorretos."/>
+                    <pic:cNvPicPr/>
+                  </pic:nvPicPr>
+                  <pic:blipFill>
+                    <a:blip r:embed="rId31"/>
+                    <a:stretch>
+                      <a:fillRect/>
+                    </a:stretch>
+                  </pic:blipFill>
+                  <pic:spPr>
+                    <a:xfrm>
+                      <a:off x="0" y="0"/>
+                      <a:ext cx="5579745" cy="2519045"/>
+                    </a:xfrm>
+                    <a:prstGeom prst="rect">
+                      <a:avLst/>
+                    </a:prstGeom>
+                  </pic:spPr>
+                </pic:pic>
+              </a:graphicData>
+            </a:graphic>
+          </wp:inline>
+        </w:drawing>
+      </w:r>
+    </w:p>
+    <w:p/>
+    <w:p/>
+    <w:p>
+      <w:r>
+        <w:lastRenderedPageBreak/>
+        <w:t>No processo do reembolso é preciso se fazer algumas alterações em várias tabelas como por exemplo trocar o estado do pagamento na tabela de históricas compras, remover o curso da tabela de cursos adquiridos e atualizar o saldo do utilizador</w:t>
+      </w:r>
+    </w:p>
+    <w:p>
+      <w:r>
+        <w:t>Código Exemplo:</w:t>
+      </w:r>
+    </w:p>
+    <w:p>
+      <w:r>
+        <w:drawing>
+          <wp:inline distT="0" distB="0" distL="0" distR="0" wp14:anchorId="49CF78BD" wp14:editId="5C609045">
+            <wp:extent cx="5579745" cy="4751705"/>
+            <wp:effectExtent l="0" t="0" r="1905" b="0"/>
+            <wp:docPr id="1353087317" name="Imagem 1" descr="Uma imagem com texto, captura de ecrã, software&#10;&#10;Os conteúdos gerados por IA podem estar incorretos."/>
+            <wp:cNvGraphicFramePr>
+              <a:graphicFrameLocks xmlns:a="http://schemas.openxmlformats.org/drawingml/2006/main" noChangeAspect="1"/>
+            </wp:cNvGraphicFramePr>
+            <a:graphic xmlns:a="http://schemas.openxmlformats.org/drawingml/2006/main">
+              <a:graphicData uri="http://schemas.openxmlformats.org/drawingml/2006/picture">
+                <pic:pic xmlns:pic="http://schemas.openxmlformats.org/drawingml/2006/picture">
+                  <pic:nvPicPr>
+                    <pic:cNvPr id="1353087317" name="Imagem 1" descr="Uma imagem com texto, captura de ecrã, software&#10;&#10;Os conteúdos gerados por IA podem estar incorretos."/>
+                    <pic:cNvPicPr/>
+                  </pic:nvPicPr>
+                  <pic:blipFill>
+                    <a:blip r:embed="rId32"/>
+                    <a:stretch>
+                      <a:fillRect/>
+                    </a:stretch>
+                  </pic:blipFill>
+                  <pic:spPr>
+                    <a:xfrm>
+                      <a:off x="0" y="0"/>
+                      <a:ext cx="5579745" cy="4751705"/>
+                    </a:xfrm>
+                    <a:prstGeom prst="rect">
+                      <a:avLst/>
+                    </a:prstGeom>
+                  </pic:spPr>
+                </pic:pic>
+              </a:graphicData>
+            </a:graphic>
+          </wp:inline>
+        </w:drawing>
+      </w:r>
+    </w:p>
+    <w:p>
+      <w:r>
+        <w:lastRenderedPageBreak/>
+        <w:drawing>
+          <wp:inline distT="0" distB="0" distL="0" distR="0" wp14:anchorId="72293945" wp14:editId="40731A78">
+            <wp:extent cx="5579745" cy="4268470"/>
+            <wp:effectExtent l="0" t="0" r="1905" b="0"/>
+            <wp:docPr id="1101632838" name="Imagem 1" descr="Uma imagem com texto, captura de ecrã, software&#10;&#10;Os conteúdos gerados por IA podem estar incorretos."/>
+            <wp:cNvGraphicFramePr>
+              <a:graphicFrameLocks xmlns:a="http://schemas.openxmlformats.org/drawingml/2006/main" noChangeAspect="1"/>
+            </wp:cNvGraphicFramePr>
+            <a:graphic xmlns:a="http://schemas.openxmlformats.org/drawingml/2006/main">
+              <a:graphicData uri="http://schemas.openxmlformats.org/drawingml/2006/picture">
+                <pic:pic xmlns:pic="http://schemas.openxmlformats.org/drawingml/2006/picture">
+                  <pic:nvPicPr>
+                    <pic:cNvPr id="1101632838" name="Imagem 1" descr="Uma imagem com texto, captura de ecrã, software&#10;&#10;Os conteúdos gerados por IA podem estar incorretos."/>
+                    <pic:cNvPicPr/>
+                  </pic:nvPicPr>
+                  <pic:blipFill>
+                    <a:blip r:embed="rId33"/>
+                    <a:stretch>
+                      <a:fillRect/>
+                    </a:stretch>
+                  </pic:blipFill>
+                  <pic:spPr>
+                    <a:xfrm>
+                      <a:off x="0" y="0"/>
+                      <a:ext cx="5579745" cy="4268470"/>
+                    </a:xfrm>
+                    <a:prstGeom prst="rect">
+                      <a:avLst/>
+                    </a:prstGeom>
+                  </pic:spPr>
+                </pic:pic>
+              </a:graphicData>
+            </a:graphic>
+          </wp:inline>
+        </w:drawing>
+      </w:r>
+    </w:p>
+    <w:p/>
+    <w:p>
+      <w:pPr>
+        <w:pStyle w:val="PargrafodaLista"/>
+        <w:numPr>
+          <w:ilvl w:val="0"/>
+          <w:numId w:val="47"/>
+        </w:numPr>
+      </w:pPr>
+      <w:r>
+        <w:t>“Perfil de utilizador”</w:t>
+      </w:r>
+    </w:p>
+    <w:p>
+      <w:pPr>
+        <w:pStyle w:val="PargrafodaLista"/>
+        <w:ind w:left="1060" w:firstLine="0"/>
+      </w:pPr>
+    </w:p>
+    <w:p>
+      <w:pPr>
+        <w:pStyle w:val="PargrafodaLista"/>
+        <w:ind w:left="1060" w:firstLine="0"/>
+      </w:pPr>
+      <w:r>
+        <w:t>A página de perfil do utilizador serve para alterar algumas informações como o nome, sobrenome, biografia, o link do Facebook, Youtube, linkedin e também a imagem de perfil</w:t>
+      </w:r>
+    </w:p>
+    <w:p>
+      <w:pPr>
+        <w:pStyle w:val="PargrafodaLista"/>
+        <w:ind w:left="1060" w:firstLine="0"/>
+      </w:pPr>
+    </w:p>
+    <w:p>
+      <w:pPr>
+        <w:pStyle w:val="PargrafodaLista"/>
+        <w:ind w:left="1060" w:firstLine="0"/>
+      </w:pPr>
+      <w:r>
+        <w:drawing>
+          <wp:inline distT="0" distB="0" distL="0" distR="0" wp14:anchorId="2445BDF8" wp14:editId="72EA446E">
+            <wp:extent cx="5579745" cy="2656840"/>
+            <wp:effectExtent l="0" t="0" r="1905" b="0"/>
+            <wp:docPr id="647551163" name="Imagem 1" descr="Uma imagem com texto, captura de ecrã, número, Tipo de letra&#10;&#10;Os conteúdos gerados por IA podem estar incorretos."/>
+            <wp:cNvGraphicFramePr>
+              <a:graphicFrameLocks xmlns:a="http://schemas.openxmlformats.org/drawingml/2006/main" noChangeAspect="1"/>
+            </wp:cNvGraphicFramePr>
+            <a:graphic xmlns:a="http://schemas.openxmlformats.org/drawingml/2006/main">
+              <a:graphicData uri="http://schemas.openxmlformats.org/drawingml/2006/picture">
+                <pic:pic xmlns:pic="http://schemas.openxmlformats.org/drawingml/2006/picture">
+                  <pic:nvPicPr>
+                    <pic:cNvPr id="647551163" name="Imagem 1" descr="Uma imagem com texto, captura de ecrã, número, Tipo de letra&#10;&#10;Os conteúdos gerados por IA podem estar incorretos."/>
+                    <pic:cNvPicPr/>
+                  </pic:nvPicPr>
+                  <pic:blipFill>
+                    <a:blip r:embed="rId34"/>
+                    <a:stretch>
+                      <a:fillRect/>
+                    </a:stretch>
+                  </pic:blipFill>
+                  <pic:spPr>
+                    <a:xfrm>
+                      <a:off x="0" y="0"/>
+                      <a:ext cx="5579745" cy="2656840"/>
+                    </a:xfrm>
+                    <a:prstGeom prst="rect">
+                      <a:avLst/>
+                    </a:prstGeom>
+                  </pic:spPr>
+                </pic:pic>
+              </a:graphicData>
+            </a:graphic>
+          </wp:inline>
+        </w:drawing>
+      </w:r>
+    </w:p>
+    <w:p>
+      <w:pPr>
+        <w:pStyle w:val="PargrafodaLista"/>
+        <w:ind w:left="1060" w:firstLine="0"/>
+      </w:pPr>
+    </w:p>
+    <w:p>
+      <w:pPr>
+        <w:pStyle w:val="PargrafodaLista"/>
+        <w:numPr>
+          <w:ilvl w:val="0"/>
+          <w:numId w:val="47"/>
+        </w:numPr>
+      </w:pPr>
+      <w:r>
+        <w:t>“Conta”</w:t>
+      </w:r>
+    </w:p>
+    <w:p>
+      <w:pPr>
+        <w:pStyle w:val="PargrafodaLista"/>
+        <w:ind w:left="1060" w:firstLine="0"/>
+      </w:pPr>
+      <w:r>
+        <w:lastRenderedPageBreak/>
+        <w:t>Já na página de Conta serve para alterar o email do utilizador e a palavra-passe</w:t>
+      </w:r>
+    </w:p>
+    <w:p>
+      <w:pPr>
+        <w:pStyle w:val="PargrafodaLista"/>
+        <w:ind w:left="1060" w:firstLine="0"/>
+      </w:pPr>
+      <w:r>
+        <w:drawing>
+          <wp:inline distT="0" distB="0" distL="0" distR="0" wp14:anchorId="64EAC314" wp14:editId="498B0050">
+            <wp:extent cx="5579745" cy="2503805"/>
+            <wp:effectExtent l="0" t="0" r="1905" b="0"/>
+            <wp:docPr id="1193917774" name="Imagem 1" descr="Uma imagem com texto, captura de ecrã, software, número&#10;&#10;Os conteúdos gerados por IA podem estar incorretos."/>
+            <wp:cNvGraphicFramePr>
+              <a:graphicFrameLocks xmlns:a="http://schemas.openxmlformats.org/drawingml/2006/main" noChangeAspect="1"/>
+            </wp:cNvGraphicFramePr>
+            <a:graphic xmlns:a="http://schemas.openxmlformats.org/drawingml/2006/main">
+              <a:graphicData uri="http://schemas.openxmlformats.org/drawingml/2006/picture">
+                <pic:pic xmlns:pic="http://schemas.openxmlformats.org/drawingml/2006/picture">
+                  <pic:nvPicPr>
+                    <pic:cNvPr id="1193917774" name="Imagem 1" descr="Uma imagem com texto, captura de ecrã, software, número&#10;&#10;Os conteúdos gerados por IA podem estar incorretos."/>
+                    <pic:cNvPicPr/>
+                  </pic:nvPicPr>
+                  <pic:blipFill>
+                    <a:blip r:embed="rId35"/>
+                    <a:stretch>
+                      <a:fillRect/>
+                    </a:stretch>
+                  </pic:blipFill>
+                  <pic:spPr>
+                    <a:xfrm>
+                      <a:off x="0" y="0"/>
+                      <a:ext cx="5579745" cy="2503805"/>
+                    </a:xfrm>
+                    <a:prstGeom prst="rect">
+                      <a:avLst/>
+                    </a:prstGeom>
+                  </pic:spPr>
+                </pic:pic>
+              </a:graphicData>
+            </a:graphic>
+          </wp:inline>
+        </w:drawing>
+      </w:r>
+    </w:p>
+    <w:p>
+      <w:pPr>
+        <w:pStyle w:val="PargrafodaLista"/>
+        <w:ind w:left="1060" w:firstLine="0"/>
+      </w:pPr>
+    </w:p>
+    <w:p>
+      <w:pPr>
+        <w:pStyle w:val="PargrafodaLista"/>
+        <w:ind w:left="1060" w:firstLine="0"/>
+      </w:pPr>
+      <w:r>
+        <w:t>Ambas as duas páginas” Conta” e “Perfil de utilizador” utilizam a mesma página de realizar o update das informações do utilizador onde verifica se os campos são diferentes da informação que esta na base de dados</w:t>
+      </w:r>
+    </w:p>
+    <w:p>
+      <w:pPr>
+        <w:pStyle w:val="PargrafodaLista"/>
+        <w:ind w:left="1060" w:firstLine="0"/>
+      </w:pPr>
+    </w:p>
+    <w:p>
+      <w:pPr>
+        <w:pStyle w:val="PargrafodaLista"/>
+        <w:ind w:left="1060" w:firstLine="0"/>
+      </w:pPr>
+      <w:r>
+        <w:t>Código Exemplo:</w:t>
+      </w:r>
+    </w:p>
+    <w:p>
+      <w:r>
+        <w:tab/>
+      </w:r>
+      <w:r>
+        <w:drawing>
+          <wp:inline distT="0" distB="0" distL="0" distR="0" wp14:anchorId="4577CC6A" wp14:editId="7DB6705B">
+            <wp:extent cx="5579745" cy="3131820"/>
+            <wp:effectExtent l="0" t="0" r="1905" b="0"/>
+            <wp:docPr id="429166898" name="Imagem 1" descr="Uma imagem com captura de ecrã, texto&#10;&#10;Os conteúdos gerados por IA podem estar incorretos."/>
+            <wp:cNvGraphicFramePr>
+              <a:graphicFrameLocks xmlns:a="http://schemas.openxmlformats.org/drawingml/2006/main" noChangeAspect="1"/>
+            </wp:cNvGraphicFramePr>
+            <a:graphic xmlns:a="http://schemas.openxmlformats.org/drawingml/2006/main">
+              <a:graphicData uri="http://schemas.openxmlformats.org/drawingml/2006/picture">
+                <pic:pic xmlns:pic="http://schemas.openxmlformats.org/drawingml/2006/picture">
+                  <pic:nvPicPr>
+                    <pic:cNvPr id="429166898" name="Imagem 1" descr="Uma imagem com captura de ecrã, texto&#10;&#10;Os conteúdos gerados por IA podem estar incorretos."/>
+                    <pic:cNvPicPr/>
+                  </pic:nvPicPr>
+                  <pic:blipFill>
+                    <a:blip r:embed="rId36"/>
+                    <a:stretch>
+                      <a:fillRect/>
+                    </a:stretch>
+                  </pic:blipFill>
+                  <pic:spPr>
+                    <a:xfrm>
+                      <a:off x="0" y="0"/>
+                      <a:ext cx="5579745" cy="3131820"/>
+                    </a:xfrm>
+                    <a:prstGeom prst="rect">
+                      <a:avLst/>
+                    </a:prstGeom>
+                  </pic:spPr>
+                </pic:pic>
+              </a:graphicData>
+            </a:graphic>
+          </wp:inline>
+        </w:drawing>
+      </w:r>
+    </w:p>
+    <w:p/>
+    <w:p>
+      <w:r>
+        <w:t>Todos os inputs alteráveis seguem este exemplo e a nível da palavra passe é feita a confirmação da palavra passe e encriptação da mesma e também o email verificado se já existe algum utilizador com esse email.</w:t>
+      </w:r>
+    </w:p>
+    <w:p/>
+    <w:p>
+      <w:r>
+        <w:lastRenderedPageBreak/>
+        <w:drawing>
+          <wp:inline distT="0" distB="0" distL="0" distR="0" wp14:anchorId="5921B30B" wp14:editId="080521B6">
+            <wp:extent cx="5579745" cy="2765425"/>
+            <wp:effectExtent l="0" t="0" r="1905" b="0"/>
+            <wp:docPr id="1499537161" name="Imagem 1" descr="Uma imagem com texto, captura de ecrã, software, ecrã&#10;&#10;Os conteúdos gerados por IA podem estar incorretos."/>
+            <wp:cNvGraphicFramePr>
+              <a:graphicFrameLocks xmlns:a="http://schemas.openxmlformats.org/drawingml/2006/main" noChangeAspect="1"/>
+            </wp:cNvGraphicFramePr>
+            <a:graphic xmlns:a="http://schemas.openxmlformats.org/drawingml/2006/main">
+              <a:graphicData uri="http://schemas.openxmlformats.org/drawingml/2006/picture">
+                <pic:pic xmlns:pic="http://schemas.openxmlformats.org/drawingml/2006/picture">
+                  <pic:nvPicPr>
+                    <pic:cNvPr id="1499537161" name="Imagem 1" descr="Uma imagem com texto, captura de ecrã, software, ecrã&#10;&#10;Os conteúdos gerados por IA podem estar incorretos."/>
+                    <pic:cNvPicPr/>
+                  </pic:nvPicPr>
+                  <pic:blipFill>
+                    <a:blip r:embed="rId37"/>
+                    <a:stretch>
+                      <a:fillRect/>
+                    </a:stretch>
+                  </pic:blipFill>
+                  <pic:spPr>
+                    <a:xfrm>
+                      <a:off x="0" y="0"/>
+                      <a:ext cx="5579745" cy="2765425"/>
+                    </a:xfrm>
+                    <a:prstGeom prst="rect">
+                      <a:avLst/>
+                    </a:prstGeom>
+                  </pic:spPr>
+                </pic:pic>
+              </a:graphicData>
+            </a:graphic>
+          </wp:inline>
+        </w:drawing>
+      </w:r>
+    </w:p>
+    <w:p/>
+    <w:p>
+      <w:r>
+        <w:t>Na palavra passe esta feita dupla verificação ,uma com php e outra com java script onde o java script exige um tamanho maior ou igual que 8,requer um numero e um carater especial e também que seja preenchido os 3 campos(palavra passe antiga,nova palavra pass e a confirmação) e caso a nova palavra pass e a confirmação não sejam iguais não deixa avançar para o php</w:t>
+      </w:r>
+    </w:p>
+    <w:p>
+      <w:r>
+        <w:lastRenderedPageBreak/>
+        <w:drawing>
+          <wp:inline distT="0" distB="0" distL="0" distR="0" wp14:anchorId="1E9A57FB" wp14:editId="7E4C244F">
+            <wp:extent cx="5579745" cy="5928360"/>
+            <wp:effectExtent l="0" t="0" r="1905" b="0"/>
+            <wp:docPr id="1908039806" name="Imagem 1" descr="Uma imagem com texto, captura de ecrã, software&#10;&#10;Os conteúdos gerados por IA podem estar incorretos."/>
+            <wp:cNvGraphicFramePr>
+              <a:graphicFrameLocks xmlns:a="http://schemas.openxmlformats.org/drawingml/2006/main" noChangeAspect="1"/>
+            </wp:cNvGraphicFramePr>
+            <a:graphic xmlns:a="http://schemas.openxmlformats.org/drawingml/2006/main">
+              <a:graphicData uri="http://schemas.openxmlformats.org/drawingml/2006/picture">
+                <pic:pic xmlns:pic="http://schemas.openxmlformats.org/drawingml/2006/picture">
+                  <pic:nvPicPr>
+                    <pic:cNvPr id="1908039806" name="Imagem 1" descr="Uma imagem com texto, captura de ecrã, software&#10;&#10;Os conteúdos gerados por IA podem estar incorretos."/>
+                    <pic:cNvPicPr/>
+                  </pic:nvPicPr>
+                  <pic:blipFill>
+                    <a:blip r:embed="rId38"/>
+                    <a:stretch>
+                      <a:fillRect/>
+                    </a:stretch>
+                  </pic:blipFill>
+                  <pic:spPr>
+                    <a:xfrm>
+                      <a:off x="0" y="0"/>
+                      <a:ext cx="5579745" cy="5928360"/>
+                    </a:xfrm>
+                    <a:prstGeom prst="rect">
+                      <a:avLst/>
+                    </a:prstGeom>
+                  </pic:spPr>
+                </pic:pic>
+              </a:graphicData>
+            </a:graphic>
+          </wp:inline>
+        </w:drawing>
+      </w:r>
+    </w:p>
+    <w:p/>
+    <w:p/>
+    <w:p>
+      <w:r>
+        <w:t>E no php é verificado se a nova palava passe é igual á antiga como também encriptada e realizado o update no utilizador</w:t>
+      </w:r>
+    </w:p>
+    <w:p>
+      <w:r>
+        <w:lastRenderedPageBreak/>
+        <w:drawing>
+          <wp:inline distT="0" distB="0" distL="0" distR="0" wp14:anchorId="389DFCFA" wp14:editId="1A48FCB1">
+            <wp:extent cx="5579745" cy="4775835"/>
+            <wp:effectExtent l="0" t="0" r="1905" b="5715"/>
+            <wp:docPr id="1837270154" name="Imagem 1" descr="Uma imagem com texto, captura de ecrã, software, Sistema operativo&#10;&#10;Os conteúdos gerados por IA podem estar incorretos."/>
+            <wp:cNvGraphicFramePr>
+              <a:graphicFrameLocks xmlns:a="http://schemas.openxmlformats.org/drawingml/2006/main" noChangeAspect="1"/>
+            </wp:cNvGraphicFramePr>
+            <a:graphic xmlns:a="http://schemas.openxmlformats.org/drawingml/2006/main">
+              <a:graphicData uri="http://schemas.openxmlformats.org/drawingml/2006/picture">
+                <pic:pic xmlns:pic="http://schemas.openxmlformats.org/drawingml/2006/picture">
+                  <pic:nvPicPr>
+                    <pic:cNvPr id="1837270154" name="Imagem 1" descr="Uma imagem com texto, captura de ecrã, software, Sistema operativo&#10;&#10;Os conteúdos gerados por IA podem estar incorretos."/>
+                    <pic:cNvPicPr/>
+                  </pic:nvPicPr>
+                  <pic:blipFill>
+                    <a:blip r:embed="rId39"/>
+                    <a:stretch>
+                      <a:fillRect/>
+                    </a:stretch>
+                  </pic:blipFill>
+                  <pic:spPr>
+                    <a:xfrm>
+                      <a:off x="0" y="0"/>
+                      <a:ext cx="5579745" cy="4775835"/>
+                    </a:xfrm>
+                    <a:prstGeom prst="rect">
+                      <a:avLst/>
+                    </a:prstGeom>
+                  </pic:spPr>
+                </pic:pic>
+              </a:graphicData>
+            </a:graphic>
+          </wp:inline>
+        </w:drawing>
+      </w:r>
+    </w:p>
+    <w:p>
+      <w:pPr>
+        <w:pStyle w:val="PargrafodaLista"/>
+        <w:ind w:left="1060" w:firstLine="0"/>
+      </w:pPr>
+    </w:p>
+    <w:p>
+      <w:pPr>
+        <w:pStyle w:val="PargrafodaLista"/>
+        <w:numPr>
+          <w:ilvl w:val="0"/>
+          <w:numId w:val="47"/>
+        </w:numPr>
+      </w:pPr>
+      <w:r>
+        <w:t>“Carteira”</w:t>
+      </w:r>
+    </w:p>
+    <w:p>
+      <w:pPr>
+        <w:pStyle w:val="PargrafodaLista"/>
+        <w:ind w:left="1060" w:firstLine="0"/>
+      </w:pPr>
+      <w:r>
+        <w:t xml:space="preserve">Na área da carteira é onde o utilizador consegue ver os seus movimentos a nível monetário como também </w:t>
+      </w:r>
+      <w:r>
+        <w:t xml:space="preserve">pode ser realizado o </w:t>
+      </w:r>
+      <w:r>
+        <w:t>levantamento</w:t>
+      </w:r>
+      <w:r>
+        <w:t xml:space="preserve"> do saldo existente na carteira e o deposito na carteira</w:t>
+      </w:r>
+      <w:r>
+        <w:t xml:space="preserve"> e também pode ver o seu saldo atual.</w:t>
+      </w:r>
+    </w:p>
+    <w:p>
+      <w:pPr>
+        <w:pStyle w:val="PargrafodaLista"/>
+        <w:ind w:left="1060" w:firstLine="0"/>
+      </w:pPr>
+    </w:p>
+    <w:p>
+      <w:pPr>
+        <w:pStyle w:val="PargrafodaLista"/>
+        <w:ind w:left="1060" w:firstLine="0"/>
+      </w:pPr>
+      <w:r>
+        <w:drawing>
+          <wp:inline distT="0" distB="0" distL="0" distR="0" wp14:anchorId="61C4F5DE" wp14:editId="3293B7CA">
+            <wp:extent cx="5579745" cy="2458720"/>
+            <wp:effectExtent l="0" t="0" r="1905" b="0"/>
+            <wp:docPr id="1671708045" name="Imagem 1" descr="Uma imagem com texto, software, número, Ícone de computador&#10;&#10;Os conteúdos gerados por IA podem estar incorretos."/>
+            <wp:cNvGraphicFramePr>
+              <a:graphicFrameLocks xmlns:a="http://schemas.openxmlformats.org/drawingml/2006/main" noChangeAspect="1"/>
+            </wp:cNvGraphicFramePr>
+            <a:graphic xmlns:a="http://schemas.openxmlformats.org/drawingml/2006/main">
+              <a:graphicData uri="http://schemas.openxmlformats.org/drawingml/2006/picture">
+                <pic:pic xmlns:pic="http://schemas.openxmlformats.org/drawingml/2006/picture">
+                  <pic:nvPicPr>
+                    <pic:cNvPr id="1671708045" name="Imagem 1" descr="Uma imagem com texto, software, número, Ícone de computador&#10;&#10;Os conteúdos gerados por IA podem estar incorretos."/>
+                    <pic:cNvPicPr/>
+                  </pic:nvPicPr>
+                  <pic:blipFill>
+                    <a:blip r:embed="rId40"/>
+                    <a:stretch>
+                      <a:fillRect/>
+                    </a:stretch>
+                  </pic:blipFill>
+                  <pic:spPr>
+                    <a:xfrm>
+                      <a:off x="0" y="0"/>
+                      <a:ext cx="5579745" cy="2458720"/>
+                    </a:xfrm>
+                    <a:prstGeom prst="rect">
+                      <a:avLst/>
+                    </a:prstGeom>
+                  </pic:spPr>
+                </pic:pic>
+              </a:graphicData>
+            </a:graphic>
+          </wp:inline>
+        </w:drawing>
+      </w:r>
+    </w:p>
+    <w:p>
+      <w:pPr>
+        <w:pStyle w:val="PargrafodaLista"/>
+        <w:ind w:left="1060" w:firstLine="0"/>
+      </w:pPr>
+    </w:p>
+    <w:p>
+      <w:pPr>
+        <w:pStyle w:val="PargrafodaLista"/>
+        <w:ind w:left="1060" w:firstLine="0"/>
+      </w:pPr>
+      <w:r>
+        <w:t>Deposito de saldo, é um script simples onde adiciona o saldo á base de dados</w:t>
+      </w:r>
+    </w:p>
+    <w:p>
+      <w:pPr>
+        <w:pStyle w:val="PargrafodaLista"/>
+        <w:ind w:left="1060" w:firstLine="0"/>
+      </w:pPr>
+      <w:r>
+        <w:drawing>
+          <wp:inline distT="0" distB="0" distL="0" distR="0" wp14:anchorId="3DBB0884" wp14:editId="2586D410">
+            <wp:extent cx="5579745" cy="3730625"/>
+            <wp:effectExtent l="0" t="0" r="1905" b="3175"/>
+            <wp:docPr id="310565190" name="Imagem 1" descr="Uma imagem com texto, captura de ecrã, software&#10;&#10;Os conteúdos gerados por IA podem estar incorretos."/>
+            <wp:cNvGraphicFramePr>
+              <a:graphicFrameLocks xmlns:a="http://schemas.openxmlformats.org/drawingml/2006/main" noChangeAspect="1"/>
+            </wp:cNvGraphicFramePr>
+            <a:graphic xmlns:a="http://schemas.openxmlformats.org/drawingml/2006/main">
+              <a:graphicData uri="http://schemas.openxmlformats.org/drawingml/2006/picture">
+                <pic:pic xmlns:pic="http://schemas.openxmlformats.org/drawingml/2006/picture">
+                  <pic:nvPicPr>
+                    <pic:cNvPr id="310565190" name="Imagem 1" descr="Uma imagem com texto, captura de ecrã, software&#10;&#10;Os conteúdos gerados por IA podem estar incorretos."/>
+                    <pic:cNvPicPr/>
+                  </pic:nvPicPr>
+                  <pic:blipFill>
+                    <a:blip r:embed="rId41"/>
+                    <a:stretch>
+                      <a:fillRect/>
+                    </a:stretch>
+                  </pic:blipFill>
+                  <pic:spPr>
+                    <a:xfrm>
+                      <a:off x="0" y="0"/>
+                      <a:ext cx="5579745" cy="3730625"/>
+                    </a:xfrm>
+                    <a:prstGeom prst="rect">
+                      <a:avLst/>
+                    </a:prstGeom>
+                  </pic:spPr>
+                </pic:pic>
+              </a:graphicData>
+            </a:graphic>
+          </wp:inline>
+        </w:drawing>
+      </w:r>
+    </w:p>
+    <w:p>
+      <w:pPr>
+        <w:ind w:firstLine="0"/>
+        <w:jc w:val="left"/>
         <w:rPr>
           <w:noProof/>
         </w:rPr>
       </w:pPr>
+    </w:p>
+    <w:p>
+      <w:pPr>
+        <w:ind w:firstLine="0"/>
+        <w:jc w:val="left"/>
+        <w:rPr>
+          <w:noProof/>
+        </w:rPr>
+      </w:pPr>
+      <w:r>
+        <w:rPr>
+          <w:noProof/>
+        </w:rPr>
+        <w:t>Já no levantamento tem de ter a confirmação se o utilizador tem mesmo esse saldo para poder levantar</w:t>
+      </w:r>
+    </w:p>
+    <w:p>
+      <w:pPr>
+        <w:ind w:firstLine="0"/>
+        <w:jc w:val="left"/>
+        <w:rPr>
+          <w:noProof/>
+        </w:rPr>
+      </w:pPr>
+      <w:r>
+        <w:rPr>
+          <w:noProof/>
+        </w:rPr>
+        <w:drawing>
+          <wp:inline distT="0" distB="0" distL="0" distR="0" wp14:anchorId="048CA522" wp14:editId="27105E41">
+            <wp:extent cx="5579745" cy="3736975"/>
+            <wp:effectExtent l="0" t="0" r="1905" b="0"/>
+            <wp:docPr id="1014669301" name="Imagem 1" descr="Uma imagem com texto, captura de ecrã&#10;&#10;Os conteúdos gerados por IA podem estar incorretos."/>
+            <wp:cNvGraphicFramePr>
+              <a:graphicFrameLocks xmlns:a="http://schemas.openxmlformats.org/drawingml/2006/main" noChangeAspect="1"/>
+            </wp:cNvGraphicFramePr>
+            <a:graphic xmlns:a="http://schemas.openxmlformats.org/drawingml/2006/main">
+              <a:graphicData uri="http://schemas.openxmlformats.org/drawingml/2006/picture">
+                <pic:pic xmlns:pic="http://schemas.openxmlformats.org/drawingml/2006/picture">
+                  <pic:nvPicPr>
+                    <pic:cNvPr id="1014669301" name="Imagem 1" descr="Uma imagem com texto, captura de ecrã&#10;&#10;Os conteúdos gerados por IA podem estar incorretos."/>
+                    <pic:cNvPicPr/>
+                  </pic:nvPicPr>
+                  <pic:blipFill>
+                    <a:blip r:embed="rId42"/>
+                    <a:stretch>
+                      <a:fillRect/>
+                    </a:stretch>
+                  </pic:blipFill>
+                  <pic:spPr>
+                    <a:xfrm>
+                      <a:off x="0" y="0"/>
+                      <a:ext cx="5579745" cy="3736975"/>
+                    </a:xfrm>
+                    <a:prstGeom prst="rect">
+                      <a:avLst/>
+                    </a:prstGeom>
+                  </pic:spPr>
+                </pic:pic>
+              </a:graphicData>
+            </a:graphic>
+          </wp:inline>
+        </w:drawing>
+      </w:r>
     </w:p>
     <w:p>
       <w:pPr>
@@ -5252,6 +6099,7 @@
           <w:b/>
           <w:bCs/>
         </w:rPr>
+        <w:lastRenderedPageBreak/>
         <w:t>Semana 1 – Integração inicial</w:t>
       </w:r>
     </w:p>
@@ -5261,11 +6109,7 @@
         <w:jc w:val="left"/>
       </w:pPr>
       <w:r>
-        <w:t xml:space="preserve">Na primeira semana fui acolhido pela equipa e tomei contacto com o funcionamento da empresa, as áreas de trabalho, regras internas e principais ferramentas utilizadas. </w:t>
-      </w:r>
-      <w:r>
-        <w:lastRenderedPageBreak/>
-        <w:t xml:space="preserve">Tive também a oportunidade de rever conteúdos fundamentais de </w:t>
+        <w:t xml:space="preserve">Na primeira semana fui acolhido pela equipa e tomei contacto com o funcionamento da empresa, as áreas de trabalho, regras internas e principais ferramentas utilizadas. Tive também a oportunidade de rever conteúdos fundamentais de </w:t>
       </w:r>
       <w:r>
         <w:rPr>
@@ -5304,23 +6148,7 @@
           <w:b/>
           <w:bCs/>
         </w:rPr>
-        <w:t xml:space="preserve">Semana 2 – Início do Projeto: </w:t>
-      </w:r>
-      <w:proofErr w:type="spellStart"/>
-      <w:r>
-        <w:rPr>
-          <w:b/>
-          <w:bCs/>
-        </w:rPr>
-        <w:t>Figma</w:t>
-      </w:r>
-      <w:proofErr w:type="spellEnd"/>
-      <w:r>
-        <w:rPr>
-          <w:b/>
-          <w:bCs/>
-        </w:rPr>
-        <w:t xml:space="preserve"> e Especificação</w:t>
+        <w:t>Semana 2 – Início do Projeto: Figma e Especificação</w:t>
       </w:r>
     </w:p>
     <w:p>
@@ -5353,31 +6181,13 @@
       <w:r>
         <w:t xml:space="preserve">Criámos os primeiros </w:t>
       </w:r>
-      <w:proofErr w:type="spellStart"/>
       <w:r>
         <w:rPr>
           <w:b/>
           <w:bCs/>
         </w:rPr>
-        <w:t>mockups</w:t>
-      </w:r>
-      <w:proofErr w:type="spellEnd"/>
-      <w:r>
-        <w:rPr>
-          <w:b/>
-          <w:bCs/>
-        </w:rPr>
-        <w:t xml:space="preserve"> e protótipos no </w:t>
-      </w:r>
-      <w:proofErr w:type="spellStart"/>
-      <w:r>
-        <w:rPr>
-          <w:b/>
-          <w:bCs/>
-        </w:rPr>
-        <w:t>Figma</w:t>
-      </w:r>
-      <w:proofErr w:type="spellEnd"/>
+        <w:t>mockups e protótipos no Figma</w:t>
+      </w:r>
       <w:r>
         <w:t>, definindo o aspeto visual da plataforma.</w:t>
       </w:r>
@@ -5420,116 +6230,82 @@
           <w:b/>
           <w:bCs/>
         </w:rPr>
-        <w:t xml:space="preserve">base de dados </w:t>
-      </w:r>
-      <w:proofErr w:type="spellStart"/>
-      <w:r>
+        <w:t>base de dados MySQL</w:t>
+      </w:r>
+      <w:r>
+        <w:t>.</w:t>
+      </w:r>
+    </w:p>
+    <w:p>
+      <w:pPr>
+        <w:jc w:val="left"/>
+      </w:pPr>
+    </w:p>
+    <w:p>
+      <w:pPr>
+        <w:jc w:val="left"/>
+      </w:pPr>
+    </w:p>
+    <w:p>
+      <w:pPr>
+        <w:jc w:val="left"/>
+      </w:pPr>
+    </w:p>
+    <w:p>
+      <w:pPr>
+        <w:jc w:val="left"/>
+      </w:pPr>
+    </w:p>
+    <w:p>
+      <w:pPr>
+        <w:jc w:val="left"/>
+      </w:pPr>
+    </w:p>
+    <w:p>
+      <w:pPr>
+        <w:jc w:val="left"/>
+      </w:pPr>
+    </w:p>
+    <w:p>
+      <w:pPr>
+        <w:jc w:val="left"/>
+      </w:pPr>
+    </w:p>
+    <w:p>
+      <w:pPr>
+        <w:jc w:val="left"/>
+      </w:pPr>
+    </w:p>
+    <w:p>
+      <w:pPr>
+        <w:ind w:firstLine="0"/>
+        <w:jc w:val="left"/>
         <w:rPr>
           <w:b/>
           <w:bCs/>
         </w:rPr>
-        <w:t>MySQL</w:t>
-      </w:r>
-      <w:proofErr w:type="spellEnd"/>
-      <w:r>
-        <w:t>.</w:t>
-      </w:r>
-    </w:p>
-    <w:p>
-      <w:pPr>
-        <w:jc w:val="left"/>
-      </w:pPr>
-    </w:p>
-    <w:p>
-      <w:pPr>
-        <w:jc w:val="left"/>
-      </w:pPr>
-    </w:p>
-    <w:p>
-      <w:pPr>
-        <w:jc w:val="left"/>
-      </w:pPr>
-    </w:p>
-    <w:p>
-      <w:pPr>
-        <w:jc w:val="left"/>
-      </w:pPr>
-    </w:p>
-    <w:p>
-      <w:pPr>
-        <w:jc w:val="left"/>
-      </w:pPr>
-    </w:p>
-    <w:p>
-      <w:pPr>
-        <w:jc w:val="left"/>
-      </w:pPr>
-    </w:p>
-    <w:p>
-      <w:pPr>
-        <w:jc w:val="left"/>
-      </w:pPr>
-    </w:p>
-    <w:p>
-      <w:pPr>
-        <w:jc w:val="left"/>
-      </w:pPr>
-    </w:p>
-    <w:p>
-      <w:pPr>
-        <w:ind w:firstLine="0"/>
-        <w:jc w:val="left"/>
+      </w:pPr>
+      <w:r>
         <w:rPr>
           <w:b/>
           <w:bCs/>
         </w:rPr>
-      </w:pPr>
+        <w:t xml:space="preserve">Semanas 3 a </w:t>
+      </w:r>
       <w:r>
         <w:rPr>
           <w:b/>
           <w:bCs/>
         </w:rPr>
-        <w:t xml:space="preserve">Semanas 3 a </w:t>
+        <w:t>4</w:t>
       </w:r>
       <w:r>
         <w:rPr>
           <w:b/>
           <w:bCs/>
         </w:rPr>
-        <w:t>4</w:t>
-      </w:r>
-      <w:r>
-        <w:rPr>
-          <w:b/>
-          <w:bCs/>
-        </w:rPr>
-        <w:t xml:space="preserve"> – Integração na equipa de IT e </w:t>
-      </w:r>
-      <w:proofErr w:type="spellStart"/>
-      <w:r>
-        <w:rPr>
-          <w:b/>
-          <w:bCs/>
-        </w:rPr>
-        <w:t>Power</w:t>
-      </w:r>
-      <w:proofErr w:type="spellEnd"/>
-      <w:r>
-        <w:rPr>
-          <w:b/>
-          <w:bCs/>
-        </w:rPr>
-        <w:t xml:space="preserve"> </w:t>
-      </w:r>
-      <w:proofErr w:type="spellStart"/>
-      <w:r>
-        <w:rPr>
-          <w:b/>
-          <w:bCs/>
-        </w:rPr>
-        <w:t>Platform</w:t>
-      </w:r>
-      <w:proofErr w:type="spellEnd"/>
+        <w:t xml:space="preserve"> – Integração na equipa de IT e Power Platform</w:t>
+      </w:r>
     </w:p>
     <w:p>
       <w:pPr>
@@ -5568,31 +6344,13 @@
         </w:numPr>
         <w:jc w:val="left"/>
       </w:pPr>
-      <w:proofErr w:type="spellStart"/>
       <w:r>
         <w:rPr>
           <w:b/>
           <w:bCs/>
         </w:rPr>
-        <w:t>Power</w:t>
-      </w:r>
-      <w:proofErr w:type="spellEnd"/>
-      <w:r>
-        <w:rPr>
-          <w:b/>
-          <w:bCs/>
-        </w:rPr>
-        <w:t xml:space="preserve"> </w:t>
-      </w:r>
-      <w:proofErr w:type="spellStart"/>
-      <w:r>
-        <w:rPr>
-          <w:b/>
-          <w:bCs/>
-        </w:rPr>
-        <w:t>Automate</w:t>
-      </w:r>
-      <w:proofErr w:type="spellEnd"/>
+        <w:t>Power Automate</w:t>
+      </w:r>
       <w:r>
         <w:t>, para automatizar fluxos internos de tarefas repetitivas (ex. aprovações ou notificações).</w:t>
       </w:r>
@@ -5605,134 +6363,109 @@
         </w:numPr>
         <w:jc w:val="left"/>
       </w:pPr>
-      <w:proofErr w:type="spellStart"/>
       <w:r>
         <w:rPr>
           <w:b/>
           <w:bCs/>
         </w:rPr>
-        <w:t>Power</w:t>
-      </w:r>
-      <w:proofErr w:type="spellEnd"/>
+        <w:t>Power Apps</w:t>
+      </w:r>
+      <w:r>
+        <w:t>, para desenvolver pequenas aplicações empresariais.</w:t>
+      </w:r>
+    </w:p>
+    <w:p>
+      <w:pPr>
+        <w:ind w:firstLine="0"/>
+        <w:jc w:val="left"/>
+      </w:pPr>
+      <w:r>
+        <w:t xml:space="preserve">Nesta fase, executei exercícios e pequenas tarefas internas, ganhando experiência prática em </w:t>
+      </w:r>
       <w:r>
         <w:rPr>
           <w:b/>
           <w:bCs/>
         </w:rPr>
-        <w:t xml:space="preserve"> Apps</w:t>
-      </w:r>
-      <w:r>
-        <w:t>, para desenvolver pequenas aplicações empresariais.</w:t>
-      </w:r>
-    </w:p>
-    <w:p>
-      <w:pPr>
-        <w:ind w:firstLine="0"/>
+        <w:t>automatização de processos</w:t>
+      </w:r>
+      <w:r>
+        <w:t xml:space="preserve"> e perceção de como estas ferramentas são aplicadas na empresa.</w:t>
+      </w:r>
+    </w:p>
+    <w:p>
+      <w:pPr>
         <w:jc w:val="left"/>
       </w:pPr>
-      <w:r>
-        <w:t xml:space="preserve">Nesta fase, executei exercícios e pequenas tarefas internas, ganhando experiência prática em </w:t>
-      </w:r>
-      <w:r>
+    </w:p>
+    <w:p>
+      <w:pPr>
+        <w:jc w:val="left"/>
+      </w:pPr>
+    </w:p>
+    <w:p>
+      <w:pPr>
+        <w:jc w:val="left"/>
+      </w:pPr>
+    </w:p>
+    <w:p>
+      <w:pPr>
+        <w:jc w:val="left"/>
+      </w:pPr>
+    </w:p>
+    <w:p>
+      <w:pPr>
+        <w:jc w:val="left"/>
+      </w:pPr>
+    </w:p>
+    <w:p>
+      <w:pPr>
+        <w:jc w:val="left"/>
+      </w:pPr>
+    </w:p>
+    <w:p>
+      <w:pPr>
+        <w:ind w:firstLine="0"/>
+        <w:jc w:val="left"/>
         <w:rPr>
           <w:b/>
           <w:bCs/>
         </w:rPr>
-        <w:t>automatização de processos</w:t>
-      </w:r>
-      <w:r>
-        <w:t xml:space="preserve"> e perceção de como estas ferramentas são aplicadas na empresa.</w:t>
-      </w:r>
-    </w:p>
-    <w:p>
-      <w:pPr>
-        <w:jc w:val="left"/>
-      </w:pPr>
-    </w:p>
-    <w:p>
-      <w:pPr>
-        <w:jc w:val="left"/>
-      </w:pPr>
-    </w:p>
-    <w:p>
-      <w:pPr>
-        <w:jc w:val="left"/>
-      </w:pPr>
-    </w:p>
-    <w:p>
-      <w:pPr>
-        <w:jc w:val="left"/>
-      </w:pPr>
-    </w:p>
-    <w:p>
-      <w:pPr>
-        <w:jc w:val="left"/>
-      </w:pPr>
-    </w:p>
-    <w:p>
-      <w:pPr>
-        <w:jc w:val="left"/>
-      </w:pPr>
-    </w:p>
-    <w:p>
-      <w:pPr>
-        <w:ind w:firstLine="0"/>
-        <w:jc w:val="left"/>
+      </w:pPr>
+      <w:r>
         <w:rPr>
           <w:b/>
           <w:bCs/>
         </w:rPr>
-      </w:pPr>
+        <w:t xml:space="preserve">Semanas </w:t>
+      </w:r>
       <w:r>
         <w:rPr>
           <w:b/>
           <w:bCs/>
         </w:rPr>
-        <w:t xml:space="preserve">Semanas </w:t>
+        <w:t>4</w:t>
       </w:r>
       <w:r>
         <w:rPr>
           <w:b/>
           <w:bCs/>
         </w:rPr>
-        <w:t>4</w:t>
+        <w:t xml:space="preserve"> a </w:t>
       </w:r>
       <w:r>
         <w:rPr>
           <w:b/>
           <w:bCs/>
         </w:rPr>
-        <w:t xml:space="preserve"> a </w:t>
+        <w:t>6</w:t>
       </w:r>
       <w:r>
         <w:rPr>
           <w:b/>
           <w:bCs/>
         </w:rPr>
-        <w:t>6</w:t>
-      </w:r>
-      <w:r>
-        <w:rPr>
-          <w:b/>
-          <w:bCs/>
-        </w:rPr>
-        <w:t xml:space="preserve"> – Desenvolvimento do </w:t>
-      </w:r>
-      <w:proofErr w:type="spellStart"/>
-      <w:r>
-        <w:rPr>
-          <w:b/>
-          <w:bCs/>
-        </w:rPr>
-        <w:t>Front-End</w:t>
-      </w:r>
-      <w:proofErr w:type="spellEnd"/>
-      <w:r>
-        <w:rPr>
-          <w:b/>
-          <w:bCs/>
-        </w:rPr>
-        <w:t xml:space="preserve"> da Plataforma</w:t>
+        <w:t xml:space="preserve"> – Desenvolvimento do Front-End da Plataforma</w:t>
       </w:r>
     </w:p>
     <w:p>
@@ -5741,6 +6474,7 @@
         <w:jc w:val="left"/>
       </w:pPr>
       <w:r>
+        <w:lastRenderedPageBreak/>
         <w:t xml:space="preserve">O foco principal destas semanas foi o </w:t>
       </w:r>
       <w:r>
@@ -5771,7 +6505,6 @@
         <w:jc w:val="left"/>
       </w:pPr>
       <w:r>
-        <w:lastRenderedPageBreak/>
         <w:t xml:space="preserve">Criação da </w:t>
       </w:r>
       <w:r>
@@ -5851,23 +6584,7 @@
           <w:b/>
           <w:bCs/>
         </w:rPr>
-        <w:t xml:space="preserve">HTML5, CSS3 e </w:t>
-      </w:r>
-      <w:proofErr w:type="spellStart"/>
-      <w:r>
-        <w:rPr>
-          <w:b/>
-          <w:bCs/>
-        </w:rPr>
-        <w:t>Figma</w:t>
-      </w:r>
-      <w:proofErr w:type="spellEnd"/>
-      <w:r>
-        <w:rPr>
-          <w:b/>
-          <w:bCs/>
-        </w:rPr>
-        <w:t xml:space="preserve"> como base visual</w:t>
+        <w:t>HTML5, CSS3 e Figma como base visual</w:t>
       </w:r>
       <w:r>
         <w:t>.</w:t>
@@ -5992,97 +6709,46 @@
           <w:b/>
           <w:bCs/>
         </w:rPr>
-        <w:t xml:space="preserve"> – Integração com </w:t>
-      </w:r>
-      <w:proofErr w:type="spellStart"/>
+        <w:t xml:space="preserve"> – Integração com Back-End e Base de Dados (apoio ao colega)</w:t>
+      </w:r>
+    </w:p>
+    <w:p>
+      <w:pPr>
+        <w:ind w:firstLine="0"/>
+        <w:jc w:val="left"/>
+      </w:pPr>
+      <w:r>
+        <w:t xml:space="preserve">Nesta fase do projeto, avançámos com a </w:t>
+      </w:r>
       <w:r>
         <w:rPr>
           <w:b/>
           <w:bCs/>
         </w:rPr>
-        <w:t>Back-End</w:t>
-      </w:r>
-      <w:proofErr w:type="spellEnd"/>
+        <w:t>integração entre o front-end e o back-end</w:t>
+      </w:r>
+      <w:r>
+        <w:t xml:space="preserve">, utilizando </w:t>
+      </w:r>
       <w:r>
         <w:rPr>
           <w:b/>
           <w:bCs/>
         </w:rPr>
-        <w:t xml:space="preserve"> e Base de Dados (apoio ao colega)</w:t>
-      </w:r>
-    </w:p>
-    <w:p>
-      <w:pPr>
-        <w:ind w:firstLine="0"/>
-        <w:jc w:val="left"/>
-      </w:pPr>
-      <w:r>
-        <w:t xml:space="preserve">Nesta fase do projeto, avançámos com a </w:t>
+        <w:t>PHP</w:t>
+      </w:r>
+      <w:r>
+        <w:t xml:space="preserve"> e </w:t>
       </w:r>
       <w:r>
         <w:rPr>
           <w:b/>
           <w:bCs/>
         </w:rPr>
-        <w:t xml:space="preserve">integração entre o </w:t>
-      </w:r>
-      <w:proofErr w:type="spellStart"/>
-      <w:r>
-        <w:rPr>
-          <w:b/>
-          <w:bCs/>
-        </w:rPr>
-        <w:t>front-end</w:t>
-      </w:r>
-      <w:proofErr w:type="spellEnd"/>
-      <w:r>
-        <w:rPr>
-          <w:b/>
-          <w:bCs/>
-        </w:rPr>
-        <w:t xml:space="preserve"> e o </w:t>
-      </w:r>
-      <w:proofErr w:type="spellStart"/>
-      <w:r>
-        <w:rPr>
-          <w:b/>
-          <w:bCs/>
-        </w:rPr>
-        <w:t>back-end</w:t>
-      </w:r>
-      <w:proofErr w:type="spellEnd"/>
-      <w:r>
-        <w:t xml:space="preserve">, utilizando </w:t>
-      </w:r>
-      <w:r>
-        <w:rPr>
-          <w:b/>
-          <w:bCs/>
-        </w:rPr>
-        <w:t>PHP</w:t>
-      </w:r>
-      <w:r>
-        <w:t xml:space="preserve"> e </w:t>
-      </w:r>
-      <w:proofErr w:type="spellStart"/>
-      <w:r>
-        <w:rPr>
-          <w:b/>
-          <w:bCs/>
-        </w:rPr>
         <w:t>MySQL</w:t>
       </w:r>
-      <w:proofErr w:type="spellEnd"/>
-      <w:r>
-        <w:t xml:space="preserve">. Embora o desenvolvimento do </w:t>
-      </w:r>
-      <w:proofErr w:type="spellStart"/>
-      <w:r>
-        <w:t>back-end</w:t>
-      </w:r>
-      <w:proofErr w:type="spellEnd"/>
-      <w:r>
-        <w:t xml:space="preserve"> tenha estado maioritariamente a cargo do meu colega </w:t>
+      <w:r>
+        <w:t xml:space="preserve">. Embora o desenvolvimento do back-end tenha estado maioritariamente a cargo do meu colega </w:t>
       </w:r>
       <w:r>
         <w:rPr>
@@ -6166,15 +6832,7 @@
         <w:t>adaptação de componentes de interface</w:t>
       </w:r>
       <w:r>
-        <w:t xml:space="preserve"> para se integrarem corretamente com os dados dinâmicos provenientes do </w:t>
-      </w:r>
-      <w:proofErr w:type="spellStart"/>
-      <w:r>
-        <w:t>back-end</w:t>
-      </w:r>
-      <w:proofErr w:type="spellEnd"/>
-      <w:r>
-        <w:t>.</w:t>
+        <w:t xml:space="preserve"> para se integrarem corretamente com os dados dinâmicos provenientes do back-end.</w:t>
       </w:r>
     </w:p>
     <w:p>
@@ -6183,15 +6841,7 @@
         <w:jc w:val="left"/>
       </w:pPr>
       <w:r>
-        <w:t xml:space="preserve">O trabalho em equipa foi essencial nesta fase, e apesar de não ter desenvolvido o código de </w:t>
-      </w:r>
-      <w:proofErr w:type="spellStart"/>
-      <w:r>
-        <w:t>back-end</w:t>
-      </w:r>
-      <w:proofErr w:type="spellEnd"/>
-      <w:r>
-        <w:t xml:space="preserve"> diretamente, tive um papel complementar e de suporte, contribuindo para que o sistema funcionasse de forma coesa.</w:t>
+        <w:t>O trabalho em equipa foi essencial nesta fase, e apesar de não ter desenvolvido o código de back-end diretamente, tive um papel complementar e de suporte, contribuindo para que o sistema funcionasse de forma coesa.</w:t>
       </w:r>
     </w:p>
     <w:p>
@@ -6266,7 +6916,6 @@
         <w:jc w:val="left"/>
       </w:pPr>
       <w:r>
-        <w:lastRenderedPageBreak/>
         <w:t xml:space="preserve">Durante estas semanas, o foco esteve na finalização e otimização da </w:t>
       </w:r>
       <w:r>
@@ -6544,6 +7193,7 @@
       <w:bookmarkStart w:id="12" w:name="_Toc13649911"/>
       <w:bookmarkStart w:id="13" w:name="_Toc199943659"/>
       <w:r>
+        <w:lastRenderedPageBreak/>
         <w:t>Conclusão</w:t>
       </w:r>
       <w:bookmarkEnd w:id="12"/>
@@ -6557,7 +7207,6 @@
     </w:p>
     <w:p>
       <w:r>
-        <w:lastRenderedPageBreak/>
         <w:tab/>
       </w:r>
     </w:p>
@@ -6586,7 +7235,7 @@
     </w:p>
     <w:p/>
     <w:p>
-      <w:hyperlink r:id="rId24" w:history="1">
+      <w:hyperlink r:id="rId43" w:history="1">
         <w:r>
           <w:rPr>
             <w:rStyle w:val="Hiperligao"/>
@@ -6596,7 +7245,7 @@
       </w:hyperlink>
     </w:p>
     <w:p>
-      <w:hyperlink r:id="rId25" w:history="1">
+      <w:hyperlink r:id="rId44" w:history="1">
         <w:r>
           <w:rPr>
             <w:rStyle w:val="Hiperligao"/>
@@ -6606,7 +7255,7 @@
       </w:hyperlink>
     </w:p>
     <w:p>
-      <w:hyperlink r:id="rId26" w:history="1">
+      <w:hyperlink r:id="rId45" w:history="1">
         <w:r>
           <w:rPr>
             <w:rStyle w:val="Hiperligao"/>
@@ -6616,7 +7265,7 @@
       </w:hyperlink>
     </w:p>
     <w:p>
-      <w:hyperlink r:id="rId27" w:history="1">
+      <w:hyperlink r:id="rId46" w:history="1">
         <w:r>
           <w:rPr>
             <w:rStyle w:val="Hiperligao"/>
@@ -6626,7 +7275,7 @@
       </w:hyperlink>
     </w:p>
     <w:p>
-      <w:hyperlink r:id="rId28" w:history="1">
+      <w:hyperlink r:id="rId47" w:history="1">
         <w:r>
           <w:rPr>
             <w:rStyle w:val="Hiperligao"/>
@@ -6731,31 +7380,7 @@
         </w:numPr>
       </w:pPr>
       <w:r>
-        <w:t xml:space="preserve">Introdução às ferramentas </w:t>
-      </w:r>
-      <w:proofErr w:type="spellStart"/>
-      <w:r>
-        <w:t>Power</w:t>
-      </w:r>
-      <w:proofErr w:type="spellEnd"/>
-      <w:r>
-        <w:t xml:space="preserve"> </w:t>
-      </w:r>
-      <w:proofErr w:type="spellStart"/>
-      <w:r>
-        <w:t>Automate</w:t>
-      </w:r>
-      <w:proofErr w:type="spellEnd"/>
-      <w:r>
-        <w:t xml:space="preserve"> e </w:t>
-      </w:r>
-      <w:proofErr w:type="spellStart"/>
-      <w:r>
-        <w:t>Power</w:t>
-      </w:r>
-      <w:proofErr w:type="spellEnd"/>
-      <w:r>
-        <w:t xml:space="preserve"> Apps com a equipa de IT.</w:t>
+        <w:t>Introdução às ferramentas Power Automate e Power Apps com a equipa de IT.</w:t>
       </w:r>
     </w:p>
     <w:p/>
@@ -6776,15 +7401,7 @@
         </w:numPr>
       </w:pPr>
       <w:r>
-        <w:t xml:space="preserve">Planeamento da base de dados em </w:t>
-      </w:r>
-      <w:proofErr w:type="spellStart"/>
-      <w:r>
-        <w:t>MySQL</w:t>
-      </w:r>
-      <w:proofErr w:type="spellEnd"/>
-      <w:r>
-        <w:t xml:space="preserve"> e criação das primeiras tabelas.</w:t>
+        <w:t>Planeamento da base de dados em MySQL e criação das primeiras tabelas.</w:t>
       </w:r>
     </w:p>
     <w:p>
@@ -6841,15 +7458,7 @@
         </w:numPr>
       </w:pPr>
       <w:r>
-        <w:t xml:space="preserve">Integração de Google </w:t>
-      </w:r>
-      <w:proofErr w:type="spellStart"/>
-      <w:r>
-        <w:t>Forms</w:t>
-      </w:r>
-      <w:proofErr w:type="spellEnd"/>
-      <w:r>
-        <w:t xml:space="preserve"> para recolha de dados e feedback.</w:t>
+        <w:t>Integração de Google Forms para recolha de dados e feedback.</w:t>
       </w:r>
     </w:p>
     <w:p>
@@ -7003,9 +7612,9 @@
     <w:p/>
     <w:p/>
     <w:sectPr>
-      <w:headerReference w:type="even" r:id="rId29"/>
-      <w:headerReference w:type="default" r:id="rId30"/>
-      <w:footerReference w:type="default" r:id="rId31"/>
+      <w:headerReference w:type="even" r:id="rId48"/>
+      <w:headerReference w:type="default" r:id="rId49"/>
+      <w:footerReference w:type="default" r:id="rId50"/>
       <w:pgSz w:w="11906" w:h="16838" w:code="9"/>
       <w:pgMar w:top="1701" w:right="1418" w:bottom="1134" w:left="1701" w:header="709" w:footer="709" w:gutter="0"/>
       <w:pgNumType w:start="1"/>
@@ -10161,6 +10770,119 @@
     </w:lvl>
   </w:abstractNum>
   <w:abstractNum w:abstractNumId="25" w15:restartNumberingAfterBreak="0">
+    <w:nsid w:val="38624EE3"/>
+    <w:multiLevelType w:val="hybridMultilevel"/>
+    <w:tmpl w:val="58C27814"/>
+    <w:lvl w:ilvl="0" w:tplc="08160001">
+      <w:start w:val="1"/>
+      <w:numFmt w:val="bullet"/>
+      <w:lvlText w:val=""/>
+      <w:lvlJc w:val="left"/>
+      <w:pPr>
+        <w:ind w:left="1060" w:hanging="360"/>
+      </w:pPr>
+      <w:rPr>
+        <w:rFonts w:ascii="Symbol" w:hAnsi="Symbol" w:hint="default"/>
+      </w:rPr>
+    </w:lvl>
+    <w:lvl w:ilvl="1" w:tplc="08160003" w:tentative="1">
+      <w:start w:val="1"/>
+      <w:numFmt w:val="bullet"/>
+      <w:lvlText w:val="o"/>
+      <w:lvlJc w:val="left"/>
+      <w:pPr>
+        <w:ind w:left="1780" w:hanging="360"/>
+      </w:pPr>
+      <w:rPr>
+        <w:rFonts w:ascii="Courier New" w:hAnsi="Courier New" w:cs="Courier New" w:hint="default"/>
+      </w:rPr>
+    </w:lvl>
+    <w:lvl w:ilvl="2" w:tplc="08160005" w:tentative="1">
+      <w:start w:val="1"/>
+      <w:numFmt w:val="bullet"/>
+      <w:lvlText w:val=""/>
+      <w:lvlJc w:val="left"/>
+      <w:pPr>
+        <w:ind w:left="2500" w:hanging="360"/>
+      </w:pPr>
+      <w:rPr>
+        <w:rFonts w:ascii="Wingdings" w:hAnsi="Wingdings" w:hint="default"/>
+      </w:rPr>
+    </w:lvl>
+    <w:lvl w:ilvl="3" w:tplc="08160001" w:tentative="1">
+      <w:start w:val="1"/>
+      <w:numFmt w:val="bullet"/>
+      <w:lvlText w:val=""/>
+      <w:lvlJc w:val="left"/>
+      <w:pPr>
+        <w:ind w:left="3220" w:hanging="360"/>
+      </w:pPr>
+      <w:rPr>
+        <w:rFonts w:ascii="Symbol" w:hAnsi="Symbol" w:hint="default"/>
+      </w:rPr>
+    </w:lvl>
+    <w:lvl w:ilvl="4" w:tplc="08160003" w:tentative="1">
+      <w:start w:val="1"/>
+      <w:numFmt w:val="bullet"/>
+      <w:lvlText w:val="o"/>
+      <w:lvlJc w:val="left"/>
+      <w:pPr>
+        <w:ind w:left="3940" w:hanging="360"/>
+      </w:pPr>
+      <w:rPr>
+        <w:rFonts w:ascii="Courier New" w:hAnsi="Courier New" w:cs="Courier New" w:hint="default"/>
+      </w:rPr>
+    </w:lvl>
+    <w:lvl w:ilvl="5" w:tplc="08160005" w:tentative="1">
+      <w:start w:val="1"/>
+      <w:numFmt w:val="bullet"/>
+      <w:lvlText w:val=""/>
+      <w:lvlJc w:val="left"/>
+      <w:pPr>
+        <w:ind w:left="4660" w:hanging="360"/>
+      </w:pPr>
+      <w:rPr>
+        <w:rFonts w:ascii="Wingdings" w:hAnsi="Wingdings" w:hint="default"/>
+      </w:rPr>
+    </w:lvl>
+    <w:lvl w:ilvl="6" w:tplc="08160001" w:tentative="1">
+      <w:start w:val="1"/>
+      <w:numFmt w:val="bullet"/>
+      <w:lvlText w:val=""/>
+      <w:lvlJc w:val="left"/>
+      <w:pPr>
+        <w:ind w:left="5380" w:hanging="360"/>
+      </w:pPr>
+      <w:rPr>
+        <w:rFonts w:ascii="Symbol" w:hAnsi="Symbol" w:hint="default"/>
+      </w:rPr>
+    </w:lvl>
+    <w:lvl w:ilvl="7" w:tplc="08160003" w:tentative="1">
+      <w:start w:val="1"/>
+      <w:numFmt w:val="bullet"/>
+      <w:lvlText w:val="o"/>
+      <w:lvlJc w:val="left"/>
+      <w:pPr>
+        <w:ind w:left="6100" w:hanging="360"/>
+      </w:pPr>
+      <w:rPr>
+        <w:rFonts w:ascii="Courier New" w:hAnsi="Courier New" w:cs="Courier New" w:hint="default"/>
+      </w:rPr>
+    </w:lvl>
+    <w:lvl w:ilvl="8" w:tplc="08160005" w:tentative="1">
+      <w:start w:val="1"/>
+      <w:numFmt w:val="bullet"/>
+      <w:lvlText w:val=""/>
+      <w:lvlJc w:val="left"/>
+      <w:pPr>
+        <w:ind w:left="6820" w:hanging="360"/>
+      </w:pPr>
+      <w:rPr>
+        <w:rFonts w:ascii="Wingdings" w:hAnsi="Wingdings" w:hint="default"/>
+      </w:rPr>
+    </w:lvl>
+  </w:abstractNum>
+  <w:abstractNum w:abstractNumId="26" w15:restartNumberingAfterBreak="0">
     <w:nsid w:val="3C0D77E5"/>
     <w:multiLevelType w:val="hybridMultilevel"/>
     <w:tmpl w:val="BBD431D0"/>
@@ -10272,7 +10994,7 @@
       </w:rPr>
     </w:lvl>
   </w:abstractNum>
-  <w:abstractNum w:abstractNumId="26" w15:restartNumberingAfterBreak="0">
+  <w:abstractNum w:abstractNumId="27" w15:restartNumberingAfterBreak="0">
     <w:nsid w:val="427C5705"/>
     <w:multiLevelType w:val="multilevel"/>
     <w:tmpl w:val="35D47F3C"/>
@@ -10421,7 +11143,7 @@
       </w:rPr>
     </w:lvl>
   </w:abstractNum>
-  <w:abstractNum w:abstractNumId="27" w15:restartNumberingAfterBreak="0">
+  <w:abstractNum w:abstractNumId="28" w15:restartNumberingAfterBreak="0">
     <w:nsid w:val="47A25B24"/>
     <w:multiLevelType w:val="hybridMultilevel"/>
     <w:tmpl w:val="5F408D48"/>
@@ -10533,7 +11255,7 @@
       </w:rPr>
     </w:lvl>
   </w:abstractNum>
-  <w:abstractNum w:abstractNumId="28" w15:restartNumberingAfterBreak="0">
+  <w:abstractNum w:abstractNumId="29" w15:restartNumberingAfterBreak="0">
     <w:nsid w:val="517425F8"/>
     <w:multiLevelType w:val="hybridMultilevel"/>
     <w:tmpl w:val="AC282ED0"/>
@@ -10646,7 +11368,7 @@
       </w:rPr>
     </w:lvl>
   </w:abstractNum>
-  <w:abstractNum w:abstractNumId="29" w15:restartNumberingAfterBreak="0">
+  <w:abstractNum w:abstractNumId="30" w15:restartNumberingAfterBreak="0">
     <w:nsid w:val="54976612"/>
     <w:multiLevelType w:val="hybridMultilevel"/>
     <w:tmpl w:val="2528B242"/>
@@ -10759,7 +11481,7 @@
       </w:rPr>
     </w:lvl>
   </w:abstractNum>
-  <w:abstractNum w:abstractNumId="30" w15:restartNumberingAfterBreak="0">
+  <w:abstractNum w:abstractNumId="31" w15:restartNumberingAfterBreak="0">
     <w:nsid w:val="576C06AC"/>
     <w:multiLevelType w:val="hybridMultilevel"/>
     <w:tmpl w:val="49A80A7E"/>
@@ -10872,7 +11594,7 @@
       </w:rPr>
     </w:lvl>
   </w:abstractNum>
-  <w:abstractNum w:abstractNumId="31" w15:restartNumberingAfterBreak="0">
+  <w:abstractNum w:abstractNumId="32" w15:restartNumberingAfterBreak="0">
     <w:nsid w:val="5AC32FE4"/>
     <w:multiLevelType w:val="hybridMultilevel"/>
     <w:tmpl w:val="3DD8FD6E"/>
@@ -10985,7 +11707,7 @@
       </w:rPr>
     </w:lvl>
   </w:abstractNum>
-  <w:abstractNum w:abstractNumId="32" w15:restartNumberingAfterBreak="0">
+  <w:abstractNum w:abstractNumId="33" w15:restartNumberingAfterBreak="0">
     <w:nsid w:val="619B4CDD"/>
     <w:multiLevelType w:val="hybridMultilevel"/>
     <w:tmpl w:val="08CA9E12"/>
@@ -11098,7 +11820,7 @@
       </w:rPr>
     </w:lvl>
   </w:abstractNum>
-  <w:abstractNum w:abstractNumId="33" w15:restartNumberingAfterBreak="0">
+  <w:abstractNum w:abstractNumId="34" w15:restartNumberingAfterBreak="0">
     <w:nsid w:val="62C32BFF"/>
     <w:multiLevelType w:val="hybridMultilevel"/>
     <w:tmpl w:val="2B56F982"/>
@@ -11184,7 +11906,7 @@
       </w:pPr>
     </w:lvl>
   </w:abstractNum>
-  <w:abstractNum w:abstractNumId="34" w15:restartNumberingAfterBreak="0">
+  <w:abstractNum w:abstractNumId="35" w15:restartNumberingAfterBreak="0">
     <w:nsid w:val="64A56885"/>
     <w:multiLevelType w:val="multilevel"/>
     <w:tmpl w:val="0C5A2B92"/>
@@ -11333,7 +12055,7 @@
       </w:rPr>
     </w:lvl>
   </w:abstractNum>
-  <w:abstractNum w:abstractNumId="35" w15:restartNumberingAfterBreak="0">
+  <w:abstractNum w:abstractNumId="36" w15:restartNumberingAfterBreak="0">
     <w:nsid w:val="675A35FB"/>
     <w:multiLevelType w:val="hybridMultilevel"/>
     <w:tmpl w:val="1AE06D34"/>
@@ -11446,7 +12168,7 @@
       </w:rPr>
     </w:lvl>
   </w:abstractNum>
-  <w:abstractNum w:abstractNumId="36" w15:restartNumberingAfterBreak="0">
+  <w:abstractNum w:abstractNumId="37" w15:restartNumberingAfterBreak="0">
     <w:nsid w:val="69594476"/>
     <w:multiLevelType w:val="hybridMultilevel"/>
     <w:tmpl w:val="60FABCA0"/>
@@ -11559,7 +12281,7 @@
       </w:rPr>
     </w:lvl>
   </w:abstractNum>
-  <w:abstractNum w:abstractNumId="37" w15:restartNumberingAfterBreak="0">
+  <w:abstractNum w:abstractNumId="38" w15:restartNumberingAfterBreak="0">
     <w:nsid w:val="69F23803"/>
     <w:multiLevelType w:val="hybridMultilevel"/>
     <w:tmpl w:val="1CE4AAAE"/>
@@ -11672,7 +12394,7 @@
       </w:rPr>
     </w:lvl>
   </w:abstractNum>
-  <w:abstractNum w:abstractNumId="38" w15:restartNumberingAfterBreak="0">
+  <w:abstractNum w:abstractNumId="39" w15:restartNumberingAfterBreak="0">
     <w:nsid w:val="6AAA5032"/>
     <w:multiLevelType w:val="hybridMultilevel"/>
     <w:tmpl w:val="98F0A300"/>
@@ -11785,7 +12507,7 @@
       </w:rPr>
     </w:lvl>
   </w:abstractNum>
-  <w:abstractNum w:abstractNumId="39" w15:restartNumberingAfterBreak="0">
+  <w:abstractNum w:abstractNumId="40" w15:restartNumberingAfterBreak="0">
     <w:nsid w:val="6D89008F"/>
     <w:multiLevelType w:val="hybridMultilevel"/>
     <w:tmpl w:val="2C9819F2"/>
@@ -11898,7 +12620,7 @@
       </w:rPr>
     </w:lvl>
   </w:abstractNum>
-  <w:abstractNum w:abstractNumId="40" w15:restartNumberingAfterBreak="0">
+  <w:abstractNum w:abstractNumId="41" w15:restartNumberingAfterBreak="0">
     <w:nsid w:val="71065323"/>
     <w:multiLevelType w:val="hybridMultilevel"/>
     <w:tmpl w:val="022ED61E"/>
@@ -11987,7 +12709,7 @@
       </w:pPr>
     </w:lvl>
   </w:abstractNum>
-  <w:abstractNum w:abstractNumId="41" w15:restartNumberingAfterBreak="0">
+  <w:abstractNum w:abstractNumId="42" w15:restartNumberingAfterBreak="0">
     <w:nsid w:val="724878C2"/>
     <w:multiLevelType w:val="hybridMultilevel"/>
     <w:tmpl w:val="207E0912"/>
@@ -12076,7 +12798,7 @@
       </w:pPr>
     </w:lvl>
   </w:abstractNum>
-  <w:abstractNum w:abstractNumId="42" w15:restartNumberingAfterBreak="0">
+  <w:abstractNum w:abstractNumId="43" w15:restartNumberingAfterBreak="0">
     <w:nsid w:val="75324272"/>
     <w:multiLevelType w:val="hybridMultilevel"/>
     <w:tmpl w:val="AE6E2746"/>
@@ -12189,7 +12911,7 @@
       </w:rPr>
     </w:lvl>
   </w:abstractNum>
-  <w:abstractNum w:abstractNumId="43" w15:restartNumberingAfterBreak="0">
+  <w:abstractNum w:abstractNumId="44" w15:restartNumberingAfterBreak="0">
     <w:nsid w:val="759D469A"/>
     <w:multiLevelType w:val="hybridMultilevel"/>
     <w:tmpl w:val="70DAF190"/>
@@ -12275,7 +12997,7 @@
       </w:pPr>
     </w:lvl>
   </w:abstractNum>
-  <w:abstractNum w:abstractNumId="44" w15:restartNumberingAfterBreak="0">
+  <w:abstractNum w:abstractNumId="45" w15:restartNumberingAfterBreak="0">
     <w:nsid w:val="76BF4606"/>
     <w:multiLevelType w:val="multilevel"/>
     <w:tmpl w:val="17602B04"/>
@@ -12424,7 +13146,7 @@
       </w:rPr>
     </w:lvl>
   </w:abstractNum>
-  <w:abstractNum w:abstractNumId="45" w15:restartNumberingAfterBreak="0">
+  <w:abstractNum w:abstractNumId="46" w15:restartNumberingAfterBreak="0">
     <w:nsid w:val="7ADE7A3E"/>
     <w:multiLevelType w:val="hybridMultilevel"/>
     <w:tmpl w:val="E558F698"/>
@@ -12538,16 +13260,16 @@
     </w:lvl>
   </w:abstractNum>
   <w:num w:numId="1" w16cid:durableId="1743988798">
-    <w:abstractNumId w:val="41"/>
+    <w:abstractNumId w:val="42"/>
   </w:num>
   <w:num w:numId="2" w16cid:durableId="1835412809">
     <w:abstractNumId w:val="4"/>
   </w:num>
   <w:num w:numId="3" w16cid:durableId="95298603">
-    <w:abstractNumId w:val="32"/>
+    <w:abstractNumId w:val="33"/>
   </w:num>
   <w:num w:numId="4" w16cid:durableId="1801612646">
-    <w:abstractNumId w:val="43"/>
+    <w:abstractNumId w:val="44"/>
   </w:num>
   <w:num w:numId="5" w16cid:durableId="370768862">
     <w:abstractNumId w:val="6"/>
@@ -12556,7 +13278,7 @@
     <w:abstractNumId w:val="17"/>
   </w:num>
   <w:num w:numId="7" w16cid:durableId="1586184635">
-    <w:abstractNumId w:val="29"/>
+    <w:abstractNumId w:val="30"/>
   </w:num>
   <w:num w:numId="8" w16cid:durableId="469831594">
     <w:abstractNumId w:val="24"/>
@@ -12565,16 +13287,16 @@
     <w:abstractNumId w:val="19"/>
   </w:num>
   <w:num w:numId="10" w16cid:durableId="1824080682">
-    <w:abstractNumId w:val="37"/>
+    <w:abstractNumId w:val="38"/>
   </w:num>
   <w:num w:numId="11" w16cid:durableId="707874911">
     <w:abstractNumId w:val="18"/>
   </w:num>
   <w:num w:numId="12" w16cid:durableId="369379174">
-    <w:abstractNumId w:val="38"/>
+    <w:abstractNumId w:val="39"/>
   </w:num>
   <w:num w:numId="13" w16cid:durableId="1630168556">
-    <w:abstractNumId w:val="31"/>
+    <w:abstractNumId w:val="32"/>
   </w:num>
   <w:num w:numId="14" w16cid:durableId="877664239">
     <w:abstractNumId w:val="8"/>
@@ -12592,22 +13314,22 @@
     <w:abstractNumId w:val="14"/>
   </w:num>
   <w:num w:numId="19" w16cid:durableId="1597010663">
-    <w:abstractNumId w:val="33"/>
+    <w:abstractNumId w:val="34"/>
   </w:num>
   <w:num w:numId="20" w16cid:durableId="1909657308">
-    <w:abstractNumId w:val="40"/>
+    <w:abstractNumId w:val="41"/>
   </w:num>
   <w:num w:numId="21" w16cid:durableId="1474374991">
-    <w:abstractNumId w:val="36"/>
+    <w:abstractNumId w:val="37"/>
   </w:num>
   <w:num w:numId="22" w16cid:durableId="1795370024">
     <w:abstractNumId w:val="16"/>
   </w:num>
   <w:num w:numId="23" w16cid:durableId="1878395349">
-    <w:abstractNumId w:val="30"/>
+    <w:abstractNumId w:val="31"/>
   </w:num>
   <w:num w:numId="24" w16cid:durableId="30034327">
-    <w:abstractNumId w:val="35"/>
+    <w:abstractNumId w:val="36"/>
   </w:num>
   <w:num w:numId="25" w16cid:durableId="344719811">
     <w:abstractNumId w:val="22"/>
@@ -12616,10 +13338,10 @@
     <w:abstractNumId w:val="11"/>
   </w:num>
   <w:num w:numId="27" w16cid:durableId="812140167">
-    <w:abstractNumId w:val="42"/>
+    <w:abstractNumId w:val="43"/>
   </w:num>
   <w:num w:numId="28" w16cid:durableId="1192262330">
-    <w:abstractNumId w:val="45"/>
+    <w:abstractNumId w:val="46"/>
   </w:num>
   <w:num w:numId="29" w16cid:durableId="1819833645">
     <w:abstractNumId w:val="15"/>
@@ -12628,7 +13350,7 @@
     <w:abstractNumId w:val="1"/>
   </w:num>
   <w:num w:numId="31" w16cid:durableId="1237402980">
-    <w:abstractNumId w:val="28"/>
+    <w:abstractNumId w:val="29"/>
   </w:num>
   <w:num w:numId="32" w16cid:durableId="1549105447">
     <w:abstractNumId w:val="13"/>
@@ -12640,13 +13362,13 @@
     <w:abstractNumId w:val="9"/>
   </w:num>
   <w:num w:numId="35" w16cid:durableId="2081243545">
-    <w:abstractNumId w:val="34"/>
+    <w:abstractNumId w:val="35"/>
   </w:num>
   <w:num w:numId="36" w16cid:durableId="1409234041">
-    <w:abstractNumId w:val="44"/>
+    <w:abstractNumId w:val="45"/>
   </w:num>
   <w:num w:numId="37" w16cid:durableId="1220242252">
-    <w:abstractNumId w:val="26"/>
+    <w:abstractNumId w:val="27"/>
   </w:num>
   <w:num w:numId="38" w16cid:durableId="1906722445">
     <w:abstractNumId w:val="21"/>
@@ -12658,10 +13380,10 @@
     <w:abstractNumId w:val="0"/>
   </w:num>
   <w:num w:numId="41" w16cid:durableId="33817490">
-    <w:abstractNumId w:val="25"/>
+    <w:abstractNumId w:val="26"/>
   </w:num>
   <w:num w:numId="42" w16cid:durableId="882712893">
-    <w:abstractNumId w:val="27"/>
+    <w:abstractNumId w:val="28"/>
   </w:num>
   <w:num w:numId="43" w16cid:durableId="561865037">
     <w:abstractNumId w:val="2"/>
@@ -12670,10 +13392,13 @@
     <w:abstractNumId w:val="3"/>
   </w:num>
   <w:num w:numId="45" w16cid:durableId="1990555148">
-    <w:abstractNumId w:val="39"/>
+    <w:abstractNumId w:val="40"/>
   </w:num>
   <w:num w:numId="46" w16cid:durableId="981276870">
     <w:abstractNumId w:val="5"/>
+  </w:num>
+  <w:num w:numId="47" w16cid:durableId="1929539622">
+    <w:abstractNumId w:val="25"/>
   </w:num>
 </w:numbering>
 </file>
@@ -13164,6 +13889,7 @@
   <w:style w:type="character" w:default="1" w:styleId="Tipodeletrapredefinidodopargrafo">
     <w:name w:val="Default Paragraph Font"/>
     <w:uiPriority w:val="1"/>
+    <w:semiHidden/>
     <w:unhideWhenUsed/>
   </w:style>
   <w:style w:type="table" w:default="1" w:styleId="Tabelanormal">

--- a/Relatorio_Estagio_LeandroPinto.docx
+++ b/Relatorio_Estagio_LeandroPinto.docx
@@ -1183,7 +1183,35 @@
         <w:rPr>
           <w:rFonts w:eastAsiaTheme="minorHAnsi"/>
         </w:rPr>
-        <w:t>Durante o período de trabalho com a equipa de IT, tive a oportunidade de participar num projeto focado no desenvolvimento de um sistema de plataforma online, utilizando tecnologias como PHP, MySQL, Google Forms, HTML e CSS.</w:t>
+        <w:t xml:space="preserve">Durante o período de trabalho com a equipa de IT, tive a oportunidade de participar num projeto focado no desenvolvimento de um sistema de plataforma online, utilizando tecnologias como PHP, </w:t>
+      </w:r>
+      <w:proofErr w:type="spellStart"/>
+      <w:r>
+        <w:rPr>
+          <w:rFonts w:eastAsiaTheme="minorHAnsi"/>
+        </w:rPr>
+        <w:t>MySQL</w:t>
+      </w:r>
+      <w:proofErr w:type="spellEnd"/>
+      <w:r>
+        <w:rPr>
+          <w:rFonts w:eastAsiaTheme="minorHAnsi"/>
+        </w:rPr>
+        <w:t xml:space="preserve">, Google </w:t>
+      </w:r>
+      <w:proofErr w:type="spellStart"/>
+      <w:r>
+        <w:rPr>
+          <w:rFonts w:eastAsiaTheme="minorHAnsi"/>
+        </w:rPr>
+        <w:t>Forms</w:t>
+      </w:r>
+      <w:proofErr w:type="spellEnd"/>
+      <w:r>
+        <w:rPr>
+          <w:rFonts w:eastAsiaTheme="minorHAnsi"/>
+        </w:rPr>
+        <w:t>, HTML e CSS.</w:t>
       </w:r>
     </w:p>
     <w:p>
@@ -1197,7 +1225,49 @@
         <w:rPr>
           <w:rFonts w:eastAsiaTheme="minorHAnsi"/>
         </w:rPr>
-        <w:t>O projeto consistiu na criação de uma solução que permitisse a gestão de marcações de forma automatizada e acessível, garantindo que os dados fossem armazenados de maneira segura e estruturada na base de dados MySQL. A implementação do PHP serviu para a comunicação entre o frontend e a base de dados, permitindo a manipulação de informações como reservas, disponibilidade e confirmação de agendamentos. Além disso, foram integrados Google Forms para recolha de informações adicionais, facilitando o processo de registo e melhorando a interação com os utilizadores.</w:t>
+        <w:t xml:space="preserve">O projeto consistiu na criação de uma solução que permitisse a gestão de marcações de forma automatizada e acessível, garantindo que os dados fossem armazenados de maneira segura e estruturada na base de dados </w:t>
+      </w:r>
+      <w:proofErr w:type="spellStart"/>
+      <w:r>
+        <w:rPr>
+          <w:rFonts w:eastAsiaTheme="minorHAnsi"/>
+        </w:rPr>
+        <w:t>MySQL</w:t>
+      </w:r>
+      <w:proofErr w:type="spellEnd"/>
+      <w:r>
+        <w:rPr>
+          <w:rFonts w:eastAsiaTheme="minorHAnsi"/>
+        </w:rPr>
+        <w:t xml:space="preserve">. A implementação do PHP serviu para a comunicação entre o </w:t>
+      </w:r>
+      <w:proofErr w:type="spellStart"/>
+      <w:r>
+        <w:rPr>
+          <w:rFonts w:eastAsiaTheme="minorHAnsi"/>
+        </w:rPr>
+        <w:t>frontend</w:t>
+      </w:r>
+      <w:proofErr w:type="spellEnd"/>
+      <w:r>
+        <w:rPr>
+          <w:rFonts w:eastAsiaTheme="minorHAnsi"/>
+        </w:rPr>
+        <w:t xml:space="preserve"> e a base de dados, permitindo a manipulação de informações como reservas, disponibilidade e confirmação de agendamentos. Além disso, foram integrados Google </w:t>
+      </w:r>
+      <w:proofErr w:type="spellStart"/>
+      <w:r>
+        <w:rPr>
+          <w:rFonts w:eastAsiaTheme="minorHAnsi"/>
+        </w:rPr>
+        <w:t>Forms</w:t>
+      </w:r>
+      <w:proofErr w:type="spellEnd"/>
+      <w:r>
+        <w:rPr>
+          <w:rFonts w:eastAsiaTheme="minorHAnsi"/>
+        </w:rPr>
+        <w:t xml:space="preserve"> para recolha de informações adicionais, facilitando o processo de registo e melhorando a interação com os utilizadores.</w:t>
       </w:r>
     </w:p>
     <w:p>
@@ -1268,9 +1338,11 @@
       <w:pPr>
         <w:pStyle w:val="Ttulos"/>
       </w:pPr>
+      <w:proofErr w:type="gramStart"/>
       <w:r>
         <w:t>Palavras chave</w:t>
       </w:r>
+      <w:proofErr w:type="gramEnd"/>
     </w:p>
     <w:p>
       <w:pPr>
@@ -1340,7 +1412,49 @@
         <w:rPr>
           <w:lang w:val="en-US"/>
         </w:rPr>
-        <w:t>During my time working with the IT team, I had the opportunity to participate in a project focused on developing an online plataform system, using technologies such as PHP, MySQL, Google Forms, HTML, and CSS. This work required not only the technical development of the platform but also an understanding of user needs to ensure a smooth and efficient experience.</w:t>
+        <w:t xml:space="preserve">During my time working with the IT team, I had the opportunity to participate in a project focused on developing an online </w:t>
+      </w:r>
+      <w:proofErr w:type="spellStart"/>
+      <w:r>
+        <w:rPr>
+          <w:lang w:val="en-US"/>
+        </w:rPr>
+        <w:t>plataform</w:t>
+      </w:r>
+      <w:proofErr w:type="spellEnd"/>
+      <w:r>
+        <w:rPr>
+          <w:lang w:val="en-US"/>
+        </w:rPr>
+        <w:t xml:space="preserve"> system, using technologies such as PHP, MySQL, Google Forms, HTML, and CSS. This work required not only the technical development of the platform but also an understanding of </w:t>
+      </w:r>
+      <w:proofErr w:type="gramStart"/>
+      <w:r>
+        <w:rPr>
+          <w:lang w:val="en-US"/>
+        </w:rPr>
+        <w:t>user</w:t>
+      </w:r>
+      <w:proofErr w:type="gramEnd"/>
+      <w:r>
+        <w:rPr>
+          <w:lang w:val="en-US"/>
+        </w:rPr>
+        <w:t xml:space="preserve"> needs to ensure </w:t>
+      </w:r>
+      <w:proofErr w:type="gramStart"/>
+      <w:r>
+        <w:rPr>
+          <w:lang w:val="en-US"/>
+        </w:rPr>
+        <w:t>a smooth</w:t>
+      </w:r>
+      <w:proofErr w:type="gramEnd"/>
+      <w:r>
+        <w:rPr>
+          <w:lang w:val="en-US"/>
+        </w:rPr>
+        <w:t xml:space="preserve"> and efficient experience.</w:t>
       </w:r>
     </w:p>
     <w:p>
@@ -1372,7 +1486,35 @@
         <w:rPr>
           <w:lang w:val="en-US"/>
         </w:rPr>
-        <w:t>In terms of design, best practices in HTML and CSS were applied to create a responsive and visually appealing interface, ensuring intuitive and accessible navigation across different devices. The focus was on usability, making the system efficient both for administrators managing the bookings and for users plataform their appointments quickly and easily.</w:t>
+        <w:t xml:space="preserve">In terms of design, </w:t>
+      </w:r>
+      <w:proofErr w:type="gramStart"/>
+      <w:r>
+        <w:rPr>
+          <w:lang w:val="en-US"/>
+        </w:rPr>
+        <w:t>best</w:t>
+      </w:r>
+      <w:proofErr w:type="gramEnd"/>
+      <w:r>
+        <w:rPr>
+          <w:lang w:val="en-US"/>
+        </w:rPr>
+        <w:t xml:space="preserve"> practices in HTML and CSS were applied to create a responsive and visually appealing interface, ensuring intuitive and accessible navigation across different devices. The focus was on usability, making the system efficient both for administrators managing the bookings and for users </w:t>
+      </w:r>
+      <w:proofErr w:type="spellStart"/>
+      <w:r>
+        <w:rPr>
+          <w:lang w:val="en-US"/>
+        </w:rPr>
+        <w:t>plataform</w:t>
+      </w:r>
+      <w:proofErr w:type="spellEnd"/>
+      <w:r>
+        <w:rPr>
+          <w:lang w:val="en-US"/>
+        </w:rPr>
+        <w:t xml:space="preserve"> their appointments quickly and easily.</w:t>
       </w:r>
     </w:p>
     <w:p>
@@ -1519,9 +1661,11 @@
           <w:tab w:val="left" w:pos="851"/>
         </w:tabs>
       </w:pPr>
+      <w:proofErr w:type="spellStart"/>
       <w:r>
         <w:t>Teamwork</w:t>
       </w:r>
+      <w:proofErr w:type="spellEnd"/>
     </w:p>
     <w:p>
       <w:pPr>
@@ -1562,13 +1706,29 @@
           <w:lang w:val="en-US"/>
         </w:rPr>
       </w:pPr>
+      <w:proofErr w:type="spellStart"/>
       <w:r>
         <w:rPr>
           <w:lang w:val="en-US"/>
         </w:rPr>
         <w:lastRenderedPageBreak/>
-        <w:t>Índice geral</w:t>
-      </w:r>
+        <w:t>Índice</w:t>
+      </w:r>
+      <w:proofErr w:type="spellEnd"/>
+      <w:r>
+        <w:rPr>
+          <w:lang w:val="en-US"/>
+        </w:rPr>
+        <w:t xml:space="preserve"> </w:t>
+      </w:r>
+      <w:proofErr w:type="spellStart"/>
+      <w:r>
+        <w:rPr>
+          <w:lang w:val="en-US"/>
+        </w:rPr>
+        <w:t>geral</w:t>
+      </w:r>
+      <w:proofErr w:type="spellEnd"/>
     </w:p>
     <w:sdt>
       <w:sdtPr>
@@ -2884,22 +3044,49 @@
       <w:r>
         <w:t xml:space="preserve">Durante o estágio, tive a oportunidade de participar em duas vertentes distintas, mas complementares: numa fase inicial, integrei a equipa de IT, onde explorei ferramentas de automação como o </w:t>
       </w:r>
+      <w:proofErr w:type="spellStart"/>
       <w:r>
         <w:rPr>
           <w:b/>
           <w:bCs/>
         </w:rPr>
-        <w:t>Power Automate</w:t>
-      </w:r>
+        <w:t>Power</w:t>
+      </w:r>
+      <w:proofErr w:type="spellEnd"/>
+      <w:r>
+        <w:rPr>
+          <w:b/>
+          <w:bCs/>
+        </w:rPr>
+        <w:t xml:space="preserve"> </w:t>
+      </w:r>
+      <w:proofErr w:type="spellStart"/>
+      <w:r>
+        <w:rPr>
+          <w:b/>
+          <w:bCs/>
+        </w:rPr>
+        <w:t>Automate</w:t>
+      </w:r>
+      <w:proofErr w:type="spellEnd"/>
       <w:r>
         <w:t xml:space="preserve"> e o </w:t>
       </w:r>
+      <w:proofErr w:type="spellStart"/>
       <w:r>
         <w:rPr>
           <w:b/>
           <w:bCs/>
         </w:rPr>
-        <w:t>Power Apps</w:t>
+        <w:t>Power</w:t>
+      </w:r>
+      <w:proofErr w:type="spellEnd"/>
+      <w:r>
+        <w:rPr>
+          <w:b/>
+          <w:bCs/>
+        </w:rPr>
+        <w:t xml:space="preserve"> Apps</w:t>
       </w:r>
       <w:r>
         <w:t xml:space="preserve">; posteriormente, desenvolvi um projeto principal, em colaboração com um colega, que consistiu na criação de uma plataforma de cursos online utilizando tecnologias como </w:t>
@@ -2914,6 +3101,7 @@
       <w:r>
         <w:t xml:space="preserve">, </w:t>
       </w:r>
+      <w:proofErr w:type="spellStart"/>
       <w:r>
         <w:rPr>
           <w:b/>
@@ -2921,6 +3109,7 @@
         </w:rPr>
         <w:t>MySQL</w:t>
       </w:r>
+      <w:proofErr w:type="spellEnd"/>
       <w:r>
         <w:t xml:space="preserve">, </w:t>
       </w:r>
@@ -2949,8 +3138,17 @@
           <w:b/>
           <w:bCs/>
         </w:rPr>
-        <w:t>Google Forms</w:t>
-      </w:r>
+        <w:t xml:space="preserve">Google </w:t>
+      </w:r>
+      <w:proofErr w:type="spellStart"/>
+      <w:r>
+        <w:rPr>
+          <w:b/>
+          <w:bCs/>
+        </w:rPr>
+        <w:t>Forms</w:t>
+      </w:r>
+      <w:proofErr w:type="spellEnd"/>
       <w:r>
         <w:t>.</w:t>
       </w:r>
@@ -3093,6 +3291,7 @@
       <w:r>
         <w:t xml:space="preserve">A </w:t>
       </w:r>
+      <w:proofErr w:type="spellStart"/>
       <w:r>
         <w:rPr>
           <w:b/>
@@ -3100,6 +3299,7 @@
         </w:rPr>
         <w:t>Softinsa</w:t>
       </w:r>
+      <w:proofErr w:type="spellEnd"/>
       <w:r>
         <w:t xml:space="preserve"> </w:t>
       </w:r>
@@ -3108,7 +3308,39 @@
           <w:b/>
           <w:bCs/>
         </w:rPr>
-        <w:t>– IBM Services Center Portugal, S.A</w:t>
+        <w:t xml:space="preserve">– IBM </w:t>
+      </w:r>
+      <w:proofErr w:type="spellStart"/>
+      <w:r>
+        <w:rPr>
+          <w:b/>
+          <w:bCs/>
+        </w:rPr>
+        <w:t>Services</w:t>
+      </w:r>
+      <w:proofErr w:type="spellEnd"/>
+      <w:r>
+        <w:rPr>
+          <w:b/>
+          <w:bCs/>
+        </w:rPr>
+        <w:t xml:space="preserve"> </w:t>
+      </w:r>
+      <w:proofErr w:type="spellStart"/>
+      <w:r>
+        <w:rPr>
+          <w:b/>
+          <w:bCs/>
+        </w:rPr>
+        <w:t>Center</w:t>
+      </w:r>
+      <w:proofErr w:type="spellEnd"/>
+      <w:r>
+        <w:rPr>
+          <w:b/>
+          <w:bCs/>
+        </w:rPr>
+        <w:t xml:space="preserve"> Portugal, S.A</w:t>
       </w:r>
       <w:r>
         <w:t xml:space="preserve">. é uma empresa do grupo </w:t>
@@ -3126,7 +3358,23 @@
     </w:p>
     <w:p>
       <w:r>
-        <w:t>A empresa destaca-se pela sua forte aposta na inovação, formação contínua e desenvolvimento de talento local, mantendo uma ligação próxima com instituições de ensino superior e centros de investigação. Os serviços prestados incluem desenvolvimento de software, manutenção de sistemas, gestão de infraestruturas, serviços cloud, cibersegurança e suporte técnico.</w:t>
+        <w:t xml:space="preserve">A empresa destaca-se pela sua forte aposta na inovação, formação contínua e desenvolvimento de talento local, mantendo uma ligação próxima com instituições de ensino superior e centros de investigação. Os serviços prestados incluem desenvolvimento de software, manutenção de sistemas, gestão de infraestruturas, serviços </w:t>
+      </w:r>
+      <w:proofErr w:type="spellStart"/>
+      <w:r>
+        <w:t>cloud</w:t>
+      </w:r>
+      <w:proofErr w:type="spellEnd"/>
+      <w:r>
+        <w:t xml:space="preserve">, </w:t>
+      </w:r>
+      <w:proofErr w:type="spellStart"/>
+      <w:r>
+        <w:t>cibersegurança</w:t>
+      </w:r>
+      <w:proofErr w:type="spellEnd"/>
+      <w:r>
+        <w:t xml:space="preserve"> e suporte técnico.</w:t>
       </w:r>
     </w:p>
     <w:p>
@@ -3304,42 +3552,34 @@
         </w:rPr>
         <w:t xml:space="preserve">Adquirir experiência prática em desenvolvimento e automação de sistemas, através da utilização de ferramentas e tecnologias modernas, como </w:t>
       </w:r>
+      <w:proofErr w:type="spellStart"/>
       <w:r>
         <w:rPr>
           <w:b/>
           <w:bCs/>
           <w:szCs w:val="24"/>
         </w:rPr>
-        <w:t>Power Automate</w:t>
-      </w:r>
-      <w:r>
-        <w:rPr>
-          <w:szCs w:val="24"/>
-        </w:rPr>
-        <w:t>,</w:t>
-      </w:r>
+        <w:t>Power</w:t>
+      </w:r>
+      <w:proofErr w:type="spellEnd"/>
       <w:r>
         <w:rPr>
           <w:b/>
           <w:bCs/>
           <w:szCs w:val="24"/>
         </w:rPr>
-        <w:t xml:space="preserve"> Power Apps</w:t>
-      </w:r>
-      <w:r>
-        <w:rPr>
-          <w:szCs w:val="24"/>
-        </w:rPr>
-        <w:t>,</w:t>
-      </w:r>
+        <w:t xml:space="preserve"> </w:t>
+      </w:r>
+      <w:proofErr w:type="spellStart"/>
       <w:r>
         <w:rPr>
           <w:b/>
           <w:bCs/>
           <w:szCs w:val="24"/>
         </w:rPr>
-        <w:t xml:space="preserve"> PHP</w:t>
-      </w:r>
+        <w:t>Automate</w:t>
+      </w:r>
+      <w:proofErr w:type="spellEnd"/>
       <w:r>
         <w:rPr>
           <w:szCs w:val="24"/>
@@ -3352,41 +3592,31 @@
           <w:bCs/>
           <w:szCs w:val="24"/>
         </w:rPr>
-        <w:t xml:space="preserve"> MySQL</w:t>
-      </w:r>
-      <w:r>
-        <w:rPr>
-          <w:szCs w:val="24"/>
-        </w:rPr>
-        <w:t>,</w:t>
-      </w:r>
+        <w:t xml:space="preserve"> </w:t>
+      </w:r>
+      <w:proofErr w:type="spellStart"/>
       <w:r>
         <w:rPr>
           <w:b/>
           <w:bCs/>
           <w:szCs w:val="24"/>
         </w:rPr>
-        <w:t xml:space="preserve"> HTML</w:t>
-      </w:r>
-      <w:r>
-        <w:rPr>
-          <w:szCs w:val="24"/>
-        </w:rPr>
-        <w:t>,</w:t>
-      </w:r>
+        <w:t>Power</w:t>
+      </w:r>
+      <w:proofErr w:type="spellEnd"/>
       <w:r>
         <w:rPr>
           <w:b/>
           <w:bCs/>
           <w:szCs w:val="24"/>
         </w:rPr>
-        <w:t xml:space="preserve"> CSS </w:t>
+        <w:t xml:space="preserve"> Apps</w:t>
       </w:r>
       <w:r>
         <w:rPr>
           <w:szCs w:val="24"/>
         </w:rPr>
-        <w:t>e</w:t>
+        <w:t>,</w:t>
       </w:r>
       <w:r>
         <w:rPr>
@@ -3394,8 +3624,84 @@
           <w:bCs/>
           <w:szCs w:val="24"/>
         </w:rPr>
-        <w:t xml:space="preserve"> Google Forms</w:t>
-      </w:r>
+        <w:t xml:space="preserve"> PHP</w:t>
+      </w:r>
+      <w:r>
+        <w:rPr>
+          <w:szCs w:val="24"/>
+        </w:rPr>
+        <w:t>,</w:t>
+      </w:r>
+      <w:r>
+        <w:rPr>
+          <w:b/>
+          <w:bCs/>
+          <w:szCs w:val="24"/>
+        </w:rPr>
+        <w:t xml:space="preserve"> </w:t>
+      </w:r>
+      <w:proofErr w:type="spellStart"/>
+      <w:r>
+        <w:rPr>
+          <w:b/>
+          <w:bCs/>
+          <w:szCs w:val="24"/>
+        </w:rPr>
+        <w:t>MySQL</w:t>
+      </w:r>
+      <w:proofErr w:type="spellEnd"/>
+      <w:r>
+        <w:rPr>
+          <w:szCs w:val="24"/>
+        </w:rPr>
+        <w:t>,</w:t>
+      </w:r>
+      <w:r>
+        <w:rPr>
+          <w:b/>
+          <w:bCs/>
+          <w:szCs w:val="24"/>
+        </w:rPr>
+        <w:t xml:space="preserve"> HTML</w:t>
+      </w:r>
+      <w:r>
+        <w:rPr>
+          <w:szCs w:val="24"/>
+        </w:rPr>
+        <w:t>,</w:t>
+      </w:r>
+      <w:r>
+        <w:rPr>
+          <w:b/>
+          <w:bCs/>
+          <w:szCs w:val="24"/>
+        </w:rPr>
+        <w:t xml:space="preserve"> CSS </w:t>
+      </w:r>
+      <w:r>
+        <w:rPr>
+          <w:szCs w:val="24"/>
+        </w:rPr>
+        <w:t>e</w:t>
+      </w:r>
+      <w:r>
+        <w:rPr>
+          <w:b/>
+          <w:bCs/>
+          <w:szCs w:val="24"/>
+        </w:rPr>
+        <w:t xml:space="preserve"> Google </w:t>
+      </w:r>
+      <w:proofErr w:type="spellStart"/>
+      <w:r>
+        <w:rPr>
+          <w:b/>
+          <w:bCs/>
+          <w:szCs w:val="24"/>
+        </w:rPr>
+        <w:t>Forms</w:t>
+      </w:r>
+      <w:proofErr w:type="spellEnd"/>
       <w:r>
         <w:rPr>
           <w:szCs w:val="24"/>
@@ -3462,8 +3768,18 @@
           <w:bCs/>
           <w:szCs w:val="24"/>
         </w:rPr>
-        <w:t xml:space="preserve"> MySQL</w:t>
-      </w:r>
+        <w:t xml:space="preserve"> </w:t>
+      </w:r>
+      <w:proofErr w:type="spellStart"/>
+      <w:r>
+        <w:rPr>
+          <w:b/>
+          <w:bCs/>
+          <w:szCs w:val="24"/>
+        </w:rPr>
+        <w:t>MySQL</w:t>
+      </w:r>
+      <w:proofErr w:type="spellEnd"/>
       <w:r>
         <w:rPr>
           <w:szCs w:val="24"/>
@@ -3815,8 +4131,13 @@
         </w:numPr>
       </w:pPr>
       <w:r>
-        <w:t>Google Forms</w:t>
-      </w:r>
+        <w:t xml:space="preserve">Google </w:t>
+      </w:r>
+      <w:proofErr w:type="spellStart"/>
+      <w:r>
+        <w:t>Forms</w:t>
+      </w:r>
+      <w:proofErr w:type="spellEnd"/>
     </w:p>
     <w:p>
       <w:pPr>
@@ -4177,7 +4498,15 @@
     </w:p>
     <w:p>
       <w:r>
-        <w:t xml:space="preserve">• Tem acesso a suporte e helpdesk caso necessário </w:t>
+        <w:t xml:space="preserve">• Tem acesso a suporte e </w:t>
+      </w:r>
+      <w:proofErr w:type="spellStart"/>
+      <w:r>
+        <w:t>helpdesk</w:t>
+      </w:r>
+      <w:proofErr w:type="spellEnd"/>
+      <w:r>
+        <w:t xml:space="preserve"> caso necessário </w:t>
       </w:r>
     </w:p>
     <w:p>
@@ -4540,11 +4869,32 @@
       <w:r>
         <w:t xml:space="preserve">Irei mostrar apenas algumas </w:t>
       </w:r>
-      <w:r>
-        <w:t>paginas, das</w:t>
-      </w:r>
-      <w:r>
-        <w:t xml:space="preserve"> quais paginas principais, aqui neste documento mas caso pretenda ver as restantes poderá vem em:</w:t>
+      <w:proofErr w:type="gramStart"/>
+      <w:r>
+        <w:t>paginas</w:t>
+      </w:r>
+      <w:proofErr w:type="gramEnd"/>
+      <w:r>
+        <w:t>, das</w:t>
+      </w:r>
+      <w:r>
+        <w:t xml:space="preserve"> quais </w:t>
+      </w:r>
+      <w:proofErr w:type="gramStart"/>
+      <w:r>
+        <w:t>paginas</w:t>
+      </w:r>
+      <w:proofErr w:type="gramEnd"/>
+      <w:r>
+        <w:t xml:space="preserve"> principais, aqui neste </w:t>
+      </w:r>
+      <w:proofErr w:type="gramStart"/>
+      <w:r>
+        <w:t>documento</w:t>
+      </w:r>
+      <w:proofErr w:type="gramEnd"/>
+      <w:r>
+        <w:t xml:space="preserve"> mas caso pretenda ver as restantes poderá vem em:</w:t>
       </w:r>
     </w:p>
     <w:p/>
@@ -4590,7 +4940,23 @@
         <w:t xml:space="preserve"> de modo a atender </w:t>
       </w:r>
       <w:r>
-        <w:t>os protótipos de baixa fidelidade posteriormente desenvolvidos em Figma e quando o estilo da página fosse desenhado seria implementado o php com a base de dados, foi uma metodologia que achamos mais pratica para o desenvolvimento contribuindo para um bom fluxo de trabalho entre ambos.</w:t>
+        <w:t xml:space="preserve">os protótipos de baixa fidelidade posteriormente desenvolvidos em </w:t>
+      </w:r>
+      <w:proofErr w:type="spellStart"/>
+      <w:r>
+        <w:t>Figma</w:t>
+      </w:r>
+      <w:proofErr w:type="spellEnd"/>
+      <w:r>
+        <w:t xml:space="preserve"> e quando o estilo da página fosse desenhado seria implementado o </w:t>
+      </w:r>
+      <w:proofErr w:type="spellStart"/>
+      <w:r>
+        <w:t>php</w:t>
+      </w:r>
+      <w:proofErr w:type="spellEnd"/>
+      <w:r>
+        <w:t xml:space="preserve"> com a base de dados, foi uma metodologia que achamos mais pratica para o desenvolvimento contribuindo para um bom fluxo de trabalho entre ambos.</w:t>
       </w:r>
     </w:p>
     <w:p/>
@@ -4728,7 +5094,15 @@
         <w:t>Na página de registo de novo utilizador é verificado se o campo email é igual ao de algum já existente e a palavra-passe é encriptada com sha256, uma função do próprio PHP e armazenada na base de dados dessa mesma forma</w:t>
       </w:r>
       <w:r>
-        <w:t xml:space="preserve"> e caso esteja tudo OK será criado um utilizador na base de dados com Id único ,como também, </w:t>
+        <w:t xml:space="preserve"> e caso esteja tudo OK será criado um utilizador na base de dados com Id </w:t>
+      </w:r>
+      <w:proofErr w:type="gramStart"/>
+      <w:r>
+        <w:t>único ,como</w:t>
+      </w:r>
+      <w:proofErr w:type="gramEnd"/>
+      <w:r>
+        <w:t xml:space="preserve"> também, </w:t>
       </w:r>
       <w:r>
         <w:t xml:space="preserve">é </w:t>
@@ -4878,7 +5252,15 @@
     <w:p/>
     <w:p>
       <w:r>
-        <w:t>Na pagina de registo também foi implementado um script para reforçar a segurança das palavras-passes dos utilizadores sendo necessário um tamanho de 8 carateres, ter pelo menos um número e um caracter especial.</w:t>
+        <w:t xml:space="preserve">Na </w:t>
+      </w:r>
+      <w:proofErr w:type="gramStart"/>
+      <w:r>
+        <w:t>pagina</w:t>
+      </w:r>
+      <w:proofErr w:type="gramEnd"/>
+      <w:r>
+        <w:t xml:space="preserve"> de registo também foi implementado um script para reforçar a segurança das palavras-passes dos utilizadores sendo necessário um tamanho de 8 carateres, ter pelo menos um número e um caracter especial.</w:t>
       </w:r>
     </w:p>
     <w:p>
@@ -5131,7 +5513,15 @@
         <w:t xml:space="preserve">e faz a pesquisa na base de dados para exibir os cursos </w:t>
       </w:r>
       <w:r>
-        <w:t>corretos, caso exista valores de pesquisa seja pesquisa ou seja pesquisa por categoria envia para a função e faz o select adaptado ao que o utilizador pretende</w:t>
+        <w:t xml:space="preserve">corretos, caso exista valores de pesquisa seja pesquisa ou seja pesquisa por categoria envia para a função e faz o </w:t>
+      </w:r>
+      <w:proofErr w:type="spellStart"/>
+      <w:r>
+        <w:t>select</w:t>
+      </w:r>
+      <w:proofErr w:type="spellEnd"/>
+      <w:r>
+        <w:t xml:space="preserve"> adaptado ao que o utilizador pretende</w:t>
       </w:r>
     </w:p>
     <w:p>
@@ -5720,7 +6110,23 @@
     <w:p/>
     <w:p>
       <w:r>
-        <w:t>Todos os inputs alteráveis seguem este exemplo e a nível da palavra passe é feita a confirmação da palavra passe e encriptação da mesma e também o email verificado se já existe algum utilizador com esse email.</w:t>
+        <w:t xml:space="preserve">Todos os inputs alteráveis seguem este exemplo e a nível da </w:t>
+      </w:r>
+      <w:proofErr w:type="gramStart"/>
+      <w:r>
+        <w:t>palavra passe</w:t>
+      </w:r>
+      <w:proofErr w:type="gramEnd"/>
+      <w:r>
+        <w:t xml:space="preserve"> é feita a confirmação da </w:t>
+      </w:r>
+      <w:proofErr w:type="gramStart"/>
+      <w:r>
+        <w:t>palavra passe</w:t>
+      </w:r>
+      <w:proofErr w:type="gramEnd"/>
+      <w:r>
+        <w:t xml:space="preserve"> e encriptação da mesma e também o email verificado se já existe algum utilizador com esse email.</w:t>
       </w:r>
     </w:p>
     <w:p/>
@@ -5767,8 +6173,87 @@
     <w:p/>
     <w:p>
       <w:r>
-        <w:t>Na palavra passe esta feita dupla verificação ,uma com php e outra com java script onde o java script exige um tamanho maior ou igual que 8,requer um numero e um carater especial e também que seja preenchido os 3 campos(palavra passe antiga,nova palavra pass e a confirmação) e caso a nova palavra pass e a confirmação não sejam iguais não deixa avançar para o php</w:t>
-      </w:r>
+        <w:t xml:space="preserve">Na </w:t>
+      </w:r>
+      <w:proofErr w:type="gramStart"/>
+      <w:r>
+        <w:t>palavra passe</w:t>
+      </w:r>
+      <w:proofErr w:type="gramEnd"/>
+      <w:r>
+        <w:t xml:space="preserve"> esta feita dupla </w:t>
+      </w:r>
+      <w:proofErr w:type="gramStart"/>
+      <w:r>
+        <w:t>verificação ,uma</w:t>
+      </w:r>
+      <w:proofErr w:type="gramEnd"/>
+      <w:r>
+        <w:t xml:space="preserve"> com </w:t>
+      </w:r>
+      <w:proofErr w:type="spellStart"/>
+      <w:r>
+        <w:t>php</w:t>
+      </w:r>
+      <w:proofErr w:type="spellEnd"/>
+      <w:r>
+        <w:t xml:space="preserve"> e outra com java script onde o java script exige um tamanho maior ou igual que </w:t>
+      </w:r>
+      <w:proofErr w:type="gramStart"/>
+      <w:r>
+        <w:t>8,requer</w:t>
+      </w:r>
+      <w:proofErr w:type="gramEnd"/>
+      <w:r>
+        <w:t xml:space="preserve"> um </w:t>
+      </w:r>
+      <w:proofErr w:type="gramStart"/>
+      <w:r>
+        <w:t>numero</w:t>
+      </w:r>
+      <w:proofErr w:type="gramEnd"/>
+      <w:r>
+        <w:t xml:space="preserve"> e um carater especial e também que seja preenchido os 3 </w:t>
+      </w:r>
+      <w:proofErr w:type="gramStart"/>
+      <w:r>
+        <w:t>campos(palavra passe</w:t>
+      </w:r>
+      <w:proofErr w:type="gramEnd"/>
+      <w:r>
+        <w:t xml:space="preserve"> </w:t>
+      </w:r>
+      <w:proofErr w:type="spellStart"/>
+      <w:proofErr w:type="gramStart"/>
+      <w:r>
+        <w:t>antiga,nova</w:t>
+      </w:r>
+      <w:proofErr w:type="spellEnd"/>
+      <w:proofErr w:type="gramEnd"/>
+      <w:r>
+        <w:t xml:space="preserve"> palavra </w:t>
+      </w:r>
+      <w:proofErr w:type="spellStart"/>
+      <w:r>
+        <w:t>pass</w:t>
+      </w:r>
+      <w:proofErr w:type="spellEnd"/>
+      <w:r>
+        <w:t xml:space="preserve"> e a confirmação) e caso a nova palavra </w:t>
+      </w:r>
+      <w:proofErr w:type="spellStart"/>
+      <w:r>
+        <w:t>pass</w:t>
+      </w:r>
+      <w:proofErr w:type="spellEnd"/>
+      <w:r>
+        <w:t xml:space="preserve"> e a confirmação não sejam iguais não deixa avançar para o </w:t>
+      </w:r>
+      <w:proofErr w:type="spellStart"/>
+      <w:r>
+        <w:t>php</w:t>
+      </w:r>
+      <w:proofErr w:type="spellEnd"/>
     </w:p>
     <w:p>
       <w:r>
@@ -5814,7 +6299,15 @@
     <w:p/>
     <w:p>
       <w:r>
-        <w:t>E no php é verificado se a nova palava passe é igual á antiga como também encriptada e realizado o update no utilizador</w:t>
+        <w:t xml:space="preserve">E no </w:t>
+      </w:r>
+      <w:proofErr w:type="spellStart"/>
+      <w:r>
+        <w:t>php</w:t>
+      </w:r>
+      <w:proofErr w:type="spellEnd"/>
+      <w:r>
+        <w:t xml:space="preserve"> é verificado se a nova palava passe é igual á antiga como também encriptada e realizado o update no utilizador</w:t>
       </w:r>
     </w:p>
     <w:p>
@@ -6087,6 +6580,2360 @@
     </w:p>
     <w:p>
       <w:pPr>
+        <w:pStyle w:val="Ttulo4"/>
+        <w:rPr>
+          <w:noProof/>
+        </w:rPr>
+      </w:pPr>
+      <w:r>
+        <w:rPr>
+          <w:noProof/>
+        </w:rPr>
+        <w:lastRenderedPageBreak/>
+        <w:t>Paginas de administrador</w:t>
+      </w:r>
+    </w:p>
+    <w:p/>
+    <w:p>
+      <w:r>
+        <w:t>Quando um utilizador com prioridades de admin inicia sessão nota logo uma diferença na página inicial onde tem um botão que permite ir para o painel de administrador onde tem diversas opções de ações entre elas:</w:t>
+      </w:r>
+    </w:p>
+    <w:p/>
+    <w:p>
+      <w:pPr>
+        <w:pStyle w:val="PargrafodaLista"/>
+        <w:numPr>
+          <w:ilvl w:val="0"/>
+          <w:numId w:val="47"/>
+        </w:numPr>
+      </w:pPr>
+      <w:r>
+        <w:t>Painel</w:t>
+      </w:r>
+    </w:p>
+    <w:p>
+      <w:pPr>
+        <w:pStyle w:val="PargrafodaLista"/>
+        <w:numPr>
+          <w:ilvl w:val="0"/>
+          <w:numId w:val="47"/>
+        </w:numPr>
+      </w:pPr>
+      <w:r>
+        <w:t>Cursos</w:t>
+      </w:r>
+    </w:p>
+    <w:p>
+      <w:pPr>
+        <w:pStyle w:val="PargrafodaLista"/>
+        <w:numPr>
+          <w:ilvl w:val="1"/>
+          <w:numId w:val="47"/>
+        </w:numPr>
+      </w:pPr>
+      <w:r>
+        <w:t>Dashboard Cursos</w:t>
+      </w:r>
+    </w:p>
+    <w:p>
+      <w:pPr>
+        <w:pStyle w:val="PargrafodaLista"/>
+        <w:numPr>
+          <w:ilvl w:val="1"/>
+          <w:numId w:val="47"/>
+        </w:numPr>
+      </w:pPr>
+      <w:r>
+        <w:t>Gerenciar Cursos</w:t>
+      </w:r>
+    </w:p>
+    <w:p>
+      <w:pPr>
+        <w:pStyle w:val="PargrafodaLista"/>
+        <w:numPr>
+          <w:ilvl w:val="1"/>
+          <w:numId w:val="47"/>
+        </w:numPr>
+      </w:pPr>
+      <w:r>
+        <w:t>Adicionar novo curso</w:t>
+      </w:r>
+    </w:p>
+    <w:p>
+      <w:pPr>
+        <w:pStyle w:val="PargrafodaLista"/>
+        <w:numPr>
+          <w:ilvl w:val="1"/>
+          <w:numId w:val="47"/>
+        </w:numPr>
+      </w:pPr>
+      <w:r>
+        <w:t>Adicionar conteúdo do curso</w:t>
+      </w:r>
+    </w:p>
+    <w:p>
+      <w:pPr>
+        <w:pStyle w:val="PargrafodaLista"/>
+        <w:numPr>
+          <w:ilvl w:val="1"/>
+          <w:numId w:val="47"/>
+        </w:numPr>
+      </w:pPr>
+      <w:r>
+        <w:t>Categoria do curso</w:t>
+      </w:r>
+    </w:p>
+    <w:p>
+      <w:pPr>
+        <w:pStyle w:val="PargrafodaLista"/>
+        <w:numPr>
+          <w:ilvl w:val="0"/>
+          <w:numId w:val="47"/>
+        </w:numPr>
+      </w:pPr>
+      <w:r>
+        <w:t>Inscrição</w:t>
+      </w:r>
+    </w:p>
+    <w:p>
+      <w:pPr>
+        <w:pStyle w:val="PargrafodaLista"/>
+        <w:numPr>
+          <w:ilvl w:val="1"/>
+          <w:numId w:val="47"/>
+        </w:numPr>
+      </w:pPr>
+      <w:r>
+        <w:t>Matricular no curso</w:t>
+      </w:r>
+    </w:p>
+    <w:p>
+      <w:pPr>
+        <w:pStyle w:val="PargrafodaLista"/>
+        <w:numPr>
+          <w:ilvl w:val="1"/>
+          <w:numId w:val="47"/>
+        </w:numPr>
+      </w:pPr>
+      <w:r>
+        <w:t>Registar histórico</w:t>
+      </w:r>
+    </w:p>
+    <w:p>
+      <w:pPr>
+        <w:pStyle w:val="PargrafodaLista"/>
+        <w:numPr>
+          <w:ilvl w:val="0"/>
+          <w:numId w:val="47"/>
+        </w:numPr>
+      </w:pPr>
+      <w:r>
+        <w:t>Relatórios</w:t>
+      </w:r>
+    </w:p>
+    <w:p>
+      <w:pPr>
+        <w:pStyle w:val="PargrafodaLista"/>
+        <w:numPr>
+          <w:ilvl w:val="1"/>
+          <w:numId w:val="47"/>
+        </w:numPr>
+      </w:pPr>
+      <w:r>
+        <w:t>Relatórios</w:t>
+      </w:r>
+      <w:r>
+        <w:t xml:space="preserve"> gerais</w:t>
+      </w:r>
+    </w:p>
+    <w:p>
+      <w:pPr>
+        <w:pStyle w:val="PargrafodaLista"/>
+        <w:numPr>
+          <w:ilvl w:val="1"/>
+          <w:numId w:val="47"/>
+        </w:numPr>
+      </w:pPr>
+      <w:r>
+        <w:t>Relatórios</w:t>
+      </w:r>
+      <w:r>
+        <w:t xml:space="preserve"> de satisfação</w:t>
+      </w:r>
+    </w:p>
+    <w:p>
+      <w:pPr>
+        <w:pStyle w:val="PargrafodaLista"/>
+        <w:numPr>
+          <w:ilvl w:val="0"/>
+          <w:numId w:val="47"/>
+        </w:numPr>
+      </w:pPr>
+      <w:r>
+        <w:t>Utilizadores</w:t>
+      </w:r>
+    </w:p>
+    <w:p>
+      <w:pPr>
+        <w:pStyle w:val="PargrafodaLista"/>
+        <w:numPr>
+          <w:ilvl w:val="1"/>
+          <w:numId w:val="47"/>
+        </w:numPr>
+      </w:pPr>
+      <w:r>
+        <w:t>Administrador</w:t>
+      </w:r>
+    </w:p>
+    <w:p>
+      <w:pPr>
+        <w:pStyle w:val="PargrafodaLista"/>
+        <w:numPr>
+          <w:ilvl w:val="2"/>
+          <w:numId w:val="47"/>
+        </w:numPr>
+      </w:pPr>
+      <w:r>
+        <w:t>Gerenciar administrador</w:t>
+      </w:r>
+    </w:p>
+    <w:p>
+      <w:pPr>
+        <w:pStyle w:val="PargrafodaLista"/>
+        <w:numPr>
+          <w:ilvl w:val="2"/>
+          <w:numId w:val="47"/>
+        </w:numPr>
+      </w:pPr>
+      <w:r>
+        <w:t>Adicionar novo administrador</w:t>
+      </w:r>
+    </w:p>
+    <w:p>
+      <w:pPr>
+        <w:pStyle w:val="PargrafodaLista"/>
+        <w:numPr>
+          <w:ilvl w:val="1"/>
+          <w:numId w:val="47"/>
+        </w:numPr>
+      </w:pPr>
+      <w:r>
+        <w:t>Clientes</w:t>
+      </w:r>
+    </w:p>
+    <w:p>
+      <w:pPr>
+        <w:pStyle w:val="PargrafodaLista"/>
+        <w:numPr>
+          <w:ilvl w:val="2"/>
+          <w:numId w:val="47"/>
+        </w:numPr>
+      </w:pPr>
+      <w:r>
+        <w:t>Gerenciar clientes</w:t>
+      </w:r>
+    </w:p>
+    <w:p>
+      <w:pPr>
+        <w:pStyle w:val="PargrafodaLista"/>
+        <w:numPr>
+          <w:ilvl w:val="2"/>
+          <w:numId w:val="47"/>
+        </w:numPr>
+      </w:pPr>
+      <w:r>
+        <w:t>Adicionar novo cliente</w:t>
+      </w:r>
+    </w:p>
+    <w:p>
+      <w:pPr>
+        <w:pStyle w:val="PargrafodaLista"/>
+        <w:numPr>
+          <w:ilvl w:val="0"/>
+          <w:numId w:val="47"/>
+        </w:numPr>
+      </w:pPr>
+      <w:r>
+        <w:t xml:space="preserve">Configurações </w:t>
+      </w:r>
+    </w:p>
+    <w:p>
+      <w:pPr>
+        <w:pStyle w:val="PargrafodaLista"/>
+        <w:numPr>
+          <w:ilvl w:val="1"/>
+          <w:numId w:val="47"/>
+        </w:numPr>
+      </w:pPr>
+      <w:r>
+        <w:t>Configurações do sistema</w:t>
+      </w:r>
+    </w:p>
+    <w:p/>
+    <w:p/>
+    <w:p>
+      <w:r>
+        <w:t xml:space="preserve">Painel </w:t>
+      </w:r>
+    </w:p>
+    <w:p>
+      <w:r>
+        <w:t>É a página inicial da plataforma de administrador onde se encontra um gráfico com informações sobre utilizadores, número de inscrições em cursos, fases e cursos como também o valor em numerário da quantidade atual dessas mesmas coisas do gráfico</w:t>
+      </w:r>
+    </w:p>
+    <w:p/>
+    <w:p>
+      <w:r>
+        <w:lastRenderedPageBreak/>
+        <w:drawing>
+          <wp:inline distT="0" distB="0" distL="0" distR="0" wp14:anchorId="1A9EDE9E" wp14:editId="6E7DAC6B">
+            <wp:extent cx="5579745" cy="3100070"/>
+            <wp:effectExtent l="0" t="0" r="1905" b="5080"/>
+            <wp:docPr id="874329222" name="Imagem 1" descr="Uma imagem com texto, captura de ecrã, file, diagrama&#10;&#10;Os conteúdos gerados por IA podem estar incorretos."/>
+            <wp:cNvGraphicFramePr>
+              <a:graphicFrameLocks xmlns:a="http://schemas.openxmlformats.org/drawingml/2006/main" noChangeAspect="1"/>
+            </wp:cNvGraphicFramePr>
+            <a:graphic xmlns:a="http://schemas.openxmlformats.org/drawingml/2006/main">
+              <a:graphicData uri="http://schemas.openxmlformats.org/drawingml/2006/picture">
+                <pic:pic xmlns:pic="http://schemas.openxmlformats.org/drawingml/2006/picture">
+                  <pic:nvPicPr>
+                    <pic:cNvPr id="874329222" name="Imagem 1" descr="Uma imagem com texto, captura de ecrã, file, diagrama&#10;&#10;Os conteúdos gerados por IA podem estar incorretos."/>
+                    <pic:cNvPicPr/>
+                  </pic:nvPicPr>
+                  <pic:blipFill>
+                    <a:blip r:embed="rId43"/>
+                    <a:stretch>
+                      <a:fillRect/>
+                    </a:stretch>
+                  </pic:blipFill>
+                  <pic:spPr>
+                    <a:xfrm>
+                      <a:off x="0" y="0"/>
+                      <a:ext cx="5579745" cy="3100070"/>
+                    </a:xfrm>
+                    <a:prstGeom prst="rect">
+                      <a:avLst/>
+                    </a:prstGeom>
+                  </pic:spPr>
+                </pic:pic>
+              </a:graphicData>
+            </a:graphic>
+          </wp:inline>
+        </w:drawing>
+      </w:r>
+    </w:p>
+    <w:p>
+      <w:pPr>
+        <w:ind w:firstLine="0"/>
+        <w:jc w:val="left"/>
+        <w:rPr>
+          <w:noProof/>
+        </w:rPr>
+      </w:pPr>
+    </w:p>
+    <w:p>
+      <w:pPr>
+        <w:ind w:firstLine="0"/>
+        <w:jc w:val="left"/>
+        <w:rPr>
+          <w:noProof/>
+        </w:rPr>
+      </w:pPr>
+    </w:p>
+    <w:p>
+      <w:pPr>
+        <w:ind w:firstLine="0"/>
+        <w:jc w:val="left"/>
+        <w:rPr>
+          <w:noProof/>
+        </w:rPr>
+      </w:pPr>
+      <w:r>
+        <w:rPr>
+          <w:noProof/>
+        </w:rPr>
+        <w:t xml:space="preserve">Na aba cursos teremos a opçao de ver as informaçoes dos cursos,adicionar/alterar conteudos aos cursos como tambe remover os mesmo e tambem podemos ver as categorias, editar e remover </w:t>
+      </w:r>
+    </w:p>
+    <w:p>
+      <w:pPr>
+        <w:ind w:firstLine="0"/>
+        <w:jc w:val="left"/>
+        <w:rPr>
+          <w:noProof/>
+        </w:rPr>
+      </w:pPr>
+    </w:p>
+    <w:p>
+      <w:pPr>
+        <w:ind w:firstLine="0"/>
+        <w:jc w:val="left"/>
+        <w:rPr>
+          <w:noProof/>
+        </w:rPr>
+      </w:pPr>
+      <w:r>
+        <w:rPr>
+          <w:noProof/>
+        </w:rPr>
+        <w:t>Dashboard cursos</w:t>
+      </w:r>
+    </w:p>
+    <w:p>
+      <w:pPr>
+        <w:ind w:firstLine="0"/>
+        <w:jc w:val="left"/>
+        <w:rPr>
+          <w:noProof/>
+        </w:rPr>
+      </w:pPr>
+      <w:r>
+        <w:rPr>
+          <w:noProof/>
+        </w:rPr>
+        <w:t>Pagina onde aparecem todos os cursos,seja eliminados ou não e podemos eliminar o curso como tambem podemos editar as informaçoes dos mesmo e tambem tem o botao que redireciona para a pagina de adiçao de um novo curso</w:t>
+      </w:r>
+    </w:p>
+    <w:p>
+      <w:pPr>
+        <w:ind w:firstLine="0"/>
+        <w:jc w:val="left"/>
+        <w:rPr>
+          <w:noProof/>
+        </w:rPr>
+      </w:pPr>
+    </w:p>
+    <w:p>
+      <w:pPr>
+        <w:ind w:firstLine="0"/>
+        <w:jc w:val="left"/>
+        <w:rPr>
+          <w:noProof/>
+        </w:rPr>
+      </w:pPr>
+      <w:r>
+        <w:rPr>
+          <w:noProof/>
+        </w:rPr>
+        <w:drawing>
+          <wp:inline distT="0" distB="0" distL="0" distR="0" wp14:anchorId="478CFCA0" wp14:editId="77A17BE3">
+            <wp:extent cx="5579745" cy="2860675"/>
+            <wp:effectExtent l="0" t="0" r="1905" b="0"/>
+            <wp:docPr id="2046217270" name="Imagem 1" descr="Uma imagem com texto, captura de ecrã, design&#10;&#10;Os conteúdos gerados por IA podem estar incorretos."/>
+            <wp:cNvGraphicFramePr>
+              <a:graphicFrameLocks xmlns:a="http://schemas.openxmlformats.org/drawingml/2006/main" noChangeAspect="1"/>
+            </wp:cNvGraphicFramePr>
+            <a:graphic xmlns:a="http://schemas.openxmlformats.org/drawingml/2006/main">
+              <a:graphicData uri="http://schemas.openxmlformats.org/drawingml/2006/picture">
+                <pic:pic xmlns:pic="http://schemas.openxmlformats.org/drawingml/2006/picture">
+                  <pic:nvPicPr>
+                    <pic:cNvPr id="2046217270" name="Imagem 1" descr="Uma imagem com texto, captura de ecrã, design&#10;&#10;Os conteúdos gerados por IA podem estar incorretos."/>
+                    <pic:cNvPicPr/>
+                  </pic:nvPicPr>
+                  <pic:blipFill>
+                    <a:blip r:embed="rId44"/>
+                    <a:stretch>
+                      <a:fillRect/>
+                    </a:stretch>
+                  </pic:blipFill>
+                  <pic:spPr>
+                    <a:xfrm>
+                      <a:off x="0" y="0"/>
+                      <a:ext cx="5579745" cy="2860675"/>
+                    </a:xfrm>
+                    <a:prstGeom prst="rect">
+                      <a:avLst/>
+                    </a:prstGeom>
+                  </pic:spPr>
+                </pic:pic>
+              </a:graphicData>
+            </a:graphic>
+          </wp:inline>
+        </w:drawing>
+      </w:r>
+    </w:p>
+    <w:p>
+      <w:pPr>
+        <w:ind w:firstLine="0"/>
+        <w:jc w:val="left"/>
+        <w:rPr>
+          <w:noProof/>
+        </w:rPr>
+      </w:pPr>
+      <w:r>
+        <w:rPr>
+          <w:noProof/>
+        </w:rPr>
+        <w:lastRenderedPageBreak/>
+        <w:t>Onde caso um curso seja eliminado,ele apenas trocara o estado para eliminado possibilitando os utilizadores que tenham o curso comprado possam ter acesso ao conteudo do mesmo,apenas não sera possivel ser comprado novamente.</w:t>
+      </w:r>
+    </w:p>
+    <w:p>
+      <w:pPr>
+        <w:ind w:firstLine="0"/>
+        <w:jc w:val="left"/>
+        <w:rPr>
+          <w:noProof/>
+        </w:rPr>
+      </w:pPr>
+    </w:p>
+    <w:p>
+      <w:pPr>
+        <w:ind w:firstLine="0"/>
+        <w:jc w:val="left"/>
+        <w:rPr>
+          <w:noProof/>
+        </w:rPr>
+      </w:pPr>
+      <w:r>
+        <w:rPr>
+          <w:noProof/>
+        </w:rPr>
+        <w:t>Codigo explicativo:</w:t>
+      </w:r>
+    </w:p>
+    <w:p>
+      <w:pPr>
+        <w:ind w:firstLine="0"/>
+        <w:jc w:val="left"/>
+        <w:rPr>
+          <w:noProof/>
+        </w:rPr>
+      </w:pPr>
+      <w:r>
+        <w:rPr>
+          <w:noProof/>
+        </w:rPr>
+        <w:drawing>
+          <wp:inline distT="0" distB="0" distL="0" distR="0" wp14:anchorId="7E2D5151" wp14:editId="360B7301">
+            <wp:extent cx="5579745" cy="3401695"/>
+            <wp:effectExtent l="0" t="0" r="1905" b="8255"/>
+            <wp:docPr id="307243411" name="Imagem 1" descr="Uma imagem com texto, captura de ecrã, software&#10;&#10;Os conteúdos gerados por IA podem estar incorretos."/>
+            <wp:cNvGraphicFramePr>
+              <a:graphicFrameLocks xmlns:a="http://schemas.openxmlformats.org/drawingml/2006/main" noChangeAspect="1"/>
+            </wp:cNvGraphicFramePr>
+            <a:graphic xmlns:a="http://schemas.openxmlformats.org/drawingml/2006/main">
+              <a:graphicData uri="http://schemas.openxmlformats.org/drawingml/2006/picture">
+                <pic:pic xmlns:pic="http://schemas.openxmlformats.org/drawingml/2006/picture">
+                  <pic:nvPicPr>
+                    <pic:cNvPr id="307243411" name="Imagem 1" descr="Uma imagem com texto, captura de ecrã, software&#10;&#10;Os conteúdos gerados por IA podem estar incorretos."/>
+                    <pic:cNvPicPr/>
+                  </pic:nvPicPr>
+                  <pic:blipFill>
+                    <a:blip r:embed="rId45"/>
+                    <a:stretch>
+                      <a:fillRect/>
+                    </a:stretch>
+                  </pic:blipFill>
+                  <pic:spPr>
+                    <a:xfrm>
+                      <a:off x="0" y="0"/>
+                      <a:ext cx="5579745" cy="3401695"/>
+                    </a:xfrm>
+                    <a:prstGeom prst="rect">
+                      <a:avLst/>
+                    </a:prstGeom>
+                  </pic:spPr>
+                </pic:pic>
+              </a:graphicData>
+            </a:graphic>
+          </wp:inline>
+        </w:drawing>
+      </w:r>
+    </w:p>
+    <w:p>
+      <w:pPr>
+        <w:ind w:firstLine="0"/>
+        <w:jc w:val="left"/>
+        <w:rPr>
+          <w:noProof/>
+        </w:rPr>
+      </w:pPr>
+    </w:p>
+    <w:p>
+      <w:pPr>
+        <w:ind w:firstLine="0"/>
+        <w:jc w:val="left"/>
+        <w:rPr>
+          <w:noProof/>
+        </w:rPr>
+      </w:pPr>
+    </w:p>
+    <w:p>
+      <w:pPr>
+        <w:ind w:firstLine="0"/>
+        <w:jc w:val="left"/>
+        <w:rPr>
+          <w:noProof/>
+        </w:rPr>
+      </w:pPr>
+      <w:r>
+        <w:rPr>
+          <w:noProof/>
+        </w:rPr>
+        <w:t>Gerenciar cursos</w:t>
+      </w:r>
+    </w:p>
+    <w:p>
+      <w:pPr>
+        <w:ind w:firstLine="0"/>
+        <w:jc w:val="left"/>
+        <w:rPr>
+          <w:noProof/>
+        </w:rPr>
+      </w:pPr>
+      <w:r>
+        <w:rPr>
+          <w:noProof/>
+        </w:rPr>
+        <w:t>Nesta pagina, que é uma pagina apenas de visualização, permite ao administrador ver a quantidade de cursos pendentes,ativos,gratuitos e cursos pagos.</w:t>
+      </w:r>
+    </w:p>
+    <w:p>
+      <w:pPr>
+        <w:ind w:firstLine="0"/>
+        <w:jc w:val="left"/>
+        <w:rPr>
+          <w:noProof/>
+        </w:rPr>
+      </w:pPr>
+      <w:r>
+        <w:rPr>
+          <w:noProof/>
+        </w:rPr>
+        <w:t>Tem tambem uma lista onde pode filtrar por categoria,Estado e preço onde para cada curso pode ver as suas informações com tambem a lista de updates realizados , a listagem de utilizadores do curso como tambem quem criou o curso e quando o criou.</w:t>
+      </w:r>
+    </w:p>
+    <w:p>
+      <w:pPr>
+        <w:ind w:firstLine="0"/>
+        <w:jc w:val="left"/>
+        <w:rPr>
+          <w:noProof/>
+        </w:rPr>
+      </w:pPr>
+      <w:r>
+        <w:rPr>
+          <w:noProof/>
+        </w:rPr>
+        <w:lastRenderedPageBreak/>
+        <w:drawing>
+          <wp:inline distT="0" distB="0" distL="0" distR="0" wp14:anchorId="2ABA4027" wp14:editId="6630F15C">
+            <wp:extent cx="5579745" cy="2939415"/>
+            <wp:effectExtent l="0" t="0" r="1905" b="0"/>
+            <wp:docPr id="1097160765" name="Imagem 1" descr="Uma imagem com texto, captura de ecrã, número, Tipo de letra&#10;&#10;Os conteúdos gerados por IA podem estar incorretos."/>
+            <wp:cNvGraphicFramePr>
+              <a:graphicFrameLocks xmlns:a="http://schemas.openxmlformats.org/drawingml/2006/main" noChangeAspect="1"/>
+            </wp:cNvGraphicFramePr>
+            <a:graphic xmlns:a="http://schemas.openxmlformats.org/drawingml/2006/main">
+              <a:graphicData uri="http://schemas.openxmlformats.org/drawingml/2006/picture">
+                <pic:pic xmlns:pic="http://schemas.openxmlformats.org/drawingml/2006/picture">
+                  <pic:nvPicPr>
+                    <pic:cNvPr id="1097160765" name="Imagem 1" descr="Uma imagem com texto, captura de ecrã, número, Tipo de letra&#10;&#10;Os conteúdos gerados por IA podem estar incorretos."/>
+                    <pic:cNvPicPr/>
+                  </pic:nvPicPr>
+                  <pic:blipFill>
+                    <a:blip r:embed="rId46"/>
+                    <a:stretch>
+                      <a:fillRect/>
+                    </a:stretch>
+                  </pic:blipFill>
+                  <pic:spPr>
+                    <a:xfrm>
+                      <a:off x="0" y="0"/>
+                      <a:ext cx="5579745" cy="2939415"/>
+                    </a:xfrm>
+                    <a:prstGeom prst="rect">
+                      <a:avLst/>
+                    </a:prstGeom>
+                  </pic:spPr>
+                </pic:pic>
+              </a:graphicData>
+            </a:graphic>
+          </wp:inline>
+        </w:drawing>
+      </w:r>
+    </w:p>
+    <w:p>
+      <w:pPr>
+        <w:ind w:firstLine="0"/>
+        <w:jc w:val="left"/>
+        <w:rPr>
+          <w:noProof/>
+        </w:rPr>
+      </w:pPr>
+      <w:r>
+        <w:rPr>
+          <w:noProof/>
+        </w:rPr>
+        <w:drawing>
+          <wp:inline distT="0" distB="0" distL="0" distR="0" wp14:anchorId="4A72DA7D" wp14:editId="3D13BCDE">
+            <wp:extent cx="5579745" cy="5568950"/>
+            <wp:effectExtent l="0" t="0" r="1905" b="0"/>
+            <wp:docPr id="1628820181" name="Imagem 1" descr="Uma imagem com texto, captura de ecrã, software, número&#10;&#10;Os conteúdos gerados por IA podem estar incorretos."/>
+            <wp:cNvGraphicFramePr>
+              <a:graphicFrameLocks xmlns:a="http://schemas.openxmlformats.org/drawingml/2006/main" noChangeAspect="1"/>
+            </wp:cNvGraphicFramePr>
+            <a:graphic xmlns:a="http://schemas.openxmlformats.org/drawingml/2006/main">
+              <a:graphicData uri="http://schemas.openxmlformats.org/drawingml/2006/picture">
+                <pic:pic xmlns:pic="http://schemas.openxmlformats.org/drawingml/2006/picture">
+                  <pic:nvPicPr>
+                    <pic:cNvPr id="1628820181" name="Imagem 1" descr="Uma imagem com texto, captura de ecrã, software, número&#10;&#10;Os conteúdos gerados por IA podem estar incorretos."/>
+                    <pic:cNvPicPr/>
+                  </pic:nvPicPr>
+                  <pic:blipFill>
+                    <a:blip r:embed="rId47"/>
+                    <a:stretch>
+                      <a:fillRect/>
+                    </a:stretch>
+                  </pic:blipFill>
+                  <pic:spPr>
+                    <a:xfrm>
+                      <a:off x="0" y="0"/>
+                      <a:ext cx="5579745" cy="5568950"/>
+                    </a:xfrm>
+                    <a:prstGeom prst="rect">
+                      <a:avLst/>
+                    </a:prstGeom>
+                  </pic:spPr>
+                </pic:pic>
+              </a:graphicData>
+            </a:graphic>
+          </wp:inline>
+        </w:drawing>
+      </w:r>
+    </w:p>
+    <w:p>
+      <w:pPr>
+        <w:ind w:firstLine="0"/>
+        <w:jc w:val="left"/>
+        <w:rPr>
+          <w:noProof/>
+        </w:rPr>
+      </w:pPr>
+    </w:p>
+    <w:p>
+      <w:pPr>
+        <w:ind w:firstLine="0"/>
+        <w:jc w:val="left"/>
+        <w:rPr>
+          <w:noProof/>
+        </w:rPr>
+      </w:pPr>
+      <w:r>
+        <w:rPr>
+          <w:noProof/>
+        </w:rPr>
+        <w:lastRenderedPageBreak/>
+        <w:t>Adicionar curso</w:t>
+      </w:r>
+    </w:p>
+    <w:p>
+      <w:pPr>
+        <w:ind w:firstLine="0"/>
+        <w:jc w:val="left"/>
+        <w:rPr>
+          <w:noProof/>
+        </w:rPr>
+      </w:pPr>
+      <w:r>
+        <w:rPr>
+          <w:noProof/>
+        </w:rPr>
+        <w:t>Esta é a pagina que permite ao administrador criar um novo curso totalmente do zero, foi feito um script de modo a colocar alguns campos obrigatorios(titulo e idioma) e caso alguns campos (peqDescricao,descrição,a categoria e a dificuldade ) não sejam preenchido o estado do curso ficara com ”Incompleto” caso contrario fica como “pendente”</w:t>
+      </w:r>
+    </w:p>
+    <w:p>
+      <w:pPr>
+        <w:ind w:firstLine="0"/>
+        <w:jc w:val="left"/>
+        <w:rPr>
+          <w:noProof/>
+        </w:rPr>
+      </w:pPr>
+      <w:r>
+        <w:rPr>
+          <w:noProof/>
+        </w:rPr>
+        <w:drawing>
+          <wp:inline distT="0" distB="0" distL="0" distR="0" wp14:anchorId="206CD42D" wp14:editId="5029781B">
+            <wp:extent cx="4601217" cy="2495898"/>
+            <wp:effectExtent l="0" t="0" r="8890" b="0"/>
+            <wp:docPr id="1815201488" name="Imagem 1" descr="Uma imagem com texto, captura de ecrã, Tipo de letra&#10;&#10;Os conteúdos gerados por IA podem estar incorretos."/>
+            <wp:cNvGraphicFramePr>
+              <a:graphicFrameLocks xmlns:a="http://schemas.openxmlformats.org/drawingml/2006/main" noChangeAspect="1"/>
+            </wp:cNvGraphicFramePr>
+            <a:graphic xmlns:a="http://schemas.openxmlformats.org/drawingml/2006/main">
+              <a:graphicData uri="http://schemas.openxmlformats.org/drawingml/2006/picture">
+                <pic:pic xmlns:pic="http://schemas.openxmlformats.org/drawingml/2006/picture">
+                  <pic:nvPicPr>
+                    <pic:cNvPr id="1815201488" name="Imagem 1" descr="Uma imagem com texto, captura de ecrã, Tipo de letra&#10;&#10;Os conteúdos gerados por IA podem estar incorretos."/>
+                    <pic:cNvPicPr/>
+                  </pic:nvPicPr>
+                  <pic:blipFill>
+                    <a:blip r:embed="rId48"/>
+                    <a:stretch>
+                      <a:fillRect/>
+                    </a:stretch>
+                  </pic:blipFill>
+                  <pic:spPr>
+                    <a:xfrm>
+                      <a:off x="0" y="0"/>
+                      <a:ext cx="4601217" cy="2495898"/>
+                    </a:xfrm>
+                    <a:prstGeom prst="rect">
+                      <a:avLst/>
+                    </a:prstGeom>
+                  </pic:spPr>
+                </pic:pic>
+              </a:graphicData>
+            </a:graphic>
+          </wp:inline>
+        </w:drawing>
+      </w:r>
+    </w:p>
+    <w:p>
+      <w:pPr>
+        <w:ind w:firstLine="0"/>
+        <w:jc w:val="left"/>
+        <w:rPr>
+          <w:noProof/>
+        </w:rPr>
+      </w:pPr>
+    </w:p>
+    <w:p>
+      <w:pPr>
+        <w:ind w:firstLine="0"/>
+        <w:jc w:val="left"/>
+        <w:rPr>
+          <w:noProof/>
+        </w:rPr>
+      </w:pPr>
+      <w:r>
+        <w:rPr>
+          <w:noProof/>
+        </w:rPr>
+        <w:t>Os restante parametros disponiveis são parametros opcionais que o administrador pode optar por não utilizar</w:t>
+      </w:r>
+    </w:p>
+    <w:p>
+      <w:pPr>
+        <w:ind w:firstLine="0"/>
+        <w:jc w:val="left"/>
+        <w:rPr>
+          <w:noProof/>
+        </w:rPr>
+      </w:pPr>
+    </w:p>
+    <w:p>
+      <w:pPr>
+        <w:ind w:firstLine="0"/>
+        <w:jc w:val="left"/>
+        <w:rPr>
+          <w:noProof/>
+        </w:rPr>
+      </w:pPr>
+      <w:r>
+        <w:rPr>
+          <w:noProof/>
+        </w:rPr>
+        <w:drawing>
+          <wp:inline distT="0" distB="0" distL="0" distR="0" wp14:anchorId="7A772A4E" wp14:editId="45EFA5E2">
+            <wp:extent cx="5579745" cy="3659505"/>
+            <wp:effectExtent l="0" t="0" r="1905" b="0"/>
+            <wp:docPr id="2099420545" name="Imagem 1" descr="Uma imagem com texto, captura de ecrã, número, Tipo de letra&#10;&#10;Os conteúdos gerados por IA podem estar incorretos."/>
+            <wp:cNvGraphicFramePr>
+              <a:graphicFrameLocks xmlns:a="http://schemas.openxmlformats.org/drawingml/2006/main" noChangeAspect="1"/>
+            </wp:cNvGraphicFramePr>
+            <a:graphic xmlns:a="http://schemas.openxmlformats.org/drawingml/2006/main">
+              <a:graphicData uri="http://schemas.openxmlformats.org/drawingml/2006/picture">
+                <pic:pic xmlns:pic="http://schemas.openxmlformats.org/drawingml/2006/picture">
+                  <pic:nvPicPr>
+                    <pic:cNvPr id="2099420545" name="Imagem 1" descr="Uma imagem com texto, captura de ecrã, número, Tipo de letra&#10;&#10;Os conteúdos gerados por IA podem estar incorretos."/>
+                    <pic:cNvPicPr/>
+                  </pic:nvPicPr>
+                  <pic:blipFill>
+                    <a:blip r:embed="rId49"/>
+                    <a:stretch>
+                      <a:fillRect/>
+                    </a:stretch>
+                  </pic:blipFill>
+                  <pic:spPr>
+                    <a:xfrm>
+                      <a:off x="0" y="0"/>
+                      <a:ext cx="5579745" cy="3659505"/>
+                    </a:xfrm>
+                    <a:prstGeom prst="rect">
+                      <a:avLst/>
+                    </a:prstGeom>
+                  </pic:spPr>
+                </pic:pic>
+              </a:graphicData>
+            </a:graphic>
+          </wp:inline>
+        </w:drawing>
+      </w:r>
+    </w:p>
+    <w:p>
+      <w:pPr>
+        <w:ind w:firstLine="0"/>
+        <w:jc w:val="left"/>
+        <w:rPr>
+          <w:noProof/>
+        </w:rPr>
+      </w:pPr>
+    </w:p>
+    <w:p>
+      <w:pPr>
+        <w:ind w:firstLine="0"/>
+        <w:jc w:val="left"/>
+        <w:rPr>
+          <w:noProof/>
+        </w:rPr>
+      </w:pPr>
+      <w:r>
+        <w:rPr>
+          <w:noProof/>
+        </w:rPr>
+        <w:lastRenderedPageBreak/>
+        <w:drawing>
+          <wp:inline distT="0" distB="0" distL="0" distR="0" wp14:anchorId="46EC766B" wp14:editId="1F96FE22">
+            <wp:extent cx="5579745" cy="2393315"/>
+            <wp:effectExtent l="0" t="0" r="1905" b="6985"/>
+            <wp:docPr id="44013517" name="Imagem 1" descr="Uma imagem com texto, Tipo de letra, número, file&#10;&#10;Os conteúdos gerados por IA podem estar incorretos."/>
+            <wp:cNvGraphicFramePr>
+              <a:graphicFrameLocks xmlns:a="http://schemas.openxmlformats.org/drawingml/2006/main" noChangeAspect="1"/>
+            </wp:cNvGraphicFramePr>
+            <a:graphic xmlns:a="http://schemas.openxmlformats.org/drawingml/2006/main">
+              <a:graphicData uri="http://schemas.openxmlformats.org/drawingml/2006/picture">
+                <pic:pic xmlns:pic="http://schemas.openxmlformats.org/drawingml/2006/picture">
+                  <pic:nvPicPr>
+                    <pic:cNvPr id="44013517" name="Imagem 1" descr="Uma imagem com texto, Tipo de letra, número, file&#10;&#10;Os conteúdos gerados por IA podem estar incorretos."/>
+                    <pic:cNvPicPr/>
+                  </pic:nvPicPr>
+                  <pic:blipFill>
+                    <a:blip r:embed="rId50"/>
+                    <a:stretch>
+                      <a:fillRect/>
+                    </a:stretch>
+                  </pic:blipFill>
+                  <pic:spPr>
+                    <a:xfrm>
+                      <a:off x="0" y="0"/>
+                      <a:ext cx="5579745" cy="2393315"/>
+                    </a:xfrm>
+                    <a:prstGeom prst="rect">
+                      <a:avLst/>
+                    </a:prstGeom>
+                  </pic:spPr>
+                </pic:pic>
+              </a:graphicData>
+            </a:graphic>
+          </wp:inline>
+        </w:drawing>
+      </w:r>
+    </w:p>
+    <w:p>
+      <w:pPr>
+        <w:ind w:firstLine="0"/>
+        <w:jc w:val="left"/>
+        <w:rPr>
+          <w:noProof/>
+        </w:rPr>
+      </w:pPr>
+      <w:r>
+        <w:rPr>
+          <w:noProof/>
+        </w:rPr>
+        <w:drawing>
+          <wp:inline distT="0" distB="0" distL="0" distR="0" wp14:anchorId="42BDCBC2" wp14:editId="29F5C4C6">
+            <wp:extent cx="5579745" cy="2679065"/>
+            <wp:effectExtent l="0" t="0" r="1905" b="6985"/>
+            <wp:docPr id="648778737" name="Imagem 1" descr="Uma imagem com texto, captura de ecrã, número, Tipo de letra&#10;&#10;Os conteúdos gerados por IA podem estar incorretos."/>
+            <wp:cNvGraphicFramePr>
+              <a:graphicFrameLocks xmlns:a="http://schemas.openxmlformats.org/drawingml/2006/main" noChangeAspect="1"/>
+            </wp:cNvGraphicFramePr>
+            <a:graphic xmlns:a="http://schemas.openxmlformats.org/drawingml/2006/main">
+              <a:graphicData uri="http://schemas.openxmlformats.org/drawingml/2006/picture">
+                <pic:pic xmlns:pic="http://schemas.openxmlformats.org/drawingml/2006/picture">
+                  <pic:nvPicPr>
+                    <pic:cNvPr id="648778737" name="Imagem 1" descr="Uma imagem com texto, captura de ecrã, número, Tipo de letra&#10;&#10;Os conteúdos gerados por IA podem estar incorretos."/>
+                    <pic:cNvPicPr/>
+                  </pic:nvPicPr>
+                  <pic:blipFill>
+                    <a:blip r:embed="rId51"/>
+                    <a:stretch>
+                      <a:fillRect/>
+                    </a:stretch>
+                  </pic:blipFill>
+                  <pic:spPr>
+                    <a:xfrm>
+                      <a:off x="0" y="0"/>
+                      <a:ext cx="5579745" cy="2679065"/>
+                    </a:xfrm>
+                    <a:prstGeom prst="rect">
+                      <a:avLst/>
+                    </a:prstGeom>
+                  </pic:spPr>
+                </pic:pic>
+              </a:graphicData>
+            </a:graphic>
+          </wp:inline>
+        </w:drawing>
+      </w:r>
+    </w:p>
+    <w:p>
+      <w:pPr>
+        <w:ind w:firstLine="0"/>
+        <w:jc w:val="left"/>
+        <w:rPr>
+          <w:noProof/>
+        </w:rPr>
+      </w:pPr>
+      <w:r>
+        <w:rPr>
+          <w:noProof/>
+        </w:rPr>
+        <w:drawing>
+          <wp:inline distT="0" distB="0" distL="0" distR="0" wp14:anchorId="39DA51BC" wp14:editId="05E9DD3E">
+            <wp:extent cx="5579745" cy="2638425"/>
+            <wp:effectExtent l="0" t="0" r="1905" b="9525"/>
+            <wp:docPr id="885208022" name="Imagem 1" descr="Uma imagem com texto, captura de ecrã, software, Tipo de letra&#10;&#10;Os conteúdos gerados por IA podem estar incorretos."/>
+            <wp:cNvGraphicFramePr>
+              <a:graphicFrameLocks xmlns:a="http://schemas.openxmlformats.org/drawingml/2006/main" noChangeAspect="1"/>
+            </wp:cNvGraphicFramePr>
+            <a:graphic xmlns:a="http://schemas.openxmlformats.org/drawingml/2006/main">
+              <a:graphicData uri="http://schemas.openxmlformats.org/drawingml/2006/picture">
+                <pic:pic xmlns:pic="http://schemas.openxmlformats.org/drawingml/2006/picture">
+                  <pic:nvPicPr>
+                    <pic:cNvPr id="885208022" name="Imagem 1" descr="Uma imagem com texto, captura de ecrã, software, Tipo de letra&#10;&#10;Os conteúdos gerados por IA podem estar incorretos."/>
+                    <pic:cNvPicPr/>
+                  </pic:nvPicPr>
+                  <pic:blipFill>
+                    <a:blip r:embed="rId52"/>
+                    <a:stretch>
+                      <a:fillRect/>
+                    </a:stretch>
+                  </pic:blipFill>
+                  <pic:spPr>
+                    <a:xfrm>
+                      <a:off x="0" y="0"/>
+                      <a:ext cx="5579745" cy="2638425"/>
+                    </a:xfrm>
+                    <a:prstGeom prst="rect">
+                      <a:avLst/>
+                    </a:prstGeom>
+                  </pic:spPr>
+                </pic:pic>
+              </a:graphicData>
+            </a:graphic>
+          </wp:inline>
+        </w:drawing>
+      </w:r>
+    </w:p>
+    <w:p>
+      <w:pPr>
+        <w:ind w:firstLine="0"/>
+        <w:jc w:val="left"/>
+        <w:rPr>
+          <w:noProof/>
+        </w:rPr>
+      </w:pPr>
+      <w:r>
+        <w:rPr>
+          <w:noProof/>
+        </w:rPr>
+        <w:lastRenderedPageBreak/>
+        <w:drawing>
+          <wp:inline distT="0" distB="0" distL="0" distR="0" wp14:anchorId="605A9ECC" wp14:editId="709B0EA3">
+            <wp:extent cx="5579745" cy="2757170"/>
+            <wp:effectExtent l="0" t="0" r="1905" b="5080"/>
+            <wp:docPr id="2092952543" name="Imagem 1" descr="Uma imagem com texto, captura de ecrã, software, Página web&#10;&#10;Os conteúdos gerados por IA podem estar incorretos."/>
+            <wp:cNvGraphicFramePr>
+              <a:graphicFrameLocks xmlns:a="http://schemas.openxmlformats.org/drawingml/2006/main" noChangeAspect="1"/>
+            </wp:cNvGraphicFramePr>
+            <a:graphic xmlns:a="http://schemas.openxmlformats.org/drawingml/2006/main">
+              <a:graphicData uri="http://schemas.openxmlformats.org/drawingml/2006/picture">
+                <pic:pic xmlns:pic="http://schemas.openxmlformats.org/drawingml/2006/picture">
+                  <pic:nvPicPr>
+                    <pic:cNvPr id="2092952543" name="Imagem 1" descr="Uma imagem com texto, captura de ecrã, software, Página web&#10;&#10;Os conteúdos gerados por IA podem estar incorretos."/>
+                    <pic:cNvPicPr/>
+                  </pic:nvPicPr>
+                  <pic:blipFill>
+                    <a:blip r:embed="rId53"/>
+                    <a:stretch>
+                      <a:fillRect/>
+                    </a:stretch>
+                  </pic:blipFill>
+                  <pic:spPr>
+                    <a:xfrm>
+                      <a:off x="0" y="0"/>
+                      <a:ext cx="5579745" cy="2757170"/>
+                    </a:xfrm>
+                    <a:prstGeom prst="rect">
+                      <a:avLst/>
+                    </a:prstGeom>
+                  </pic:spPr>
+                </pic:pic>
+              </a:graphicData>
+            </a:graphic>
+          </wp:inline>
+        </w:drawing>
+      </w:r>
+    </w:p>
+    <w:p>
+      <w:pPr>
+        <w:ind w:firstLine="0"/>
+        <w:jc w:val="left"/>
+        <w:rPr>
+          <w:noProof/>
+        </w:rPr>
+      </w:pPr>
+      <w:r>
+        <w:rPr>
+          <w:noProof/>
+        </w:rPr>
+        <w:drawing>
+          <wp:inline distT="0" distB="0" distL="0" distR="0" wp14:anchorId="4BB4F425" wp14:editId="4798ADB1">
+            <wp:extent cx="5579745" cy="2328545"/>
+            <wp:effectExtent l="0" t="0" r="1905" b="0"/>
+            <wp:docPr id="73671619" name="Imagem 1" descr="Uma imagem com texto, captura de ecrã, Tipo de letra, número&#10;&#10;Os conteúdos gerados por IA podem estar incorretos."/>
+            <wp:cNvGraphicFramePr>
+              <a:graphicFrameLocks xmlns:a="http://schemas.openxmlformats.org/drawingml/2006/main" noChangeAspect="1"/>
+            </wp:cNvGraphicFramePr>
+            <a:graphic xmlns:a="http://schemas.openxmlformats.org/drawingml/2006/main">
+              <a:graphicData uri="http://schemas.openxmlformats.org/drawingml/2006/picture">
+                <pic:pic xmlns:pic="http://schemas.openxmlformats.org/drawingml/2006/picture">
+                  <pic:nvPicPr>
+                    <pic:cNvPr id="73671619" name="Imagem 1" descr="Uma imagem com texto, captura de ecrã, Tipo de letra, número&#10;&#10;Os conteúdos gerados por IA podem estar incorretos."/>
+                    <pic:cNvPicPr/>
+                  </pic:nvPicPr>
+                  <pic:blipFill>
+                    <a:blip r:embed="rId54"/>
+                    <a:stretch>
+                      <a:fillRect/>
+                    </a:stretch>
+                  </pic:blipFill>
+                  <pic:spPr>
+                    <a:xfrm>
+                      <a:off x="0" y="0"/>
+                      <a:ext cx="5579745" cy="2328545"/>
+                    </a:xfrm>
+                    <a:prstGeom prst="rect">
+                      <a:avLst/>
+                    </a:prstGeom>
+                  </pic:spPr>
+                </pic:pic>
+              </a:graphicData>
+            </a:graphic>
+          </wp:inline>
+        </w:drawing>
+      </w:r>
+    </w:p>
+    <w:p>
+      <w:pPr>
+        <w:ind w:firstLine="0"/>
+        <w:jc w:val="left"/>
+        <w:rPr>
+          <w:noProof/>
+        </w:rPr>
+      </w:pPr>
+    </w:p>
+    <w:p>
+      <w:pPr>
+        <w:ind w:firstLine="0"/>
+        <w:jc w:val="left"/>
+        <w:rPr>
+          <w:noProof/>
+        </w:rPr>
+      </w:pPr>
+    </w:p>
+    <w:p>
+      <w:pPr>
+        <w:ind w:firstLine="0"/>
+        <w:jc w:val="left"/>
+        <w:rPr>
+          <w:noProof/>
+        </w:rPr>
+      </w:pPr>
+      <w:r>
+        <w:rPr>
+          <w:noProof/>
+        </w:rPr>
+        <w:t>Adicionar conteudo do curso</w:t>
+      </w:r>
+    </w:p>
+    <w:p>
+      <w:pPr>
+        <w:ind w:firstLine="0"/>
+        <w:jc w:val="left"/>
+        <w:rPr>
+          <w:noProof/>
+        </w:rPr>
+      </w:pPr>
+    </w:p>
+    <w:p>
+      <w:pPr>
+        <w:ind w:firstLine="0"/>
+        <w:jc w:val="left"/>
+        <w:rPr>
+          <w:noProof/>
+        </w:rPr>
+      </w:pPr>
+      <w:r>
+        <w:rPr>
+          <w:noProof/>
+        </w:rPr>
+        <w:t>Nesta pagina é onde o administrador insere os conteudos visuais imagem e texto por fase do curso podendo colocar a fase 1 como introdução, fase 2 desenvolvimento e a fase 3 a conclusão, como tambem pode alterar o conteudo já existente</w:t>
+      </w:r>
+    </w:p>
+    <w:p>
+      <w:pPr>
+        <w:ind w:firstLine="0"/>
+        <w:jc w:val="left"/>
+        <w:rPr>
+          <w:noProof/>
+        </w:rPr>
+      </w:pPr>
+    </w:p>
+    <w:p>
+      <w:pPr>
+        <w:ind w:firstLine="0"/>
+        <w:jc w:val="left"/>
+        <w:rPr>
+          <w:noProof/>
+        </w:rPr>
+      </w:pPr>
+      <w:r>
+        <w:rPr>
+          <w:noProof/>
+        </w:rPr>
+        <w:lastRenderedPageBreak/>
+        <w:drawing>
+          <wp:inline distT="0" distB="0" distL="0" distR="0" wp14:anchorId="3F028760" wp14:editId="5FD9602F">
+            <wp:extent cx="5579745" cy="4003040"/>
+            <wp:effectExtent l="0" t="0" r="1905" b="0"/>
+            <wp:docPr id="1575421156" name="Imagem 1" descr="Uma imagem com texto, captura de ecrã, número, software&#10;&#10;Os conteúdos gerados por IA podem estar incorretos."/>
+            <wp:cNvGraphicFramePr>
+              <a:graphicFrameLocks xmlns:a="http://schemas.openxmlformats.org/drawingml/2006/main" noChangeAspect="1"/>
+            </wp:cNvGraphicFramePr>
+            <a:graphic xmlns:a="http://schemas.openxmlformats.org/drawingml/2006/main">
+              <a:graphicData uri="http://schemas.openxmlformats.org/drawingml/2006/picture">
+                <pic:pic xmlns:pic="http://schemas.openxmlformats.org/drawingml/2006/picture">
+                  <pic:nvPicPr>
+                    <pic:cNvPr id="1575421156" name="Imagem 1" descr="Uma imagem com texto, captura de ecrã, número, software&#10;&#10;Os conteúdos gerados por IA podem estar incorretos."/>
+                    <pic:cNvPicPr/>
+                  </pic:nvPicPr>
+                  <pic:blipFill>
+                    <a:blip r:embed="rId55"/>
+                    <a:stretch>
+                      <a:fillRect/>
+                    </a:stretch>
+                  </pic:blipFill>
+                  <pic:spPr>
+                    <a:xfrm>
+                      <a:off x="0" y="0"/>
+                      <a:ext cx="5579745" cy="4003040"/>
+                    </a:xfrm>
+                    <a:prstGeom prst="rect">
+                      <a:avLst/>
+                    </a:prstGeom>
+                  </pic:spPr>
+                </pic:pic>
+              </a:graphicData>
+            </a:graphic>
+          </wp:inline>
+        </w:drawing>
+      </w:r>
+    </w:p>
+    <w:p>
+      <w:pPr>
+        <w:ind w:firstLine="0"/>
+        <w:jc w:val="left"/>
+        <w:rPr>
+          <w:noProof/>
+        </w:rPr>
+      </w:pPr>
+      <w:r>
+        <w:rPr>
+          <w:noProof/>
+        </w:rPr>
+        <w:drawing>
+          <wp:inline distT="0" distB="0" distL="0" distR="0" wp14:anchorId="6D172FD8" wp14:editId="7668F65E">
+            <wp:extent cx="5579745" cy="4391660"/>
+            <wp:effectExtent l="0" t="0" r="1905" b="8890"/>
+            <wp:docPr id="1160148745" name="Imagem 1" descr="Uma imagem com texto, captura de ecrã, software, Página web&#10;&#10;Os conteúdos gerados por IA podem estar incorretos."/>
+            <wp:cNvGraphicFramePr>
+              <a:graphicFrameLocks xmlns:a="http://schemas.openxmlformats.org/drawingml/2006/main" noChangeAspect="1"/>
+            </wp:cNvGraphicFramePr>
+            <a:graphic xmlns:a="http://schemas.openxmlformats.org/drawingml/2006/main">
+              <a:graphicData uri="http://schemas.openxmlformats.org/drawingml/2006/picture">
+                <pic:pic xmlns:pic="http://schemas.openxmlformats.org/drawingml/2006/picture">
+                  <pic:nvPicPr>
+                    <pic:cNvPr id="1160148745" name="Imagem 1" descr="Uma imagem com texto, captura de ecrã, software, Página web&#10;&#10;Os conteúdos gerados por IA podem estar incorretos."/>
+                    <pic:cNvPicPr/>
+                  </pic:nvPicPr>
+                  <pic:blipFill>
+                    <a:blip r:embed="rId56"/>
+                    <a:stretch>
+                      <a:fillRect/>
+                    </a:stretch>
+                  </pic:blipFill>
+                  <pic:spPr>
+                    <a:xfrm>
+                      <a:off x="0" y="0"/>
+                      <a:ext cx="5579745" cy="4391660"/>
+                    </a:xfrm>
+                    <a:prstGeom prst="rect">
+                      <a:avLst/>
+                    </a:prstGeom>
+                  </pic:spPr>
+                </pic:pic>
+              </a:graphicData>
+            </a:graphic>
+          </wp:inline>
+        </w:drawing>
+      </w:r>
+    </w:p>
+    <w:p>
+      <w:pPr>
+        <w:ind w:firstLine="0"/>
+        <w:jc w:val="left"/>
+        <w:rPr>
+          <w:noProof/>
+        </w:rPr>
+      </w:pPr>
+    </w:p>
+    <w:p>
+      <w:pPr>
+        <w:ind w:firstLine="0"/>
+        <w:jc w:val="left"/>
+        <w:rPr>
+          <w:noProof/>
+        </w:rPr>
+      </w:pPr>
+      <w:r>
+        <w:rPr>
+          <w:noProof/>
+        </w:rPr>
+        <w:lastRenderedPageBreak/>
+        <w:t>A exibiçao de quantidade de fases é adicionada atravez de javaScript onde faz a inserçao do mesmo e para identificar os conteudos por fases identificado com arrays</w:t>
+      </w:r>
+    </w:p>
+    <w:p>
+      <w:pPr>
+        <w:ind w:firstLine="0"/>
+        <w:jc w:val="left"/>
+        <w:rPr>
+          <w:noProof/>
+        </w:rPr>
+      </w:pPr>
+    </w:p>
+    <w:p>
+      <w:pPr>
+        <w:ind w:firstLine="0"/>
+        <w:jc w:val="left"/>
+        <w:rPr>
+          <w:noProof/>
+        </w:rPr>
+      </w:pPr>
+      <w:r>
+        <w:rPr>
+          <w:noProof/>
+        </w:rPr>
+        <w:t>Ao escrever o nome de um curso no texto de pesquisa aparecem sugestoes de cursos com o nome semelhante ao que o utilizador escrever e para o script funcionar tera de clicar em cima da sugestao para o Id desse mesmo curso ser atribuido e poder exibir os dados das fase</w:t>
+      </w:r>
+    </w:p>
+    <w:p>
+      <w:pPr>
+        <w:ind w:firstLine="0"/>
+        <w:jc w:val="left"/>
+        <w:rPr>
+          <w:noProof/>
+        </w:rPr>
+      </w:pPr>
+    </w:p>
+    <w:p>
+      <w:pPr>
+        <w:ind w:firstLine="0"/>
+        <w:jc w:val="left"/>
+        <w:rPr>
+          <w:noProof/>
+        </w:rPr>
+      </w:pPr>
+      <w:r>
+        <w:rPr>
+          <w:noProof/>
+        </w:rPr>
+        <w:t>Neste exemplo temos onde é feito o comando sql para ir buscar as informaçoes dos cursos e das fases e armazenado em arrays</w:t>
+      </w:r>
+    </w:p>
+    <w:p>
+      <w:pPr>
+        <w:ind w:firstLine="0"/>
+        <w:jc w:val="left"/>
+        <w:rPr>
+          <w:noProof/>
+        </w:rPr>
+      </w:pPr>
+      <w:r>
+        <w:rPr>
+          <w:noProof/>
+        </w:rPr>
+        <w:lastRenderedPageBreak/>
+        <w:drawing>
+          <wp:inline distT="0" distB="0" distL="0" distR="0" wp14:anchorId="5BFF4A47" wp14:editId="598B2451">
+            <wp:extent cx="5068007" cy="7125694"/>
+            <wp:effectExtent l="0" t="0" r="0" b="0"/>
+            <wp:docPr id="622025400" name="Imagem 1" descr="Uma imagem com texto, captura de ecrã, software&#10;&#10;Os conteúdos gerados por IA podem estar incorretos."/>
+            <wp:cNvGraphicFramePr>
+              <a:graphicFrameLocks xmlns:a="http://schemas.openxmlformats.org/drawingml/2006/main" noChangeAspect="1"/>
+            </wp:cNvGraphicFramePr>
+            <a:graphic xmlns:a="http://schemas.openxmlformats.org/drawingml/2006/main">
+              <a:graphicData uri="http://schemas.openxmlformats.org/drawingml/2006/picture">
+                <pic:pic xmlns:pic="http://schemas.openxmlformats.org/drawingml/2006/picture">
+                  <pic:nvPicPr>
+                    <pic:cNvPr id="622025400" name="Imagem 1" descr="Uma imagem com texto, captura de ecrã, software&#10;&#10;Os conteúdos gerados por IA podem estar incorretos."/>
+                    <pic:cNvPicPr/>
+                  </pic:nvPicPr>
+                  <pic:blipFill>
+                    <a:blip r:embed="rId57"/>
+                    <a:stretch>
+                      <a:fillRect/>
+                    </a:stretch>
+                  </pic:blipFill>
+                  <pic:spPr>
+                    <a:xfrm>
+                      <a:off x="0" y="0"/>
+                      <a:ext cx="5068007" cy="7125694"/>
+                    </a:xfrm>
+                    <a:prstGeom prst="rect">
+                      <a:avLst/>
+                    </a:prstGeom>
+                  </pic:spPr>
+                </pic:pic>
+              </a:graphicData>
+            </a:graphic>
+          </wp:inline>
+        </w:drawing>
+      </w:r>
+    </w:p>
+    <w:p>
+      <w:pPr>
+        <w:ind w:firstLine="0"/>
+        <w:jc w:val="left"/>
+        <w:rPr>
+          <w:noProof/>
+        </w:rPr>
+      </w:pPr>
+    </w:p>
+    <w:p>
+      <w:pPr>
+        <w:ind w:firstLine="0"/>
+        <w:jc w:val="left"/>
+        <w:rPr>
+          <w:noProof/>
+        </w:rPr>
+      </w:pPr>
+      <w:r>
+        <w:rPr>
+          <w:noProof/>
+        </w:rPr>
+        <w:t xml:space="preserve">Apos isso </w:t>
+      </w:r>
+      <w:r>
+        <w:rPr>
+          <w:noProof/>
+        </w:rPr>
+        <w:t>com Json o array do php é passado para uma variavel de javascript e quando for inserido algum valor no input de titulo tanta exibir as sugestões caso exista algum curso com o nome semelhante ao que o utilizador esta a inserir</w:t>
+      </w:r>
+    </w:p>
+    <w:p>
+      <w:pPr>
+        <w:ind w:firstLine="0"/>
+        <w:jc w:val="left"/>
+        <w:rPr>
+          <w:noProof/>
+        </w:rPr>
+      </w:pPr>
+      <w:r>
+        <w:rPr>
+          <w:noProof/>
+        </w:rPr>
+        <w:lastRenderedPageBreak/>
+        <w:drawing>
+          <wp:inline distT="0" distB="0" distL="0" distR="0" wp14:anchorId="5765989E" wp14:editId="58D07567">
+            <wp:extent cx="5579745" cy="3872865"/>
+            <wp:effectExtent l="0" t="0" r="1905" b="0"/>
+            <wp:docPr id="792818300" name="Imagem 1" descr="Uma imagem com texto, captura de ecrã&#10;&#10;Os conteúdos gerados por IA podem estar incorretos."/>
+            <wp:cNvGraphicFramePr>
+              <a:graphicFrameLocks xmlns:a="http://schemas.openxmlformats.org/drawingml/2006/main" noChangeAspect="1"/>
+            </wp:cNvGraphicFramePr>
+            <a:graphic xmlns:a="http://schemas.openxmlformats.org/drawingml/2006/main">
+              <a:graphicData uri="http://schemas.openxmlformats.org/drawingml/2006/picture">
+                <pic:pic xmlns:pic="http://schemas.openxmlformats.org/drawingml/2006/picture">
+                  <pic:nvPicPr>
+                    <pic:cNvPr id="792818300" name="Imagem 1" descr="Uma imagem com texto, captura de ecrã&#10;&#10;Os conteúdos gerados por IA podem estar incorretos."/>
+                    <pic:cNvPicPr/>
+                  </pic:nvPicPr>
+                  <pic:blipFill>
+                    <a:blip r:embed="rId58"/>
+                    <a:stretch>
+                      <a:fillRect/>
+                    </a:stretch>
+                  </pic:blipFill>
+                  <pic:spPr>
+                    <a:xfrm>
+                      <a:off x="0" y="0"/>
+                      <a:ext cx="5579745" cy="3872865"/>
+                    </a:xfrm>
+                    <a:prstGeom prst="rect">
+                      <a:avLst/>
+                    </a:prstGeom>
+                  </pic:spPr>
+                </pic:pic>
+              </a:graphicData>
+            </a:graphic>
+          </wp:inline>
+        </w:drawing>
+      </w:r>
+    </w:p>
+    <w:p>
+      <w:pPr>
+        <w:ind w:firstLine="0"/>
+        <w:jc w:val="left"/>
+        <w:rPr>
+          <w:noProof/>
+        </w:rPr>
+      </w:pPr>
+      <w:r>
+        <w:rPr>
+          <w:noProof/>
+        </w:rPr>
+        <w:drawing>
+          <wp:inline distT="0" distB="0" distL="0" distR="0" wp14:anchorId="3EEE2D9A" wp14:editId="2D2813B3">
+            <wp:extent cx="5579745" cy="3002280"/>
+            <wp:effectExtent l="0" t="0" r="1905" b="7620"/>
+            <wp:docPr id="1129238164" name="Imagem 1" descr="Uma imagem com texto, captura de ecrã&#10;&#10;Os conteúdos gerados por IA podem estar incorretos."/>
+            <wp:cNvGraphicFramePr>
+              <a:graphicFrameLocks xmlns:a="http://schemas.openxmlformats.org/drawingml/2006/main" noChangeAspect="1"/>
+            </wp:cNvGraphicFramePr>
+            <a:graphic xmlns:a="http://schemas.openxmlformats.org/drawingml/2006/main">
+              <a:graphicData uri="http://schemas.openxmlformats.org/drawingml/2006/picture">
+                <pic:pic xmlns:pic="http://schemas.openxmlformats.org/drawingml/2006/picture">
+                  <pic:nvPicPr>
+                    <pic:cNvPr id="1129238164" name="Imagem 1" descr="Uma imagem com texto, captura de ecrã&#10;&#10;Os conteúdos gerados por IA podem estar incorretos."/>
+                    <pic:cNvPicPr/>
+                  </pic:nvPicPr>
+                  <pic:blipFill>
+                    <a:blip r:embed="rId59"/>
+                    <a:stretch>
+                      <a:fillRect/>
+                    </a:stretch>
+                  </pic:blipFill>
+                  <pic:spPr>
+                    <a:xfrm>
+                      <a:off x="0" y="0"/>
+                      <a:ext cx="5579745" cy="3002280"/>
+                    </a:xfrm>
+                    <a:prstGeom prst="rect">
+                      <a:avLst/>
+                    </a:prstGeom>
+                  </pic:spPr>
+                </pic:pic>
+              </a:graphicData>
+            </a:graphic>
+          </wp:inline>
+        </w:drawing>
+      </w:r>
+    </w:p>
+    <w:p>
+      <w:pPr>
+        <w:ind w:firstLine="0"/>
+        <w:jc w:val="left"/>
+        <w:rPr>
+          <w:noProof/>
+        </w:rPr>
+      </w:pPr>
+    </w:p>
+    <w:p>
+      <w:pPr>
+        <w:ind w:firstLine="0"/>
+        <w:jc w:val="left"/>
+        <w:rPr>
+          <w:noProof/>
+        </w:rPr>
+      </w:pPr>
+      <w:r>
+        <w:rPr>
+          <w:noProof/>
+        </w:rPr>
+        <w:t>Onde caso o utilizador selecione uma opçao sera disparado um evento change e adicionado ao valor do input-curso-id o id do curso selecionado possibilitanto passar á proxima fase de exibir conteudos das fases disponiveis ou exibir em branco</w:t>
+      </w:r>
+    </w:p>
+    <w:p>
+      <w:pPr>
+        <w:ind w:firstLine="0"/>
+        <w:jc w:val="left"/>
+        <w:rPr>
+          <w:noProof/>
+        </w:rPr>
+      </w:pPr>
+    </w:p>
+    <w:p>
+      <w:pPr>
+        <w:ind w:firstLine="0"/>
+        <w:jc w:val="left"/>
+        <w:rPr>
+          <w:noProof/>
+        </w:rPr>
+      </w:pPr>
+    </w:p>
+    <w:p>
+      <w:pPr>
+        <w:ind w:firstLine="0"/>
+        <w:jc w:val="left"/>
+        <w:rPr>
+          <w:noProof/>
+        </w:rPr>
+      </w:pPr>
+      <w:r>
+        <w:rPr>
+          <w:noProof/>
+        </w:rPr>
+        <w:t>Este codigo exemplifica quando é para ser mostrado uma nova fase inexistente</w:t>
+      </w:r>
+    </w:p>
+    <w:p>
+      <w:pPr>
+        <w:ind w:firstLine="0"/>
+        <w:jc w:val="left"/>
+        <w:rPr>
+          <w:noProof/>
+        </w:rPr>
+      </w:pPr>
+      <w:r>
+        <w:rPr>
+          <w:noProof/>
+        </w:rPr>
+        <w:lastRenderedPageBreak/>
+        <w:drawing>
+          <wp:inline distT="0" distB="0" distL="0" distR="0" wp14:anchorId="1B16DE46" wp14:editId="2BC20391">
+            <wp:extent cx="5579745" cy="4286250"/>
+            <wp:effectExtent l="0" t="0" r="1905" b="0"/>
+            <wp:docPr id="1302687442" name="Imagem 1" descr="Uma imagem com texto, captura de ecrã, menu&#10;&#10;Os conteúdos gerados por IA podem estar incorretos."/>
+            <wp:cNvGraphicFramePr>
+              <a:graphicFrameLocks xmlns:a="http://schemas.openxmlformats.org/drawingml/2006/main" noChangeAspect="1"/>
+            </wp:cNvGraphicFramePr>
+            <a:graphic xmlns:a="http://schemas.openxmlformats.org/drawingml/2006/main">
+              <a:graphicData uri="http://schemas.openxmlformats.org/drawingml/2006/picture">
+                <pic:pic xmlns:pic="http://schemas.openxmlformats.org/drawingml/2006/picture">
+                  <pic:nvPicPr>
+                    <pic:cNvPr id="1302687442" name="Imagem 1" descr="Uma imagem com texto, captura de ecrã, menu&#10;&#10;Os conteúdos gerados por IA podem estar incorretos."/>
+                    <pic:cNvPicPr/>
+                  </pic:nvPicPr>
+                  <pic:blipFill>
+                    <a:blip r:embed="rId60"/>
+                    <a:stretch>
+                      <a:fillRect/>
+                    </a:stretch>
+                  </pic:blipFill>
+                  <pic:spPr>
+                    <a:xfrm>
+                      <a:off x="0" y="0"/>
+                      <a:ext cx="5579745" cy="4286250"/>
+                    </a:xfrm>
+                    <a:prstGeom prst="rect">
+                      <a:avLst/>
+                    </a:prstGeom>
+                  </pic:spPr>
+                </pic:pic>
+              </a:graphicData>
+            </a:graphic>
+          </wp:inline>
+        </w:drawing>
+      </w:r>
+    </w:p>
+    <w:p>
+      <w:pPr>
+        <w:ind w:firstLine="0"/>
+        <w:jc w:val="left"/>
+        <w:rPr>
+          <w:noProof/>
+        </w:rPr>
+      </w:pPr>
+    </w:p>
+    <w:p>
+      <w:pPr>
+        <w:ind w:firstLine="0"/>
+        <w:jc w:val="left"/>
+        <w:rPr>
+          <w:noProof/>
+        </w:rPr>
+      </w:pPr>
+    </w:p>
+    <w:p>
+      <w:pPr>
+        <w:ind w:firstLine="0"/>
+        <w:jc w:val="left"/>
+        <w:rPr>
+          <w:noProof/>
+        </w:rPr>
+      </w:pPr>
+      <w:r>
+        <w:rPr>
+          <w:noProof/>
+        </w:rPr>
+        <w:t>Caso ao selecionar um curso e já exista alguma fase desse mesmo curso sera exibido o conteudo da mesma utilizando uma mistura entre javascript e php trazendo os dados da base de dados original</w:t>
+      </w:r>
+    </w:p>
+    <w:p>
+      <w:pPr>
+        <w:ind w:firstLine="0"/>
+        <w:jc w:val="left"/>
+        <w:rPr>
+          <w:noProof/>
+        </w:rPr>
+      </w:pPr>
+      <w:r>
+        <w:rPr>
+          <w:noProof/>
+        </w:rPr>
+        <w:drawing>
+          <wp:inline distT="0" distB="0" distL="0" distR="0" wp14:anchorId="25B65442" wp14:editId="60F0EB3C">
+            <wp:extent cx="5579745" cy="2994025"/>
+            <wp:effectExtent l="0" t="0" r="1905" b="0"/>
+            <wp:docPr id="757437456" name="Imagem 1" descr="Uma imagem com texto, captura de ecrã&#10;&#10;Os conteúdos gerados por IA podem estar incorretos."/>
+            <wp:cNvGraphicFramePr>
+              <a:graphicFrameLocks xmlns:a="http://schemas.openxmlformats.org/drawingml/2006/main" noChangeAspect="1"/>
+            </wp:cNvGraphicFramePr>
+            <a:graphic xmlns:a="http://schemas.openxmlformats.org/drawingml/2006/main">
+              <a:graphicData uri="http://schemas.openxmlformats.org/drawingml/2006/picture">
+                <pic:pic xmlns:pic="http://schemas.openxmlformats.org/drawingml/2006/picture">
+                  <pic:nvPicPr>
+                    <pic:cNvPr id="757437456" name="Imagem 1" descr="Uma imagem com texto, captura de ecrã&#10;&#10;Os conteúdos gerados por IA podem estar incorretos."/>
+                    <pic:cNvPicPr/>
+                  </pic:nvPicPr>
+                  <pic:blipFill>
+                    <a:blip r:embed="rId61"/>
+                    <a:stretch>
+                      <a:fillRect/>
+                    </a:stretch>
+                  </pic:blipFill>
+                  <pic:spPr>
+                    <a:xfrm>
+                      <a:off x="0" y="0"/>
+                      <a:ext cx="5579745" cy="2994025"/>
+                    </a:xfrm>
+                    <a:prstGeom prst="rect">
+                      <a:avLst/>
+                    </a:prstGeom>
+                  </pic:spPr>
+                </pic:pic>
+              </a:graphicData>
+            </a:graphic>
+          </wp:inline>
+        </w:drawing>
+      </w:r>
+    </w:p>
+    <w:p>
+      <w:pPr>
+        <w:ind w:firstLine="0"/>
+        <w:jc w:val="left"/>
+        <w:rPr>
+          <w:noProof/>
+        </w:rPr>
+      </w:pPr>
+      <w:r>
+        <w:rPr>
+          <w:noProof/>
+        </w:rPr>
+        <w:lastRenderedPageBreak/>
+        <w:drawing>
+          <wp:inline distT="0" distB="0" distL="0" distR="0" wp14:anchorId="7D23B958" wp14:editId="65DD6E4A">
+            <wp:extent cx="5579745" cy="2937510"/>
+            <wp:effectExtent l="0" t="0" r="1905" b="0"/>
+            <wp:docPr id="1153191700" name="Imagem 1" descr="Uma imagem com texto, captura de ecrã&#10;&#10;Os conteúdos gerados por IA podem estar incorretos."/>
+            <wp:cNvGraphicFramePr>
+              <a:graphicFrameLocks xmlns:a="http://schemas.openxmlformats.org/drawingml/2006/main" noChangeAspect="1"/>
+            </wp:cNvGraphicFramePr>
+            <a:graphic xmlns:a="http://schemas.openxmlformats.org/drawingml/2006/main">
+              <a:graphicData uri="http://schemas.openxmlformats.org/drawingml/2006/picture">
+                <pic:pic xmlns:pic="http://schemas.openxmlformats.org/drawingml/2006/picture">
+                  <pic:nvPicPr>
+                    <pic:cNvPr id="1153191700" name="Imagem 1" descr="Uma imagem com texto, captura de ecrã&#10;&#10;Os conteúdos gerados por IA podem estar incorretos."/>
+                    <pic:cNvPicPr/>
+                  </pic:nvPicPr>
+                  <pic:blipFill>
+                    <a:blip r:embed="rId62"/>
+                    <a:stretch>
+                      <a:fillRect/>
+                    </a:stretch>
+                  </pic:blipFill>
+                  <pic:spPr>
+                    <a:xfrm>
+                      <a:off x="0" y="0"/>
+                      <a:ext cx="5579745" cy="2937510"/>
+                    </a:xfrm>
+                    <a:prstGeom prst="rect">
+                      <a:avLst/>
+                    </a:prstGeom>
+                  </pic:spPr>
+                </pic:pic>
+              </a:graphicData>
+            </a:graphic>
+          </wp:inline>
+        </w:drawing>
+      </w:r>
+    </w:p>
+    <w:p>
+      <w:pPr>
+        <w:ind w:firstLine="0"/>
+        <w:jc w:val="left"/>
+        <w:rPr>
+          <w:noProof/>
+        </w:rPr>
+      </w:pPr>
+    </w:p>
+    <w:p>
+      <w:pPr>
+        <w:ind w:firstLine="0"/>
+        <w:jc w:val="left"/>
+        <w:rPr>
+          <w:noProof/>
+        </w:rPr>
+      </w:pPr>
+    </w:p>
+    <w:p>
+      <w:pPr>
+        <w:ind w:firstLine="0"/>
+        <w:jc w:val="left"/>
+        <w:rPr>
+          <w:noProof/>
+        </w:rPr>
+      </w:pPr>
+      <w:r>
+        <w:rPr>
+          <w:noProof/>
+        </w:rPr>
+        <w:t>Categorias do curso</w:t>
+      </w:r>
+    </w:p>
+    <w:p>
+      <w:pPr>
+        <w:ind w:firstLine="0"/>
+        <w:jc w:val="left"/>
+        <w:rPr>
+          <w:noProof/>
+        </w:rPr>
+      </w:pPr>
+      <w:r>
+        <w:rPr>
+          <w:noProof/>
+        </w:rPr>
+        <w:t>Nesta pagina podemos adicionar uma nova categoria,ver as existentes,editar e remover,como tambem mostra quantos cursos estao associados a essa categoria</w:t>
+      </w:r>
+    </w:p>
+    <w:p>
+      <w:pPr>
+        <w:ind w:firstLine="0"/>
+        <w:jc w:val="left"/>
+        <w:rPr>
+          <w:noProof/>
+        </w:rPr>
+      </w:pPr>
+    </w:p>
+    <w:p>
+      <w:pPr>
+        <w:ind w:firstLine="0"/>
+        <w:jc w:val="left"/>
+        <w:rPr>
+          <w:noProof/>
+        </w:rPr>
+      </w:pPr>
+      <w:r>
+        <w:rPr>
+          <w:noProof/>
+        </w:rPr>
+        <w:drawing>
+          <wp:inline distT="0" distB="0" distL="0" distR="0" wp14:anchorId="162A5180" wp14:editId="4AADC49C">
+            <wp:extent cx="5579745" cy="2778760"/>
+            <wp:effectExtent l="0" t="0" r="1905" b="2540"/>
+            <wp:docPr id="539741360" name="Imagem 1" descr="Uma imagem com texto, captura de ecrã, computador, software&#10;&#10;Os conteúdos gerados por IA podem estar incorretos."/>
+            <wp:cNvGraphicFramePr>
+              <a:graphicFrameLocks xmlns:a="http://schemas.openxmlformats.org/drawingml/2006/main" noChangeAspect="1"/>
+            </wp:cNvGraphicFramePr>
+            <a:graphic xmlns:a="http://schemas.openxmlformats.org/drawingml/2006/main">
+              <a:graphicData uri="http://schemas.openxmlformats.org/drawingml/2006/picture">
+                <pic:pic xmlns:pic="http://schemas.openxmlformats.org/drawingml/2006/picture">
+                  <pic:nvPicPr>
+                    <pic:cNvPr id="539741360" name="Imagem 1" descr="Uma imagem com texto, captura de ecrã, computador, software&#10;&#10;Os conteúdos gerados por IA podem estar incorretos."/>
+                    <pic:cNvPicPr/>
+                  </pic:nvPicPr>
+                  <pic:blipFill>
+                    <a:blip r:embed="rId63"/>
+                    <a:stretch>
+                      <a:fillRect/>
+                    </a:stretch>
+                  </pic:blipFill>
+                  <pic:spPr>
+                    <a:xfrm>
+                      <a:off x="0" y="0"/>
+                      <a:ext cx="5579745" cy="2778760"/>
+                    </a:xfrm>
+                    <a:prstGeom prst="rect">
+                      <a:avLst/>
+                    </a:prstGeom>
+                  </pic:spPr>
+                </pic:pic>
+              </a:graphicData>
+            </a:graphic>
+          </wp:inline>
+        </w:drawing>
+      </w:r>
+    </w:p>
+    <w:p>
+      <w:pPr>
+        <w:ind w:firstLine="0"/>
+        <w:jc w:val="left"/>
+        <w:rPr>
+          <w:noProof/>
+        </w:rPr>
+      </w:pPr>
+    </w:p>
+    <w:p>
+      <w:pPr>
+        <w:ind w:firstLine="0"/>
+        <w:jc w:val="left"/>
+        <w:rPr>
+          <w:noProof/>
+        </w:rPr>
+      </w:pPr>
+      <w:r>
+        <w:rPr>
+          <w:noProof/>
+        </w:rPr>
+        <w:t xml:space="preserve">Ao clicar no botao de adicionar </w:t>
+      </w:r>
+      <w:r>
+        <w:rPr>
+          <w:noProof/>
+        </w:rPr>
+        <w:t>aparece dois campos para inserir (Titulo da categoria, e a miniatura/imagem de perfil da categoria) onde a miniatura sera algo opcional sendo apenas obrigatorio o titulo.</w:t>
+      </w:r>
+    </w:p>
+    <w:p>
+      <w:pPr>
+        <w:ind w:firstLine="0"/>
+        <w:jc w:val="left"/>
+        <w:rPr>
+          <w:noProof/>
+        </w:rPr>
+      </w:pPr>
+    </w:p>
+    <w:p>
+      <w:pPr>
+        <w:ind w:firstLine="0"/>
+        <w:jc w:val="left"/>
+        <w:rPr>
+          <w:noProof/>
+        </w:rPr>
+      </w:pPr>
+      <w:r>
+        <w:rPr>
+          <w:noProof/>
+        </w:rPr>
+        <w:lastRenderedPageBreak/>
+        <w:drawing>
+          <wp:inline distT="0" distB="0" distL="0" distR="0" wp14:anchorId="1177D472" wp14:editId="7D063731">
+            <wp:extent cx="5579745" cy="2154555"/>
+            <wp:effectExtent l="0" t="0" r="1905" b="0"/>
+            <wp:docPr id="1045946239" name="Imagem 1" descr="Uma imagem com texto, captura de ecrã, Tipo de letra, número&#10;&#10;Os conteúdos gerados por IA podem estar incorretos."/>
+            <wp:cNvGraphicFramePr>
+              <a:graphicFrameLocks xmlns:a="http://schemas.openxmlformats.org/drawingml/2006/main" noChangeAspect="1"/>
+            </wp:cNvGraphicFramePr>
+            <a:graphic xmlns:a="http://schemas.openxmlformats.org/drawingml/2006/main">
+              <a:graphicData uri="http://schemas.openxmlformats.org/drawingml/2006/picture">
+                <pic:pic xmlns:pic="http://schemas.openxmlformats.org/drawingml/2006/picture">
+                  <pic:nvPicPr>
+                    <pic:cNvPr id="1045946239" name="Imagem 1" descr="Uma imagem com texto, captura de ecrã, Tipo de letra, número&#10;&#10;Os conteúdos gerados por IA podem estar incorretos."/>
+                    <pic:cNvPicPr/>
+                  </pic:nvPicPr>
+                  <pic:blipFill>
+                    <a:blip r:embed="rId64"/>
+                    <a:stretch>
+                      <a:fillRect/>
+                    </a:stretch>
+                  </pic:blipFill>
+                  <pic:spPr>
+                    <a:xfrm>
+                      <a:off x="0" y="0"/>
+                      <a:ext cx="5579745" cy="2154555"/>
+                    </a:xfrm>
+                    <a:prstGeom prst="rect">
+                      <a:avLst/>
+                    </a:prstGeom>
+                  </pic:spPr>
+                </pic:pic>
+              </a:graphicData>
+            </a:graphic>
+          </wp:inline>
+        </w:drawing>
+      </w:r>
+    </w:p>
+    <w:p>
+      <w:pPr>
+        <w:ind w:firstLine="0"/>
+        <w:jc w:val="left"/>
+        <w:rPr>
+          <w:noProof/>
+        </w:rPr>
+      </w:pPr>
+    </w:p>
+    <w:p>
+      <w:pPr>
+        <w:ind w:firstLine="0"/>
+        <w:jc w:val="left"/>
+        <w:rPr>
+          <w:noProof/>
+        </w:rPr>
+      </w:pPr>
+      <w:r>
+        <w:rPr>
+          <w:noProof/>
+        </w:rPr>
+        <w:t>Ao clicar em enviar para adicionar uma nova categoria é verificado se já existe algum categoria com esse mesmo nome e processada a imagem da categoria.</w:t>
+      </w:r>
+    </w:p>
+    <w:p>
+      <w:pPr>
+        <w:ind w:firstLine="0"/>
+        <w:jc w:val="left"/>
+        <w:rPr>
+          <w:noProof/>
+        </w:rPr>
+      </w:pPr>
+    </w:p>
+    <w:p>
+      <w:pPr>
+        <w:ind w:firstLine="0"/>
+        <w:jc w:val="left"/>
+        <w:rPr>
+          <w:noProof/>
+        </w:rPr>
+      </w:pPr>
+      <w:r>
+        <w:rPr>
+          <w:noProof/>
+        </w:rPr>
+        <w:drawing>
+          <wp:inline distT="0" distB="0" distL="0" distR="0" wp14:anchorId="09A05176" wp14:editId="15B16BCF">
+            <wp:extent cx="5579745" cy="4982210"/>
+            <wp:effectExtent l="0" t="0" r="1905" b="8890"/>
+            <wp:docPr id="1648800389" name="Imagem 1" descr="Uma imagem com texto, captura de ecrã&#10;&#10;Os conteúdos gerados por IA podem estar incorretos."/>
+            <wp:cNvGraphicFramePr>
+              <a:graphicFrameLocks xmlns:a="http://schemas.openxmlformats.org/drawingml/2006/main" noChangeAspect="1"/>
+            </wp:cNvGraphicFramePr>
+            <a:graphic xmlns:a="http://schemas.openxmlformats.org/drawingml/2006/main">
+              <a:graphicData uri="http://schemas.openxmlformats.org/drawingml/2006/picture">
+                <pic:pic xmlns:pic="http://schemas.openxmlformats.org/drawingml/2006/picture">
+                  <pic:nvPicPr>
+                    <pic:cNvPr id="1648800389" name="Imagem 1" descr="Uma imagem com texto, captura de ecrã&#10;&#10;Os conteúdos gerados por IA podem estar incorretos."/>
+                    <pic:cNvPicPr/>
+                  </pic:nvPicPr>
+                  <pic:blipFill>
+                    <a:blip r:embed="rId65"/>
+                    <a:stretch>
+                      <a:fillRect/>
+                    </a:stretch>
+                  </pic:blipFill>
+                  <pic:spPr>
+                    <a:xfrm>
+                      <a:off x="0" y="0"/>
+                      <a:ext cx="5579745" cy="4982210"/>
+                    </a:xfrm>
+                    <a:prstGeom prst="rect">
+                      <a:avLst/>
+                    </a:prstGeom>
+                  </pic:spPr>
+                </pic:pic>
+              </a:graphicData>
+            </a:graphic>
+          </wp:inline>
+        </w:drawing>
+      </w:r>
+    </w:p>
+    <w:p>
+      <w:pPr>
+        <w:ind w:firstLine="0"/>
+        <w:jc w:val="left"/>
+        <w:rPr>
+          <w:noProof/>
+        </w:rPr>
+      </w:pPr>
+    </w:p>
+    <w:p>
+      <w:pPr>
+        <w:ind w:firstLine="0"/>
+        <w:jc w:val="left"/>
+        <w:rPr>
+          <w:noProof/>
+        </w:rPr>
+      </w:pPr>
+      <w:r>
+        <w:rPr>
+          <w:noProof/>
+        </w:rPr>
+        <w:t>No menu de ediçao da categoria abre um popup com as informaçoes atuais da mesma podendo alterar onde tambem sera realizada a verificação de repetiçao do nome da categoria</w:t>
+      </w:r>
+    </w:p>
+    <w:p>
+      <w:pPr>
+        <w:ind w:firstLine="0"/>
+        <w:jc w:val="left"/>
+        <w:rPr>
+          <w:noProof/>
+        </w:rPr>
+      </w:pPr>
+      <w:r>
+        <w:rPr>
+          <w:noProof/>
+        </w:rPr>
+        <w:lastRenderedPageBreak/>
+        <w:drawing>
+          <wp:inline distT="0" distB="0" distL="0" distR="0" wp14:anchorId="46A825E0" wp14:editId="331F3AC6">
+            <wp:extent cx="4172532" cy="7268589"/>
+            <wp:effectExtent l="0" t="0" r="0" b="8890"/>
+            <wp:docPr id="487992875" name="Imagem 1" descr="Uma imagem com texto, computador, captura de ecrã, computador portátil&#10;&#10;Os conteúdos gerados por IA podem estar incorretos."/>
+            <wp:cNvGraphicFramePr>
+              <a:graphicFrameLocks xmlns:a="http://schemas.openxmlformats.org/drawingml/2006/main" noChangeAspect="1"/>
+            </wp:cNvGraphicFramePr>
+            <a:graphic xmlns:a="http://schemas.openxmlformats.org/drawingml/2006/main">
+              <a:graphicData uri="http://schemas.openxmlformats.org/drawingml/2006/picture">
+                <pic:pic xmlns:pic="http://schemas.openxmlformats.org/drawingml/2006/picture">
+                  <pic:nvPicPr>
+                    <pic:cNvPr id="487992875" name="Imagem 1" descr="Uma imagem com texto, computador, captura de ecrã, computador portátil&#10;&#10;Os conteúdos gerados por IA podem estar incorretos."/>
+                    <pic:cNvPicPr/>
+                  </pic:nvPicPr>
+                  <pic:blipFill>
+                    <a:blip r:embed="rId66"/>
+                    <a:stretch>
+                      <a:fillRect/>
+                    </a:stretch>
+                  </pic:blipFill>
+                  <pic:spPr>
+                    <a:xfrm>
+                      <a:off x="0" y="0"/>
+                      <a:ext cx="4172532" cy="7268589"/>
+                    </a:xfrm>
+                    <a:prstGeom prst="rect">
+                      <a:avLst/>
+                    </a:prstGeom>
+                  </pic:spPr>
+                </pic:pic>
+              </a:graphicData>
+            </a:graphic>
+          </wp:inline>
+        </w:drawing>
+      </w:r>
+    </w:p>
+    <w:p>
+      <w:pPr>
+        <w:ind w:firstLine="0"/>
+        <w:jc w:val="left"/>
+        <w:rPr>
+          <w:noProof/>
+        </w:rPr>
+      </w:pPr>
+    </w:p>
+    <w:p>
+      <w:pPr>
+        <w:ind w:firstLine="0"/>
+        <w:jc w:val="left"/>
+        <w:rPr>
+          <w:noProof/>
+        </w:rPr>
+      </w:pPr>
+    </w:p>
+    <w:p>
+      <w:pPr>
+        <w:ind w:firstLine="0"/>
+        <w:jc w:val="left"/>
+        <w:rPr>
+          <w:noProof/>
+        </w:rPr>
+      </w:pPr>
+      <w:r>
+        <w:rPr>
+          <w:noProof/>
+        </w:rPr>
+        <w:t xml:space="preserve">Relativamente ao remover a categoria é feito uma verificaçao se existe cursos associados a essa categoria e caso exista esses cursos ira ser atribuida uma categoria NULL </w:t>
+      </w:r>
+    </w:p>
+    <w:p>
+      <w:pPr>
+        <w:ind w:firstLine="0"/>
+        <w:jc w:val="left"/>
+        <w:rPr>
+          <w:noProof/>
+        </w:rPr>
+      </w:pPr>
+      <w:r>
+        <w:rPr>
+          <w:noProof/>
+        </w:rPr>
+        <w:lastRenderedPageBreak/>
+        <w:drawing>
+          <wp:inline distT="0" distB="0" distL="0" distR="0" wp14:anchorId="2C2B2188" wp14:editId="25D68270">
+            <wp:extent cx="5579745" cy="5812790"/>
+            <wp:effectExtent l="0" t="0" r="1905" b="0"/>
+            <wp:docPr id="2144165031" name="Imagem 1"/>
+            <wp:cNvGraphicFramePr>
+              <a:graphicFrameLocks xmlns:a="http://schemas.openxmlformats.org/drawingml/2006/main" noChangeAspect="1"/>
+            </wp:cNvGraphicFramePr>
+            <a:graphic xmlns:a="http://schemas.openxmlformats.org/drawingml/2006/main">
+              <a:graphicData uri="http://schemas.openxmlformats.org/drawingml/2006/picture">
+                <pic:pic xmlns:pic="http://schemas.openxmlformats.org/drawingml/2006/picture">
+                  <pic:nvPicPr>
+                    <pic:cNvPr id="2144165031" name=""/>
+                    <pic:cNvPicPr/>
+                  </pic:nvPicPr>
+                  <pic:blipFill>
+                    <a:blip r:embed="rId67"/>
+                    <a:stretch>
+                      <a:fillRect/>
+                    </a:stretch>
+                  </pic:blipFill>
+                  <pic:spPr>
+                    <a:xfrm>
+                      <a:off x="0" y="0"/>
+                      <a:ext cx="5579745" cy="5812790"/>
+                    </a:xfrm>
+                    <a:prstGeom prst="rect">
+                      <a:avLst/>
+                    </a:prstGeom>
+                  </pic:spPr>
+                </pic:pic>
+              </a:graphicData>
+            </a:graphic>
+          </wp:inline>
+        </w:drawing>
+      </w:r>
+    </w:p>
+    <w:p>
+      <w:pPr>
+        <w:ind w:firstLine="0"/>
+        <w:jc w:val="left"/>
+        <w:rPr>
+          <w:noProof/>
+        </w:rPr>
+      </w:pPr>
+    </w:p>
+    <w:p>
+      <w:pPr>
+        <w:ind w:firstLine="0"/>
+        <w:jc w:val="left"/>
+        <w:rPr>
+          <w:noProof/>
+        </w:rPr>
+      </w:pPr>
+    </w:p>
+    <w:p>
+      <w:pPr>
+        <w:ind w:firstLine="0"/>
+        <w:jc w:val="left"/>
+        <w:rPr>
+          <w:noProof/>
+        </w:rPr>
+      </w:pPr>
+    </w:p>
+    <w:p>
+      <w:pPr>
+        <w:ind w:firstLine="0"/>
+        <w:jc w:val="left"/>
+        <w:rPr>
+          <w:noProof/>
+        </w:rPr>
+      </w:pPr>
+      <w:r>
+        <w:rPr>
+          <w:noProof/>
+        </w:rPr>
+        <w:t>Scripts utilizados</w:t>
+      </w:r>
+    </w:p>
+    <w:p>
+      <w:pPr>
+        <w:ind w:firstLine="0"/>
+        <w:jc w:val="left"/>
+        <w:rPr>
+          <w:noProof/>
+        </w:rPr>
+      </w:pPr>
+    </w:p>
+    <w:p>
+      <w:pPr>
+        <w:ind w:firstLine="0"/>
+        <w:jc w:val="left"/>
+        <w:rPr>
+          <w:noProof/>
+        </w:rPr>
+      </w:pPr>
+      <w:r>
+        <w:rPr>
+          <w:noProof/>
+        </w:rPr>
+        <w:t>Como forma de evitar exeço de repetiçao de codigo de modo a facilitar futuros updates e optimizar mais o web site criamos alguns scripts que são utilizados tanto para quando é um utilizador “Cliente” ou um “admin” com sessao iniciada e ate mesmo sem sessao iniciada</w:t>
+      </w:r>
+    </w:p>
+    <w:p>
+      <w:pPr>
+        <w:ind w:firstLine="0"/>
+        <w:jc w:val="left"/>
+        <w:rPr>
+          <w:noProof/>
+        </w:rPr>
+      </w:pPr>
+    </w:p>
+    <w:p>
+      <w:pPr>
+        <w:ind w:firstLine="0"/>
+        <w:jc w:val="left"/>
+        <w:rPr>
+          <w:noProof/>
+        </w:rPr>
+      </w:pPr>
+    </w:p>
+    <w:p>
+      <w:pPr>
+        <w:ind w:firstLine="0"/>
+        <w:jc w:val="left"/>
+        <w:rPr>
+          <w:noProof/>
+        </w:rPr>
+      </w:pPr>
+    </w:p>
+    <w:p>
+      <w:pPr>
+        <w:ind w:firstLine="0"/>
+        <w:jc w:val="left"/>
+        <w:rPr>
+          <w:noProof/>
+        </w:rPr>
+      </w:pPr>
+    </w:p>
+    <w:p>
+      <w:pPr>
+        <w:ind w:firstLine="0"/>
+        <w:jc w:val="left"/>
+        <w:rPr>
+          <w:noProof/>
+        </w:rPr>
+      </w:pPr>
+    </w:p>
+    <w:p>
+      <w:pPr>
         <w:ind w:firstLine="0"/>
         <w:jc w:val="left"/>
         <w:rPr>
@@ -6148,7 +8995,23 @@
           <w:b/>
           <w:bCs/>
         </w:rPr>
-        <w:t>Semana 2 – Início do Projeto: Figma e Especificação</w:t>
+        <w:t xml:space="preserve">Semana 2 – Início do Projeto: </w:t>
+      </w:r>
+      <w:proofErr w:type="spellStart"/>
+      <w:r>
+        <w:rPr>
+          <w:b/>
+          <w:bCs/>
+        </w:rPr>
+        <w:t>Figma</w:t>
+      </w:r>
+      <w:proofErr w:type="spellEnd"/>
+      <w:r>
+        <w:rPr>
+          <w:b/>
+          <w:bCs/>
+        </w:rPr>
+        <w:t xml:space="preserve"> e Especificação</w:t>
       </w:r>
     </w:p>
     <w:p>
@@ -6181,13 +9044,31 @@
       <w:r>
         <w:t xml:space="preserve">Criámos os primeiros </w:t>
       </w:r>
+      <w:proofErr w:type="spellStart"/>
       <w:r>
         <w:rPr>
           <w:b/>
           <w:bCs/>
         </w:rPr>
-        <w:t>mockups e protótipos no Figma</w:t>
-      </w:r>
+        <w:t>mockups</w:t>
+      </w:r>
+      <w:proofErr w:type="spellEnd"/>
+      <w:r>
+        <w:rPr>
+          <w:b/>
+          <w:bCs/>
+        </w:rPr>
+        <w:t xml:space="preserve"> e protótipos no </w:t>
+      </w:r>
+      <w:proofErr w:type="spellStart"/>
+      <w:r>
+        <w:rPr>
+          <w:b/>
+          <w:bCs/>
+        </w:rPr>
+        <w:t>Figma</w:t>
+      </w:r>
+      <w:proofErr w:type="spellEnd"/>
       <w:r>
         <w:t>, definindo o aspeto visual da plataforma.</w:t>
       </w:r>
@@ -6230,8 +9111,17 @@
           <w:b/>
           <w:bCs/>
         </w:rPr>
-        <w:t>base de dados MySQL</w:t>
-      </w:r>
+        <w:t xml:space="preserve">base de dados </w:t>
+      </w:r>
+      <w:proofErr w:type="spellStart"/>
+      <w:r>
+        <w:rPr>
+          <w:b/>
+          <w:bCs/>
+        </w:rPr>
+        <w:t>MySQL</w:t>
+      </w:r>
+      <w:proofErr w:type="spellEnd"/>
       <w:r>
         <w:t>.</w:t>
       </w:r>
@@ -6304,8 +9194,33 @@
           <w:b/>
           <w:bCs/>
         </w:rPr>
-        <w:t xml:space="preserve"> – Integração na equipa de IT e Power Platform</w:t>
-      </w:r>
+        <w:t xml:space="preserve"> – Integração na equipa de IT e </w:t>
+      </w:r>
+      <w:proofErr w:type="spellStart"/>
+      <w:r>
+        <w:rPr>
+          <w:b/>
+          <w:bCs/>
+        </w:rPr>
+        <w:t>Power</w:t>
+      </w:r>
+      <w:proofErr w:type="spellEnd"/>
+      <w:r>
+        <w:rPr>
+          <w:b/>
+          <w:bCs/>
+        </w:rPr>
+        <w:t xml:space="preserve"> </w:t>
+      </w:r>
+      <w:proofErr w:type="spellStart"/>
+      <w:r>
+        <w:rPr>
+          <w:b/>
+          <w:bCs/>
+        </w:rPr>
+        <w:t>Platform</w:t>
+      </w:r>
+      <w:proofErr w:type="spellEnd"/>
     </w:p>
     <w:p>
       <w:pPr>
@@ -6344,13 +9259,31 @@
         </w:numPr>
         <w:jc w:val="left"/>
       </w:pPr>
+      <w:proofErr w:type="spellStart"/>
       <w:r>
         <w:rPr>
           <w:b/>
           <w:bCs/>
         </w:rPr>
-        <w:t>Power Automate</w:t>
-      </w:r>
+        <w:t>Power</w:t>
+      </w:r>
+      <w:proofErr w:type="spellEnd"/>
+      <w:r>
+        <w:rPr>
+          <w:b/>
+          <w:bCs/>
+        </w:rPr>
+        <w:t xml:space="preserve"> </w:t>
+      </w:r>
+      <w:proofErr w:type="spellStart"/>
+      <w:r>
+        <w:rPr>
+          <w:b/>
+          <w:bCs/>
+        </w:rPr>
+        <w:t>Automate</w:t>
+      </w:r>
+      <w:proofErr w:type="spellEnd"/>
       <w:r>
         <w:t>, para automatizar fluxos internos de tarefas repetitivas (ex. aprovações ou notificações).</w:t>
       </w:r>
@@ -6363,12 +9296,21 @@
         </w:numPr>
         <w:jc w:val="left"/>
       </w:pPr>
+      <w:proofErr w:type="spellStart"/>
       <w:r>
         <w:rPr>
           <w:b/>
           <w:bCs/>
         </w:rPr>
-        <w:t>Power Apps</w:t>
+        <w:t>Power</w:t>
+      </w:r>
+      <w:proofErr w:type="spellEnd"/>
+      <w:r>
+        <w:rPr>
+          <w:b/>
+          <w:bCs/>
+        </w:rPr>
+        <w:t xml:space="preserve"> Apps</w:t>
       </w:r>
       <w:r>
         <w:t>, para desenvolver pequenas aplicações empresariais.</w:t>
@@ -6465,7 +9407,23 @@
           <w:b/>
           <w:bCs/>
         </w:rPr>
-        <w:t xml:space="preserve"> – Desenvolvimento do Front-End da Plataforma</w:t>
+        <w:t xml:space="preserve"> – Desenvolvimento do </w:t>
+      </w:r>
+      <w:proofErr w:type="spellStart"/>
+      <w:r>
+        <w:rPr>
+          <w:b/>
+          <w:bCs/>
+        </w:rPr>
+        <w:t>Front-End</w:t>
+      </w:r>
+      <w:proofErr w:type="spellEnd"/>
+      <w:r>
+        <w:rPr>
+          <w:b/>
+          <w:bCs/>
+        </w:rPr>
+        <w:t xml:space="preserve"> da Plataforma</w:t>
       </w:r>
     </w:p>
     <w:p>
@@ -6584,7 +9542,23 @@
           <w:b/>
           <w:bCs/>
         </w:rPr>
-        <w:t>HTML5, CSS3 e Figma como base visual</w:t>
+        <w:t xml:space="preserve">HTML5, CSS3 e </w:t>
+      </w:r>
+      <w:proofErr w:type="spellStart"/>
+      <w:r>
+        <w:rPr>
+          <w:b/>
+          <w:bCs/>
+        </w:rPr>
+        <w:t>Figma</w:t>
+      </w:r>
+      <w:proofErr w:type="spellEnd"/>
+      <w:r>
+        <w:rPr>
+          <w:b/>
+          <w:bCs/>
+        </w:rPr>
+        <w:t xml:space="preserve"> como base visual</w:t>
       </w:r>
       <w:r>
         <w:t>.</w:t>
@@ -6709,7 +9683,23 @@
           <w:b/>
           <w:bCs/>
         </w:rPr>
-        <w:t xml:space="preserve"> – Integração com Back-End e Base de Dados (apoio ao colega)</w:t>
+        <w:t xml:space="preserve"> – Integração com </w:t>
+      </w:r>
+      <w:proofErr w:type="spellStart"/>
+      <w:r>
+        <w:rPr>
+          <w:b/>
+          <w:bCs/>
+        </w:rPr>
+        <w:t>Back-End</w:t>
+      </w:r>
+      <w:proofErr w:type="spellEnd"/>
+      <w:r>
+        <w:rPr>
+          <w:b/>
+          <w:bCs/>
+        </w:rPr>
+        <w:t xml:space="preserve"> e Base de Dados (apoio ao colega)</w:t>
       </w:r>
     </w:p>
     <w:p>
@@ -6725,8 +9715,33 @@
           <w:b/>
           <w:bCs/>
         </w:rPr>
-        <w:t>integração entre o front-end e o back-end</w:t>
-      </w:r>
+        <w:t xml:space="preserve">integração entre o </w:t>
+      </w:r>
+      <w:proofErr w:type="spellStart"/>
+      <w:r>
+        <w:rPr>
+          <w:b/>
+          <w:bCs/>
+        </w:rPr>
+        <w:t>front-end</w:t>
+      </w:r>
+      <w:proofErr w:type="spellEnd"/>
+      <w:r>
+        <w:rPr>
+          <w:b/>
+          <w:bCs/>
+        </w:rPr>
+        <w:t xml:space="preserve"> e o </w:t>
+      </w:r>
+      <w:proofErr w:type="spellStart"/>
+      <w:r>
+        <w:rPr>
+          <w:b/>
+          <w:bCs/>
+        </w:rPr>
+        <w:t>back-end</w:t>
+      </w:r>
+      <w:proofErr w:type="spellEnd"/>
       <w:r>
         <w:t xml:space="preserve">, utilizando </w:t>
       </w:r>
@@ -6740,6 +9755,7 @@
       <w:r>
         <w:t xml:space="preserve"> e </w:t>
       </w:r>
+      <w:proofErr w:type="spellStart"/>
       <w:r>
         <w:rPr>
           <w:b/>
@@ -6747,8 +9763,17 @@
         </w:rPr>
         <w:t>MySQL</w:t>
       </w:r>
-      <w:r>
-        <w:t xml:space="preserve">. Embora o desenvolvimento do back-end tenha estado maioritariamente a cargo do meu colega </w:t>
+      <w:proofErr w:type="spellEnd"/>
+      <w:r>
+        <w:t xml:space="preserve">. Embora o desenvolvimento do </w:t>
+      </w:r>
+      <w:proofErr w:type="spellStart"/>
+      <w:r>
+        <w:t>back-end</w:t>
+      </w:r>
+      <w:proofErr w:type="spellEnd"/>
+      <w:r>
+        <w:t xml:space="preserve"> tenha estado maioritariamente a cargo do meu colega </w:t>
       </w:r>
       <w:r>
         <w:rPr>
@@ -6832,16 +9857,32 @@
         <w:t>adaptação de componentes de interface</w:t>
       </w:r>
       <w:r>
-        <w:t xml:space="preserve"> para se integrarem corretamente com os dados dinâmicos provenientes do back-end.</w:t>
-      </w:r>
-    </w:p>
-    <w:p>
-      <w:pPr>
-        <w:ind w:firstLine="0"/>
-        <w:jc w:val="left"/>
-      </w:pPr>
-      <w:r>
-        <w:t>O trabalho em equipa foi essencial nesta fase, e apesar de não ter desenvolvido o código de back-end diretamente, tive um papel complementar e de suporte, contribuindo para que o sistema funcionasse de forma coesa.</w:t>
+        <w:t xml:space="preserve"> para se integrarem corretamente com os dados dinâmicos provenientes do </w:t>
+      </w:r>
+      <w:proofErr w:type="spellStart"/>
+      <w:r>
+        <w:t>back-end</w:t>
+      </w:r>
+      <w:proofErr w:type="spellEnd"/>
+      <w:r>
+        <w:t>.</w:t>
+      </w:r>
+    </w:p>
+    <w:p>
+      <w:pPr>
+        <w:ind w:firstLine="0"/>
+        <w:jc w:val="left"/>
+      </w:pPr>
+      <w:r>
+        <w:t xml:space="preserve">O trabalho em equipa foi essencial nesta fase, e apesar de não ter desenvolvido o código de </w:t>
+      </w:r>
+      <w:proofErr w:type="spellStart"/>
+      <w:r>
+        <w:t>back-end</w:t>
+      </w:r>
+      <w:proofErr w:type="spellEnd"/>
+      <w:r>
+        <w:t xml:space="preserve"> diretamente, tive um papel complementar e de suporte, contribuindo para que o sistema funcionasse de forma coesa.</w:t>
       </w:r>
     </w:p>
     <w:p>
@@ -7235,7 +10276,7 @@
     </w:p>
     <w:p/>
     <w:p>
-      <w:hyperlink r:id="rId43" w:history="1">
+      <w:hyperlink r:id="rId68" w:history="1">
         <w:r>
           <w:rPr>
             <w:rStyle w:val="Hiperligao"/>
@@ -7245,7 +10286,7 @@
       </w:hyperlink>
     </w:p>
     <w:p>
-      <w:hyperlink r:id="rId44" w:history="1">
+      <w:hyperlink r:id="rId69" w:history="1">
         <w:r>
           <w:rPr>
             <w:rStyle w:val="Hiperligao"/>
@@ -7255,7 +10296,7 @@
       </w:hyperlink>
     </w:p>
     <w:p>
-      <w:hyperlink r:id="rId45" w:history="1">
+      <w:hyperlink r:id="rId70" w:history="1">
         <w:r>
           <w:rPr>
             <w:rStyle w:val="Hiperligao"/>
@@ -7265,7 +10306,7 @@
       </w:hyperlink>
     </w:p>
     <w:p>
-      <w:hyperlink r:id="rId46" w:history="1">
+      <w:hyperlink r:id="rId71" w:history="1">
         <w:r>
           <w:rPr>
             <w:rStyle w:val="Hiperligao"/>
@@ -7275,7 +10316,7 @@
       </w:hyperlink>
     </w:p>
     <w:p>
-      <w:hyperlink r:id="rId47" w:history="1">
+      <w:hyperlink r:id="rId72" w:history="1">
         <w:r>
           <w:rPr>
             <w:rStyle w:val="Hiperligao"/>
@@ -7380,7 +10421,31 @@
         </w:numPr>
       </w:pPr>
       <w:r>
-        <w:t>Introdução às ferramentas Power Automate e Power Apps com a equipa de IT.</w:t>
+        <w:t xml:space="preserve">Introdução às ferramentas </w:t>
+      </w:r>
+      <w:proofErr w:type="spellStart"/>
+      <w:r>
+        <w:t>Power</w:t>
+      </w:r>
+      <w:proofErr w:type="spellEnd"/>
+      <w:r>
+        <w:t xml:space="preserve"> </w:t>
+      </w:r>
+      <w:proofErr w:type="spellStart"/>
+      <w:r>
+        <w:t>Automate</w:t>
+      </w:r>
+      <w:proofErr w:type="spellEnd"/>
+      <w:r>
+        <w:t xml:space="preserve"> e </w:t>
+      </w:r>
+      <w:proofErr w:type="spellStart"/>
+      <w:r>
+        <w:t>Power</w:t>
+      </w:r>
+      <w:proofErr w:type="spellEnd"/>
+      <w:r>
+        <w:t xml:space="preserve"> Apps com a equipa de IT.</w:t>
       </w:r>
     </w:p>
     <w:p/>
@@ -7401,7 +10466,15 @@
         </w:numPr>
       </w:pPr>
       <w:r>
-        <w:t>Planeamento da base de dados em MySQL e criação das primeiras tabelas.</w:t>
+        <w:t xml:space="preserve">Planeamento da base de dados em </w:t>
+      </w:r>
+      <w:proofErr w:type="spellStart"/>
+      <w:r>
+        <w:t>MySQL</w:t>
+      </w:r>
+      <w:proofErr w:type="spellEnd"/>
+      <w:r>
+        <w:t xml:space="preserve"> e criação das primeiras tabelas.</w:t>
       </w:r>
     </w:p>
     <w:p>
@@ -7458,7 +10531,15 @@
         </w:numPr>
       </w:pPr>
       <w:r>
-        <w:t>Integração de Google Forms para recolha de dados e feedback.</w:t>
+        <w:t xml:space="preserve">Integração de Google </w:t>
+      </w:r>
+      <w:proofErr w:type="spellStart"/>
+      <w:r>
+        <w:t>Forms</w:t>
+      </w:r>
+      <w:proofErr w:type="spellEnd"/>
+      <w:r>
+        <w:t xml:space="preserve"> para recolha de dados e feedback.</w:t>
       </w:r>
     </w:p>
     <w:p>
@@ -7612,9 +10693,9 @@
     <w:p/>
     <w:p/>
     <w:sectPr>
-      <w:headerReference w:type="even" r:id="rId48"/>
-      <w:headerReference w:type="default" r:id="rId49"/>
-      <w:footerReference w:type="default" r:id="rId50"/>
+      <w:headerReference w:type="even" r:id="rId73"/>
+      <w:headerReference w:type="default" r:id="rId74"/>
+      <w:footerReference w:type="default" r:id="rId75"/>
       <w:pgSz w:w="11906" w:h="16838" w:code="9"/>
       <w:pgMar w:top="1701" w:right="1418" w:bottom="1134" w:left="1701" w:header="709" w:footer="709" w:gutter="0"/>
       <w:pgNumType w:start="1"/>
@@ -10772,7 +13853,7 @@
   <w:abstractNum w:abstractNumId="25" w15:restartNumberingAfterBreak="0">
     <w:nsid w:val="38624EE3"/>
     <w:multiLevelType w:val="hybridMultilevel"/>
-    <w:tmpl w:val="58C27814"/>
+    <w:tmpl w:val="1F1A6EA8"/>
     <w:lvl w:ilvl="0" w:tplc="08160001">
       <w:start w:val="1"/>
       <w:numFmt w:val="bullet"/>
@@ -10785,7 +13866,7 @@
         <w:rFonts w:ascii="Symbol" w:hAnsi="Symbol" w:hint="default"/>
       </w:rPr>
     </w:lvl>
-    <w:lvl w:ilvl="1" w:tplc="08160003" w:tentative="1">
+    <w:lvl w:ilvl="1" w:tplc="08160003">
       <w:start w:val="1"/>
       <w:numFmt w:val="bullet"/>
       <w:lvlText w:val="o"/>
@@ -10797,7 +13878,7 @@
         <w:rFonts w:ascii="Courier New" w:hAnsi="Courier New" w:cs="Courier New" w:hint="default"/>
       </w:rPr>
     </w:lvl>
-    <w:lvl w:ilvl="2" w:tplc="08160005" w:tentative="1">
+    <w:lvl w:ilvl="2" w:tplc="08160005">
       <w:start w:val="1"/>
       <w:numFmt w:val="bullet"/>
       <w:lvlText w:val=""/>
